--- a/Nhom12_DeTai6_NguyenMinhTri.docx
+++ b/Nhom12_DeTai6_NguyenMinhTri.docx
@@ -7319,6 +7319,7 @@
     <w:p>
       <w:pPr>
         <w:pStyle w:val="Heading3"/>
+        <w:spacing w:before="120" w:after="120" w:line="312" w:lineRule="auto"/>
         <w:jc w:val="both"/>
         <w:rPr>
           <w:sz w:val="28"/>
@@ -7332,12 +7333,104 @@
           <w:szCs w:val="28"/>
           <w:lang w:val="vi-VN"/>
         </w:rPr>
-        <w:t>1.2.2. Đặc tả Quy trình chế biến Viên Nang</w:t>
+        <w:t xml:space="preserve">1.2.2. Đặc tả </w:t>
+      </w:r>
+      <w:r>
+        <w:rPr>
+          <w:sz w:val="28"/>
+          <w:szCs w:val="28"/>
+          <w:lang w:val="vi-VN"/>
+        </w:rPr>
+        <w:t>q</w:t>
+      </w:r>
+      <w:r>
+        <w:rPr>
+          <w:sz w:val="28"/>
+          <w:szCs w:val="28"/>
+          <w:lang w:val="vi-VN"/>
+        </w:rPr>
+        <w:t xml:space="preserve">uy trình </w:t>
       </w:r>
       <w:bookmarkEnd w:id="11"/>
-    </w:p>
-    <w:p>
-      <w:pPr>
+      <w:r>
+        <w:rPr>
+          <w:sz w:val="28"/>
+          <w:szCs w:val="28"/>
+          <w:lang w:val="vi-VN"/>
+        </w:rPr>
+        <w:t>quản lý chi tiêu</w:t>
+      </w:r>
+    </w:p>
+    <w:p>
+      <w:pPr>
+        <w:spacing w:before="120" w:after="120" w:line="312" w:lineRule="auto"/>
+        <w:rPr>
+          <w:sz w:val="26"/>
+          <w:szCs w:val="26"/>
+          <w:lang w:val="vi-VN"/>
+        </w:rPr>
+      </w:pPr>
+      <w:bookmarkStart w:id="12" w:name="_Toc230888306"/>
+      <w:r>
+        <w:rPr>
+          <w:sz w:val="26"/>
+          <w:szCs w:val="26"/>
+          <w:lang w:val="vi-VN"/>
+        </w:rPr>
+        <w:t xml:space="preserve">1. Tổ chức </w:t>
+      </w:r>
+      <w:r>
+        <w:rPr>
+          <w:sz w:val="26"/>
+          <w:szCs w:val="26"/>
+          <w:lang w:val="vi-VN"/>
+        </w:rPr>
+        <w:t>k</w:t>
+      </w:r>
+      <w:r>
+        <w:rPr>
+          <w:sz w:val="26"/>
+          <w:szCs w:val="26"/>
+          <w:lang w:val="vi-VN"/>
+        </w:rPr>
+        <w:t>hông gian làm việc (</w:t>
+      </w:r>
+      <w:r>
+        <w:rPr>
+          <w:sz w:val="26"/>
+          <w:szCs w:val="26"/>
+          <w:lang w:val="vi-VN"/>
+        </w:rPr>
+        <w:t>m</w:t>
+      </w:r>
+      <w:r>
+        <w:rPr>
+          <w:sz w:val="26"/>
+          <w:szCs w:val="26"/>
+          <w:lang w:val="vi-VN"/>
+        </w:rPr>
+        <w:t xml:space="preserve">ô hình </w:t>
+      </w:r>
+      <w:r>
+        <w:rPr>
+          <w:sz w:val="26"/>
+          <w:szCs w:val="26"/>
+          <w:lang w:val="vi-VN"/>
+        </w:rPr>
+        <w:t>b</w:t>
+      </w:r>
+      <w:r>
+        <w:rPr>
+          <w:sz w:val="26"/>
+          <w:szCs w:val="26"/>
+          <w:lang w:val="vi-VN"/>
+        </w:rPr>
+        <w:t>ình đẳng)</w:t>
+      </w:r>
+    </w:p>
+    <w:p>
+      <w:pPr>
+        <w:spacing w:before="120" w:after="120" w:line="312" w:lineRule="auto"/>
         <w:ind w:firstLine="720"/>
         <w:rPr>
           <w:sz w:val="26"/>
@@ -7345,18 +7438,105 @@
           <w:lang w:val="vi-VN"/>
         </w:rPr>
       </w:pPr>
-      <w:bookmarkStart w:id="12" w:name="_Toc230888306"/>
-      <w:r>
-        <w:rPr>
-          <w:sz w:val="26"/>
-          <w:szCs w:val="26"/>
-          <w:lang w:val="vi-VN"/>
-        </w:rPr>
-        <w:t>Quy trình hoạt động của hệ thống được thiết kế tinh gọn, bám sát vào nhu cầu thực tế của các nhóm bạn bè/gia đình, bao gồm các bước nghiệp vụ sau:</w:t>
-      </w:r>
-    </w:p>
-    <w:p>
-      <w:pPr>
+      <w:r>
+        <w:rPr>
+          <w:sz w:val="26"/>
+          <w:szCs w:val="26"/>
+          <w:lang w:val="vi-VN"/>
+        </w:rPr>
+        <w:t>Hệ thống được thiết kế hướng tới sự linh hoạt, không áp dụng cơ chế phân quyền (Admin/Member) khắt khe.</w:t>
+      </w:r>
+    </w:p>
+    <w:p>
+      <w:pPr>
+        <w:pStyle w:val="ListParagraph"/>
+        <w:numPr>
+          <w:ilvl w:val="0"/>
+          <w:numId w:val="41"/>
+        </w:numPr>
+        <w:spacing w:before="120" w:after="120" w:line="312" w:lineRule="auto"/>
+        <w:rPr>
+          <w:sz w:val="26"/>
+          <w:szCs w:val="26"/>
+          <w:lang w:val="vi-VN"/>
+        </w:rPr>
+      </w:pPr>
+      <w:r>
+        <w:rPr>
+          <w:sz w:val="26"/>
+          <w:szCs w:val="26"/>
+          <w:lang w:val="vi-VN"/>
+        </w:rPr>
+        <w:t>Mọi Người dùng (User) đều có quyền hạn bình đẳng.</w:t>
+      </w:r>
+    </w:p>
+    <w:p>
+      <w:pPr>
+        <w:pStyle w:val="ListParagraph"/>
+        <w:numPr>
+          <w:ilvl w:val="0"/>
+          <w:numId w:val="41"/>
+        </w:numPr>
+        <w:spacing w:before="120" w:after="120" w:line="312" w:lineRule="auto"/>
+        <w:rPr>
+          <w:sz w:val="26"/>
+          <w:szCs w:val="26"/>
+          <w:lang w:val="vi-VN"/>
+        </w:rPr>
+      </w:pPr>
+      <w:r>
+        <w:rPr>
+          <w:sz w:val="26"/>
+          <w:szCs w:val="26"/>
+          <w:lang w:val="vi-VN"/>
+        </w:rPr>
+        <w:t>Người dùng có thể khởi tạo các Nhóm (Groups) (Ví dụ: Nhóm du lịch, Nhóm phòng trọ) hoặc sử dụng Ví cá nhân mặc định.</w:t>
+      </w:r>
+    </w:p>
+    <w:p>
+      <w:pPr>
+        <w:pStyle w:val="ListParagraph"/>
+        <w:numPr>
+          <w:ilvl w:val="0"/>
+          <w:numId w:val="41"/>
+        </w:numPr>
+        <w:spacing w:before="120" w:after="120" w:line="312" w:lineRule="auto"/>
+        <w:rPr>
+          <w:sz w:val="26"/>
+          <w:szCs w:val="26"/>
+          <w:lang w:val="vi-VN"/>
+        </w:rPr>
+      </w:pPr>
+      <w:r>
+        <w:rPr>
+          <w:sz w:val="26"/>
+          <w:szCs w:val="26"/>
+          <w:lang w:val="vi-VN"/>
+        </w:rPr>
+        <w:t>Ai cũng có quyền mời thêm thành viên mới vào nhóm và cùng nhau quản lý luồng tài chính chung.</w:t>
+      </w:r>
+    </w:p>
+    <w:p>
+      <w:pPr>
+        <w:spacing w:before="120" w:after="120" w:line="312" w:lineRule="auto"/>
+        <w:rPr>
+          <w:sz w:val="26"/>
+          <w:szCs w:val="26"/>
+          <w:lang w:val="vi-VN"/>
+        </w:rPr>
+      </w:pPr>
+      <w:r>
+        <w:rPr>
+          <w:sz w:val="26"/>
+          <w:szCs w:val="26"/>
+          <w:lang w:val="vi-VN"/>
+        </w:rPr>
+        <w:t>2. Ghi nhận Giao dịch (Expense Tracking)</w:t>
+      </w:r>
+    </w:p>
+    <w:p>
+      <w:pPr>
+        <w:spacing w:before="120" w:after="120" w:line="312" w:lineRule="auto"/>
         <w:ind w:firstLine="720"/>
         <w:rPr>
           <w:sz w:val="26"/>
@@ -7370,11 +7550,123 @@
           <w:szCs w:val="26"/>
           <w:lang w:val="vi-VN"/>
         </w:rPr>
-        <w:t>- Tạo nhóm và mời thành viên: Một người dùng khởi tạo nhóm (ví dụ: "Du lịch Đà Lạt") và chia sẻ nhóm hoặc thêm trực tiếp các thành viên khác vào. Đây là không gian làm việc chung để mọi người cùng theo dõi một luồng chi phí.</w:t>
-      </w:r>
-    </w:p>
-    <w:p>
-      <w:pPr>
+        <w:t>Mỗi khi phát sinh chi phí, bất kỳ thành viên nào trong nhóm cũng có thể ghi nhận lên hệ thống thông qua một form nhập liệu chuẩn:</w:t>
+      </w:r>
+    </w:p>
+    <w:p>
+      <w:pPr>
+        <w:pStyle w:val="ListParagraph"/>
+        <w:numPr>
+          <w:ilvl w:val="0"/>
+          <w:numId w:val="42"/>
+        </w:numPr>
+        <w:spacing w:before="120" w:after="120" w:line="312" w:lineRule="auto"/>
+        <w:rPr>
+          <w:sz w:val="26"/>
+          <w:szCs w:val="26"/>
+          <w:lang w:val="vi-VN"/>
+        </w:rPr>
+      </w:pPr>
+      <w:r>
+        <w:rPr>
+          <w:sz w:val="26"/>
+          <w:szCs w:val="26"/>
+          <w:lang w:val="vi-VN"/>
+        </w:rPr>
+        <w:t>Thông tin cơ bản: Số tiền, Tiêu đề (Nội dung), Danh mục (Category), Ngày giờ.</w:t>
+      </w:r>
+    </w:p>
+    <w:p>
+      <w:pPr>
+        <w:pStyle w:val="ListParagraph"/>
+        <w:numPr>
+          <w:ilvl w:val="0"/>
+          <w:numId w:val="42"/>
+        </w:numPr>
+        <w:spacing w:before="120" w:after="120" w:line="312" w:lineRule="auto"/>
+        <w:rPr>
+          <w:sz w:val="26"/>
+          <w:szCs w:val="26"/>
+          <w:lang w:val="vi-VN"/>
+        </w:rPr>
+      </w:pPr>
+      <w:r>
+        <w:rPr>
+          <w:sz w:val="26"/>
+          <w:szCs w:val="26"/>
+          <w:lang w:val="vi-VN"/>
+        </w:rPr>
+        <w:lastRenderedPageBreak/>
+        <w:t>Người thanh toán (paidBy): Chọn thành viên đã đứng ra "trả tiền hộ" cho khoản chi này (mặc định là người đang thao tác).</w:t>
+      </w:r>
+    </w:p>
+    <w:p>
+      <w:pPr>
+        <w:pStyle w:val="ListParagraph"/>
+        <w:numPr>
+          <w:ilvl w:val="0"/>
+          <w:numId w:val="42"/>
+        </w:numPr>
+        <w:spacing w:before="120" w:after="120" w:line="312" w:lineRule="auto"/>
+        <w:rPr>
+          <w:sz w:val="26"/>
+          <w:szCs w:val="26"/>
+          <w:lang w:val="vi-VN"/>
+        </w:rPr>
+      </w:pPr>
+      <w:r>
+        <w:rPr>
+          <w:sz w:val="26"/>
+          <w:szCs w:val="26"/>
+          <w:lang w:val="vi-VN"/>
+        </w:rPr>
+        <w:t>Chia sẻ chi phí (splitAmong): Xác định những thành viên nào tham gia vào khoản chi này. Hệ thống hỗ trợ chia đều số tiền ra cho các thành viên được chọn.</w:t>
+      </w:r>
+    </w:p>
+    <w:p>
+      <w:pPr>
+        <w:pStyle w:val="ListParagraph"/>
+        <w:numPr>
+          <w:ilvl w:val="0"/>
+          <w:numId w:val="42"/>
+        </w:numPr>
+        <w:spacing w:before="120" w:after="120" w:line="312" w:lineRule="auto"/>
+        <w:rPr>
+          <w:sz w:val="26"/>
+          <w:szCs w:val="26"/>
+          <w:lang w:val="vi-VN"/>
+        </w:rPr>
+      </w:pPr>
+      <w:r>
+        <w:rPr>
+          <w:sz w:val="26"/>
+          <w:szCs w:val="26"/>
+          <w:lang w:val="vi-VN"/>
+        </w:rPr>
+        <w:t>Dữ liệu ngay lập tức được đẩy lên Firebase Firestore, đồng bộ thời gian thực (real-time) tới tất cả các thiết bị của thành viên khác trong nhóm mà không cần tải lại trang.</w:t>
+      </w:r>
+    </w:p>
+    <w:p>
+      <w:pPr>
+        <w:spacing w:before="120" w:after="120" w:line="312" w:lineRule="auto"/>
+        <w:rPr>
+          <w:sz w:val="26"/>
+          <w:szCs w:val="26"/>
+          <w:lang w:val="vi-VN"/>
+        </w:rPr>
+      </w:pPr>
+      <w:r>
+        <w:rPr>
+          <w:sz w:val="26"/>
+          <w:szCs w:val="26"/>
+          <w:lang w:val="vi-VN"/>
+        </w:rPr>
+        <w:t>3. Theo dõi Số dư &amp; Công nợ (Balance Tracking)</w:t>
+      </w:r>
+    </w:p>
+    <w:p>
+      <w:pPr>
+        <w:spacing w:before="120" w:after="120" w:line="312" w:lineRule="auto"/>
         <w:ind w:firstLine="720"/>
         <w:rPr>
           <w:sz w:val="26"/>
@@ -7388,11 +7680,99 @@
           <w:szCs w:val="26"/>
           <w:lang w:val="vi-VN"/>
         </w:rPr>
-        <w:t>- Ghi nhận giao dịch chi tiêu: Khi phát sinh chi phí (ví dụ: ăn uống, đi lại), bất kỳ thành viên nào cũng có thể tạo giao dịch mới. Hệ thống yêu cầu nhập rõ: Số tiền, Nội dung, Người đã trả tiền (Paid By) và Những người cùng chia sẻ khoản chi này.</w:t>
-      </w:r>
-    </w:p>
-    <w:p>
-      <w:pPr>
+        <w:t>Xuyên suốt quá trình hoạt động của nhóm, ứng dụng sẽ chạy ngầm việc tổng hợp dữ liệu tài chính cho từng cá nhân:</w:t>
+      </w:r>
+    </w:p>
+    <w:p>
+      <w:pPr>
+        <w:pStyle w:val="ListParagraph"/>
+        <w:numPr>
+          <w:ilvl w:val="0"/>
+          <w:numId w:val="43"/>
+        </w:numPr>
+        <w:spacing w:before="120" w:after="120" w:line="312" w:lineRule="auto"/>
+        <w:rPr>
+          <w:sz w:val="26"/>
+          <w:szCs w:val="26"/>
+          <w:lang w:val="vi-VN"/>
+        </w:rPr>
+      </w:pPr>
+      <w:r>
+        <w:rPr>
+          <w:sz w:val="26"/>
+          <w:szCs w:val="26"/>
+          <w:lang w:val="vi-VN"/>
+        </w:rPr>
+        <w:t>Tổng tiền đã trả: Tổng các khoản mà thành viên đó đã đứng ra trả (paidBy).</w:t>
+      </w:r>
+    </w:p>
+    <w:p>
+      <w:pPr>
+        <w:pStyle w:val="ListParagraph"/>
+        <w:numPr>
+          <w:ilvl w:val="0"/>
+          <w:numId w:val="43"/>
+        </w:numPr>
+        <w:spacing w:before="120" w:after="120" w:line="312" w:lineRule="auto"/>
+        <w:rPr>
+          <w:sz w:val="26"/>
+          <w:szCs w:val="26"/>
+          <w:lang w:val="vi-VN"/>
+        </w:rPr>
+      </w:pPr>
+      <w:r>
+        <w:rPr>
+          <w:sz w:val="26"/>
+          <w:szCs w:val="26"/>
+          <w:lang w:val="vi-VN"/>
+        </w:rPr>
+        <w:t>Tổng tiền thực tiêu: Tổng các phần tiền mà thành viên đó phải chịu trách nhiệm (được chia trong splitAmong).</w:t>
+      </w:r>
+    </w:p>
+    <w:p>
+      <w:pPr>
+        <w:pStyle w:val="ListParagraph"/>
+        <w:numPr>
+          <w:ilvl w:val="0"/>
+          <w:numId w:val="43"/>
+        </w:numPr>
+        <w:spacing w:before="120" w:after="120" w:line="312" w:lineRule="auto"/>
+        <w:rPr>
+          <w:sz w:val="26"/>
+          <w:szCs w:val="26"/>
+          <w:lang w:val="vi-VN"/>
+        </w:rPr>
+      </w:pPr>
+      <w:r>
+        <w:rPr>
+          <w:sz w:val="26"/>
+          <w:szCs w:val="26"/>
+          <w:lang w:val="vi-VN"/>
+        </w:rPr>
+        <w:t>Từ hai thông số trên, hệ thống tính ra Độ chênh lệch (Net Balance) để xác định trạng thái hiện tại: Thành viên đang "nợ" nhóm hay đang "được nhận lại" tiền từ nhóm.</w:t>
+      </w:r>
+    </w:p>
+    <w:p>
+      <w:pPr>
+        <w:spacing w:before="120" w:after="120" w:line="312" w:lineRule="auto"/>
+        <w:rPr>
+          <w:sz w:val="26"/>
+          <w:szCs w:val="26"/>
+          <w:lang w:val="vi-VN"/>
+        </w:rPr>
+      </w:pPr>
+      <w:r>
+        <w:rPr>
+          <w:sz w:val="26"/>
+          <w:szCs w:val="26"/>
+          <w:lang w:val="vi-VN"/>
+        </w:rPr>
+        <w:t>4. Quyết toán và Cấn trừ tự động (Settlement)</w:t>
+      </w:r>
+    </w:p>
+    <w:p>
+      <w:pPr>
+        <w:spacing w:before="120" w:after="120" w:line="312" w:lineRule="auto"/>
         <w:ind w:firstLine="720"/>
         <w:rPr>
           <w:sz w:val="26"/>
@@ -7406,12 +7786,86 @@
           <w:szCs w:val="26"/>
           <w:lang w:val="vi-VN"/>
         </w:rPr>
-        <w:t>- Theo dõi số dư (Balance): Xuyên suốt quá trình hoạt động, ứng dụng tự động tổng hợp và tính toán số tiền mỗi cá nhân đã trả hộ so với số tiền thực tế họ phải chịu. Từ đó, cập nhật liên tục trạng thái "đang nợ" hay "được nhận lại" của từng người.</w:t>
-      </w:r>
-    </w:p>
-    <w:p>
-      <w:pPr>
-        <w:ind w:firstLine="720"/>
+        <w:t>Khi kết thúc sự kiện (chuyến đi chơi kết thúc, đến kỳ đóng tiền phòng trọ), hệ thống cung cấp tính năng Quyết toán để dứt điểm công nợ:</w:t>
+      </w:r>
+    </w:p>
+    <w:p>
+      <w:pPr>
+        <w:pStyle w:val="ListParagraph"/>
+        <w:numPr>
+          <w:ilvl w:val="0"/>
+          <w:numId w:val="44"/>
+        </w:numPr>
+        <w:spacing w:before="120" w:after="120" w:line="312" w:lineRule="auto"/>
+        <w:rPr>
+          <w:sz w:val="26"/>
+          <w:szCs w:val="26"/>
+          <w:lang w:val="vi-VN"/>
+        </w:rPr>
+      </w:pPr>
+      <w:r>
+        <w:rPr>
+          <w:sz w:val="26"/>
+          <w:szCs w:val="26"/>
+          <w:lang w:val="vi-VN"/>
+        </w:rPr>
+        <w:t>Phân loại: Hệ thống gom các thành viên thành 2 tập hợp: Nhóm Ghi Có (Balance &gt; 0, cần lấy lại tiền) và Nhóm Ghi Nợ (Balance &lt; 0, cần trả tiền).</w:t>
+      </w:r>
+    </w:p>
+    <w:p>
+      <w:pPr>
+        <w:pStyle w:val="ListParagraph"/>
+        <w:numPr>
+          <w:ilvl w:val="0"/>
+          <w:numId w:val="44"/>
+        </w:numPr>
+        <w:spacing w:before="120" w:after="120" w:line="312" w:lineRule="auto"/>
+        <w:rPr>
+          <w:sz w:val="26"/>
+          <w:szCs w:val="26"/>
+          <w:lang w:val="vi-VN"/>
+        </w:rPr>
+      </w:pPr>
+      <w:r>
+        <w:rPr>
+          <w:sz w:val="26"/>
+          <w:szCs w:val="26"/>
+          <w:lang w:val="vi-VN"/>
+        </w:rPr>
+        <w:t>Áp dụng Thuật toán Tham lam (Greedy Algorithm): Thay vì bắt mọi người tự đối soát thủ công (A trả B, B trả C), thuật toán sẽ tìm người nợ nhiều nhất để bù cho người cần nhận nhiều nhất.</w:t>
+      </w:r>
+    </w:p>
+    <w:p>
+      <w:pPr>
+        <w:pStyle w:val="ListParagraph"/>
+        <w:numPr>
+          <w:ilvl w:val="0"/>
+          <w:numId w:val="44"/>
+        </w:numPr>
+        <w:spacing w:before="120" w:after="120" w:line="312" w:lineRule="auto"/>
+        <w:rPr>
+          <w:sz w:val="26"/>
+          <w:szCs w:val="26"/>
+          <w:lang w:val="vi-VN"/>
+        </w:rPr>
+      </w:pPr>
+      <w:r>
+        <w:rPr>
+          <w:sz w:val="26"/>
+          <w:szCs w:val="26"/>
+          <w:lang w:val="vi-VN"/>
+        </w:rPr>
+        <w:t>Sinh giao dịch tối ưu: Rút gọn chuỗi thanh toán thành phương án chuyển khoản cấn trừ tối giản nhất (Ví dụ: Chỉ yêu cầu A trả thẳng cho C).</w:t>
+      </w:r>
+    </w:p>
+    <w:p>
+      <w:pPr>
+        <w:pStyle w:val="ListParagraph"/>
+        <w:numPr>
+          <w:ilvl w:val="0"/>
+          <w:numId w:val="44"/>
+        </w:numPr>
+        <w:spacing w:before="120" w:after="120" w:line="312" w:lineRule="auto"/>
         <w:rPr>
           <w:b/>
           <w:bCs/>
@@ -7426,13 +7880,13 @@
           <w:szCs w:val="26"/>
           <w:lang w:val="vi-VN"/>
         </w:rPr>
-        <w:t>- Quyết toán (Settlement): Khi kết thúc chuyến đi, người dùng sử dụng tính năng quyết toán. Thay vì phải tự đối soát thủ công phức tạp, hệ thống tự động tổng hợp công nợ và đưa ra phương án chuyển khoản cấn trừ tối ưu nhất (ai chuyển cho ai, bao nhiêu tiền) để giải quyết dứt điểm các khoản nợ trong nhóm.</w:t>
+        <w:t>Xác nhận: Các thành viên thực hiện chuyển khoản thực tế và nhấn "Xác nhận đã thanh toán" để hệ thống đóng giao dịch.</w:t>
       </w:r>
     </w:p>
     <w:p>
       <w:pPr>
         <w:pStyle w:val="Heading2"/>
-        <w:spacing w:before="100" w:beforeAutospacing="1" w:after="100" w:afterAutospacing="1"/>
+        <w:spacing w:before="120" w:after="120" w:line="312" w:lineRule="auto"/>
         <w:jc w:val="both"/>
         <w:rPr>
           <w:sz w:val="28"/>
@@ -7467,16 +7921,8 @@
           <w:szCs w:val="26"/>
           <w:lang w:val="vi-VN"/>
         </w:rPr>
-        <w:t xml:space="preserve">Chương 1 đã hoàn thành mục tiêu khảo sát và làm rõ hiện trạng tổ chức cũng như quy trình nghiệp vụ thực tế trong việc quản lý chi tiêu của các đội nhóm. Qua đó, đề tài đã xác định được cấu trúc phân quyền tối giản, hướng tới sự thuận tiện bằng cách trao quyền bình đẳng cho mọi Người dùng (User). Đồng thời, quá trình khảo sát cũng </w:t>
-      </w:r>
-      <w:r>
-        <w:rPr>
-          <w:sz w:val="26"/>
-          <w:szCs w:val="26"/>
-          <w:lang w:val="vi-VN"/>
-        </w:rPr>
         <w:lastRenderedPageBreak/>
-        <w:t>đã đặc tả chi tiết các bước trong quy trình quản lý, từ việc thiết lập nhóm cho đến các công đoạn ghi nhận giao dịch, theo dõi số dư và tự động hóa quyết toán.</w:t>
+        <w:t>Chương 1 đã hoàn thành mục tiêu khảo sát và làm rõ hiện trạng tổ chức cũng như quy trình nghiệp vụ thực tế trong việc quản lý chi tiêu của các đội nhóm. Qua đó, đề tài đã xác định được cấu trúc phân quyền tối giản, hướng tới sự thuận tiện bằng cách trao quyền bình đẳng cho mọi Người dùng (User). Đồng thời, quá trình khảo sát cũng đã đặc tả chi tiết các bước trong quy trình quản lý, từ việc thiết lập nhóm cho đến các công đoạn ghi nhận giao dịch, theo dõi số dư và tự động hóa quyết toán.</w:t>
       </w:r>
     </w:p>
     <w:p>
@@ -7519,6 +7965,168 @@
     </w:p>
     <w:p>
       <w:pPr>
+        <w:spacing w:after="200"/>
+        <w:jc w:val="both"/>
+        <w:rPr>
+          <w:lang w:val="vi-VN"/>
+        </w:rPr>
+      </w:pPr>
+    </w:p>
+    <w:p>
+      <w:pPr>
+        <w:spacing w:after="200"/>
+        <w:jc w:val="both"/>
+        <w:rPr>
+          <w:lang w:val="vi-VN"/>
+        </w:rPr>
+      </w:pPr>
+    </w:p>
+    <w:p>
+      <w:pPr>
+        <w:spacing w:after="200"/>
+        <w:jc w:val="both"/>
+        <w:rPr>
+          <w:lang w:val="vi-VN"/>
+        </w:rPr>
+      </w:pPr>
+    </w:p>
+    <w:p>
+      <w:pPr>
+        <w:spacing w:after="200"/>
+        <w:jc w:val="both"/>
+        <w:rPr>
+          <w:lang w:val="vi-VN"/>
+        </w:rPr>
+      </w:pPr>
+    </w:p>
+    <w:p>
+      <w:pPr>
+        <w:spacing w:after="200"/>
+        <w:jc w:val="both"/>
+        <w:rPr>
+          <w:lang w:val="vi-VN"/>
+        </w:rPr>
+      </w:pPr>
+    </w:p>
+    <w:p>
+      <w:pPr>
+        <w:spacing w:after="200"/>
+        <w:jc w:val="both"/>
+        <w:rPr>
+          <w:lang w:val="vi-VN"/>
+        </w:rPr>
+      </w:pPr>
+    </w:p>
+    <w:p>
+      <w:pPr>
+        <w:spacing w:after="200"/>
+        <w:jc w:val="both"/>
+        <w:rPr>
+          <w:lang w:val="vi-VN"/>
+        </w:rPr>
+      </w:pPr>
+    </w:p>
+    <w:p>
+      <w:pPr>
+        <w:spacing w:after="200"/>
+        <w:jc w:val="both"/>
+        <w:rPr>
+          <w:lang w:val="vi-VN"/>
+        </w:rPr>
+      </w:pPr>
+    </w:p>
+    <w:p>
+      <w:pPr>
+        <w:spacing w:after="200"/>
+        <w:jc w:val="both"/>
+        <w:rPr>
+          <w:lang w:val="vi-VN"/>
+        </w:rPr>
+      </w:pPr>
+    </w:p>
+    <w:p>
+      <w:pPr>
+        <w:spacing w:after="200"/>
+        <w:jc w:val="both"/>
+        <w:rPr>
+          <w:lang w:val="vi-VN"/>
+        </w:rPr>
+      </w:pPr>
+    </w:p>
+    <w:p>
+      <w:pPr>
+        <w:spacing w:after="200"/>
+        <w:jc w:val="both"/>
+        <w:rPr>
+          <w:lang w:val="vi-VN"/>
+        </w:rPr>
+      </w:pPr>
+    </w:p>
+    <w:p>
+      <w:pPr>
+        <w:spacing w:after="200"/>
+        <w:jc w:val="both"/>
+        <w:rPr>
+          <w:lang w:val="vi-VN"/>
+        </w:rPr>
+      </w:pPr>
+    </w:p>
+    <w:p>
+      <w:pPr>
+        <w:spacing w:after="200"/>
+        <w:jc w:val="both"/>
+        <w:rPr>
+          <w:lang w:val="vi-VN"/>
+        </w:rPr>
+      </w:pPr>
+    </w:p>
+    <w:p>
+      <w:pPr>
+        <w:spacing w:after="200"/>
+        <w:jc w:val="both"/>
+        <w:rPr>
+          <w:lang w:val="vi-VN"/>
+        </w:rPr>
+      </w:pPr>
+    </w:p>
+    <w:p>
+      <w:pPr>
+        <w:spacing w:after="200"/>
+        <w:jc w:val="both"/>
+        <w:rPr>
+          <w:lang w:val="vi-VN"/>
+        </w:rPr>
+      </w:pPr>
+    </w:p>
+    <w:p>
+      <w:pPr>
+        <w:spacing w:after="200"/>
+        <w:jc w:val="both"/>
+        <w:rPr>
+          <w:lang w:val="vi-VN"/>
+        </w:rPr>
+      </w:pPr>
+    </w:p>
+    <w:p>
+      <w:pPr>
+        <w:spacing w:after="200"/>
+        <w:jc w:val="both"/>
+        <w:rPr>
+          <w:lang w:val="vi-VN"/>
+        </w:rPr>
+      </w:pPr>
+    </w:p>
+    <w:p>
+      <w:pPr>
+        <w:spacing w:after="200"/>
+        <w:jc w:val="both"/>
+        <w:rPr>
+          <w:lang w:val="vi-VN"/>
+        </w:rPr>
+      </w:pPr>
+    </w:p>
+    <w:p>
+      <w:pPr>
         <w:pStyle w:val="Heading1"/>
         <w:jc w:val="center"/>
         <w:rPr>
@@ -7534,6 +8142,7 @@
           <w:szCs w:val="36"/>
           <w:lang w:val="vi-VN"/>
         </w:rPr>
+        <w:lastRenderedPageBreak/>
         <w:t>CHƯƠNG 2: PHÂN TÍCH HỆ THỐNG</w:t>
       </w:r>
       <w:bookmarkEnd w:id="13"/>
@@ -8551,7 +9160,6 @@
           <w:szCs w:val="26"/>
           <w:lang w:val="vi-VN"/>
         </w:rPr>
-        <w:lastRenderedPageBreak/>
         <w:t>Nhân viên q</w:t>
       </w:r>
       <w:r>
@@ -8746,6 +9354,7 @@
           <w:szCs w:val="26"/>
           <w:lang w:eastAsia="en-US"/>
         </w:rPr>
+        <w:lastRenderedPageBreak/>
         <w:drawing>
           <wp:inline distT="0" distB="0" distL="0" distR="0" wp14:anchorId="5DCF6E98" wp14:editId="79D2AB96">
             <wp:extent cx="3677163" cy="5811061"/>
@@ -8813,7 +9422,6 @@
           <w:szCs w:val="26"/>
           <w:lang w:val="vi-VN"/>
         </w:rPr>
-        <w:lastRenderedPageBreak/>
         <w:t>2: Cấp phát nguyên vật liệu</w:t>
       </w:r>
     </w:p>
@@ -8949,6 +9557,7 @@
           <w:szCs w:val="26"/>
           <w:lang w:val="vi-VN"/>
         </w:rPr>
+        <w:lastRenderedPageBreak/>
         <w:t>Nhân viên kho xem danh sách lệnh sản xuất đang chờ cấp phát và định mức vật tư yêu cầu.</w:t>
       </w:r>
     </w:p>
@@ -9063,7 +9672,6 @@
           <w:szCs w:val="26"/>
           <w:lang w:eastAsia="en-US"/>
         </w:rPr>
-        <w:lastRenderedPageBreak/>
         <w:drawing>
           <wp:inline distT="0" distB="0" distL="0" distR="0" wp14:anchorId="78F4A175" wp14:editId="5BE308DA">
             <wp:extent cx="4734586" cy="5401429"/>
@@ -9181,6 +9789,7 @@
           <w:szCs w:val="26"/>
           <w:lang w:val="vi-VN"/>
         </w:rPr>
+        <w:lastRenderedPageBreak/>
         <w:t>3: Vận hành sản xuất</w:t>
       </w:r>
     </w:p>
@@ -9300,7 +9909,6 @@
           <w:szCs w:val="26"/>
           <w:lang w:val="vi-VN"/>
         </w:rPr>
-        <w:lastRenderedPageBreak/>
         <w:t>Nhân viên sản xuất</w:t>
       </w:r>
       <w:r>
@@ -36726,6 +37334,118 @@
 <file path=word/numbering.xml><?xml version="1.0" encoding="utf-8"?>
 <w:numbering xmlns:wpc="http://schemas.microsoft.com/office/word/2010/wordprocessingCanvas" xmlns:cx="http://schemas.microsoft.com/office/drawing/2014/chartex" xmlns:cx1="http://schemas.microsoft.com/office/drawing/2015/9/8/chartex" xmlns:cx2="http://schemas.microsoft.com/office/drawing/2015/10/21/chartex" xmlns:cx3="http://schemas.microsoft.com/office/drawing/2016/5/9/chartex" xmlns:cx4="http://schemas.microsoft.com/office/drawing/2016/5/10/chartex" xmlns:cx5="http://schemas.microsoft.com/office/drawing/2016/5/11/chartex" xmlns:cx6="http://schemas.microsoft.com/office/drawing/2016/5/12/chartex" xmlns:cx7="http://schemas.microsoft.com/office/drawing/2016/5/13/chartex" xmlns:cx8="http://schemas.microsoft.com/office/drawing/2016/5/14/chartex" xmlns:mc="http://schemas.openxmlformats.org/markup-compatibility/2006" xmlns:aink="http://schemas.microsoft.com/office/drawing/2016/ink" xmlns:am3d="http://schemas.microsoft.com/office/drawing/2017/model3d" xmlns:o="urn:schemas-microsoft-com:office:office" xmlns:r="http://schemas.openxmlformats.org/officeDocument/2006/relationships" xmlns:m="http://schemas.openxmlformats.org/officeDocument/2006/math" xmlns:v="urn:schemas-microsoft-com:vml" xmlns:wp14="http://schemas.microsoft.com/office/word/2010/wordprocessingDrawing" xmlns:wp="http://schemas.openxmlformats.org/drawingml/2006/wordprocessingDrawing" xmlns:w10="urn:schemas-microsoft-com:office:word" xmlns:w="http://schemas.openxmlformats.org/wordprocessingml/2006/main" xmlns:w14="http://schemas.microsoft.com/office/word/2010/wordml" xmlns:w15="http://schemas.microsoft.com/office/word/2012/wordml" xmlns:w16cex="http://schemas.microsoft.com/office/word/2018/wordml/cex" xmlns:w16cid="http://schemas.microsoft.com/office/word/2016/wordml/cid" xmlns:w16="http://schemas.microsoft.com/office/word/2018/wordml" xmlns:w16sdtdh="http://schemas.microsoft.com/office/word/2020/wordml/sdtdatahash" xmlns:w16se="http://schemas.microsoft.com/office/word/2015/wordml/symex" xmlns:wpg="http://schemas.microsoft.com/office/word/2010/wordprocessingGroup" xmlns:wpi="http://schemas.microsoft.com/office/word/2010/wordprocessingInk" xmlns:wne="http://schemas.microsoft.com/office/word/2006/wordml" xmlns:wps="http://schemas.microsoft.com/office/word/2010/wordprocessingShape" mc:Ignorable="w14 w15 w16se w16cid w16 w16cex w16sdtdh wp14">
   <w:abstractNum w:abstractNumId="0" w15:restartNumberingAfterBreak="0">
+    <w:nsid w:val="00E57067"/>
+    <w:multiLevelType w:val="hybridMultilevel"/>
+    <w:tmpl w:val="F84E7900"/>
+    <w:lvl w:ilvl="0" w:tplc="F4002594">
+      <w:numFmt w:val="bullet"/>
+      <w:lvlText w:val="-"/>
+      <w:lvlJc w:val="left"/>
+      <w:pPr>
+        <w:ind w:left="720" w:hanging="360"/>
+      </w:pPr>
+      <w:rPr>
+        <w:rFonts w:ascii="Times New Roman" w:eastAsia="Times New Roman" w:hAnsi="Times New Roman" w:cs="Times New Roman" w:hint="default"/>
+      </w:rPr>
+    </w:lvl>
+    <w:lvl w:ilvl="1" w:tplc="04090003" w:tentative="1">
+      <w:start w:val="1"/>
+      <w:numFmt w:val="bullet"/>
+      <w:lvlText w:val="o"/>
+      <w:lvlJc w:val="left"/>
+      <w:pPr>
+        <w:ind w:left="1440" w:hanging="360"/>
+      </w:pPr>
+      <w:rPr>
+        <w:rFonts w:ascii="Courier New" w:hAnsi="Courier New" w:cs="Courier New" w:hint="default"/>
+      </w:rPr>
+    </w:lvl>
+    <w:lvl w:ilvl="2" w:tplc="04090005" w:tentative="1">
+      <w:start w:val="1"/>
+      <w:numFmt w:val="bullet"/>
+      <w:lvlText w:val=""/>
+      <w:lvlJc w:val="left"/>
+      <w:pPr>
+        <w:ind w:left="2160" w:hanging="360"/>
+      </w:pPr>
+      <w:rPr>
+        <w:rFonts w:ascii="Wingdings" w:hAnsi="Wingdings" w:hint="default"/>
+      </w:rPr>
+    </w:lvl>
+    <w:lvl w:ilvl="3" w:tplc="04090001" w:tentative="1">
+      <w:start w:val="1"/>
+      <w:numFmt w:val="bullet"/>
+      <w:lvlText w:val=""/>
+      <w:lvlJc w:val="left"/>
+      <w:pPr>
+        <w:ind w:left="2880" w:hanging="360"/>
+      </w:pPr>
+      <w:rPr>
+        <w:rFonts w:ascii="Symbol" w:hAnsi="Symbol" w:hint="default"/>
+      </w:rPr>
+    </w:lvl>
+    <w:lvl w:ilvl="4" w:tplc="04090003" w:tentative="1">
+      <w:start w:val="1"/>
+      <w:numFmt w:val="bullet"/>
+      <w:lvlText w:val="o"/>
+      <w:lvlJc w:val="left"/>
+      <w:pPr>
+        <w:ind w:left="3600" w:hanging="360"/>
+      </w:pPr>
+      <w:rPr>
+        <w:rFonts w:ascii="Courier New" w:hAnsi="Courier New" w:cs="Courier New" w:hint="default"/>
+      </w:rPr>
+    </w:lvl>
+    <w:lvl w:ilvl="5" w:tplc="04090005" w:tentative="1">
+      <w:start w:val="1"/>
+      <w:numFmt w:val="bullet"/>
+      <w:lvlText w:val=""/>
+      <w:lvlJc w:val="left"/>
+      <w:pPr>
+        <w:ind w:left="4320" w:hanging="360"/>
+      </w:pPr>
+      <w:rPr>
+        <w:rFonts w:ascii="Wingdings" w:hAnsi="Wingdings" w:hint="default"/>
+      </w:rPr>
+    </w:lvl>
+    <w:lvl w:ilvl="6" w:tplc="04090001" w:tentative="1">
+      <w:start w:val="1"/>
+      <w:numFmt w:val="bullet"/>
+      <w:lvlText w:val=""/>
+      <w:lvlJc w:val="left"/>
+      <w:pPr>
+        <w:ind w:left="5040" w:hanging="360"/>
+      </w:pPr>
+      <w:rPr>
+        <w:rFonts w:ascii="Symbol" w:hAnsi="Symbol" w:hint="default"/>
+      </w:rPr>
+    </w:lvl>
+    <w:lvl w:ilvl="7" w:tplc="04090003" w:tentative="1">
+      <w:start w:val="1"/>
+      <w:numFmt w:val="bullet"/>
+      <w:lvlText w:val="o"/>
+      <w:lvlJc w:val="left"/>
+      <w:pPr>
+        <w:ind w:left="5760" w:hanging="360"/>
+      </w:pPr>
+      <w:rPr>
+        <w:rFonts w:ascii="Courier New" w:hAnsi="Courier New" w:cs="Courier New" w:hint="default"/>
+      </w:rPr>
+    </w:lvl>
+    <w:lvl w:ilvl="8" w:tplc="04090005" w:tentative="1">
+      <w:start w:val="1"/>
+      <w:numFmt w:val="bullet"/>
+      <w:lvlText w:val=""/>
+      <w:lvlJc w:val="left"/>
+      <w:pPr>
+        <w:ind w:left="6480" w:hanging="360"/>
+      </w:pPr>
+      <w:rPr>
+        <w:rFonts w:ascii="Wingdings" w:hAnsi="Wingdings" w:hint="default"/>
+      </w:rPr>
+    </w:lvl>
+  </w:abstractNum>
+  <w:abstractNum w:abstractNumId="1" w15:restartNumberingAfterBreak="0">
     <w:nsid w:val="0C304F20"/>
     <w:multiLevelType w:val="hybridMultilevel"/>
     <w:tmpl w:val="9C6A112E"/>
@@ -36814,7 +37534,7 @@
       </w:pPr>
     </w:lvl>
   </w:abstractNum>
-  <w:abstractNum w:abstractNumId="1" w15:restartNumberingAfterBreak="0">
+  <w:abstractNum w:abstractNumId="2" w15:restartNumberingAfterBreak="0">
     <w:nsid w:val="102C1D4A"/>
     <w:multiLevelType w:val="multilevel"/>
     <w:tmpl w:val="9FF619B4"/>
@@ -36962,7 +37682,119 @@
       </w:rPr>
     </w:lvl>
   </w:abstractNum>
-  <w:abstractNum w:abstractNumId="2" w15:restartNumberingAfterBreak="0">
+  <w:abstractNum w:abstractNumId="3" w15:restartNumberingAfterBreak="0">
+    <w:nsid w:val="117722B9"/>
+    <w:multiLevelType w:val="hybridMultilevel"/>
+    <w:tmpl w:val="B52629FA"/>
+    <w:lvl w:ilvl="0" w:tplc="F4002594">
+      <w:numFmt w:val="bullet"/>
+      <w:lvlText w:val="-"/>
+      <w:lvlJc w:val="left"/>
+      <w:pPr>
+        <w:ind w:left="720" w:hanging="360"/>
+      </w:pPr>
+      <w:rPr>
+        <w:rFonts w:ascii="Times New Roman" w:eastAsia="Times New Roman" w:hAnsi="Times New Roman" w:cs="Times New Roman" w:hint="default"/>
+      </w:rPr>
+    </w:lvl>
+    <w:lvl w:ilvl="1" w:tplc="04090003" w:tentative="1">
+      <w:start w:val="1"/>
+      <w:numFmt w:val="bullet"/>
+      <w:lvlText w:val="o"/>
+      <w:lvlJc w:val="left"/>
+      <w:pPr>
+        <w:ind w:left="1440" w:hanging="360"/>
+      </w:pPr>
+      <w:rPr>
+        <w:rFonts w:ascii="Courier New" w:hAnsi="Courier New" w:cs="Courier New" w:hint="default"/>
+      </w:rPr>
+    </w:lvl>
+    <w:lvl w:ilvl="2" w:tplc="04090005" w:tentative="1">
+      <w:start w:val="1"/>
+      <w:numFmt w:val="bullet"/>
+      <w:lvlText w:val=""/>
+      <w:lvlJc w:val="left"/>
+      <w:pPr>
+        <w:ind w:left="2160" w:hanging="360"/>
+      </w:pPr>
+      <w:rPr>
+        <w:rFonts w:ascii="Wingdings" w:hAnsi="Wingdings" w:hint="default"/>
+      </w:rPr>
+    </w:lvl>
+    <w:lvl w:ilvl="3" w:tplc="04090001" w:tentative="1">
+      <w:start w:val="1"/>
+      <w:numFmt w:val="bullet"/>
+      <w:lvlText w:val=""/>
+      <w:lvlJc w:val="left"/>
+      <w:pPr>
+        <w:ind w:left="2880" w:hanging="360"/>
+      </w:pPr>
+      <w:rPr>
+        <w:rFonts w:ascii="Symbol" w:hAnsi="Symbol" w:hint="default"/>
+      </w:rPr>
+    </w:lvl>
+    <w:lvl w:ilvl="4" w:tplc="04090003" w:tentative="1">
+      <w:start w:val="1"/>
+      <w:numFmt w:val="bullet"/>
+      <w:lvlText w:val="o"/>
+      <w:lvlJc w:val="left"/>
+      <w:pPr>
+        <w:ind w:left="3600" w:hanging="360"/>
+      </w:pPr>
+      <w:rPr>
+        <w:rFonts w:ascii="Courier New" w:hAnsi="Courier New" w:cs="Courier New" w:hint="default"/>
+      </w:rPr>
+    </w:lvl>
+    <w:lvl w:ilvl="5" w:tplc="04090005" w:tentative="1">
+      <w:start w:val="1"/>
+      <w:numFmt w:val="bullet"/>
+      <w:lvlText w:val=""/>
+      <w:lvlJc w:val="left"/>
+      <w:pPr>
+        <w:ind w:left="4320" w:hanging="360"/>
+      </w:pPr>
+      <w:rPr>
+        <w:rFonts w:ascii="Wingdings" w:hAnsi="Wingdings" w:hint="default"/>
+      </w:rPr>
+    </w:lvl>
+    <w:lvl w:ilvl="6" w:tplc="04090001" w:tentative="1">
+      <w:start w:val="1"/>
+      <w:numFmt w:val="bullet"/>
+      <w:lvlText w:val=""/>
+      <w:lvlJc w:val="left"/>
+      <w:pPr>
+        <w:ind w:left="5040" w:hanging="360"/>
+      </w:pPr>
+      <w:rPr>
+        <w:rFonts w:ascii="Symbol" w:hAnsi="Symbol" w:hint="default"/>
+      </w:rPr>
+    </w:lvl>
+    <w:lvl w:ilvl="7" w:tplc="04090003" w:tentative="1">
+      <w:start w:val="1"/>
+      <w:numFmt w:val="bullet"/>
+      <w:lvlText w:val="o"/>
+      <w:lvlJc w:val="left"/>
+      <w:pPr>
+        <w:ind w:left="5760" w:hanging="360"/>
+      </w:pPr>
+      <w:rPr>
+        <w:rFonts w:ascii="Courier New" w:hAnsi="Courier New" w:cs="Courier New" w:hint="default"/>
+      </w:rPr>
+    </w:lvl>
+    <w:lvl w:ilvl="8" w:tplc="04090005" w:tentative="1">
+      <w:start w:val="1"/>
+      <w:numFmt w:val="bullet"/>
+      <w:lvlText w:val=""/>
+      <w:lvlJc w:val="left"/>
+      <w:pPr>
+        <w:ind w:left="6480" w:hanging="360"/>
+      </w:pPr>
+      <w:rPr>
+        <w:rFonts w:ascii="Wingdings" w:hAnsi="Wingdings" w:hint="default"/>
+      </w:rPr>
+    </w:lvl>
+  </w:abstractNum>
+  <w:abstractNum w:abstractNumId="4" w15:restartNumberingAfterBreak="0">
     <w:nsid w:val="12585BEE"/>
     <w:multiLevelType w:val="hybridMultilevel"/>
     <w:tmpl w:val="4B50BC50"/>
@@ -37051,7 +37883,7 @@
       </w:pPr>
     </w:lvl>
   </w:abstractNum>
-  <w:abstractNum w:abstractNumId="3" w15:restartNumberingAfterBreak="0">
+  <w:abstractNum w:abstractNumId="5" w15:restartNumberingAfterBreak="0">
     <w:nsid w:val="12630688"/>
     <w:multiLevelType w:val="hybridMultilevel"/>
     <w:tmpl w:val="882C80EC"/>
@@ -37147,7 +37979,7 @@
       </w:pPr>
     </w:lvl>
   </w:abstractNum>
-  <w:abstractNum w:abstractNumId="4" w15:restartNumberingAfterBreak="0">
+  <w:abstractNum w:abstractNumId="6" w15:restartNumberingAfterBreak="0">
     <w:nsid w:val="16B679E5"/>
     <w:multiLevelType w:val="hybridMultilevel"/>
     <w:tmpl w:val="2334EBEE"/>
@@ -37243,7 +38075,7 @@
       </w:pPr>
     </w:lvl>
   </w:abstractNum>
-  <w:abstractNum w:abstractNumId="5" w15:restartNumberingAfterBreak="0">
+  <w:abstractNum w:abstractNumId="7" w15:restartNumberingAfterBreak="0">
     <w:nsid w:val="16EC06A6"/>
     <w:multiLevelType w:val="hybridMultilevel"/>
     <w:tmpl w:val="91E80AF6"/>
@@ -37332,7 +38164,7 @@
       </w:pPr>
     </w:lvl>
   </w:abstractNum>
-  <w:abstractNum w:abstractNumId="6" w15:restartNumberingAfterBreak="0">
+  <w:abstractNum w:abstractNumId="8" w15:restartNumberingAfterBreak="0">
     <w:nsid w:val="1C260C79"/>
     <w:multiLevelType w:val="hybridMultilevel"/>
     <w:tmpl w:val="E8DCE06C"/>
@@ -37444,7 +38276,7 @@
       </w:rPr>
     </w:lvl>
   </w:abstractNum>
-  <w:abstractNum w:abstractNumId="7" w15:restartNumberingAfterBreak="0">
+  <w:abstractNum w:abstractNumId="9" w15:restartNumberingAfterBreak="0">
     <w:nsid w:val="1C5F1AA0"/>
     <w:multiLevelType w:val="hybridMultilevel"/>
     <w:tmpl w:val="4918B4DC"/>
@@ -37556,7 +38388,7 @@
       </w:rPr>
     </w:lvl>
   </w:abstractNum>
-  <w:abstractNum w:abstractNumId="8" w15:restartNumberingAfterBreak="0">
+  <w:abstractNum w:abstractNumId="10" w15:restartNumberingAfterBreak="0">
     <w:nsid w:val="1D36562B"/>
     <w:multiLevelType w:val="hybridMultilevel"/>
     <w:tmpl w:val="F05455E6"/>
@@ -37668,7 +38500,7 @@
       </w:rPr>
     </w:lvl>
   </w:abstractNum>
-  <w:abstractNum w:abstractNumId="9" w15:restartNumberingAfterBreak="0">
+  <w:abstractNum w:abstractNumId="11" w15:restartNumberingAfterBreak="0">
     <w:nsid w:val="23664461"/>
     <w:multiLevelType w:val="hybridMultilevel"/>
     <w:tmpl w:val="EF4609CA"/>
@@ -37764,7 +38596,7 @@
       </w:pPr>
     </w:lvl>
   </w:abstractNum>
-  <w:abstractNum w:abstractNumId="10" w15:restartNumberingAfterBreak="0">
+  <w:abstractNum w:abstractNumId="12" w15:restartNumberingAfterBreak="0">
     <w:nsid w:val="266C4778"/>
     <w:multiLevelType w:val="hybridMultilevel"/>
     <w:tmpl w:val="189A2072"/>
@@ -37877,7 +38709,7 @@
       </w:rPr>
     </w:lvl>
   </w:abstractNum>
-  <w:abstractNum w:abstractNumId="11" w15:restartNumberingAfterBreak="0">
+  <w:abstractNum w:abstractNumId="13" w15:restartNumberingAfterBreak="0">
     <w:nsid w:val="26DB5D1B"/>
     <w:multiLevelType w:val="hybridMultilevel"/>
     <w:tmpl w:val="602AB47E"/>
@@ -37989,7 +38821,7 @@
       </w:rPr>
     </w:lvl>
   </w:abstractNum>
-  <w:abstractNum w:abstractNumId="12" w15:restartNumberingAfterBreak="0">
+  <w:abstractNum w:abstractNumId="14" w15:restartNumberingAfterBreak="0">
     <w:nsid w:val="275804AE"/>
     <w:multiLevelType w:val="hybridMultilevel"/>
     <w:tmpl w:val="70B415DA"/>
@@ -38101,7 +38933,7 @@
       </w:rPr>
     </w:lvl>
   </w:abstractNum>
-  <w:abstractNum w:abstractNumId="13" w15:restartNumberingAfterBreak="0">
+  <w:abstractNum w:abstractNumId="15" w15:restartNumberingAfterBreak="0">
     <w:nsid w:val="2790734B"/>
     <w:multiLevelType w:val="hybridMultilevel"/>
     <w:tmpl w:val="B4441A7C"/>
@@ -38213,7 +39045,7 @@
       </w:rPr>
     </w:lvl>
   </w:abstractNum>
-  <w:abstractNum w:abstractNumId="14" w15:restartNumberingAfterBreak="0">
+  <w:abstractNum w:abstractNumId="16" w15:restartNumberingAfterBreak="0">
     <w:nsid w:val="27B45752"/>
     <w:multiLevelType w:val="hybridMultilevel"/>
     <w:tmpl w:val="E8EEAD68"/>
@@ -38302,7 +39134,7 @@
       </w:pPr>
     </w:lvl>
   </w:abstractNum>
-  <w:abstractNum w:abstractNumId="15" w15:restartNumberingAfterBreak="0">
+  <w:abstractNum w:abstractNumId="17" w15:restartNumberingAfterBreak="0">
     <w:nsid w:val="29AF64FA"/>
     <w:multiLevelType w:val="hybridMultilevel"/>
     <w:tmpl w:val="2C702C7C"/>
@@ -38414,7 +39246,7 @@
       </w:rPr>
     </w:lvl>
   </w:abstractNum>
-  <w:abstractNum w:abstractNumId="16" w15:restartNumberingAfterBreak="0">
+  <w:abstractNum w:abstractNumId="18" w15:restartNumberingAfterBreak="0">
     <w:nsid w:val="2A2C1CF6"/>
     <w:multiLevelType w:val="hybridMultilevel"/>
     <w:tmpl w:val="4746D32E"/>
@@ -38503,7 +39335,7 @@
       </w:pPr>
     </w:lvl>
   </w:abstractNum>
-  <w:abstractNum w:abstractNumId="17" w15:restartNumberingAfterBreak="0">
+  <w:abstractNum w:abstractNumId="19" w15:restartNumberingAfterBreak="0">
     <w:nsid w:val="342123D3"/>
     <w:multiLevelType w:val="hybridMultilevel"/>
     <w:tmpl w:val="D4A0A786"/>
@@ -38615,7 +39447,7 @@
       </w:rPr>
     </w:lvl>
   </w:abstractNum>
-  <w:abstractNum w:abstractNumId="18" w15:restartNumberingAfterBreak="0">
+  <w:abstractNum w:abstractNumId="20" w15:restartNumberingAfterBreak="0">
     <w:nsid w:val="42F60940"/>
     <w:multiLevelType w:val="hybridMultilevel"/>
     <w:tmpl w:val="2356256A"/>
@@ -38727,7 +39559,119 @@
       </w:rPr>
     </w:lvl>
   </w:abstractNum>
-  <w:abstractNum w:abstractNumId="19" w15:restartNumberingAfterBreak="0">
+  <w:abstractNum w:abstractNumId="21" w15:restartNumberingAfterBreak="0">
+    <w:nsid w:val="43EB4409"/>
+    <w:multiLevelType w:val="hybridMultilevel"/>
+    <w:tmpl w:val="8D7A23D6"/>
+    <w:lvl w:ilvl="0" w:tplc="F4002594">
+      <w:numFmt w:val="bullet"/>
+      <w:lvlText w:val="-"/>
+      <w:lvlJc w:val="left"/>
+      <w:pPr>
+        <w:ind w:left="720" w:hanging="360"/>
+      </w:pPr>
+      <w:rPr>
+        <w:rFonts w:ascii="Times New Roman" w:eastAsia="Times New Roman" w:hAnsi="Times New Roman" w:cs="Times New Roman" w:hint="default"/>
+      </w:rPr>
+    </w:lvl>
+    <w:lvl w:ilvl="1" w:tplc="04090003" w:tentative="1">
+      <w:start w:val="1"/>
+      <w:numFmt w:val="bullet"/>
+      <w:lvlText w:val="o"/>
+      <w:lvlJc w:val="left"/>
+      <w:pPr>
+        <w:ind w:left="1440" w:hanging="360"/>
+      </w:pPr>
+      <w:rPr>
+        <w:rFonts w:ascii="Courier New" w:hAnsi="Courier New" w:cs="Courier New" w:hint="default"/>
+      </w:rPr>
+    </w:lvl>
+    <w:lvl w:ilvl="2" w:tplc="04090005" w:tentative="1">
+      <w:start w:val="1"/>
+      <w:numFmt w:val="bullet"/>
+      <w:lvlText w:val=""/>
+      <w:lvlJc w:val="left"/>
+      <w:pPr>
+        <w:ind w:left="2160" w:hanging="360"/>
+      </w:pPr>
+      <w:rPr>
+        <w:rFonts w:ascii="Wingdings" w:hAnsi="Wingdings" w:hint="default"/>
+      </w:rPr>
+    </w:lvl>
+    <w:lvl w:ilvl="3" w:tplc="04090001" w:tentative="1">
+      <w:start w:val="1"/>
+      <w:numFmt w:val="bullet"/>
+      <w:lvlText w:val=""/>
+      <w:lvlJc w:val="left"/>
+      <w:pPr>
+        <w:ind w:left="2880" w:hanging="360"/>
+      </w:pPr>
+      <w:rPr>
+        <w:rFonts w:ascii="Symbol" w:hAnsi="Symbol" w:hint="default"/>
+      </w:rPr>
+    </w:lvl>
+    <w:lvl w:ilvl="4" w:tplc="04090003" w:tentative="1">
+      <w:start w:val="1"/>
+      <w:numFmt w:val="bullet"/>
+      <w:lvlText w:val="o"/>
+      <w:lvlJc w:val="left"/>
+      <w:pPr>
+        <w:ind w:left="3600" w:hanging="360"/>
+      </w:pPr>
+      <w:rPr>
+        <w:rFonts w:ascii="Courier New" w:hAnsi="Courier New" w:cs="Courier New" w:hint="default"/>
+      </w:rPr>
+    </w:lvl>
+    <w:lvl w:ilvl="5" w:tplc="04090005" w:tentative="1">
+      <w:start w:val="1"/>
+      <w:numFmt w:val="bullet"/>
+      <w:lvlText w:val=""/>
+      <w:lvlJc w:val="left"/>
+      <w:pPr>
+        <w:ind w:left="4320" w:hanging="360"/>
+      </w:pPr>
+      <w:rPr>
+        <w:rFonts w:ascii="Wingdings" w:hAnsi="Wingdings" w:hint="default"/>
+      </w:rPr>
+    </w:lvl>
+    <w:lvl w:ilvl="6" w:tplc="04090001" w:tentative="1">
+      <w:start w:val="1"/>
+      <w:numFmt w:val="bullet"/>
+      <w:lvlText w:val=""/>
+      <w:lvlJc w:val="left"/>
+      <w:pPr>
+        <w:ind w:left="5040" w:hanging="360"/>
+      </w:pPr>
+      <w:rPr>
+        <w:rFonts w:ascii="Symbol" w:hAnsi="Symbol" w:hint="default"/>
+      </w:rPr>
+    </w:lvl>
+    <w:lvl w:ilvl="7" w:tplc="04090003" w:tentative="1">
+      <w:start w:val="1"/>
+      <w:numFmt w:val="bullet"/>
+      <w:lvlText w:val="o"/>
+      <w:lvlJc w:val="left"/>
+      <w:pPr>
+        <w:ind w:left="5760" w:hanging="360"/>
+      </w:pPr>
+      <w:rPr>
+        <w:rFonts w:ascii="Courier New" w:hAnsi="Courier New" w:cs="Courier New" w:hint="default"/>
+      </w:rPr>
+    </w:lvl>
+    <w:lvl w:ilvl="8" w:tplc="04090005" w:tentative="1">
+      <w:start w:val="1"/>
+      <w:numFmt w:val="bullet"/>
+      <w:lvlText w:val=""/>
+      <w:lvlJc w:val="left"/>
+      <w:pPr>
+        <w:ind w:left="6480" w:hanging="360"/>
+      </w:pPr>
+      <w:rPr>
+        <w:rFonts w:ascii="Wingdings" w:hAnsi="Wingdings" w:hint="default"/>
+      </w:rPr>
+    </w:lvl>
+  </w:abstractNum>
+  <w:abstractNum w:abstractNumId="22" w15:restartNumberingAfterBreak="0">
     <w:nsid w:val="46061AF6"/>
     <w:multiLevelType w:val="hybridMultilevel"/>
     <w:tmpl w:val="EED4BEA2"/>
@@ -38823,7 +39767,7 @@
       </w:pPr>
     </w:lvl>
   </w:abstractNum>
-  <w:abstractNum w:abstractNumId="20" w15:restartNumberingAfterBreak="0">
+  <w:abstractNum w:abstractNumId="23" w15:restartNumberingAfterBreak="0">
     <w:nsid w:val="472764C4"/>
     <w:multiLevelType w:val="hybridMultilevel"/>
     <w:tmpl w:val="4C6A11E4"/>
@@ -38912,7 +39856,7 @@
       </w:pPr>
     </w:lvl>
   </w:abstractNum>
-  <w:abstractNum w:abstractNumId="21" w15:restartNumberingAfterBreak="0">
+  <w:abstractNum w:abstractNumId="24" w15:restartNumberingAfterBreak="0">
     <w:nsid w:val="479A356F"/>
     <w:multiLevelType w:val="hybridMultilevel"/>
     <w:tmpl w:val="3D485C62"/>
@@ -39024,7 +39968,7 @@
       </w:rPr>
     </w:lvl>
   </w:abstractNum>
-  <w:abstractNum w:abstractNumId="22" w15:restartNumberingAfterBreak="0">
+  <w:abstractNum w:abstractNumId="25" w15:restartNumberingAfterBreak="0">
     <w:nsid w:val="47FD6DE8"/>
     <w:multiLevelType w:val="hybridMultilevel"/>
     <w:tmpl w:val="5A886FF4"/>
@@ -39136,10 +40080,10 @@
       </w:rPr>
     </w:lvl>
   </w:abstractNum>
-  <w:abstractNum w:abstractNumId="23" w15:restartNumberingAfterBreak="0">
-    <w:nsid w:val="4B0D6C59"/>
+  <w:abstractNum w:abstractNumId="26" w15:restartNumberingAfterBreak="0">
+    <w:nsid w:val="4897098A"/>
     <w:multiLevelType w:val="hybridMultilevel"/>
-    <w:tmpl w:val="AF0A9ECC"/>
+    <w:tmpl w:val="2C6A6250"/>
     <w:lvl w:ilvl="0" w:tplc="F4002594">
       <w:numFmt w:val="bullet"/>
       <w:lvlText w:val="-"/>
@@ -39248,10 +40192,10 @@
       </w:rPr>
     </w:lvl>
   </w:abstractNum>
-  <w:abstractNum w:abstractNumId="24" w15:restartNumberingAfterBreak="0">
-    <w:nsid w:val="4D3A6377"/>
+  <w:abstractNum w:abstractNumId="27" w15:restartNumberingAfterBreak="0">
+    <w:nsid w:val="4B0D6C59"/>
     <w:multiLevelType w:val="hybridMultilevel"/>
-    <w:tmpl w:val="1C7663BA"/>
+    <w:tmpl w:val="AF0A9ECC"/>
     <w:lvl w:ilvl="0" w:tplc="F4002594">
       <w:numFmt w:val="bullet"/>
       <w:lvlText w:val="-"/>
@@ -39360,7 +40304,119 @@
       </w:rPr>
     </w:lvl>
   </w:abstractNum>
-  <w:abstractNum w:abstractNumId="25" w15:restartNumberingAfterBreak="0">
+  <w:abstractNum w:abstractNumId="28" w15:restartNumberingAfterBreak="0">
+    <w:nsid w:val="4D3A6377"/>
+    <w:multiLevelType w:val="hybridMultilevel"/>
+    <w:tmpl w:val="1C7663BA"/>
+    <w:lvl w:ilvl="0" w:tplc="F4002594">
+      <w:numFmt w:val="bullet"/>
+      <w:lvlText w:val="-"/>
+      <w:lvlJc w:val="left"/>
+      <w:pPr>
+        <w:ind w:left="720" w:hanging="360"/>
+      </w:pPr>
+      <w:rPr>
+        <w:rFonts w:ascii="Times New Roman" w:eastAsia="Times New Roman" w:hAnsi="Times New Roman" w:cs="Times New Roman" w:hint="default"/>
+      </w:rPr>
+    </w:lvl>
+    <w:lvl w:ilvl="1" w:tplc="04090003" w:tentative="1">
+      <w:start w:val="1"/>
+      <w:numFmt w:val="bullet"/>
+      <w:lvlText w:val="o"/>
+      <w:lvlJc w:val="left"/>
+      <w:pPr>
+        <w:ind w:left="1440" w:hanging="360"/>
+      </w:pPr>
+      <w:rPr>
+        <w:rFonts w:ascii="Courier New" w:hAnsi="Courier New" w:cs="Courier New" w:hint="default"/>
+      </w:rPr>
+    </w:lvl>
+    <w:lvl w:ilvl="2" w:tplc="04090005" w:tentative="1">
+      <w:start w:val="1"/>
+      <w:numFmt w:val="bullet"/>
+      <w:lvlText w:val=""/>
+      <w:lvlJc w:val="left"/>
+      <w:pPr>
+        <w:ind w:left="2160" w:hanging="360"/>
+      </w:pPr>
+      <w:rPr>
+        <w:rFonts w:ascii="Wingdings" w:hAnsi="Wingdings" w:hint="default"/>
+      </w:rPr>
+    </w:lvl>
+    <w:lvl w:ilvl="3" w:tplc="04090001" w:tentative="1">
+      <w:start w:val="1"/>
+      <w:numFmt w:val="bullet"/>
+      <w:lvlText w:val=""/>
+      <w:lvlJc w:val="left"/>
+      <w:pPr>
+        <w:ind w:left="2880" w:hanging="360"/>
+      </w:pPr>
+      <w:rPr>
+        <w:rFonts w:ascii="Symbol" w:hAnsi="Symbol" w:hint="default"/>
+      </w:rPr>
+    </w:lvl>
+    <w:lvl w:ilvl="4" w:tplc="04090003" w:tentative="1">
+      <w:start w:val="1"/>
+      <w:numFmt w:val="bullet"/>
+      <w:lvlText w:val="o"/>
+      <w:lvlJc w:val="left"/>
+      <w:pPr>
+        <w:ind w:left="3600" w:hanging="360"/>
+      </w:pPr>
+      <w:rPr>
+        <w:rFonts w:ascii="Courier New" w:hAnsi="Courier New" w:cs="Courier New" w:hint="default"/>
+      </w:rPr>
+    </w:lvl>
+    <w:lvl w:ilvl="5" w:tplc="04090005" w:tentative="1">
+      <w:start w:val="1"/>
+      <w:numFmt w:val="bullet"/>
+      <w:lvlText w:val=""/>
+      <w:lvlJc w:val="left"/>
+      <w:pPr>
+        <w:ind w:left="4320" w:hanging="360"/>
+      </w:pPr>
+      <w:rPr>
+        <w:rFonts w:ascii="Wingdings" w:hAnsi="Wingdings" w:hint="default"/>
+      </w:rPr>
+    </w:lvl>
+    <w:lvl w:ilvl="6" w:tplc="04090001" w:tentative="1">
+      <w:start w:val="1"/>
+      <w:numFmt w:val="bullet"/>
+      <w:lvlText w:val=""/>
+      <w:lvlJc w:val="left"/>
+      <w:pPr>
+        <w:ind w:left="5040" w:hanging="360"/>
+      </w:pPr>
+      <w:rPr>
+        <w:rFonts w:ascii="Symbol" w:hAnsi="Symbol" w:hint="default"/>
+      </w:rPr>
+    </w:lvl>
+    <w:lvl w:ilvl="7" w:tplc="04090003" w:tentative="1">
+      <w:start w:val="1"/>
+      <w:numFmt w:val="bullet"/>
+      <w:lvlText w:val="o"/>
+      <w:lvlJc w:val="left"/>
+      <w:pPr>
+        <w:ind w:left="5760" w:hanging="360"/>
+      </w:pPr>
+      <w:rPr>
+        <w:rFonts w:ascii="Courier New" w:hAnsi="Courier New" w:cs="Courier New" w:hint="default"/>
+      </w:rPr>
+    </w:lvl>
+    <w:lvl w:ilvl="8" w:tplc="04090005" w:tentative="1">
+      <w:start w:val="1"/>
+      <w:numFmt w:val="bullet"/>
+      <w:lvlText w:val=""/>
+      <w:lvlJc w:val="left"/>
+      <w:pPr>
+        <w:ind w:left="6480" w:hanging="360"/>
+      </w:pPr>
+      <w:rPr>
+        <w:rFonts w:ascii="Wingdings" w:hAnsi="Wingdings" w:hint="default"/>
+      </w:rPr>
+    </w:lvl>
+  </w:abstractNum>
+  <w:abstractNum w:abstractNumId="29" w15:restartNumberingAfterBreak="0">
     <w:nsid w:val="4EC47473"/>
     <w:multiLevelType w:val="hybridMultilevel"/>
     <w:tmpl w:val="4C82A0AC"/>
@@ -39456,7 +40512,7 @@
       </w:pPr>
     </w:lvl>
   </w:abstractNum>
-  <w:abstractNum w:abstractNumId="26" w15:restartNumberingAfterBreak="0">
+  <w:abstractNum w:abstractNumId="30" w15:restartNumberingAfterBreak="0">
     <w:nsid w:val="52100658"/>
     <w:multiLevelType w:val="hybridMultilevel"/>
     <w:tmpl w:val="30F6C408"/>
@@ -39552,7 +40608,7 @@
       </w:pPr>
     </w:lvl>
   </w:abstractNum>
-  <w:abstractNum w:abstractNumId="27" w15:restartNumberingAfterBreak="0">
+  <w:abstractNum w:abstractNumId="31" w15:restartNumberingAfterBreak="0">
     <w:nsid w:val="57B62A3A"/>
     <w:multiLevelType w:val="hybridMultilevel"/>
     <w:tmpl w:val="5F500448"/>
@@ -39648,7 +40704,7 @@
       </w:pPr>
     </w:lvl>
   </w:abstractNum>
-  <w:abstractNum w:abstractNumId="28" w15:restartNumberingAfterBreak="0">
+  <w:abstractNum w:abstractNumId="32" w15:restartNumberingAfterBreak="0">
     <w:nsid w:val="58E765E0"/>
     <w:multiLevelType w:val="hybridMultilevel"/>
     <w:tmpl w:val="3C1A0076"/>
@@ -39743,7 +40799,7 @@
       </w:pPr>
     </w:lvl>
   </w:abstractNum>
-  <w:abstractNum w:abstractNumId="29" w15:restartNumberingAfterBreak="0">
+  <w:abstractNum w:abstractNumId="33" w15:restartNumberingAfterBreak="0">
     <w:nsid w:val="6050221B"/>
     <w:multiLevelType w:val="hybridMultilevel"/>
     <w:tmpl w:val="1F16F176"/>
@@ -39856,7 +40912,7 @@
       </w:rPr>
     </w:lvl>
   </w:abstractNum>
-  <w:abstractNum w:abstractNumId="30" w15:restartNumberingAfterBreak="0">
+  <w:abstractNum w:abstractNumId="34" w15:restartNumberingAfterBreak="0">
     <w:nsid w:val="617B6B9F"/>
     <w:multiLevelType w:val="hybridMultilevel"/>
     <w:tmpl w:val="F0B04FAA"/>
@@ -39945,7 +41001,7 @@
       </w:pPr>
     </w:lvl>
   </w:abstractNum>
-  <w:abstractNum w:abstractNumId="31" w15:restartNumberingAfterBreak="0">
+  <w:abstractNum w:abstractNumId="35" w15:restartNumberingAfterBreak="0">
     <w:nsid w:val="623F675B"/>
     <w:multiLevelType w:val="hybridMultilevel"/>
     <w:tmpl w:val="CD608CA0"/>
@@ -40057,7 +41113,7 @@
       </w:rPr>
     </w:lvl>
   </w:abstractNum>
-  <w:abstractNum w:abstractNumId="32" w15:restartNumberingAfterBreak="0">
+  <w:abstractNum w:abstractNumId="36" w15:restartNumberingAfterBreak="0">
     <w:nsid w:val="6690742C"/>
     <w:multiLevelType w:val="hybridMultilevel"/>
     <w:tmpl w:val="3A0C2976"/>
@@ -40153,7 +41209,119 @@
       </w:pPr>
     </w:lvl>
   </w:abstractNum>
-  <w:abstractNum w:abstractNumId="33" w15:restartNumberingAfterBreak="0">
+  <w:abstractNum w:abstractNumId="37" w15:restartNumberingAfterBreak="0">
+    <w:nsid w:val="6CAC4A96"/>
+    <w:multiLevelType w:val="hybridMultilevel"/>
+    <w:tmpl w:val="510E094E"/>
+    <w:lvl w:ilvl="0" w:tplc="F4002594">
+      <w:numFmt w:val="bullet"/>
+      <w:lvlText w:val="-"/>
+      <w:lvlJc w:val="left"/>
+      <w:pPr>
+        <w:ind w:left="720" w:hanging="360"/>
+      </w:pPr>
+      <w:rPr>
+        <w:rFonts w:ascii="Times New Roman" w:eastAsia="Times New Roman" w:hAnsi="Times New Roman" w:cs="Times New Roman" w:hint="default"/>
+      </w:rPr>
+    </w:lvl>
+    <w:lvl w:ilvl="1" w:tplc="04090003" w:tentative="1">
+      <w:start w:val="1"/>
+      <w:numFmt w:val="bullet"/>
+      <w:lvlText w:val="o"/>
+      <w:lvlJc w:val="left"/>
+      <w:pPr>
+        <w:ind w:left="1440" w:hanging="360"/>
+      </w:pPr>
+      <w:rPr>
+        <w:rFonts w:ascii="Courier New" w:hAnsi="Courier New" w:cs="Courier New" w:hint="default"/>
+      </w:rPr>
+    </w:lvl>
+    <w:lvl w:ilvl="2" w:tplc="04090005" w:tentative="1">
+      <w:start w:val="1"/>
+      <w:numFmt w:val="bullet"/>
+      <w:lvlText w:val=""/>
+      <w:lvlJc w:val="left"/>
+      <w:pPr>
+        <w:ind w:left="2160" w:hanging="360"/>
+      </w:pPr>
+      <w:rPr>
+        <w:rFonts w:ascii="Wingdings" w:hAnsi="Wingdings" w:hint="default"/>
+      </w:rPr>
+    </w:lvl>
+    <w:lvl w:ilvl="3" w:tplc="04090001" w:tentative="1">
+      <w:start w:val="1"/>
+      <w:numFmt w:val="bullet"/>
+      <w:lvlText w:val=""/>
+      <w:lvlJc w:val="left"/>
+      <w:pPr>
+        <w:ind w:left="2880" w:hanging="360"/>
+      </w:pPr>
+      <w:rPr>
+        <w:rFonts w:ascii="Symbol" w:hAnsi="Symbol" w:hint="default"/>
+      </w:rPr>
+    </w:lvl>
+    <w:lvl w:ilvl="4" w:tplc="04090003" w:tentative="1">
+      <w:start w:val="1"/>
+      <w:numFmt w:val="bullet"/>
+      <w:lvlText w:val="o"/>
+      <w:lvlJc w:val="left"/>
+      <w:pPr>
+        <w:ind w:left="3600" w:hanging="360"/>
+      </w:pPr>
+      <w:rPr>
+        <w:rFonts w:ascii="Courier New" w:hAnsi="Courier New" w:cs="Courier New" w:hint="default"/>
+      </w:rPr>
+    </w:lvl>
+    <w:lvl w:ilvl="5" w:tplc="04090005" w:tentative="1">
+      <w:start w:val="1"/>
+      <w:numFmt w:val="bullet"/>
+      <w:lvlText w:val=""/>
+      <w:lvlJc w:val="left"/>
+      <w:pPr>
+        <w:ind w:left="4320" w:hanging="360"/>
+      </w:pPr>
+      <w:rPr>
+        <w:rFonts w:ascii="Wingdings" w:hAnsi="Wingdings" w:hint="default"/>
+      </w:rPr>
+    </w:lvl>
+    <w:lvl w:ilvl="6" w:tplc="04090001" w:tentative="1">
+      <w:start w:val="1"/>
+      <w:numFmt w:val="bullet"/>
+      <w:lvlText w:val=""/>
+      <w:lvlJc w:val="left"/>
+      <w:pPr>
+        <w:ind w:left="5040" w:hanging="360"/>
+      </w:pPr>
+      <w:rPr>
+        <w:rFonts w:ascii="Symbol" w:hAnsi="Symbol" w:hint="default"/>
+      </w:rPr>
+    </w:lvl>
+    <w:lvl w:ilvl="7" w:tplc="04090003" w:tentative="1">
+      <w:start w:val="1"/>
+      <w:numFmt w:val="bullet"/>
+      <w:lvlText w:val="o"/>
+      <w:lvlJc w:val="left"/>
+      <w:pPr>
+        <w:ind w:left="5760" w:hanging="360"/>
+      </w:pPr>
+      <w:rPr>
+        <w:rFonts w:ascii="Courier New" w:hAnsi="Courier New" w:cs="Courier New" w:hint="default"/>
+      </w:rPr>
+    </w:lvl>
+    <w:lvl w:ilvl="8" w:tplc="04090005" w:tentative="1">
+      <w:start w:val="1"/>
+      <w:numFmt w:val="bullet"/>
+      <w:lvlText w:val=""/>
+      <w:lvlJc w:val="left"/>
+      <w:pPr>
+        <w:ind w:left="6480" w:hanging="360"/>
+      </w:pPr>
+      <w:rPr>
+        <w:rFonts w:ascii="Wingdings" w:hAnsi="Wingdings" w:hint="default"/>
+      </w:rPr>
+    </w:lvl>
+  </w:abstractNum>
+  <w:abstractNum w:abstractNumId="38" w15:restartNumberingAfterBreak="0">
     <w:nsid w:val="71A63C3D"/>
     <w:multiLevelType w:val="hybridMultilevel"/>
     <w:tmpl w:val="42AAE1AC"/>
@@ -40266,7 +41434,7 @@
       </w:rPr>
     </w:lvl>
   </w:abstractNum>
-  <w:abstractNum w:abstractNumId="34" w15:restartNumberingAfterBreak="0">
+  <w:abstractNum w:abstractNumId="39" w15:restartNumberingAfterBreak="0">
     <w:nsid w:val="77B521CA"/>
     <w:multiLevelType w:val="multilevel"/>
     <w:tmpl w:val="E8D25FA6"/>
@@ -40379,10 +41547,10 @@
       </w:pPr>
     </w:lvl>
   </w:abstractNum>
-  <w:abstractNum w:abstractNumId="35" w15:restartNumberingAfterBreak="0">
-    <w:nsid w:val="7C966D3A"/>
+  <w:abstractNum w:abstractNumId="40" w15:restartNumberingAfterBreak="0">
+    <w:nsid w:val="77FC53CA"/>
     <w:multiLevelType w:val="hybridMultilevel"/>
-    <w:tmpl w:val="545E1134"/>
+    <w:tmpl w:val="8BB406EA"/>
     <w:lvl w:ilvl="0" w:tplc="F4002594">
       <w:numFmt w:val="bullet"/>
       <w:lvlText w:val="-"/>
@@ -40491,7 +41659,119 @@
       </w:rPr>
     </w:lvl>
   </w:abstractNum>
-  <w:abstractNum w:abstractNumId="36" w15:restartNumberingAfterBreak="0">
+  <w:abstractNum w:abstractNumId="41" w15:restartNumberingAfterBreak="0">
+    <w:nsid w:val="7C966D3A"/>
+    <w:multiLevelType w:val="hybridMultilevel"/>
+    <w:tmpl w:val="545E1134"/>
+    <w:lvl w:ilvl="0" w:tplc="F4002594">
+      <w:numFmt w:val="bullet"/>
+      <w:lvlText w:val="-"/>
+      <w:lvlJc w:val="left"/>
+      <w:pPr>
+        <w:ind w:left="720" w:hanging="360"/>
+      </w:pPr>
+      <w:rPr>
+        <w:rFonts w:ascii="Times New Roman" w:eastAsia="Times New Roman" w:hAnsi="Times New Roman" w:cs="Times New Roman" w:hint="default"/>
+      </w:rPr>
+    </w:lvl>
+    <w:lvl w:ilvl="1" w:tplc="04090003" w:tentative="1">
+      <w:start w:val="1"/>
+      <w:numFmt w:val="bullet"/>
+      <w:lvlText w:val="o"/>
+      <w:lvlJc w:val="left"/>
+      <w:pPr>
+        <w:ind w:left="1440" w:hanging="360"/>
+      </w:pPr>
+      <w:rPr>
+        <w:rFonts w:ascii="Courier New" w:hAnsi="Courier New" w:cs="Courier New" w:hint="default"/>
+      </w:rPr>
+    </w:lvl>
+    <w:lvl w:ilvl="2" w:tplc="04090005" w:tentative="1">
+      <w:start w:val="1"/>
+      <w:numFmt w:val="bullet"/>
+      <w:lvlText w:val=""/>
+      <w:lvlJc w:val="left"/>
+      <w:pPr>
+        <w:ind w:left="2160" w:hanging="360"/>
+      </w:pPr>
+      <w:rPr>
+        <w:rFonts w:ascii="Wingdings" w:hAnsi="Wingdings" w:hint="default"/>
+      </w:rPr>
+    </w:lvl>
+    <w:lvl w:ilvl="3" w:tplc="04090001" w:tentative="1">
+      <w:start w:val="1"/>
+      <w:numFmt w:val="bullet"/>
+      <w:lvlText w:val=""/>
+      <w:lvlJc w:val="left"/>
+      <w:pPr>
+        <w:ind w:left="2880" w:hanging="360"/>
+      </w:pPr>
+      <w:rPr>
+        <w:rFonts w:ascii="Symbol" w:hAnsi="Symbol" w:hint="default"/>
+      </w:rPr>
+    </w:lvl>
+    <w:lvl w:ilvl="4" w:tplc="04090003" w:tentative="1">
+      <w:start w:val="1"/>
+      <w:numFmt w:val="bullet"/>
+      <w:lvlText w:val="o"/>
+      <w:lvlJc w:val="left"/>
+      <w:pPr>
+        <w:ind w:left="3600" w:hanging="360"/>
+      </w:pPr>
+      <w:rPr>
+        <w:rFonts w:ascii="Courier New" w:hAnsi="Courier New" w:cs="Courier New" w:hint="default"/>
+      </w:rPr>
+    </w:lvl>
+    <w:lvl w:ilvl="5" w:tplc="04090005" w:tentative="1">
+      <w:start w:val="1"/>
+      <w:numFmt w:val="bullet"/>
+      <w:lvlText w:val=""/>
+      <w:lvlJc w:val="left"/>
+      <w:pPr>
+        <w:ind w:left="4320" w:hanging="360"/>
+      </w:pPr>
+      <w:rPr>
+        <w:rFonts w:ascii="Wingdings" w:hAnsi="Wingdings" w:hint="default"/>
+      </w:rPr>
+    </w:lvl>
+    <w:lvl w:ilvl="6" w:tplc="04090001" w:tentative="1">
+      <w:start w:val="1"/>
+      <w:numFmt w:val="bullet"/>
+      <w:lvlText w:val=""/>
+      <w:lvlJc w:val="left"/>
+      <w:pPr>
+        <w:ind w:left="5040" w:hanging="360"/>
+      </w:pPr>
+      <w:rPr>
+        <w:rFonts w:ascii="Symbol" w:hAnsi="Symbol" w:hint="default"/>
+      </w:rPr>
+    </w:lvl>
+    <w:lvl w:ilvl="7" w:tplc="04090003" w:tentative="1">
+      <w:start w:val="1"/>
+      <w:numFmt w:val="bullet"/>
+      <w:lvlText w:val="o"/>
+      <w:lvlJc w:val="left"/>
+      <w:pPr>
+        <w:ind w:left="5760" w:hanging="360"/>
+      </w:pPr>
+      <w:rPr>
+        <w:rFonts w:ascii="Courier New" w:hAnsi="Courier New" w:cs="Courier New" w:hint="default"/>
+      </w:rPr>
+    </w:lvl>
+    <w:lvl w:ilvl="8" w:tplc="04090005" w:tentative="1">
+      <w:start w:val="1"/>
+      <w:numFmt w:val="bullet"/>
+      <w:lvlText w:val=""/>
+      <w:lvlJc w:val="left"/>
+      <w:pPr>
+        <w:ind w:left="6480" w:hanging="360"/>
+      </w:pPr>
+      <w:rPr>
+        <w:rFonts w:ascii="Wingdings" w:hAnsi="Wingdings" w:hint="default"/>
+      </w:rPr>
+    </w:lvl>
+  </w:abstractNum>
+  <w:abstractNum w:abstractNumId="42" w15:restartNumberingAfterBreak="0">
     <w:nsid w:val="7D241863"/>
     <w:multiLevelType w:val="multilevel"/>
     <w:tmpl w:val="6A3AA0FA"/>
@@ -40640,121 +41920,139 @@
     </w:lvl>
   </w:abstractNum>
   <w:num w:numId="1">
-    <w:abstractNumId w:val="28"/>
+    <w:abstractNumId w:val="32"/>
     <w:lvlOverride w:ilvl="0">
       <w:startOverride w:val="1"/>
     </w:lvlOverride>
   </w:num>
   <w:num w:numId="2">
+    <w:abstractNumId w:val="39"/>
+  </w:num>
+  <w:num w:numId="3">
+    <w:abstractNumId w:val="2"/>
+  </w:num>
+  <w:num w:numId="4">
+    <w:abstractNumId w:val="42"/>
+  </w:num>
+  <w:num w:numId="5">
+    <w:abstractNumId w:val="18"/>
+  </w:num>
+  <w:num w:numId="6">
+    <w:abstractNumId w:val="33"/>
+  </w:num>
+  <w:num w:numId="7">
+    <w:abstractNumId w:val="1"/>
+  </w:num>
+  <w:num w:numId="8">
+    <w:abstractNumId w:val="16"/>
+  </w:num>
+  <w:num w:numId="9">
+    <w:abstractNumId w:val="23"/>
+  </w:num>
+  <w:num w:numId="10">
+    <w:abstractNumId w:val="8"/>
+  </w:num>
+  <w:num w:numId="11">
+    <w:abstractNumId w:val="24"/>
+  </w:num>
+  <w:num w:numId="12">
+    <w:abstractNumId w:val="41"/>
+  </w:num>
+  <w:num w:numId="13">
+    <w:abstractNumId w:val="17"/>
+  </w:num>
+  <w:num w:numId="14">
+    <w:abstractNumId w:val="20"/>
+  </w:num>
+  <w:num w:numId="15">
+    <w:abstractNumId w:val="27"/>
+  </w:num>
+  <w:num w:numId="16">
+    <w:abstractNumId w:val="10"/>
+  </w:num>
+  <w:num w:numId="17">
+    <w:abstractNumId w:val="9"/>
+  </w:num>
+  <w:num w:numId="18">
+    <w:abstractNumId w:val="13"/>
+  </w:num>
+  <w:num w:numId="19">
+    <w:abstractNumId w:val="7"/>
+  </w:num>
+  <w:num w:numId="20">
+    <w:abstractNumId w:val="38"/>
+  </w:num>
+  <w:num w:numId="21">
     <w:abstractNumId w:val="34"/>
   </w:num>
-  <w:num w:numId="3">
-    <w:abstractNumId w:val="1"/>
+  <w:num w:numId="22">
+    <w:abstractNumId w:val="35"/>
   </w:num>
-  <w:num w:numId="4">
+  <w:num w:numId="23">
+    <w:abstractNumId w:val="28"/>
+  </w:num>
+  <w:num w:numId="24">
+    <w:abstractNumId w:val="14"/>
+  </w:num>
+  <w:num w:numId="25">
+    <w:abstractNumId w:val="19"/>
+  </w:num>
+  <w:num w:numId="26">
+    <w:abstractNumId w:val="15"/>
+  </w:num>
+  <w:num w:numId="27">
+    <w:abstractNumId w:val="32"/>
+  </w:num>
+  <w:num w:numId="28">
+    <w:abstractNumId w:val="11"/>
+  </w:num>
+  <w:num w:numId="29">
+    <w:abstractNumId w:val="31"/>
+  </w:num>
+  <w:num w:numId="30">
+    <w:abstractNumId w:val="25"/>
+  </w:num>
+  <w:num w:numId="31">
+    <w:abstractNumId w:val="4"/>
+  </w:num>
+  <w:num w:numId="32">
+    <w:abstractNumId w:val="29"/>
+  </w:num>
+  <w:num w:numId="33">
     <w:abstractNumId w:val="36"/>
   </w:num>
-  <w:num w:numId="5">
-    <w:abstractNumId w:val="16"/>
+  <w:num w:numId="34">
+    <w:abstractNumId w:val="6"/>
   </w:num>
-  <w:num w:numId="6">
-    <w:abstractNumId w:val="29"/>
+  <w:num w:numId="35">
+    <w:abstractNumId w:val="30"/>
   </w:num>
-  <w:num w:numId="7">
+  <w:num w:numId="36">
+    <w:abstractNumId w:val="5"/>
+  </w:num>
+  <w:num w:numId="37">
+    <w:abstractNumId w:val="22"/>
+  </w:num>
+  <w:num w:numId="38">
+    <w:abstractNumId w:val="12"/>
+  </w:num>
+  <w:num w:numId="39">
     <w:abstractNumId w:val="0"/>
   </w:num>
-  <w:num w:numId="8">
-    <w:abstractNumId w:val="14"/>
+  <w:num w:numId="40">
+    <w:abstractNumId w:val="40"/>
   </w:num>
-  <w:num w:numId="9">
-    <w:abstractNumId w:val="20"/>
+  <w:num w:numId="41">
+    <w:abstractNumId w:val="26"/>
   </w:num>
-  <w:num w:numId="10">
-    <w:abstractNumId w:val="6"/>
-  </w:num>
-  <w:num w:numId="11">
+  <w:num w:numId="42">
     <w:abstractNumId w:val="21"/>
   </w:num>
-  <w:num w:numId="12">
-    <w:abstractNumId w:val="35"/>
-  </w:num>
-  <w:num w:numId="13">
-    <w:abstractNumId w:val="15"/>
-  </w:num>
-  <w:num w:numId="14">
-    <w:abstractNumId w:val="18"/>
-  </w:num>
-  <w:num w:numId="15">
-    <w:abstractNumId w:val="23"/>
-  </w:num>
-  <w:num w:numId="16">
-    <w:abstractNumId w:val="8"/>
-  </w:num>
-  <w:num w:numId="17">
-    <w:abstractNumId w:val="7"/>
-  </w:num>
-  <w:num w:numId="18">
-    <w:abstractNumId w:val="11"/>
-  </w:num>
-  <w:num w:numId="19">
-    <w:abstractNumId w:val="5"/>
-  </w:num>
-  <w:num w:numId="20">
-    <w:abstractNumId w:val="33"/>
-  </w:num>
-  <w:num w:numId="21">
-    <w:abstractNumId w:val="30"/>
-  </w:num>
-  <w:num w:numId="22">
-    <w:abstractNumId w:val="31"/>
-  </w:num>
-  <w:num w:numId="23">
-    <w:abstractNumId w:val="24"/>
-  </w:num>
-  <w:num w:numId="24">
-    <w:abstractNumId w:val="12"/>
-  </w:num>
-  <w:num w:numId="25">
-    <w:abstractNumId w:val="17"/>
-  </w:num>
-  <w:num w:numId="26">
-    <w:abstractNumId w:val="13"/>
-  </w:num>
-  <w:num w:numId="27">
-    <w:abstractNumId w:val="28"/>
-  </w:num>
-  <w:num w:numId="28">
-    <w:abstractNumId w:val="9"/>
-  </w:num>
-  <w:num w:numId="29">
-    <w:abstractNumId w:val="27"/>
-  </w:num>
-  <w:num w:numId="30">
-    <w:abstractNumId w:val="22"/>
-  </w:num>
-  <w:num w:numId="31">
-    <w:abstractNumId w:val="2"/>
-  </w:num>
-  <w:num w:numId="32">
-    <w:abstractNumId w:val="25"/>
-  </w:num>
-  <w:num w:numId="33">
-    <w:abstractNumId w:val="32"/>
-  </w:num>
-  <w:num w:numId="34">
-    <w:abstractNumId w:val="4"/>
-  </w:num>
-  <w:num w:numId="35">
-    <w:abstractNumId w:val="26"/>
-  </w:num>
-  <w:num w:numId="36">
+  <w:num w:numId="43">
     <w:abstractNumId w:val="3"/>
   </w:num>
-  <w:num w:numId="37">
-    <w:abstractNumId w:val="19"/>
-  </w:num>
-  <w:num w:numId="38">
-    <w:abstractNumId w:val="10"/>
+  <w:num w:numId="44">
+    <w:abstractNumId w:val="37"/>
   </w:num>
   <w:numIdMacAtCleanup w:val="26"/>
 </w:numbering>

--- a/Nhom12_DeTai6_NguyenMinhTri.docx
+++ b/Nhom12_DeTai6_NguyenMinhTri.docx
@@ -9,11 +9,9 @@
       <w:r>
         <w:t xml:space="preserve">BỘ CÔNG THƯƠNG</w:t>
       </w:r>
-    </w:p>
-    <w:p>
-      <w:pPr>
-        <w:pStyle w:val="BodyText"/>
-      </w:pPr>
+      <w:r>
+        <w:t xml:space="preserve"> </w:t>
+      </w:r>
       <w:r>
         <w:rPr>
           <w:bCs/>
@@ -21,11 +19,9 @@
         </w:rPr>
         <w:t xml:space="preserve">TRƯỜNG ĐẠI HỌC CÔNG THƯƠNG TP. HCM</w:t>
       </w:r>
-    </w:p>
-    <w:p>
-      <w:pPr>
-        <w:pStyle w:val="BodyText"/>
-      </w:pPr>
+      <w:r>
+        <w:t xml:space="preserve"> </w:t>
+      </w:r>
       <w:r>
         <w:rPr>
           <w:bCs/>
@@ -33,17 +29,16 @@
         </w:rPr>
         <w:t xml:space="preserve">KHOA CÔNG NGHỆ THÔNG TIN</w:t>
       </w:r>
-    </w:p>
-    <w:p>
-      <w:r>
-        <w:pict>
-          <v:rect style="width:0;height:1.5pt" o:hralign="center" o:hrstd="t" o:hr="t"/>
-        </w:pict>
-      </w:r>
-    </w:p>
-    <w:p>
-      <w:pPr>
-        <w:pStyle w:val="FirstParagraph"/>
+      <w:r>
+        <w:t xml:space="preserve"> </w:t>
+      </w:r>
+      <w:r>
+        <w:t xml:space="preserve">——</w:t>
+      </w:r>
+    </w:p>
+    <w:p>
+      <w:pPr>
+        <w:pStyle w:val="BodyText"/>
       </w:pPr>
       <w:r>
         <w:rPr>
@@ -64,11 +59,9 @@
         </w:rPr>
         <w:t xml:space="preserve">XÂY DỰNG ỨNG DỤNG QUẢN LÝ CHI TIÊU CÁ NHÂN VÀ NHÓM</w:t>
       </w:r>
-    </w:p>
-    <w:p>
-      <w:pPr>
-        <w:pStyle w:val="BodyText"/>
-      </w:pPr>
+      <w:r>
+        <w:t xml:space="preserve"> </w:t>
+      </w:r>
       <w:r>
         <w:rPr>
           <w:bCs/>
@@ -94,7 +87,151 @@
           <w:bCs/>
           <w:b/>
         </w:rPr>
+        <w:t xml:space="preserve">GIẢNG VIÊN HƯỚNG DẪN:</w:t>
+      </w:r>
+      <w:r>
+        <w:t xml:space="preserve"> </w:t>
+      </w:r>
+      <w:r>
+        <w:rPr>
+          <w:bCs/>
+          <w:b/>
+        </w:rPr>
+        <w:t xml:space="preserve">ThS Trần Thị Vân Anh</w:t>
+      </w:r>
+    </w:p>
+    <w:p>
+      <w:pPr>
+        <w:pStyle w:val="BodyText"/>
+      </w:pPr>
+      <w:r>
+        <w:rPr>
+          <w:bCs/>
+          <w:b/>
+        </w:rPr>
         <w:t xml:space="preserve">SINH VIÊN THỰC HIỆN:</w:t>
+      </w:r>
+      <w:r>
+        <w:t xml:space="preserve"> </w:t>
+      </w:r>
+      <w:r>
+        <w:t xml:space="preserve">&gt; 1.</w:t>
+      </w:r>
+      <w:r>
+        <w:t xml:space="preserve"> </w:t>
+      </w:r>
+      <w:r>
+        <w:rPr>
+          <w:iCs/>
+          <w:i/>
+        </w:rPr>
+        <w:t xml:space="preserve">2001225553 – Nguyễn Minh Trí –13DHTH08</w:t>
+      </w:r>
+    </w:p>
+    <w:p>
+      <w:pPr>
+        <w:pStyle w:val="BodyText"/>
+      </w:pPr>
+      <w:r>
+        <w:t xml:space="preserve">TP. HỒ CHÍ MINH, tháng 06, năm 2026</w:t>
+      </w:r>
+    </w:p>
+    <w:bookmarkStart w:id="20" w:name="lời-cảm-ơn"/>
+    <w:p>
+      <w:pPr>
+        <w:pStyle w:val="Heading1"/>
+      </w:pPr>
+      <w:r>
+        <w:t xml:space="preserve">LỜI CẢM ƠN</w:t>
+      </w:r>
+    </w:p>
+    <w:p>
+      <w:pPr>
+        <w:pStyle w:val="FirstParagraph"/>
+      </w:pPr>
+      <w:r>
+        <w:t xml:space="preserve">Lời đầu tiên, em xin gửi lời chào trân trọng và lời cảm ơn chân thành nhất đến Ban Giám hiệu, cùng toàn thể quý thầy cô giáo, cán bộ và công nhân viên đang công tác tại Trường Đại học Công Thương TP.HCM. Cảm ơn nhà trường đã tạo ra một môi trường học tập, rèn luyện chất lượng và truyền đạt cho em những nền tảng kiến thức chuyên môn vững chắc.</w:t>
+      </w:r>
+    </w:p>
+    <w:p>
+      <w:pPr>
+        <w:pStyle w:val="BodyText"/>
+      </w:pPr>
+      <w:r>
+        <w:t xml:space="preserve">Đặc biệt, em xin bày tỏ lòng biết ơn sâu sắc nhất đến Giảng viên hướng dẫn – ThS Trần Thị Vân Anh. Trong suốt quá trình em nghiên cứu và phát triển đề tài khóa luận</w:t>
+      </w:r>
+      <w:r>
+        <w:t xml:space="preserve"> </w:t>
+      </w:r>
+      <w:r>
+        <w:t xml:space="preserve">“</w:t>
+      </w:r>
+      <w:r>
+        <w:t xml:space="preserve">XÂY DỰNG ỨNG DỤNG QUẢN LÝ CHI TIÊU CÁ NHÂN VÀ NHÓM TÍCH HỢP ĐỒNG BỘ DỮ LIỆU SQL SERVER - FIREBASE</w:t>
+      </w:r>
+      <w:r>
+        <w:t xml:space="preserve">”</w:t>
+      </w:r>
+      <w:r>
+        <w:t xml:space="preserve">, cô đã luôn tận tình dành thời gian chỉ bảo, định hướng và đưa ra những lời khuyên chuyên môn vô cùng quý báu.</w:t>
+      </w:r>
+    </w:p>
+    <w:p>
+      <w:pPr>
+        <w:pStyle w:val="BodyText"/>
+      </w:pPr>
+      <w:r>
+        <w:t xml:space="preserve">Mặc dù đã cố gắng hết sức để hoàn thiện khóa luận, nhưng do giới hạn về mặt thời gian cũng như kinh nghiệm, đề tài chắc chắn vẫn còn những thiếu sót. Em rất mong nhận được sự góp ý từ quý thầy cô trong hội đồng.</w:t>
+      </w:r>
+    </w:p>
+    <w:p>
+      <w:pPr>
+        <w:pStyle w:val="BodyText"/>
+      </w:pPr>
+      <w:r>
+        <w:rPr>
+          <w:bCs/>
+          <w:b/>
+        </w:rPr>
+        <w:t xml:space="preserve">Sinh viên thực hiện</w:t>
+      </w:r>
+      <w:r>
+        <w:t xml:space="preserve"> </w:t>
+      </w:r>
+      <w:r>
+        <w:rPr>
+          <w:iCs/>
+          <w:i/>
+        </w:rPr>
+        <w:t xml:space="preserve">Nguyễn Minh Trí</w:t>
+      </w:r>
+    </w:p>
+    <w:bookmarkEnd w:id="20"/>
+    <w:bookmarkStart w:id="21" w:name="mục-lục"/>
+    <w:p>
+      <w:pPr>
+        <w:pStyle w:val="Heading1"/>
+      </w:pPr>
+      <w:r>
+        <w:t xml:space="preserve">MỤC LỤC</w:t>
+      </w:r>
+    </w:p>
+    <w:p>
+      <w:pPr>
+        <w:pStyle w:val="FirstParagraph"/>
+      </w:pPr>
+      <w:r>
+        <w:t xml:space="preserve">[Mục lục sẽ được cập nhật tự động bởi Word]</w:t>
+      </w:r>
+    </w:p>
+    <w:bookmarkEnd w:id="21"/>
+    <w:bookmarkStart w:id="22" w:name="danh-mục-các-ký-hiệu-và-chữ-viết-tắt"/>
+    <w:p>
+      <w:pPr>
+        <w:pStyle w:val="Heading1"/>
+      </w:pPr>
+      <w:r>
+        <w:t xml:space="preserve">DANH MỤC CÁC KÝ HIỆU VÀ CHỮ VIẾT TẮT</w:t>
       </w:r>
     </w:p>
     <w:p>
@@ -106,11 +243,77 @@
         <w:pStyle w:val="Compact"/>
       </w:pPr>
       <w:r>
-        <w:rPr>
-          <w:iCs/>
-          <w:i/>
-        </w:rPr>
-        <w:t xml:space="preserve">Nguyễn Minh Trí - Nhóm 12 - Đề tài 6</w:t>
+        <w:t xml:space="preserve">CSDL: Cơ sở dữ liệu</w:t>
+      </w:r>
+    </w:p>
+    <w:p>
+      <w:pPr>
+        <w:numPr>
+          <w:ilvl w:val="0"/>
+          <w:numId w:val="1001"/>
+        </w:numPr>
+        <w:pStyle w:val="Compact"/>
+      </w:pPr>
+      <w:r>
+        <w:t xml:space="preserve">API: Giao diện lập trình ứng dụng</w:t>
+      </w:r>
+    </w:p>
+    <w:p>
+      <w:pPr>
+        <w:numPr>
+          <w:ilvl w:val="0"/>
+          <w:numId w:val="1001"/>
+        </w:numPr>
+        <w:pStyle w:val="Compact"/>
+      </w:pPr>
+      <w:r>
+        <w:t xml:space="preserve">UI/UX: Giao diện người dùng / Trải nghiệm người dùng</w:t>
+      </w:r>
+    </w:p>
+    <w:p>
+      <w:pPr>
+        <w:numPr>
+          <w:ilvl w:val="0"/>
+          <w:numId w:val="1001"/>
+        </w:numPr>
+        <w:pStyle w:val="Compact"/>
+      </w:pPr>
+      <w:r>
+        <w:t xml:space="preserve">SQL: Ngôn ngữ truy vấn có cấu trúc</w:t>
+      </w:r>
+    </w:p>
+    <w:p>
+      <w:pPr>
+        <w:numPr>
+          <w:ilvl w:val="0"/>
+          <w:numId w:val="1001"/>
+        </w:numPr>
+        <w:pStyle w:val="Compact"/>
+      </w:pPr>
+      <w:r>
+        <w:t xml:space="preserve">UUID: Mã định danh duy nhất</w:t>
+      </w:r>
+    </w:p>
+    <w:p>
+      <w:pPr>
+        <w:numPr>
+          <w:ilvl w:val="0"/>
+          <w:numId w:val="1001"/>
+        </w:numPr>
+        <w:pStyle w:val="Compact"/>
+      </w:pPr>
+      <w:r>
+        <w:t xml:space="preserve">JSON: JavaScript Object Notation</w:t>
+      </w:r>
+    </w:p>
+    <w:bookmarkEnd w:id="22"/>
+    <w:bookmarkStart w:id="23" w:name="danh-mục-hình"/>
+    <w:p>
+      <w:pPr>
+        <w:pStyle w:val="Heading1"/>
+      </w:pPr>
+      <w:r>
+        <w:t xml:space="preserve">DANH MỤC HÌNH</w:t>
       </w:r>
     </w:p>
     <w:p>
@@ -118,16 +321,17 @@
         <w:pStyle w:val="FirstParagraph"/>
       </w:pPr>
       <w:r>
-        <w:t xml:space="preserve">TP. HỒ CHÍ MINH, tháng 06, năm 2026</w:t>
-      </w:r>
-    </w:p>
-    <w:bookmarkStart w:id="20" w:name="lời-cảm-ơn"/>
+        <w:t xml:space="preserve">[Danh mục hình sẽ được cập nhật tự động bởi Word]</w:t>
+      </w:r>
+    </w:p>
+    <w:bookmarkEnd w:id="23"/>
+    <w:bookmarkStart w:id="24" w:name="danh-mục-bảng"/>
     <w:p>
       <w:pPr>
         <w:pStyle w:val="Heading1"/>
       </w:pPr>
       <w:r>
-        <w:t xml:space="preserve">LỜI CẢM ƠN</w:t>
+        <w:t xml:space="preserve">DANH MỤC BẢNG</w:t>
       </w:r>
     </w:p>
     <w:p>
@@ -135,231 +339,17 @@
         <w:pStyle w:val="FirstParagraph"/>
       </w:pPr>
       <w:r>
-        <w:t xml:space="preserve">Lời đầu tiên, em xin gửi lời chào trân trọng và lời cảm ơn chân thành nhất đến Ban Giám hiệu, cùng toàn thể quý thầy cô giáo, cán bộ và công nhân viên đang công tác tại Trường Đại học Công Thương TP.HCM. Cảm ơn nhà trường đã tạo ra một môi trường học tập, rèn luyện chất lượng và truyền đạt cho em những nền tảng kiến thức chuyên môn vững chắc trong suốt những năm tháng thanh xuân dưới mái trường này.</w:t>
-      </w:r>
-    </w:p>
-    <w:p>
-      <w:pPr>
-        <w:pStyle w:val="BodyText"/>
-      </w:pPr>
-      <w:r>
-        <w:t xml:space="preserve">Đặc biệt, em xin bày tỏ lòng biết ơn sâu sắc nhất đến Giảng viên hướng dẫn. Trong suốt quá trình em nghiên cứu và phát triển đề tài khóa luận</w:t>
-      </w:r>
-      <w:r>
-        <w:t xml:space="preserve"> </w:t>
-      </w:r>
-      <w:r>
-        <w:t xml:space="preserve">“</w:t>
-      </w:r>
-      <w:r>
-        <w:t xml:space="preserve">XÂY DỰNG ỨNG DỤNG QUẢN LÝ CHI TIÊU CÁ NHÂN VÀ NHÓM TÍCH HỢP ĐỒNG BỘ DỮ LIỆU SQL SERVER - FIREBASE</w:t>
-      </w:r>
-      <w:r>
-        <w:t xml:space="preserve">”</w:t>
-      </w:r>
-      <w:r>
-        <w:t xml:space="preserve">, cô đã luôn tận tình dành thời gian chỉ bảo, định hướng và đưa ra những lời khuyên chuyên môn vô cùng quý báu. Nhờ có sự ân cần, bao dung và tâm huyết của cô, nhóm mới có thể vượt qua những khó khăn trong quá trình thiết kế hệ thống, chuẩn hóa cơ sở dữ liệu và hoàn thành khóa luận một cách trọn vẹn nhất.</w:t>
-      </w:r>
-    </w:p>
-    <w:p>
-      <w:pPr>
-        <w:pStyle w:val="BodyText"/>
-      </w:pPr>
-      <w:r>
-        <w:t xml:space="preserve">Bên cạnh đó, em cũng xin gửi lời cảm ơn đến toàn thể các bạn sinh viên cùng khóa đã luôn gắn bó, động viên và chia sẻ kiến thức với nhau trong những lúc khó khăn.</w:t>
-      </w:r>
-    </w:p>
-    <w:p>
-      <w:pPr>
-        <w:pStyle w:val="BodyText"/>
-      </w:pPr>
-      <w:r>
-        <w:t xml:space="preserve">Mặc dù đã cố gắng hết sức để hoàn thiện khóa luận bằng tất cả sự nghiêm túc, nhưng do giới hạn về mặt thời gian cũng như kinh nghiệm thực tiễn, đề tài chắc chắn vẫn còn những thiếu sót nhất định. Em rất mong nhận được sự góp ý, đánh giá từ quý thầy cô trong hội đồng bảo vệ để kiến trúc hệ thống được hoàn thiện hơn và có tính ứng dụng cao hơn trong tương lai.</w:t>
-      </w:r>
-    </w:p>
-    <w:p>
-      <w:pPr>
-        <w:pStyle w:val="BodyText"/>
-      </w:pPr>
-      <w:r>
-        <w:t xml:space="preserve">Cuối cùng, em xin kính chúc quý thầy cô, cán bộ công nhân viên Trường Đại học Công Thương TP.HCM cùng toàn thể các bạn sinh viên dồi dào sức khỏe, hạnh phúc và gặt hái được thật nhiều thành công trong sự nghiệp cũng như trong cuộc sống.</w:t>
-      </w:r>
-    </w:p>
-    <w:p>
-      <w:pPr>
-        <w:pStyle w:val="BodyText"/>
-      </w:pPr>
-      <w:r>
-        <w:rPr>
-          <w:bCs/>
-          <w:b/>
-        </w:rPr>
-        <w:t xml:space="preserve">Sinh viên thực hiện</w:t>
-      </w:r>
-    </w:p>
-    <w:p>
-      <w:pPr>
-        <w:pStyle w:val="BodyText"/>
-      </w:pPr>
-      <w:r>
-        <w:rPr>
-          <w:iCs/>
-          <w:i/>
-        </w:rPr>
-        <w:t xml:space="preserve">Nguyễn Minh Trí</w:t>
-      </w:r>
-    </w:p>
-    <w:p>
-      <w:r>
-        <w:pict>
-          <v:rect style="width:0;height:1.5pt" o:hralign="center" o:hrstd="t" o:hr="t"/>
-        </w:pict>
-      </w:r>
-    </w:p>
-    <w:bookmarkEnd w:id="20"/>
-    <w:bookmarkStart w:id="28" w:name="Xe655118236bdefc460e2b647b0138973166744e"/>
+        <w:t xml:space="preserve">[Danh mục bảng sẽ được cập nhật tự động bởi Word]</w:t>
+      </w:r>
+    </w:p>
+    <w:bookmarkEnd w:id="24"/>
+    <w:bookmarkStart w:id="25" w:name="mở-đầu"/>
     <w:p>
       <w:pPr>
         <w:pStyle w:val="Heading1"/>
       </w:pPr>
       <w:r>
-        <w:t xml:space="preserve">CHƯƠNG 1: KHẢO SÁT HỆ THỐNG VÀ XÁC ĐỊNH YÊU CẦU</w:t>
-      </w:r>
-    </w:p>
-    <w:bookmarkStart w:id="21" w:name="mục-tiêu-khảo-sát"/>
-    <w:p>
-      <w:pPr>
-        <w:pStyle w:val="Heading2"/>
-      </w:pPr>
-      <w:r>
-        <w:t xml:space="preserve">1.1. MỤC TIÊU KHẢO SÁT</w:t>
-      </w:r>
-    </w:p>
-    <w:p>
-      <w:pPr>
-        <w:pStyle w:val="FirstParagraph"/>
-      </w:pPr>
-      <w:r>
-        <w:t xml:space="preserve">Trong thời đại công nghệ số 4.0, các ứng dụng quản lý chi tiêu cá nhân đang dần thay thế phương pháp ghi chép sổ sách truyền thống. Mục tiêu khảo sát của đề tài là phân tích các hệ thống đang có mặt trên thị trường như MoneyLover, Sổ Thu Chi Misa, từ đó rút ra những ưu điểm, khuyết điểm và những chức năng còn thiếu sót đối với nhu cầu quản lý chi tiêu của giới trẻ hiện nay, đặc biệt là việc quản lý quỹ nhóm.</w:t>
-      </w:r>
-    </w:p>
-    <w:bookmarkEnd w:id="21"/>
-    <w:bookmarkStart w:id="24" w:name="Xf9ce8b9f0d7b880941e957a1deb17a9a301e505"/>
-    <w:p>
-      <w:pPr>
-        <w:pStyle w:val="Heading2"/>
-      </w:pPr>
-      <w:r>
-        <w:t xml:space="preserve">1.2. HIỆN TRẠNG TỔ CHỨC VÀ QUY TRÌNH NGHIỆP VỤ</w:t>
-      </w:r>
-    </w:p>
-    <w:bookmarkStart w:id="22" w:name="hiện-trạng-quản-lý-tài-chính"/>
-    <w:p>
-      <w:pPr>
-        <w:pStyle w:val="Heading3"/>
-      </w:pPr>
-      <w:r>
-        <w:t xml:space="preserve">1.2.1. Hiện trạng quản lý tài chính</w:t>
-      </w:r>
-    </w:p>
-    <w:p>
-      <w:pPr>
-        <w:pStyle w:val="FirstParagraph"/>
-      </w:pPr>
-      <w:r>
-        <w:t xml:space="preserve">Hầu hết các sinh viên và người dùng cá nhân gặp khó khăn trong việc cân đối dòng tiền hàng tháng. Khi phát sinh giao dịch, người dùng phải tự ghi nhớ và ghi chép lại. Quy trình này thường dẫn đến việc sai lệch số liệu vào cuối tháng. Các số liệu không được phân tích trực quan khiến người dùng không biết rõ mình đã tiêu xài quá hạn mức vào hạng mục nào.</w:t>
-      </w:r>
-    </w:p>
-    <w:bookmarkEnd w:id="22"/>
-    <w:bookmarkStart w:id="23" w:name="đặc-tả-quy-trình-quản-lý-chi-tiêu-nhóm"/>
-    <w:p>
-      <w:pPr>
-        <w:pStyle w:val="Heading3"/>
-      </w:pPr>
-      <w:r>
-        <w:t xml:space="preserve">1.2.2. Đặc tả quy trình quản lý chi tiêu nhóm</w:t>
-      </w:r>
-    </w:p>
-    <w:p>
-      <w:pPr>
-        <w:pStyle w:val="FirstParagraph"/>
-      </w:pPr>
-      <w:r>
-        <w:t xml:space="preserve">Khi một nhóm bạn đi du lịch, thông thường sẽ có một người làm thủ quỹ đứng ra thanh toán các khoản tiền ăn uống, đi lại. Người thủ quỹ này phải ghi chú cẩn thận để sau đó tính toán (Split Bill) và thu lại tiền từ các thành viên khác. Khi các thành viên đóng tiền lắt nhắt hoặc ứng trước cho một số khoản, quy trình tính toán trở nên cực kỳ phức tạp, dễ gây nhầm lẫn và mâu thuẫn.</w:t>
-      </w:r>
-    </w:p>
-    <w:bookmarkEnd w:id="23"/>
-    <w:bookmarkEnd w:id="24"/>
-    <w:bookmarkStart w:id="27" w:name="yêu-cầu-hệ-thống"/>
-    <w:p>
-      <w:pPr>
-        <w:pStyle w:val="Heading2"/>
-      </w:pPr>
-      <w:r>
-        <w:t xml:space="preserve">1.3. YÊU CẦU HỆ THỐNG</w:t>
-      </w:r>
-    </w:p>
-    <w:bookmarkStart w:id="25" w:name="yêu-cầu-chức-năng"/>
-    <w:p>
-      <w:pPr>
-        <w:pStyle w:val="Heading3"/>
-      </w:pPr>
-      <w:r>
-        <w:t xml:space="preserve">1.3.1. Yêu cầu chức năng</w:t>
-      </w:r>
-    </w:p>
-    <w:p>
-      <w:pPr>
-        <w:pStyle w:val="FirstParagraph"/>
-      </w:pPr>
-      <w:r>
-        <w:t xml:space="preserve">Hệ thống cần đáp ứng các nghiệp vụ sau:</w:t>
-      </w:r>
-      <w:r>
-        <w:t xml:space="preserve"> </w:t>
-      </w:r>
-      <w:r>
-        <w:t xml:space="preserve">1. Đăng nhập và xác thực an toàn bằng OAuth2 (Google).</w:t>
-      </w:r>
-      <w:r>
-        <w:t xml:space="preserve"> </w:t>
-      </w:r>
-      <w:r>
-        <w:t xml:space="preserve">2. Thêm, sửa, xóa các khoản thu chi cá nhân.</w:t>
-      </w:r>
-      <w:r>
-        <w:t xml:space="preserve"> </w:t>
-      </w:r>
-      <w:r>
-        <w:t xml:space="preserve">3. Thêm, sửa, xóa các khoản thu chi nhóm, tự động tính toán số dư.</w:t>
-      </w:r>
-      <w:r>
-        <w:t xml:space="preserve"> </w:t>
-      </w:r>
-      <w:r>
-        <w:t xml:space="preserve">4. Quản lý mục tiêu tiết kiệm (Savings) dài hạn.</w:t>
-      </w:r>
-      <w:r>
-        <w:t xml:space="preserve"> </w:t>
-      </w:r>
-      <w:r>
-        <w:t xml:space="preserve">5. Thống kê trực quan bằng các biểu đồ Pie Chart.</w:t>
-      </w:r>
-      <w:r>
-        <w:t xml:space="preserve"> </w:t>
-      </w:r>
-      <w:r>
-        <w:t xml:space="preserve">6. Hệ thống Chatbot trao đổi thông tin nhóm.</w:t>
-      </w:r>
-    </w:p>
-    <w:bookmarkEnd w:id="25"/>
-    <w:bookmarkStart w:id="26" w:name="yêu-cầu-phi-chức-năng"/>
-    <w:p>
-      <w:pPr>
-        <w:pStyle w:val="Heading3"/>
-      </w:pPr>
-      <w:r>
-        <w:t xml:space="preserve">1.3.2. Yêu cầu phi chức năng</w:t>
+        <w:t xml:space="preserve">MỞ ĐẦU</w:t>
       </w:r>
     </w:p>
     <w:p>
@@ -371,64 +361,7 @@
         <w:pStyle w:val="Compact"/>
       </w:pPr>
       <w:r>
-        <w:t xml:space="preserve">Tính bảo mật: Bảo mật truy vấn chống SQL Injection.</w:t>
-      </w:r>
-    </w:p>
-    <w:p>
-      <w:pPr>
-        <w:numPr>
-          <w:ilvl w:val="0"/>
-          <w:numId w:val="1002"/>
-        </w:numPr>
-        <w:pStyle w:val="Compact"/>
-      </w:pPr>
-      <w:r>
-        <w:t xml:space="preserve">Hiệu năng: Ứng dụng phải hoạt động mượt mà trên hệ điều hành Android/iOS với tốc độ phản hồi &lt; 500ms.</w:t>
-      </w:r>
-    </w:p>
-    <w:p>
-      <w:pPr>
-        <w:numPr>
-          <w:ilvl w:val="0"/>
-          <w:numId w:val="1002"/>
-        </w:numPr>
-        <w:pStyle w:val="Compact"/>
-      </w:pPr>
-      <w:r>
-        <w:t xml:space="preserve">Tính khả dụng: Hoạt động dựa trên kết nối Wi-Fi LAN trực tiếp với Docker Server.</w:t>
-      </w:r>
-    </w:p>
-    <w:p>
-      <w:pPr>
-        <w:numPr>
-          <w:ilvl w:val="0"/>
-          <w:numId w:val="1002"/>
-        </w:numPr>
-        <w:pStyle w:val="Compact"/>
-      </w:pPr>
-      <w:r>
-        <w:t xml:space="preserve">Toàn vẹn dữ liệu: CSDL không được tồn tại các bản ghi rác mồ côi (Orphan records) sau khi xóa tài khoản.</w:t>
-      </w:r>
-    </w:p>
-    <w:bookmarkEnd w:id="26"/>
-    <w:bookmarkEnd w:id="27"/>
-    <w:bookmarkEnd w:id="28"/>
-    <w:bookmarkStart w:id="38" w:name="chương-2-phân-tích-hệ-thống"/>
-    <w:p>
-      <w:pPr>
-        <w:pStyle w:val="Heading1"/>
-      </w:pPr>
-      <w:r>
-        <w:t xml:space="preserve">CHƯƠNG 2: PHÂN TÍCH HỆ THỐNG</w:t>
-      </w:r>
-    </w:p>
-    <w:bookmarkStart w:id="29" w:name="giới-thiệu"/>
-    <w:p>
-      <w:pPr>
-        <w:pStyle w:val="Heading2"/>
-      </w:pPr>
-      <w:r>
-        <w:t xml:space="preserve">2.1. GIỚI THIỆU</w:t>
+        <w:t xml:space="preserve">GIỚI THIỆU</w:t>
       </w:r>
     </w:p>
     <w:p>
@@ -436,26 +369,15 @@
         <w:pStyle w:val="FirstParagraph"/>
       </w:pPr>
       <w:r>
-        <w:t xml:space="preserve">Chương phân tích hệ thống đóng vai trò chuyển hóa các yêu cầu nghiệp vụ thực tế thành các biểu đồ và đặc tả kỹ thuật, giúp các kỹ sư phần mềm nắm rõ được quy trình hoạt động trước khi bước vào giai đoạn thiết kế CSDL.</w:t>
-      </w:r>
-    </w:p>
-    <w:bookmarkEnd w:id="29"/>
-    <w:bookmarkStart w:id="37" w:name="mô-hình-hóa-nghiệp-vụ-use-case"/>
-    <w:p>
-      <w:pPr>
-        <w:pStyle w:val="Heading2"/>
-      </w:pPr>
-      <w:r>
-        <w:t xml:space="preserve">2.2. MÔ HÌNH HÓA NGHIỆP VỤ (USE CASE)</w:t>
-      </w:r>
-    </w:p>
-    <w:bookmarkStart w:id="30" w:name="các-tác-nhân-của-hệ-thống"/>
-    <w:p>
-      <w:pPr>
-        <w:pStyle w:val="Heading3"/>
-      </w:pPr>
-      <w:r>
-        <w:t xml:space="preserve">2.2.1. Các tác nhân của hệ thống</w:t>
+        <w:t xml:space="preserve">Trong bối cảnh xã hội ngày càng phát triển và nhu cầu quản lý tài chính cá nhân cũng như nhóm ngày càng được chú trọng, việc theo dõi dòng tiền thu chi là yếu tố sống còn để duy trì sự ổn định tài chính. Đặc thù của việc quản lý chi tiêu hiện đại là yêu cầu tính minh bạch, khả năng tra cứu nhanh chóng, tính toán số dư tự động và đồng bộ dữ liệu liên tục trên nhiều thiết bị.</w:t>
+      </w:r>
+    </w:p>
+    <w:p>
+      <w:pPr>
+        <w:pStyle w:val="BodyText"/>
+      </w:pPr>
+      <w:r>
+        <w:t xml:space="preserve">Tuy nhiên, thực tế hiện nay cho thấy, việc quản lý sổ sách chi tiêu của nhiều cá nhân, đặc biệt là các nhóm bạn trẻ, sinh viên sống chung hay chia sẻ chi phí du lịch, vẫn đang được thực hiện chủ yếu qua hệ thống giấy tờ thủ công, tin nhắn hoặc các file Excel rải rác. Phương pháp truyền thống này bộc lộ nhiều điểm hạn chế đáng lo ngại. Việc ghi chép và tính toán bù trừ tiền bạc bằng tay dễ dẫn đến những sai sót do yếu tố con người, làm sai lệch số dư thực tế và tiêu tốn một lượng lớn thời gian trong việc đối soát (split bill) vào mỗi cuối tháng. Nhận thấy những rào cản đó, việc số hóa quy trình quản lý chi tiêu thành một ứng dụng di động hoàn chỉnh là một nhu cầu vô cùng cấp thiết. Đó cũng chính là lý do đề tài này được lựa chọn để đi sâu vào nghiên cứu.</w:t>
       </w:r>
     </w:p>
     <w:p>
@@ -467,80 +389,15 @@
         <w:pStyle w:val="Compact"/>
       </w:pPr>
       <w:r>
-        <w:rPr>
-          <w:bCs/>
-          <w:b/>
-        </w:rPr>
-        <w:t xml:space="preserve">Người dùng (User):</w:t>
-      </w:r>
-      <w:r>
-        <w:t xml:space="preserve"> </w:t>
-      </w:r>
-      <w:r>
-        <w:t xml:space="preserve">Là người thao tác trực tiếp trên giao diện màn hình cảm ứng của thiết bị di động.</w:t>
-      </w:r>
-    </w:p>
-    <w:p>
-      <w:pPr>
-        <w:numPr>
-          <w:ilvl w:val="0"/>
-          <w:numId w:val="1003"/>
-        </w:numPr>
-        <w:pStyle w:val="Compact"/>
-      </w:pPr>
-      <w:r>
-        <w:rPr>
-          <w:bCs/>
-          <w:b/>
-        </w:rPr>
-        <w:t xml:space="preserve">Firebase Auth Server:</w:t>
-      </w:r>
-      <w:r>
-        <w:t xml:space="preserve"> </w:t>
-      </w:r>
-      <w:r>
-        <w:t xml:space="preserve">Máy chủ ủy quyền định danh của Google, trả về Token xác thực.</w:t>
-      </w:r>
-    </w:p>
-    <w:p>
-      <w:pPr>
-        <w:numPr>
-          <w:ilvl w:val="0"/>
-          <w:numId w:val="1003"/>
-        </w:numPr>
-        <w:pStyle w:val="Compact"/>
-      </w:pPr>
-      <w:r>
-        <w:rPr>
-          <w:bCs/>
-          <w:b/>
-        </w:rPr>
-        <w:t xml:space="preserve">SQL Server (Docker):</w:t>
-      </w:r>
-      <w:r>
-        <w:t xml:space="preserve"> </w:t>
-      </w:r>
-      <w:r>
-        <w:t xml:space="preserve">Hệ quản trị CSDL trung tâm, đóng vai trò lưu trữ toàn bộ dữ liệu giao dịch và đảm bảo ràng buộc toàn vẹn.</w:t>
-      </w:r>
-    </w:p>
-    <w:bookmarkEnd w:id="30"/>
-    <w:bookmarkStart w:id="36" w:name="đặc-tả-chi-tiết-các-use-case-chính"/>
-    <w:p>
-      <w:pPr>
-        <w:pStyle w:val="Heading3"/>
-      </w:pPr>
-      <w:r>
-        <w:t xml:space="preserve">2.2.2. Đặc tả chi tiết các Use Case chính</w:t>
-      </w:r>
-    </w:p>
-    <w:bookmarkStart w:id="31" w:name="uc01-xác-thực-tài-khoản"/>
-    <w:p>
-      <w:pPr>
-        <w:pStyle w:val="Heading4"/>
-      </w:pPr>
-      <w:r>
-        <w:t xml:space="preserve">UC01: Xác thực tài khoản</w:t>
+        <w:t xml:space="preserve">MỤC TIÊU ĐỀ TÀI</w:t>
+      </w:r>
+    </w:p>
+    <w:p>
+      <w:pPr>
+        <w:pStyle w:val="FirstParagraph"/>
+      </w:pPr>
+      <w:r>
+        <w:t xml:space="preserve">Đề tài được thực hiện nhằm hướng tới các mục tiêu sau:</w:t>
       </w:r>
     </w:p>
     <w:p>
@@ -552,17 +409,7 @@
         <w:pStyle w:val="Compact"/>
       </w:pPr>
       <w:r>
-        <w:rPr>
-          <w:bCs/>
-          <w:b/>
-        </w:rPr>
-        <w:t xml:space="preserve">Mục đích:</w:t>
-      </w:r>
-      <w:r>
-        <w:t xml:space="preserve"> </w:t>
-      </w:r>
-      <w:r>
-        <w:t xml:space="preserve">Đảm bảo chỉ những người có danh tính hợp lệ mới được truy cập dữ liệu cá nhân.</w:t>
+        <w:t xml:space="preserve">Xây dựng hệ thống đa nền tảng: Phát triển một giải pháp phần mềm toàn diện trên môi trường Mobile (Android/iOS) bằng framework Flutter, cho phép thao tác nhập liệu trực tiếp mọi lúc mọi nơi.</w:t>
       </w:r>
     </w:p>
     <w:p>
@@ -574,17 +421,7 @@
         <w:pStyle w:val="Compact"/>
       </w:pPr>
       <w:r>
-        <w:rPr>
-          <w:bCs/>
-          <w:b/>
-        </w:rPr>
-        <w:t xml:space="preserve">Tác nhân:</w:t>
-      </w:r>
-      <w:r>
-        <w:t xml:space="preserve"> </w:t>
-      </w:r>
-      <w:r>
-        <w:t xml:space="preserve">User, Firebase, SQL Server.</w:t>
+        <w:t xml:space="preserve">Số hóa quy trình tài chính: Chuyển đổi hoàn toàn sổ sách vật lý sang định dạng điện tử, tập trung vào việc lưu vết các khoản thu/chi cá nhân, quản lý các khoản chi chung của nhóm và thiết lập mục tiêu tiết kiệm.</w:t>
       </w:r>
     </w:p>
     <w:p>
@@ -596,17 +433,7 @@
         <w:pStyle w:val="Compact"/>
       </w:pPr>
       <w:r>
-        <w:rPr>
-          <w:bCs/>
-          <w:b/>
-        </w:rPr>
-        <w:t xml:space="preserve">Điều kiện tiên quyết:</w:t>
-      </w:r>
-      <w:r>
-        <w:t xml:space="preserve"> </w:t>
-      </w:r>
-      <w:r>
-        <w:t xml:space="preserve">Cài đặt ứng dụng và kết nối Internet.</w:t>
+        <w:t xml:space="preserve">Tự động hóa đối soát và thống kê: Tích hợp cơ chế tự động tính toán số dư, vẽ biểu đồ phân tích tỷ trọng các khoản chi tiêu (Pie chart) giúp người dùng nắm bắt tình hình tài chính ngay lập tức.</w:t>
       </w:r>
     </w:p>
     <w:p>
@@ -618,160 +445,97 @@
         <w:pStyle w:val="Compact"/>
       </w:pPr>
       <w:r>
-        <w:rPr>
-          <w:bCs/>
-          <w:b/>
-        </w:rPr>
-        <w:t xml:space="preserve">Luồng sự kiện chính:</w:t>
+        <w:t xml:space="preserve">Đảm bảo tính bảo mật và lưu vết: Ứng dụng cơ chế đăng nhập lai (Hybrid Authentication) giữa Firebase và Microsoft SQL Server, đảm bảo mọi thao tác đều được lưu vết, danh tính người dùng được đồng bộ và mã hóa an toàn trên máy chủ.</w:t>
       </w:r>
     </w:p>
     <w:p>
       <w:pPr>
         <w:numPr>
-          <w:ilvl w:val="1"/>
+          <w:ilvl w:val="0"/>
           <w:numId w:val="1005"/>
         </w:numPr>
         <w:pStyle w:val="Compact"/>
       </w:pPr>
       <w:r>
-        <w:t xml:space="preserve">User nhấn</w:t>
-      </w:r>
-      <w:r>
-        <w:t xml:space="preserve"> </w:t>
-      </w:r>
-      <w:r>
-        <w:t xml:space="preserve">“</w:t>
-      </w:r>
-      <w:r>
-        <w:t xml:space="preserve">Đăng nhập bằng Google</w:t>
-      </w:r>
-      <w:r>
-        <w:t xml:space="preserve">”</w:t>
-      </w:r>
-      <w:r>
-        <w:t xml:space="preserve">.</w:t>
-      </w:r>
-    </w:p>
-    <w:p>
-      <w:pPr>
-        <w:numPr>
-          <w:ilvl w:val="1"/>
-          <w:numId w:val="1005"/>
-        </w:numPr>
-        <w:pStyle w:val="Compact"/>
-      </w:pPr>
-      <w:r>
-        <w:t xml:space="preserve">Hệ thống gọi Firebase SDK.</w:t>
-      </w:r>
-    </w:p>
-    <w:p>
-      <w:pPr>
-        <w:numPr>
-          <w:ilvl w:val="1"/>
-          <w:numId w:val="1005"/>
-        </w:numPr>
-        <w:pStyle w:val="Compact"/>
-      </w:pPr>
-      <w:r>
-        <w:t xml:space="preserve">User đồng ý cấp quyền.</w:t>
-      </w:r>
-    </w:p>
-    <w:p>
-      <w:pPr>
-        <w:numPr>
-          <w:ilvl w:val="1"/>
-          <w:numId w:val="1005"/>
-        </w:numPr>
-        <w:pStyle w:val="Compact"/>
-      </w:pPr>
-      <w:r>
-        <w:t xml:space="preserve">Firebase trả về Credentials (UID, Email).</w:t>
-      </w:r>
-    </w:p>
-    <w:p>
-      <w:pPr>
-        <w:numPr>
-          <w:ilvl w:val="1"/>
-          <w:numId w:val="1005"/>
-        </w:numPr>
-        <w:pStyle w:val="Compact"/>
-      </w:pPr>
-      <w:r>
-        <w:t xml:space="preserve">Hệ thống gọi hàm</w:t>
-      </w:r>
-      <w:r>
-        <w:t xml:space="preserve"> </w:t>
-      </w:r>
-      <w:r>
-        <w:rPr>
-          <w:rStyle w:val="VerbatimChar"/>
-        </w:rPr>
-        <w:t xml:space="preserve">_syncUserToSql</w:t>
-      </w:r>
-      <w:r>
-        <w:t xml:space="preserve"> </w:t>
-      </w:r>
-      <w:r>
-        <w:t xml:space="preserve">lưu UID vào SQL Server.</w:t>
-      </w:r>
-    </w:p>
-    <w:p>
-      <w:pPr>
-        <w:numPr>
-          <w:ilvl w:val="1"/>
-          <w:numId w:val="1005"/>
-        </w:numPr>
-        <w:pStyle w:val="Compact"/>
-      </w:pPr>
-      <w:r>
-        <w:t xml:space="preserve">Hiển thị màn hình Home.</w:t>
-      </w:r>
-    </w:p>
-    <w:p>
-      <w:pPr>
-        <w:numPr>
-          <w:ilvl w:val="0"/>
-          <w:numId w:val="1004"/>
-        </w:numPr>
-        <w:pStyle w:val="Compact"/>
-      </w:pPr>
-      <w:r>
-        <w:rPr>
-          <w:bCs/>
-          <w:b/>
-        </w:rPr>
-        <w:t xml:space="preserve">Ngoại lệ:</w:t>
-      </w:r>
-      <w:r>
-        <w:t xml:space="preserve"> </w:t>
-      </w:r>
-      <w:r>
-        <w:t xml:space="preserve">Nếu mất mạng, báo lỗi</w:t>
-      </w:r>
-      <w:r>
-        <w:t xml:space="preserve"> </w:t>
-      </w:r>
-      <w:r>
-        <w:t xml:space="preserve">“</w:t>
-      </w:r>
-      <w:r>
-        <w:t xml:space="preserve">No connection</w:t>
-      </w:r>
-      <w:r>
-        <w:t xml:space="preserve">”</w:t>
-      </w:r>
-      <w:r>
-        <w:t xml:space="preserve">.</w:t>
-      </w:r>
-    </w:p>
-    <w:bookmarkEnd w:id="31"/>
-    <w:bookmarkStart w:id="32" w:name="uc02-ghi-nhận-chi-tiêu-expenses"/>
-    <w:p>
-      <w:pPr>
-        <w:pStyle w:val="Heading4"/>
-      </w:pPr>
-      <w:r>
-        <w:t xml:space="preserve">UC02: Ghi nhận chi tiêu (Expenses)</w:t>
+        <w:t xml:space="preserve">ĐỐI TƯỢNG VÀ PHẠM VI ĐỀ TÀI</w:t>
+      </w:r>
+    </w:p>
+    <w:p>
+      <w:pPr>
+        <w:pStyle w:val="FirstParagraph"/>
+      </w:pPr>
+      <w:r>
+        <w:t xml:space="preserve">Đối tượng nghiên cứu: Đề tài tập trung phân tích và thiết kế quy trình lưu chuyển dòng tiền. Các đối tượng bao gồm nhóm giao dịch tài chính (hoạt động chi, hoạt động thu), đối tượng người dùng (cá nhân, thành viên nhóm), và đối tượng quản trị mục tiêu (mục tiêu tiết kiệm, quỹ dự phòng).</w:t>
+      </w:r>
+    </w:p>
+    <w:p>
+      <w:pPr>
+        <w:pStyle w:val="BodyText"/>
+      </w:pPr>
+      <w:r>
+        <w:t xml:space="preserve">Phạm vi nghiệp vụ: Hệ thống được giới hạn trong việc giải quyết bài toán ghi nhận giao dịch, quản lý nhóm chi tiêu (Tạo nhóm, mời thành viên, xem quỹ chung), tư vấn tài chính qua trợ lý ảo (Chatbot AI) và tính toán thống kê. Đề tài chưa bao gồm việc tích hợp trực tiếp mở rộng với các hệ thống Ngân hàng (Open Banking) hay tự động cấn trừ qua thẻ tín dụng quốc tế.</w:t>
+      </w:r>
+    </w:p>
+    <w:p>
+      <w:pPr>
+        <w:pStyle w:val="BodyText"/>
+      </w:pPr>
+      <w:r>
+        <w:t xml:space="preserve">Phạm vi công nghệ: Đề tài ứng dụng kiến trúc phần mềm linh hoạt MVC/MVVM, sử dụng công nghệ phát triển Mobile (Flutter) hiện đại kết hợp cùng hệ quản trị cơ sở dữ liệu quan hệ chuyên dụng Microsoft SQL Server (triển khai trên Docker) để lưu trữ và xử lý dữ liệu với hiệu năng cao.</w:t>
+      </w:r>
+    </w:p>
+    <w:bookmarkEnd w:id="25"/>
+    <w:bookmarkStart w:id="31" w:name="chương-1-khảo-sát-hệ-thống"/>
+    <w:p>
+      <w:pPr>
+        <w:pStyle w:val="Heading1"/>
+      </w:pPr>
+      <w:r>
+        <w:t xml:space="preserve">CHƯƠNG 1: KHẢO SÁT HỆ THỐNG</w:t>
+      </w:r>
+    </w:p>
+    <w:bookmarkStart w:id="26" w:name="mục-tiêu-khảo-sát"/>
+    <w:p>
+      <w:pPr>
+        <w:pStyle w:val="Heading2"/>
+      </w:pPr>
+      <w:r>
+        <w:t xml:space="preserve">1.1. MỤC TIÊU KHẢO SÁT</w:t>
+      </w:r>
+    </w:p>
+    <w:p>
+      <w:pPr>
+        <w:pStyle w:val="FirstParagraph"/>
+      </w:pPr>
+      <w:r>
+        <w:t xml:space="preserve">Mục đích chính của bước khảo sát là tìm hiểu cách thức quản lý thu chi thực tế của cá nhân và đặc biệt là các nhóm có chung quỹ sinh hoạt (nhóm sinh viên phòng trọ, gia đình). Từ những dữ liệu thu thập được, đề tài sẽ tiến hành ánh xạ các thông số quan trọng như hạn mức chi tiêu, chu kỳ tính toán, và cách thức đóng góp vào mô hình dữ liệu của hệ thống, đảm bảo phần mềm phản ánh chính xác nghiệp vụ thực tiễn và thói quen của người tiêu dùng hiện đại.</w:t>
+      </w:r>
+    </w:p>
+    <w:bookmarkEnd w:id="26"/>
+    <w:bookmarkStart w:id="29" w:name="Xf9ce8b9f0d7b880941e957a1deb17a9a301e505"/>
+    <w:p>
+      <w:pPr>
+        <w:pStyle w:val="Heading2"/>
+      </w:pPr>
+      <w:r>
+        <w:t xml:space="preserve">1.2. HIỆN TRẠNG TỔ CHỨC VÀ QUY TRÌNH NGHIỆP VỤ</w:t>
+      </w:r>
+    </w:p>
+    <w:bookmarkStart w:id="27" w:name="cơ-cấu-tổ-chức"/>
+    <w:p>
+      <w:pPr>
+        <w:pStyle w:val="Heading3"/>
+      </w:pPr>
+      <w:r>
+        <w:t xml:space="preserve">1.2.1. Cơ cấu tổ chức</w:t>
+      </w:r>
+    </w:p>
+    <w:p>
+      <w:pPr>
+        <w:pStyle w:val="FirstParagraph"/>
+      </w:pPr>
+      <w:r>
+        <w:t xml:space="preserve">Để đáp ứng yêu cầu quản lý chi tiêu cá nhân và tập thể một cách minh bạch, tránh xung đột quyền lợi và giảm thiểu rủi ro mâu thuẫn tiền bạc, quy trình quản lý đòi hỏi một cơ chế phân quyền rõ ràng trong hệ thống nhóm. Cụ thể, cấu trúc phân quyền được chia thành các vai trò cốt lõi như sau:</w:t>
       </w:r>
     </w:p>
     <w:p>
@@ -783,17 +547,7 @@
         <w:pStyle w:val="Compact"/>
       </w:pPr>
       <w:r>
-        <w:rPr>
-          <w:bCs/>
-          <w:b/>
-        </w:rPr>
-        <w:t xml:space="preserve">Mục đích:</w:t>
-      </w:r>
-      <w:r>
-        <w:t xml:space="preserve"> </w:t>
-      </w:r>
-      <w:r>
-        <w:t xml:space="preserve">Lưu trữ các giao dịch tài chính phát sinh hàng ngày.</w:t>
+        <w:t xml:space="preserve">Người dùng cá nhân (Individual User): Là người tạo ra dữ liệu, sở hữu không gian thu chi độc lập, không bị can thiệp bởi bất kỳ ai khác vào sổ sách cá nhân của mình.</w:t>
       </w:r>
     </w:p>
     <w:p>
@@ -805,17 +559,7 @@
         <w:pStyle w:val="Compact"/>
       </w:pPr>
       <w:r>
-        <w:rPr>
-          <w:bCs/>
-          <w:b/>
-        </w:rPr>
-        <w:t xml:space="preserve">Tác nhân:</w:t>
-      </w:r>
-      <w:r>
-        <w:t xml:space="preserve"> </w:t>
-      </w:r>
-      <w:r>
-        <w:t xml:space="preserve">User.</w:t>
+        <w:t xml:space="preserve">Trưởng nhóm (Group Admin): Đảm nhiệm việc khởi tạo nhóm chi tiêu chung, thiết lập tên nhóm, cấu hình ngân sách ban đầu và có quyền mời thành viên (Members) tham gia vào nhóm của mình.</w:t>
       </w:r>
     </w:p>
     <w:p>
@@ -827,154 +571,155 @@
         <w:pStyle w:val="Compact"/>
       </w:pPr>
       <w:r>
-        <w:rPr>
-          <w:bCs/>
-          <w:b/>
-        </w:rPr>
-        <w:t xml:space="preserve">Điều kiện tiên quyết:</w:t>
-      </w:r>
-      <w:r>
-        <w:t xml:space="preserve"> </w:t>
-      </w:r>
-      <w:r>
-        <w:t xml:space="preserve">Đã đăng nhập.</w:t>
+        <w:t xml:space="preserve">Thành viên nhóm (Group Member): Là những người tham gia vào một quỹ chung. Họ có quyền trực tiếp khai báo các khoản đã chi tiêu thay cho nhóm (ví dụ: mua đồ ăn, trả tiền điện) và cập nhật kết quả vào quỹ chung để hệ thống tự động bù trừ, chia đều chi phí.</w:t>
+      </w:r>
+    </w:p>
+    <w:bookmarkEnd w:id="27"/>
+    <w:bookmarkStart w:id="28" w:name="X9e1e201923871afd4fb5621dc84e422cf9e8d49"/>
+    <w:p>
+      <w:pPr>
+        <w:pStyle w:val="Heading3"/>
+      </w:pPr>
+      <w:r>
+        <w:t xml:space="preserve">1.2.2. Đặc tả Quy trình nghiệp vụ Quản lý Chi tiêu</w:t>
+      </w:r>
+    </w:p>
+    <w:p>
+      <w:pPr>
+        <w:pStyle w:val="FirstParagraph"/>
+      </w:pPr>
+      <w:r>
+        <w:t xml:space="preserve">Dựa vào cách quản lý thực tiễn, quy trình vật lý được mô hình hóa vào hệ thống phần mềm thông qua các điểm kiểm soát sau:</w:t>
       </w:r>
     </w:p>
     <w:p>
       <w:pPr>
         <w:numPr>
           <w:ilvl w:val="0"/>
-          <w:numId w:val="1006"/>
-        </w:numPr>
-        <w:pStyle w:val="Compact"/>
-      </w:pPr>
-      <w:r>
-        <w:rPr>
-          <w:bCs/>
-          <w:b/>
-        </w:rPr>
-        <w:t xml:space="preserve">Luồng sự kiện chính:</w:t>
-      </w:r>
-    </w:p>
-    <w:p>
-      <w:pPr>
-        <w:numPr>
-          <w:ilvl w:val="1"/>
           <w:numId w:val="1007"/>
         </w:numPr>
         <w:pStyle w:val="Compact"/>
       </w:pPr>
       <w:r>
-        <w:t xml:space="preserve">Bấm nút Floating Action Button (+).</w:t>
+        <w:t xml:space="preserve">Kiểm tra danh tính và đăng nhập: Trước khi bắt đầu bất kỳ thao tác nào, người dùng bắt buộc phải xác thực danh tính. Việc này được thực hiện qua cổng đăng nhập Google (Firebase). Sau đó, token định danh sẽ được hệ thống phân tích và ánh xạ ngược lại bảng Users trong CSDL SQL Server để đảm bảo người dùng có khoá định danh duy nhất (UUID) trên toàn hệ thống.</w:t>
       </w:r>
     </w:p>
     <w:p>
       <w:pPr>
         <w:numPr>
-          <w:ilvl w:val="1"/>
+          <w:ilvl w:val="0"/>
           <w:numId w:val="1007"/>
         </w:numPr>
         <w:pStyle w:val="Compact"/>
       </w:pPr>
       <w:r>
-        <w:t xml:space="preserve">Giao diện form xuất hiện.</w:t>
+        <w:t xml:space="preserve">Công đoạn Nhập liệu khoản chi cá nhân: Quá trình này diễn ra thường xuyên nhất. Sau khi phát sinh giao dịch thực tế, người dùng mở ứng dụng và tiến hành khai báo. Hệ thống yêu cầu bắt buộc nhập số tiền cụ thể (phải lớn hơn 0) và phân loại danh mục (Ăn uống, Giải trí, Hóa đơn,…). Người dùng có quyền tùy chọn nhập thêm ghi chú chi tiết. Dữ liệu ngay lập tức được ghi vào CSDL cục bộ và đồng bộ lên server.</w:t>
       </w:r>
     </w:p>
     <w:p>
       <w:pPr>
         <w:numPr>
-          <w:ilvl w:val="1"/>
+          <w:ilvl w:val="0"/>
           <w:numId w:val="1007"/>
         </w:numPr>
         <w:pStyle w:val="Compact"/>
       </w:pPr>
       <w:r>
-        <w:t xml:space="preserve">User nhập Số tiền, chọn Danh mục, viết Ghi chú.</w:t>
+        <w:t xml:space="preserve">Công đoạn Quản lý và xử lý quỹ nhóm: Tại công đoạn này, quy trình phức tạp hơn khi một giao dịch ảnh hưởng đến nhiều người. Người thao tác sẽ đối chiếu số tiền trên bill tính tiền, tiến hành chọn nhóm liên quan trong ứng dụng và khai báo khoản chi. Hệ thống bắt buộc phải gán GroupId và PaidBy (Id của người đã đứng ra trả tiền). Nhờ đó, ứng dụng sẽ thực hiện cập nhật theo thời gian thực (Realtime State Management) để tất cả các thành viên trong nhóm đều nhìn thấy khoản chi này, đảm bảo tính minh bạch.</w:t>
       </w:r>
     </w:p>
     <w:p>
       <w:pPr>
         <w:numPr>
-          <w:ilvl w:val="1"/>
+          <w:ilvl w:val="0"/>
           <w:numId w:val="1007"/>
         </w:numPr>
         <w:pStyle w:val="Compact"/>
       </w:pPr>
       <w:r>
-        <w:t xml:space="preserve">Bấm</w:t>
-      </w:r>
-      <w:r>
-        <w:t xml:space="preserve"> </w:t>
-      </w:r>
-      <w:r>
-        <w:t xml:space="preserve">“</w:t>
-      </w:r>
-      <w:r>
-        <w:t xml:space="preserve">Lưu</w:t>
-      </w:r>
-      <w:r>
-        <w:t xml:space="preserve">”</w:t>
-      </w:r>
-      <w:r>
-        <w:t xml:space="preserve">.</w:t>
-      </w:r>
-    </w:p>
-    <w:p>
-      <w:pPr>
-        <w:numPr>
-          <w:ilvl w:val="1"/>
-          <w:numId w:val="1007"/>
-        </w:numPr>
-        <w:pStyle w:val="Compact"/>
-      </w:pPr>
-      <w:r>
-        <w:t xml:space="preserve">Ứng dụng kiểm tra validate không rỗng.</w:t>
-      </w:r>
-    </w:p>
-    <w:p>
-      <w:pPr>
-        <w:numPr>
-          <w:ilvl w:val="1"/>
-          <w:numId w:val="1007"/>
-        </w:numPr>
-        <w:pStyle w:val="Compact"/>
-      </w:pPr>
-      <w:r>
-        <w:t xml:space="preserve">Ứng dụng sử dụng Parameterized Query gọi</w:t>
-      </w:r>
-      <w:r>
-        <w:t xml:space="preserve"> </w:t>
-      </w:r>
-      <w:r>
-        <w:rPr>
-          <w:rStyle w:val="VerbatimChar"/>
-        </w:rPr>
-        <w:t xml:space="preserve">executeWriteWithParams</w:t>
-      </w:r>
-      <w:r>
-        <w:t xml:space="preserve">.</w:t>
-      </w:r>
-    </w:p>
-    <w:p>
-      <w:pPr>
-        <w:numPr>
-          <w:ilvl w:val="1"/>
-          <w:numId w:val="1007"/>
-        </w:numPr>
-        <w:pStyle w:val="Compact"/>
-      </w:pPr>
-      <w:r>
-        <w:t xml:space="preserve">Dữ liệu được lưu vào Database, App cập nhật State.</w:t>
+        <w:t xml:space="preserve">Công đoạn Tư vấn Chatbot AI: Ứng dụng cung cấp một tính năng Chatbot AI để tư vấn tài chính. Người dùng có thể đặt câu hỏi về chi tiêu, nhận lời khuyên hoặc tra cứu thông tin. Hệ thống sẽ lưu trữ lịch sử tương tác giữa người dùng và AI trong cơ sở dữ liệu. Bất kỳ thắc mắc nào về quản lý tài chính đều có thể được giải đáp thông qua trợ lý ảo này.</w:t>
+      </w:r>
+    </w:p>
+    <w:bookmarkEnd w:id="28"/>
+    <w:bookmarkEnd w:id="29"/>
+    <w:bookmarkStart w:id="30" w:name="kết-chương"/>
+    <w:p>
+      <w:pPr>
+        <w:pStyle w:val="Heading2"/>
+      </w:pPr>
+      <w:r>
+        <w:t xml:space="preserve">1.3. KẾT CHƯƠNG</w:t>
+      </w:r>
+    </w:p>
+    <w:p>
+      <w:pPr>
+        <w:pStyle w:val="FirstParagraph"/>
+      </w:pPr>
+      <w:r>
+        <w:t xml:space="preserve">Chương 1 đã hoàn thành mục tiêu khảo sát và làm rõ hiện trạng nhu cầu cũng như quy trình nghiệp vụ thực tế của bài toán quản lý chi tiêu. Qua đó, đề tài đã xác định được cấu trúc người dùng và phân quyền rõ ràng nhằm tuân thủ nguyên tắc minh bạch, bao gồm các vai trò nòng cốt: Cá nhân độc lập, Trưởng nhóm và Thành viên nhóm. Đồng thời, quá trình khảo sát cũng đã đặc tả chi tiết các luồng xử lý chính trong quy trình, từ bước xác thực hệ thống cho đến công đoạn khai báo chi tiêu, quản lý ngân sách tập thể và trợ lý ảo Chatbot AI.</w:t>
+      </w:r>
+    </w:p>
+    <w:p>
+      <w:pPr>
+        <w:pStyle w:val="BodyText"/>
+      </w:pPr>
+      <w:r>
+        <w:t xml:space="preserve">Những dữ liệu thực tiễn và các yêu cầu vận hành thu thập được trong chương này đóng vai trò là nền tảng cốt lõi. Dựa trên những thông tin này, đề tài đã có đủ cơ sở vững chắc để tiến hành ánh xạ các yêu cầu nghiệp vụ vào mô hình dữ liệu. Đây sẽ là tiền đề mang tính quyết định để bước sang Chương 2, nơi tập trung vào việc phân tích và thiết kế hệ thống, nhằm hiện thực hóa một giải pháp ứng dụng di động quản lý tài chính toàn diện, vận hành tối ưu và đáp ứng tuyệt đối nhu cầu của người dùng.</w:t>
+      </w:r>
+    </w:p>
+    <w:bookmarkEnd w:id="30"/>
+    <w:bookmarkEnd w:id="31"/>
+    <w:bookmarkStart w:id="41" w:name="chương-2-phân-tích-hệ-thống"/>
+    <w:p>
+      <w:pPr>
+        <w:pStyle w:val="Heading1"/>
+      </w:pPr>
+      <w:r>
+        <w:t xml:space="preserve">CHƯƠNG 2: PHÂN TÍCH HỆ THỐNG</w:t>
+      </w:r>
+    </w:p>
+    <w:bookmarkStart w:id="32" w:name="giới-thiệu"/>
+    <w:p>
+      <w:pPr>
+        <w:pStyle w:val="Heading2"/>
+      </w:pPr>
+      <w:r>
+        <w:t xml:space="preserve">2.1. GIỚI THIỆU</w:t>
+      </w:r>
+    </w:p>
+    <w:p>
+      <w:pPr>
+        <w:pStyle w:val="FirstParagraph"/>
+      </w:pPr>
+      <w:r>
+        <w:t xml:space="preserve">Chương này đi sâu vào việc phân tích chi tiết các yêu cầu hệ thống đã được đúc kết từ quá trình khảo sát ở Chương 1. Việc phân tích bao gồm việc lập mô hình hóa nghiệp vụ để hiểu rõ luồng công việc, mô hình hóa chức năng để định hình các Use Case cốt lõi, và xây dựng sơ đồ lớp mức phân tích để tạo nền tảng cho kiến trúc phần mềm. Đây là bước đệm quan trọng giúp chuyển đổi các nhu cầu thực tiễn thành các đặc tả kỹ thuật rõ ràng.</w:t>
       </w:r>
     </w:p>
     <w:bookmarkEnd w:id="32"/>
-    <w:bookmarkStart w:id="33" w:name="X9028ecd9a713349ea49736c0790e8dbb4dec62c"/>
-    <w:p>
-      <w:pPr>
-        <w:pStyle w:val="Heading4"/>
-      </w:pPr>
-      <w:r>
-        <w:t xml:space="preserve">UC03: Quản lý Mục tiêu tiết kiệm (Savings Goals)</w:t>
+    <w:bookmarkStart w:id="35" w:name="mô-hình-hóa-nghiệp-vụ"/>
+    <w:p>
+      <w:pPr>
+        <w:pStyle w:val="Heading2"/>
+      </w:pPr>
+      <w:r>
+        <w:t xml:space="preserve">2.2. MÔ HÌNH HÓA NGHIỆP VỤ</w:t>
+      </w:r>
+    </w:p>
+    <w:bookmarkStart w:id="33" w:name="sơ-đồ-use-case-nghiệp-vụ"/>
+    <w:p>
+      <w:pPr>
+        <w:pStyle w:val="Heading3"/>
+      </w:pPr>
+      <w:r>
+        <w:t xml:space="preserve">2.2.1. Sơ đồ Use-case nghiệp vụ</w:t>
+      </w:r>
+    </w:p>
+    <w:p>
+      <w:pPr>
+        <w:pStyle w:val="FirstParagraph"/>
+      </w:pPr>
+      <w:r>
+        <w:t xml:space="preserve">Hệ thống quản lý chi tiêu được mô hình hóa với các tác nhân (Actor) chính tham gia vào quy trình nghiệp vụ:</w:t>
       </w:r>
     </w:p>
     <w:p>
@@ -990,13 +735,13 @@
           <w:bCs/>
           <w:b/>
         </w:rPr>
-        <w:t xml:space="preserve">Mục đích:</w:t>
-      </w:r>
-      <w:r>
-        <w:t xml:space="preserve"> </w:t>
-      </w:r>
-      <w:r>
-        <w:t xml:space="preserve">Xây dựng quỹ tích lũy theo mục tiêu.</w:t>
+        <w:t xml:space="preserve">Người dùng (User):</w:t>
+      </w:r>
+      <w:r>
+        <w:t xml:space="preserve"> </w:t>
+      </w:r>
+      <w:r>
+        <w:t xml:space="preserve">Là đối tượng trung tâm của ứng dụng. Người dùng thực hiện các hành động trực tiếp như đăng nhập, ghi chép giao dịch, xem báo cáo thống kê, tạo nhóm chi tiêu, và tương tác với trợ lý ảo Chatbot AI.</w:t>
       </w:r>
     </w:p>
     <w:p>
@@ -1012,107 +757,2578 @@
           <w:bCs/>
           <w:b/>
         </w:rPr>
+        <w:t xml:space="preserve">Hệ thống đồng bộ (Sync System):</w:t>
+      </w:r>
+      <w:r>
+        <w:t xml:space="preserve"> </w:t>
+      </w:r>
+      <w:r>
+        <w:t xml:space="preserve">Đóng vai trò xử lý ngầm, đảm bảo tính nhất quán dữ liệu giữa kho lưu trữ cục bộ trên thiết bị di động (Local Storage) và máy chủ trung tâm (SQL Server).</w:t>
+      </w:r>
+    </w:p>
+    <w:bookmarkEnd w:id="33"/>
+    <w:bookmarkStart w:id="34" w:name="mô-hình-hóa-quy-trình-nghiệp-vụ"/>
+    <w:p>
+      <w:pPr>
+        <w:pStyle w:val="Heading3"/>
+      </w:pPr>
+      <w:r>
+        <w:t xml:space="preserve">2.2.2. Mô hình hóa quy trình nghiệp vụ</w:t>
+      </w:r>
+    </w:p>
+    <w:p>
+      <w:pPr>
+        <w:pStyle w:val="FirstParagraph"/>
+      </w:pPr>
+      <w:r>
+        <w:rPr>
+          <w:bCs/>
+          <w:b/>
+        </w:rPr>
+        <w:t xml:space="preserve">Quy trình quản lý nhóm chi tiêu chung:</w:t>
+      </w:r>
+      <w:r>
+        <w:t xml:space="preserve"> </w:t>
+      </w:r>
+      <w:r>
+        <w:t xml:space="preserve">Khi một người dùng (Admin) tạo nhóm, hệ thống tạo một ID duy nhất cho nhóm đó. Admin tiến hành thêm các thành viên (Member). Bất kỳ thành viên nào trong nhóm khi phát sinh chi phí chung đều tiến hành tạo một Giao dịch (Expense). Quá trình này yêu cầu người nhập liệu chọn đúng nhóm và xác định</w:t>
+      </w:r>
+      <w:r>
+        <w:t xml:space="preserve"> </w:t>
+      </w:r>
+      <w:r>
+        <w:t xml:space="preserve">“</w:t>
+      </w:r>
+      <w:r>
+        <w:t xml:space="preserve">Người đã trả tiền</w:t>
+      </w:r>
+      <w:r>
+        <w:t xml:space="preserve">”</w:t>
+      </w:r>
+      <w:r>
+        <w:t xml:space="preserve"> </w:t>
+      </w:r>
+      <w:r>
+        <w:t xml:space="preserve">(PaidBy). Ngay khi giao dịch được xác nhận, hệ thống tính toán lại tỷ lệ đóng góp của từng cá nhân so với tổng chi phí chung, từ đó hiển thị danh sách các khoản nợ hoặc số tiền cần thu hồi của từng thành viên.</w:t>
+      </w:r>
+    </w:p>
+    <w:bookmarkEnd w:id="34"/>
+    <w:bookmarkEnd w:id="35"/>
+    <w:bookmarkStart w:id="38" w:name="mô-hình-hóa-chức-năng"/>
+    <w:p>
+      <w:pPr>
+        <w:pStyle w:val="Heading2"/>
+      </w:pPr>
+      <w:r>
+        <w:t xml:space="preserve">2.3. MÔ HÌNH HÓA CHỨC NĂNG</w:t>
+      </w:r>
+    </w:p>
+    <w:bookmarkStart w:id="36" w:name="sơ-đồ-use-case-hệ-thống"/>
+    <w:p>
+      <w:pPr>
+        <w:pStyle w:val="Heading3"/>
+      </w:pPr>
+      <w:r>
+        <w:t xml:space="preserve">2.3.1. Sơ đồ Use Case hệ thống</w:t>
+      </w:r>
+    </w:p>
+    <w:p>
+      <w:pPr>
+        <w:pStyle w:val="FirstParagraph"/>
+      </w:pPr>
+      <w:r>
+        <w:t xml:space="preserve">Dựa trên nghiệp vụ, hệ thống bao gồm các Use Case cốt lõi sau:</w:t>
+      </w:r>
+      <w:r>
+        <w:t xml:space="preserve"> </w:t>
+      </w:r>
+      <w:r>
+        <w:t xml:space="preserve">1. Đăng nhập / Đăng ký</w:t>
+      </w:r>
+      <w:r>
+        <w:t xml:space="preserve"> </w:t>
+      </w:r>
+      <w:r>
+        <w:t xml:space="preserve">2. Thêm mới giao dịch thu/chi</w:t>
+      </w:r>
+      <w:r>
+        <w:t xml:space="preserve"> </w:t>
+      </w:r>
+      <w:r>
+        <w:t xml:space="preserve">3. Chỉnh sửa / Xóa giao dịch</w:t>
+      </w:r>
+      <w:r>
+        <w:t xml:space="preserve"> </w:t>
+      </w:r>
+      <w:r>
+        <w:t xml:space="preserve">4. Quản lý mục tiêu tiết kiệm</w:t>
+      </w:r>
+      <w:r>
+        <w:t xml:space="preserve"> </w:t>
+      </w:r>
+      <w:r>
+        <w:t xml:space="preserve">5. Quản lý Nhóm (Tạo, Thêm/Xóa thành viên)</w:t>
+      </w:r>
+      <w:r>
+        <w:t xml:space="preserve"> </w:t>
+      </w:r>
+      <w:r>
+        <w:t xml:space="preserve">6. Trợ lý ảo Chatbot AI</w:t>
+      </w:r>
+    </w:p>
+    <w:p>
+      <w:pPr>
+        <w:pStyle w:val="SourceCode"/>
+      </w:pPr>
+      <w:r>
+        <w:rPr>
+          <w:rStyle w:val="VerbatimChar"/>
+        </w:rPr>
+        <w:t xml:space="preserve">flowchart LR</w:t>
+      </w:r>
+      <w:r>
+        <w:br/>
+      </w:r>
+      <w:r>
+        <w:rPr>
+          <w:rStyle w:val="VerbatimChar"/>
+        </w:rPr>
+        <w:t xml:space="preserve">    User([Người dùng])</w:t>
+      </w:r>
+      <w:r>
+        <w:br/>
+      </w:r>
+      <w:r>
+        <w:rPr>
+          <w:rStyle w:val="VerbatimChar"/>
+        </w:rPr>
+        <w:t xml:space="preserve">    Sync([Hệ thống đồng bộ])</w:t>
+      </w:r>
+      <w:r>
+        <w:br/>
+      </w:r>
+      <w:r>
+        <w:br/>
+      </w:r>
+      <w:r>
+        <w:rPr>
+          <w:rStyle w:val="VerbatimChar"/>
+        </w:rPr>
+        <w:t xml:space="preserve">    UC1(UC-01: Đăng nhập / Đăng ký)</w:t>
+      </w:r>
+      <w:r>
+        <w:br/>
+      </w:r>
+      <w:r>
+        <w:rPr>
+          <w:rStyle w:val="VerbatimChar"/>
+        </w:rPr>
+        <w:t xml:space="preserve">    UC2(UC-02: Thêm mới giao dịch)</w:t>
+      </w:r>
+      <w:r>
+        <w:br/>
+      </w:r>
+      <w:r>
+        <w:rPr>
+          <w:rStyle w:val="VerbatimChar"/>
+        </w:rPr>
+        <w:t xml:space="preserve">    UC3(UC-03: Trợ lý ảo Chatbot AI)</w:t>
+      </w:r>
+      <w:r>
+        <w:br/>
+      </w:r>
+      <w:r>
+        <w:rPr>
+          <w:rStyle w:val="VerbatimChar"/>
+        </w:rPr>
+        <w:t xml:space="preserve">    UC4(UC-04: Quản lý nhóm chi tiêu)</w:t>
+      </w:r>
+      <w:r>
+        <w:br/>
+      </w:r>
+      <w:r>
+        <w:rPr>
+          <w:rStyle w:val="VerbatimChar"/>
+        </w:rPr>
+        <w:t xml:space="preserve">    UC5(UC-05: Quản lý mục tiêu tiết kiệm)</w:t>
+      </w:r>
+      <w:r>
+        <w:br/>
+      </w:r>
+      <w:r>
+        <w:rPr>
+          <w:rStyle w:val="VerbatimChar"/>
+        </w:rPr>
+        <w:t xml:space="preserve">    UC6(UC-06: Chỉnh sửa / Xóa giao dịch)</w:t>
+      </w:r>
+      <w:r>
+        <w:br/>
+      </w:r>
+      <w:r>
+        <w:br/>
+      </w:r>
+      <w:r>
+        <w:rPr>
+          <w:rStyle w:val="VerbatimChar"/>
+        </w:rPr>
+        <w:t xml:space="preserve">    User --&gt; UC1</w:t>
+      </w:r>
+      <w:r>
+        <w:br/>
+      </w:r>
+      <w:r>
+        <w:rPr>
+          <w:rStyle w:val="VerbatimChar"/>
+        </w:rPr>
+        <w:t xml:space="preserve">    User --&gt; UC2</w:t>
+      </w:r>
+      <w:r>
+        <w:br/>
+      </w:r>
+      <w:r>
+        <w:rPr>
+          <w:rStyle w:val="VerbatimChar"/>
+        </w:rPr>
+        <w:t xml:space="preserve">    User --&gt; UC3</w:t>
+      </w:r>
+      <w:r>
+        <w:br/>
+      </w:r>
+      <w:r>
+        <w:rPr>
+          <w:rStyle w:val="VerbatimChar"/>
+        </w:rPr>
+        <w:t xml:space="preserve">    User --&gt; UC4</w:t>
+      </w:r>
+      <w:r>
+        <w:br/>
+      </w:r>
+      <w:r>
+        <w:rPr>
+          <w:rStyle w:val="VerbatimChar"/>
+        </w:rPr>
+        <w:t xml:space="preserve">    User --&gt; UC5</w:t>
+      </w:r>
+      <w:r>
+        <w:br/>
+      </w:r>
+      <w:r>
+        <w:rPr>
+          <w:rStyle w:val="VerbatimChar"/>
+        </w:rPr>
+        <w:t xml:space="preserve">    User --&gt; UC6</w:t>
+      </w:r>
+      <w:r>
+        <w:br/>
+      </w:r>
+      <w:r>
+        <w:br/>
+      </w:r>
+      <w:r>
+        <w:rPr>
+          <w:rStyle w:val="VerbatimChar"/>
+        </w:rPr>
+        <w:t xml:space="preserve">    UC1 -.-&gt;|include| Sync</w:t>
+      </w:r>
+      <w:r>
+        <w:br/>
+      </w:r>
+      <w:r>
+        <w:rPr>
+          <w:rStyle w:val="VerbatimChar"/>
+        </w:rPr>
+        <w:t xml:space="preserve">    UC2 -.-&gt;|include| Sync</w:t>
+      </w:r>
+      <w:r>
+        <w:br/>
+      </w:r>
+      <w:r>
+        <w:rPr>
+          <w:rStyle w:val="VerbatimChar"/>
+        </w:rPr>
+        <w:t xml:space="preserve">    UC4 -.-&gt;|include| Sync</w:t>
+      </w:r>
+      <w:r>
+        <w:br/>
+      </w:r>
+      <w:r>
+        <w:rPr>
+          <w:rStyle w:val="VerbatimChar"/>
+        </w:rPr>
+        <w:t xml:space="preserve">    UC6 -.-&gt;|include| Sync</w:t>
+      </w:r>
+    </w:p>
+    <w:bookmarkEnd w:id="36"/>
+    <w:bookmarkStart w:id="37" w:name="đặc-tả-use-case-hệ-thống"/>
+    <w:p>
+      <w:pPr>
+        <w:pStyle w:val="Heading3"/>
+      </w:pPr>
+      <w:r>
+        <w:t xml:space="preserve">2.3.2. Đặc tả Use Case hệ thống</w:t>
+      </w:r>
+    </w:p>
+    <w:p>
+      <w:pPr>
+        <w:pStyle w:val="FirstParagraph"/>
+      </w:pPr>
+      <w:r>
+        <w:rPr>
+          <w:bCs/>
+          <w:b/>
+        </w:rPr>
+        <w:t xml:space="preserve">Đặc tả UC-01: Đăng nhập bằng Google (Hybrid Auth)</w:t>
+      </w:r>
+      <w:r>
+        <w:t xml:space="preserve"> </w:t>
+      </w:r>
+      <w:r>
+        <w:t xml:space="preserve">-</w:t>
+      </w:r>
+      <w:r>
+        <w:t xml:space="preserve"> </w:t>
+      </w:r>
+      <w:r>
+        <w:rPr>
+          <w:bCs/>
+          <w:b/>
+        </w:rPr>
+        <w:t xml:space="preserve">Mô tả:</w:t>
+      </w:r>
+      <w:r>
+        <w:t xml:space="preserve"> </w:t>
+      </w:r>
+      <w:r>
+        <w:t xml:space="preserve">Cho phép người dùng sử dụng tài khoản Google để đăng nhập, hệ thống sẽ đồng bộ thông tin xác thực xuống SQL Server.</w:t>
+      </w:r>
+      <w:r>
+        <w:t xml:space="preserve"> </w:t>
+      </w:r>
+      <w:r>
+        <w:t xml:space="preserve">-</w:t>
+      </w:r>
+      <w:r>
+        <w:t xml:space="preserve"> </w:t>
+      </w:r>
+      <w:r>
+        <w:rPr>
+          <w:bCs/>
+          <w:b/>
+        </w:rPr>
         <w:t xml:space="preserve">Tác nhân:</w:t>
       </w:r>
       <w:r>
         <w:t xml:space="preserve"> </w:t>
       </w:r>
       <w:r>
-        <w:t xml:space="preserve">User.</w:t>
+        <w:t xml:space="preserve">Người dùng.</w:t>
+      </w:r>
+      <w:r>
+        <w:t xml:space="preserve"> </w:t>
+      </w:r>
+      <w:r>
+        <w:t xml:space="preserve">-</w:t>
+      </w:r>
+      <w:r>
+        <w:t xml:space="preserve"> </w:t>
+      </w:r>
+      <w:r>
+        <w:rPr>
+          <w:bCs/>
+          <w:b/>
+        </w:rPr>
+        <w:t xml:space="preserve">Tiền điều kiện:</w:t>
+      </w:r>
+      <w:r>
+        <w:t xml:space="preserve"> </w:t>
+      </w:r>
+      <w:r>
+        <w:t xml:space="preserve">Thiết bị có kết nối mạng internet.</w:t>
+      </w:r>
+      <w:r>
+        <w:t xml:space="preserve"> </w:t>
+      </w:r>
+      <w:r>
+        <w:t xml:space="preserve">-</w:t>
+      </w:r>
+      <w:r>
+        <w:t xml:space="preserve"> </w:t>
+      </w:r>
+      <w:r>
+        <w:rPr>
+          <w:bCs/>
+          <w:b/>
+        </w:rPr>
+        <w:t xml:space="preserve">Luồng sự kiện chính:</w:t>
+      </w:r>
+      <w:r>
+        <w:t xml:space="preserve"> </w:t>
+      </w:r>
+      <w:r>
+        <w:t xml:space="preserve">1. Người dùng bấm nút</w:t>
+      </w:r>
+      <w:r>
+        <w:t xml:space="preserve"> </w:t>
+      </w:r>
+      <w:r>
+        <w:t xml:space="preserve">“</w:t>
+      </w:r>
+      <w:r>
+        <w:t xml:space="preserve">Đăng nhập với Google</w:t>
+      </w:r>
+      <w:r>
+        <w:t xml:space="preserve">”</w:t>
+      </w:r>
+      <w:r>
+        <w:t xml:space="preserve">.</w:t>
+      </w:r>
+      <w:r>
+        <w:t xml:space="preserve"> </w:t>
+      </w:r>
+      <w:r>
+        <w:t xml:space="preserve">2. Ứng dụng chuyển hướng sang giao diện xác thực của Google Firebase.</w:t>
+      </w:r>
+      <w:r>
+        <w:t xml:space="preserve"> </w:t>
+      </w:r>
+      <w:r>
+        <w:t xml:space="preserve">3. Người dùng chọn tài khoản và cấp quyền.</w:t>
+      </w:r>
+      <w:r>
+        <w:t xml:space="preserve"> </w:t>
+      </w:r>
+      <w:r>
+        <w:t xml:space="preserve">4. Firebase trả về UID và thông tin (Email, Tên, Ảnh đại diện).</w:t>
+      </w:r>
+      <w:r>
+        <w:t xml:space="preserve"> </w:t>
+      </w:r>
+      <w:r>
+        <w:t xml:space="preserve">5. Ứng dụng gọi dịch vụ SQL Server (hàm</w:t>
+      </w:r>
+      <w:r>
+        <w:t xml:space="preserve"> </w:t>
+      </w:r>
+      <w:r>
+        <w:rPr>
+          <w:rStyle w:val="VerbatimChar"/>
+        </w:rPr>
+        <w:t xml:space="preserve">_syncUserToSql</w:t>
+      </w:r>
+      <w:r>
+        <w:t xml:space="preserve">) để kiểm tra. Nếu UID chưa tồn tại, thêm mới vào bảng</w:t>
+      </w:r>
+      <w:r>
+        <w:t xml:space="preserve"> </w:t>
+      </w:r>
+      <w:r>
+        <w:rPr>
+          <w:rStyle w:val="VerbatimChar"/>
+        </w:rPr>
+        <w:t xml:space="preserve">Users</w:t>
+      </w:r>
+      <w:r>
+        <w:t xml:space="preserve">; nếu đã có, tiến hành cập nhật thông tin mới nhất.</w:t>
+      </w:r>
+      <w:r>
+        <w:t xml:space="preserve"> </w:t>
+      </w:r>
+      <w:r>
+        <w:t xml:space="preserve">6. Hệ thống chuyển hướng người dùng vào màn hình chính (Dashboard).</w:t>
+      </w:r>
+    </w:p>
+    <w:p>
+      <w:pPr>
+        <w:pStyle w:val="BodyText"/>
+      </w:pPr>
+      <w:r>
+        <w:rPr>
+          <w:bCs/>
+          <w:b/>
+        </w:rPr>
+        <w:t xml:space="preserve">Đặc tả UC-02: Thêm mới giao dịch chi tiêu</w:t>
+      </w:r>
+      <w:r>
+        <w:t xml:space="preserve"> </w:t>
+      </w:r>
+      <w:r>
+        <w:t xml:space="preserve">-</w:t>
+      </w:r>
+      <w:r>
+        <w:t xml:space="preserve"> </w:t>
+      </w:r>
+      <w:r>
+        <w:rPr>
+          <w:bCs/>
+          <w:b/>
+        </w:rPr>
+        <w:t xml:space="preserve">Mô tả:</w:t>
+      </w:r>
+      <w:r>
+        <w:t xml:space="preserve"> </w:t>
+      </w:r>
+      <w:r>
+        <w:t xml:space="preserve">Ghi nhận một khoản chi tiêu mới vào hệ thống.</w:t>
+      </w:r>
+      <w:r>
+        <w:t xml:space="preserve"> </w:t>
+      </w:r>
+      <w:r>
+        <w:t xml:space="preserve">-</w:t>
+      </w:r>
+      <w:r>
+        <w:t xml:space="preserve"> </w:t>
+      </w:r>
+      <w:r>
+        <w:rPr>
+          <w:bCs/>
+          <w:b/>
+        </w:rPr>
+        <w:t xml:space="preserve">Tác nhân:</w:t>
+      </w:r>
+      <w:r>
+        <w:t xml:space="preserve"> </w:t>
+      </w:r>
+      <w:r>
+        <w:t xml:space="preserve">Người dùng.</w:t>
+      </w:r>
+      <w:r>
+        <w:t xml:space="preserve"> </w:t>
+      </w:r>
+      <w:r>
+        <w:t xml:space="preserve">-</w:t>
+      </w:r>
+      <w:r>
+        <w:t xml:space="preserve"> </w:t>
+      </w:r>
+      <w:r>
+        <w:rPr>
+          <w:bCs/>
+          <w:b/>
+        </w:rPr>
+        <w:t xml:space="preserve">Tiền điều kiện:</w:t>
+      </w:r>
+      <w:r>
+        <w:t xml:space="preserve"> </w:t>
+      </w:r>
+      <w:r>
+        <w:t xml:space="preserve">Người dùng đã đăng nhập thành công.</w:t>
+      </w:r>
+      <w:r>
+        <w:t xml:space="preserve"> </w:t>
+      </w:r>
+      <w:r>
+        <w:t xml:space="preserve">-</w:t>
+      </w:r>
+      <w:r>
+        <w:t xml:space="preserve"> </w:t>
+      </w:r>
+      <w:r>
+        <w:rPr>
+          <w:bCs/>
+          <w:b/>
+        </w:rPr>
+        <w:t xml:space="preserve">Luồng sự kiện chính:</w:t>
+      </w:r>
+      <w:r>
+        <w:t xml:space="preserve"> </w:t>
+      </w:r>
+      <w:r>
+        <w:t xml:space="preserve">1. Người dùng chọn biểu tượng</w:t>
+      </w:r>
+      <w:r>
+        <w:t xml:space="preserve"> </w:t>
+      </w:r>
+      <w:r>
+        <w:t xml:space="preserve">“</w:t>
+      </w:r>
+      <w:r>
+        <w:t xml:space="preserve">Thêm giao dịch</w:t>
+      </w:r>
+      <w:r>
+        <w:t xml:space="preserve">”</w:t>
+      </w:r>
+      <w:r>
+        <w:t xml:space="preserve"> </w:t>
+      </w:r>
+      <w:r>
+        <w:t xml:space="preserve">(+).</w:t>
+      </w:r>
+      <w:r>
+        <w:t xml:space="preserve"> </w:t>
+      </w:r>
+      <w:r>
+        <w:t xml:space="preserve">2. Hệ thống hiển thị biểu mẫu (Form) nhập liệu.</w:t>
+      </w:r>
+      <w:r>
+        <w:t xml:space="preserve"> </w:t>
+      </w:r>
+      <w:r>
+        <w:t xml:space="preserve">3. Người dùng nhập số tiền (bắt buộc &gt; 0), chọn danh mục chi tiêu, nhập ghi chú, chọn nhóm liên quan (nếu là chi tiêu chung).</w:t>
+      </w:r>
+      <w:r>
+        <w:t xml:space="preserve"> </w:t>
+      </w:r>
+      <w:r>
+        <w:t xml:space="preserve">4. Người dùng nhấn nút</w:t>
+      </w:r>
+      <w:r>
+        <w:t xml:space="preserve"> </w:t>
+      </w:r>
+      <w:r>
+        <w:t xml:space="preserve">“</w:t>
+      </w:r>
+      <w:r>
+        <w:t xml:space="preserve">Lưu</w:t>
+      </w:r>
+      <w:r>
+        <w:t xml:space="preserve">”</w:t>
+      </w:r>
+      <w:r>
+        <w:t xml:space="preserve">.</w:t>
+      </w:r>
+      <w:r>
+        <w:t xml:space="preserve"> </w:t>
+      </w:r>
+      <w:r>
+        <w:t xml:space="preserve">5. Hệ thống gọi phương thức</w:t>
+      </w:r>
+      <w:r>
+        <w:t xml:space="preserve"> </w:t>
+      </w:r>
+      <w:r>
+        <w:rPr>
+          <w:rStyle w:val="VerbatimChar"/>
+        </w:rPr>
+        <w:t xml:space="preserve">executeWriteWithParams</w:t>
+      </w:r>
+      <w:r>
+        <w:t xml:space="preserve"> </w:t>
+      </w:r>
+      <w:r>
+        <w:t xml:space="preserve">truyền tham số vào truy vấn SQL để lưu vào bảng</w:t>
+      </w:r>
+      <w:r>
+        <w:t xml:space="preserve"> </w:t>
+      </w:r>
+      <w:r>
+        <w:rPr>
+          <w:rStyle w:val="VerbatimChar"/>
+        </w:rPr>
+        <w:t xml:space="preserve">Expenses</w:t>
+      </w:r>
+      <w:r>
+        <w:t xml:space="preserve">.</w:t>
+      </w:r>
+      <w:r>
+        <w:t xml:space="preserve"> </w:t>
+      </w:r>
+      <w:r>
+        <w:t xml:space="preserve">6. Hệ thống cập nhật lại biểu đồ thống kê và hiển thị thông báo thành công.</w:t>
+      </w:r>
+      <w:r>
+        <w:t xml:space="preserve"> </w:t>
+      </w:r>
+      <w:r>
+        <w:t xml:space="preserve">-</w:t>
+      </w:r>
+      <w:r>
+        <w:t xml:space="preserve"> </w:t>
+      </w:r>
+      <w:r>
+        <w:rPr>
+          <w:bCs/>
+          <w:b/>
+        </w:rPr>
+        <w:t xml:space="preserve">Luồng ngoại lệ:</w:t>
+      </w:r>
+      <w:r>
+        <w:t xml:space="preserve"> </w:t>
+      </w:r>
+      <w:r>
+        <w:t xml:space="preserve">Nếu số tiền để trống hoặc bằng 0, hệ thống báo lỗi đỏ tại trường nhập liệu và chặn thao tác lưu.</w:t>
+      </w:r>
+    </w:p>
+    <w:p>
+      <w:pPr>
+        <w:pStyle w:val="BodyText"/>
+      </w:pPr>
+      <w:r>
+        <w:rPr>
+          <w:bCs/>
+          <w:b/>
+        </w:rPr>
+        <w:t xml:space="preserve">Đặc tả UC-03: Trợ lý ảo Chatbot AI</w:t>
+      </w:r>
+      <w:r>
+        <w:t xml:space="preserve"> </w:t>
+      </w:r>
+      <w:r>
+        <w:t xml:space="preserve">-</w:t>
+      </w:r>
+      <w:r>
+        <w:t xml:space="preserve"> </w:t>
+      </w:r>
+      <w:r>
+        <w:rPr>
+          <w:bCs/>
+          <w:b/>
+        </w:rPr>
+        <w:t xml:space="preserve">Mô tả:</w:t>
+      </w:r>
+      <w:r>
+        <w:t xml:space="preserve"> </w:t>
+      </w:r>
+      <w:r>
+        <w:t xml:space="preserve">Cho phép người dùng trao đổi với AI để được tư vấn tài chính.</w:t>
+      </w:r>
+      <w:r>
+        <w:t xml:space="preserve"> </w:t>
+      </w:r>
+      <w:r>
+        <w:t xml:space="preserve">-</w:t>
+      </w:r>
+      <w:r>
+        <w:t xml:space="preserve"> </w:t>
+      </w:r>
+      <w:r>
+        <w:rPr>
+          <w:bCs/>
+          <w:b/>
+        </w:rPr>
+        <w:t xml:space="preserve">Tác nhân:</w:t>
+      </w:r>
+      <w:r>
+        <w:t xml:space="preserve"> </w:t>
+      </w:r>
+      <w:r>
+        <w:t xml:space="preserve">Người dùng.</w:t>
+      </w:r>
+      <w:r>
+        <w:t xml:space="preserve"> </w:t>
+      </w:r>
+      <w:r>
+        <w:t xml:space="preserve">-</w:t>
+      </w:r>
+      <w:r>
+        <w:t xml:space="preserve"> </w:t>
+      </w:r>
+      <w:r>
+        <w:rPr>
+          <w:bCs/>
+          <w:b/>
+        </w:rPr>
+        <w:t xml:space="preserve">Luồng sự kiện chính:</w:t>
+      </w:r>
+      <w:r>
+        <w:t xml:space="preserve"> </w:t>
+      </w:r>
+      <w:r>
+        <w:t xml:space="preserve">1. Người dùng truy cập vào màn hình Chatbot AI.</w:t>
+      </w:r>
+      <w:r>
+        <w:t xml:space="preserve"> </w:t>
+      </w:r>
+      <w:r>
+        <w:t xml:space="preserve">2. Người dùng nhập nội dung câu hỏi vào ô tin nhắn và nhấn gửi.</w:t>
+      </w:r>
+      <w:r>
+        <w:t xml:space="preserve"> </w:t>
+      </w:r>
+      <w:r>
+        <w:t xml:space="preserve">3. Hệ thống gửi truy vấn đến dịch vụ AI, đồng thời lưu tin nhắn của người dùng vào bảng</w:t>
+      </w:r>
+      <w:r>
+        <w:t xml:space="preserve"> </w:t>
+      </w:r>
+      <w:r>
+        <w:rPr>
+          <w:rStyle w:val="VerbatimChar"/>
+        </w:rPr>
+        <w:t xml:space="preserve">ChatMessages</w:t>
+      </w:r>
+      <w:r>
+        <w:t xml:space="preserve"> </w:t>
+      </w:r>
+      <w:r>
+        <w:t xml:space="preserve">(</w:t>
+      </w:r>
+      <w:r>
+        <w:rPr>
+          <w:rStyle w:val="VerbatimChar"/>
+        </w:rPr>
+        <w:t xml:space="preserve">IsUser = 1</w:t>
+      </w:r>
+      <w:r>
+        <w:t xml:space="preserve">).</w:t>
+      </w:r>
+      <w:r>
+        <w:t xml:space="preserve"> </w:t>
+      </w:r>
+      <w:r>
+        <w:t xml:space="preserve">4. Hệ thống nhận phản hồi từ AI, hiển thị lên màn hình và lưu tin nhắn phản hồi vào bảng</w:t>
+      </w:r>
+      <w:r>
+        <w:t xml:space="preserve"> </w:t>
+      </w:r>
+      <w:r>
+        <w:rPr>
+          <w:rStyle w:val="VerbatimChar"/>
+        </w:rPr>
+        <w:t xml:space="preserve">ChatMessages</w:t>
+      </w:r>
+      <w:r>
+        <w:t xml:space="preserve"> </w:t>
+      </w:r>
+      <w:r>
+        <w:t xml:space="preserve">(</w:t>
+      </w:r>
+      <w:r>
+        <w:rPr>
+          <w:rStyle w:val="VerbatimChar"/>
+        </w:rPr>
+        <w:t xml:space="preserve">IsUser = 0</w:t>
+      </w:r>
+      <w:r>
+        <w:t xml:space="preserve">).</w:t>
+      </w:r>
+    </w:p>
+    <w:bookmarkEnd w:id="37"/>
+    <w:bookmarkEnd w:id="38"/>
+    <w:bookmarkStart w:id="39" w:name="sơ-đồ-lớp-mức-phân-tích"/>
+    <w:p>
+      <w:pPr>
+        <w:pStyle w:val="Heading2"/>
+      </w:pPr>
+      <w:r>
+        <w:t xml:space="preserve">2.4 SƠ ĐỒ LỚP MỨC PHÂN TÍCH</w:t>
+      </w:r>
+    </w:p>
+    <w:p>
+      <w:pPr>
+        <w:pStyle w:val="FirstParagraph"/>
+      </w:pPr>
+      <w:r>
+        <w:t xml:space="preserve">Hệ thống được tổ chức với các lớp thực thể (Entity) đóng vai trò chứa dữ liệu và các lớp điều khiển (Controller/Provider) xử lý logic.</w:t>
+      </w:r>
+      <w:r>
+        <w:t xml:space="preserve"> </w:t>
+      </w:r>
+      <w:r>
+        <w:t xml:space="preserve">-</w:t>
+      </w:r>
+      <w:r>
+        <w:t xml:space="preserve"> </w:t>
+      </w:r>
+      <w:r>
+        <w:rPr>
+          <w:bCs/>
+          <w:b/>
+        </w:rPr>
+        <w:t xml:space="preserve">Lớp UserModel:</w:t>
+      </w:r>
+      <w:r>
+        <w:t xml:space="preserve"> </w:t>
+      </w:r>
+      <w:r>
+        <w:t xml:space="preserve">Lưu trữ ID, DisplayName, Email.</w:t>
+      </w:r>
+      <w:r>
+        <w:t xml:space="preserve"> </w:t>
+      </w:r>
+      <w:r>
+        <w:t xml:space="preserve">-</w:t>
+      </w:r>
+      <w:r>
+        <w:t xml:space="preserve"> </w:t>
+      </w:r>
+      <w:r>
+        <w:rPr>
+          <w:bCs/>
+          <w:b/>
+        </w:rPr>
+        <w:t xml:space="preserve">Lớp ExpenseModel:</w:t>
+      </w:r>
+      <w:r>
+        <w:t xml:space="preserve"> </w:t>
+      </w:r>
+      <w:r>
+        <w:t xml:space="preserve">Chứa Amount, Description, Date, Category, GroupId.</w:t>
+      </w:r>
+      <w:r>
+        <w:t xml:space="preserve"> </w:t>
+      </w:r>
+      <w:r>
+        <w:t xml:space="preserve">-</w:t>
+      </w:r>
+      <w:r>
+        <w:t xml:space="preserve"> </w:t>
+      </w:r>
+      <w:r>
+        <w:rPr>
+          <w:bCs/>
+          <w:b/>
+        </w:rPr>
+        <w:t xml:space="preserve">Lớp GroupModel:</w:t>
+      </w:r>
+      <w:r>
+        <w:t xml:space="preserve"> </w:t>
+      </w:r>
+      <w:r>
+        <w:t xml:space="preserve">Chứa thông tin ngân sách (Budget) và danh sách Member.</w:t>
+      </w:r>
+      <w:r>
+        <w:t xml:space="preserve"> </w:t>
+      </w:r>
+      <w:r>
+        <w:t xml:space="preserve">-</w:t>
+      </w:r>
+      <w:r>
+        <w:t xml:space="preserve"> </w:t>
+      </w:r>
+      <w:r>
+        <w:rPr>
+          <w:bCs/>
+          <w:b/>
+        </w:rPr>
+        <w:t xml:space="preserve">Lớp SqlServerHelper:</w:t>
+      </w:r>
+      <w:r>
+        <w:t xml:space="preserve"> </w:t>
+      </w:r>
+      <w:r>
+        <w:t xml:space="preserve">Quản lý kết nối TCP/IP trực tiếp đến container Docker chứa CSDL. Đảm bảo luồng dữ liệu an toàn.</w:t>
+      </w:r>
+    </w:p>
+    <w:p>
+      <w:pPr>
+        <w:pStyle w:val="SourceCode"/>
+      </w:pPr>
+      <w:r>
+        <w:rPr>
+          <w:rStyle w:val="VerbatimChar"/>
+        </w:rPr>
+        <w:t xml:space="preserve">classDiagram</w:t>
+      </w:r>
+      <w:r>
+        <w:br/>
+      </w:r>
+      <w:r>
+        <w:rPr>
+          <w:rStyle w:val="VerbatimChar"/>
+        </w:rPr>
+        <w:t xml:space="preserve">    class User {</w:t>
+      </w:r>
+      <w:r>
+        <w:br/>
+      </w:r>
+      <w:r>
+        <w:rPr>
+          <w:rStyle w:val="VerbatimChar"/>
+        </w:rPr>
+        <w:t xml:space="preserve">        - Id: String</w:t>
+      </w:r>
+      <w:r>
+        <w:br/>
+      </w:r>
+      <w:r>
+        <w:rPr>
+          <w:rStyle w:val="VerbatimChar"/>
+        </w:rPr>
+        <w:t xml:space="preserve">        - DisplayName: String</w:t>
+      </w:r>
+      <w:r>
+        <w:br/>
+      </w:r>
+      <w:r>
+        <w:rPr>
+          <w:rStyle w:val="VerbatimChar"/>
+        </w:rPr>
+        <w:t xml:space="preserve">        - Email: String</w:t>
+      </w:r>
+      <w:r>
+        <w:br/>
+      </w:r>
+      <w:r>
+        <w:rPr>
+          <w:rStyle w:val="VerbatimChar"/>
+        </w:rPr>
+        <w:t xml:space="preserve">        - PhotoUrl: String</w:t>
+      </w:r>
+      <w:r>
+        <w:br/>
+      </w:r>
+      <w:r>
+        <w:rPr>
+          <w:rStyle w:val="VerbatimChar"/>
+        </w:rPr>
+        <w:t xml:space="preserve">        - PasswordHash: String</w:t>
+      </w:r>
+      <w:r>
+        <w:br/>
+      </w:r>
+      <w:r>
+        <w:rPr>
+          <w:rStyle w:val="VerbatimChar"/>
+        </w:rPr>
+        <w:t xml:space="preserve">        - CreatedAt: DateTime</w:t>
+      </w:r>
+      <w:r>
+        <w:br/>
+      </w:r>
+      <w:r>
+        <w:rPr>
+          <w:rStyle w:val="VerbatimChar"/>
+        </w:rPr>
+        <w:t xml:space="preserve">        - LastLogin: DateTime</w:t>
+      </w:r>
+      <w:r>
+        <w:br/>
+      </w:r>
+      <w:r>
+        <w:rPr>
+          <w:rStyle w:val="VerbatimChar"/>
+        </w:rPr>
+        <w:t xml:space="preserve">        + signIn()</w:t>
+      </w:r>
+      <w:r>
+        <w:br/>
+      </w:r>
+      <w:r>
+        <w:rPr>
+          <w:rStyle w:val="VerbatimChar"/>
+        </w:rPr>
+        <w:t xml:space="preserve">        + signOut()</w:t>
+      </w:r>
+      <w:r>
+        <w:br/>
+      </w:r>
+      <w:r>
+        <w:rPr>
+          <w:rStyle w:val="VerbatimChar"/>
+        </w:rPr>
+        <w:t xml:space="preserve">    }</w:t>
+      </w:r>
+      <w:r>
+        <w:br/>
+      </w:r>
+      <w:r>
+        <w:rPr>
+          <w:rStyle w:val="VerbatimChar"/>
+        </w:rPr>
+        <w:t xml:space="preserve">    </w:t>
+      </w:r>
+      <w:r>
+        <w:br/>
+      </w:r>
+      <w:r>
+        <w:rPr>
+          <w:rStyle w:val="VerbatimChar"/>
+        </w:rPr>
+        <w:t xml:space="preserve">    class Expense {</w:t>
+      </w:r>
+      <w:r>
+        <w:br/>
+      </w:r>
+      <w:r>
+        <w:rPr>
+          <w:rStyle w:val="VerbatimChar"/>
+        </w:rPr>
+        <w:t xml:space="preserve">        - Id: String</w:t>
+      </w:r>
+      <w:r>
+        <w:br/>
+      </w:r>
+      <w:r>
+        <w:rPr>
+          <w:rStyle w:val="VerbatimChar"/>
+        </w:rPr>
+        <w:t xml:space="preserve">        - GroupId: String</w:t>
+      </w:r>
+      <w:r>
+        <w:br/>
+      </w:r>
+      <w:r>
+        <w:rPr>
+          <w:rStyle w:val="VerbatimChar"/>
+        </w:rPr>
+        <w:t xml:space="preserve">        - Amount: Float</w:t>
+      </w:r>
+      <w:r>
+        <w:br/>
+      </w:r>
+      <w:r>
+        <w:rPr>
+          <w:rStyle w:val="VerbatimChar"/>
+        </w:rPr>
+        <w:t xml:space="preserve">        - Description: String</w:t>
+      </w:r>
+      <w:r>
+        <w:br/>
+      </w:r>
+      <w:r>
+        <w:rPr>
+          <w:rStyle w:val="VerbatimChar"/>
+        </w:rPr>
+        <w:t xml:space="preserve">        - Category: String</w:t>
+      </w:r>
+      <w:r>
+        <w:br/>
+      </w:r>
+      <w:r>
+        <w:rPr>
+          <w:rStyle w:val="VerbatimChar"/>
+        </w:rPr>
+        <w:t xml:space="preserve">        - PaidBy: String</w:t>
+      </w:r>
+      <w:r>
+        <w:br/>
+      </w:r>
+      <w:r>
+        <w:rPr>
+          <w:rStyle w:val="VerbatimChar"/>
+        </w:rPr>
+        <w:t xml:space="preserve">        - Date: DateTime</w:t>
+      </w:r>
+      <w:r>
+        <w:br/>
+      </w:r>
+      <w:r>
+        <w:rPr>
+          <w:rStyle w:val="VerbatimChar"/>
+        </w:rPr>
+        <w:t xml:space="preserve">        - Currency: String</w:t>
+      </w:r>
+      <w:r>
+        <w:br/>
+      </w:r>
+      <w:r>
+        <w:rPr>
+          <w:rStyle w:val="VerbatimChar"/>
+        </w:rPr>
+        <w:t xml:space="preserve">        - ExchangeRate: Float</w:t>
+      </w:r>
+      <w:r>
+        <w:br/>
+      </w:r>
+      <w:r>
+        <w:rPr>
+          <w:rStyle w:val="VerbatimChar"/>
+        </w:rPr>
+        <w:t xml:space="preserve">        + createExpense()</w:t>
+      </w:r>
+      <w:r>
+        <w:br/>
+      </w:r>
+      <w:r>
+        <w:rPr>
+          <w:rStyle w:val="VerbatimChar"/>
+        </w:rPr>
+        <w:t xml:space="preserve">        + updateExpense()</w:t>
+      </w:r>
+      <w:r>
+        <w:br/>
+      </w:r>
+      <w:r>
+        <w:rPr>
+          <w:rStyle w:val="VerbatimChar"/>
+        </w:rPr>
+        <w:t xml:space="preserve">        + deleteExpense()</w:t>
+      </w:r>
+      <w:r>
+        <w:br/>
+      </w:r>
+      <w:r>
+        <w:rPr>
+          <w:rStyle w:val="VerbatimChar"/>
+        </w:rPr>
+        <w:t xml:space="preserve">    }</w:t>
+      </w:r>
+      <w:r>
+        <w:br/>
+      </w:r>
+      <w:r>
+        <w:rPr>
+          <w:rStyle w:val="VerbatimChar"/>
+        </w:rPr>
+        <w:t xml:space="preserve">    </w:t>
+      </w:r>
+      <w:r>
+        <w:br/>
+      </w:r>
+      <w:r>
+        <w:rPr>
+          <w:rStyle w:val="VerbatimChar"/>
+        </w:rPr>
+        <w:t xml:space="preserve">    class Group {</w:t>
+      </w:r>
+      <w:r>
+        <w:br/>
+      </w:r>
+      <w:r>
+        <w:rPr>
+          <w:rStyle w:val="VerbatimChar"/>
+        </w:rPr>
+        <w:t xml:space="preserve">        - Id: String</w:t>
+      </w:r>
+      <w:r>
+        <w:br/>
+      </w:r>
+      <w:r>
+        <w:rPr>
+          <w:rStyle w:val="VerbatimChar"/>
+        </w:rPr>
+        <w:t xml:space="preserve">        - Name: String</w:t>
+      </w:r>
+      <w:r>
+        <w:br/>
+      </w:r>
+      <w:r>
+        <w:rPr>
+          <w:rStyle w:val="VerbatimChar"/>
+        </w:rPr>
+        <w:t xml:space="preserve">        - Budget: Float</w:t>
+      </w:r>
+      <w:r>
+        <w:br/>
+      </w:r>
+      <w:r>
+        <w:rPr>
+          <w:rStyle w:val="VerbatimChar"/>
+        </w:rPr>
+        <w:t xml:space="preserve">        - CreatedAt: DateTime</w:t>
+      </w:r>
+      <w:r>
+        <w:br/>
+      </w:r>
+      <w:r>
+        <w:rPr>
+          <w:rStyle w:val="VerbatimChar"/>
+        </w:rPr>
+        <w:t xml:space="preserve">        + createGroup()</w:t>
+      </w:r>
+      <w:r>
+        <w:br/>
+      </w:r>
+      <w:r>
+        <w:rPr>
+          <w:rStyle w:val="VerbatimChar"/>
+        </w:rPr>
+        <w:t xml:space="preserve">        + deleteGroup()</w:t>
+      </w:r>
+      <w:r>
+        <w:br/>
+      </w:r>
+      <w:r>
+        <w:rPr>
+          <w:rStyle w:val="VerbatimChar"/>
+        </w:rPr>
+        <w:t xml:space="preserve">    }</w:t>
+      </w:r>
+      <w:r>
+        <w:br/>
+      </w:r>
+      <w:r>
+        <w:br/>
+      </w:r>
+      <w:r>
+        <w:rPr>
+          <w:rStyle w:val="VerbatimChar"/>
+        </w:rPr>
+        <w:t xml:space="preserve">    class GroupMember {</w:t>
+      </w:r>
+      <w:r>
+        <w:br/>
+      </w:r>
+      <w:r>
+        <w:rPr>
+          <w:rStyle w:val="VerbatimChar"/>
+        </w:rPr>
+        <w:t xml:space="preserve">        - GroupId: String</w:t>
+      </w:r>
+      <w:r>
+        <w:br/>
+      </w:r>
+      <w:r>
+        <w:rPr>
+          <w:rStyle w:val="VerbatimChar"/>
+        </w:rPr>
+        <w:t xml:space="preserve">        - UserId: String</w:t>
+      </w:r>
+      <w:r>
+        <w:br/>
+      </w:r>
+      <w:r>
+        <w:rPr>
+          <w:rStyle w:val="VerbatimChar"/>
+        </w:rPr>
+        <w:t xml:space="preserve">        - Role: String</w:t>
+      </w:r>
+      <w:r>
+        <w:br/>
+      </w:r>
+      <w:r>
+        <w:rPr>
+          <w:rStyle w:val="VerbatimChar"/>
+        </w:rPr>
+        <w:t xml:space="preserve">        - JoinedAt: DateTime</w:t>
+      </w:r>
+      <w:r>
+        <w:br/>
+      </w:r>
+      <w:r>
+        <w:rPr>
+          <w:rStyle w:val="VerbatimChar"/>
+        </w:rPr>
+        <w:t xml:space="preserve">        + addMember()</w:t>
+      </w:r>
+      <w:r>
+        <w:br/>
+      </w:r>
+      <w:r>
+        <w:rPr>
+          <w:rStyle w:val="VerbatimChar"/>
+        </w:rPr>
+        <w:t xml:space="preserve">        + removeMember()</w:t>
+      </w:r>
+      <w:r>
+        <w:br/>
+      </w:r>
+      <w:r>
+        <w:rPr>
+          <w:rStyle w:val="VerbatimChar"/>
+        </w:rPr>
+        <w:t xml:space="preserve">    }</w:t>
+      </w:r>
+      <w:r>
+        <w:br/>
+      </w:r>
+      <w:r>
+        <w:rPr>
+          <w:rStyle w:val="VerbatimChar"/>
+        </w:rPr>
+        <w:t xml:space="preserve">    </w:t>
+      </w:r>
+      <w:r>
+        <w:br/>
+      </w:r>
+      <w:r>
+        <w:rPr>
+          <w:rStyle w:val="VerbatimChar"/>
+        </w:rPr>
+        <w:t xml:space="preserve">    class SavingsGoal {</w:t>
+      </w:r>
+      <w:r>
+        <w:br/>
+      </w:r>
+      <w:r>
+        <w:rPr>
+          <w:rStyle w:val="VerbatimChar"/>
+        </w:rPr>
+        <w:t xml:space="preserve">        - Id: String</w:t>
+      </w:r>
+      <w:r>
+        <w:br/>
+      </w:r>
+      <w:r>
+        <w:rPr>
+          <w:rStyle w:val="VerbatimChar"/>
+        </w:rPr>
+        <w:t xml:space="preserve">        - UserId: String</w:t>
+      </w:r>
+      <w:r>
+        <w:br/>
+      </w:r>
+      <w:r>
+        <w:rPr>
+          <w:rStyle w:val="VerbatimChar"/>
+        </w:rPr>
+        <w:t xml:space="preserve">        - Name: String</w:t>
+      </w:r>
+      <w:r>
+        <w:br/>
+      </w:r>
+      <w:r>
+        <w:rPr>
+          <w:rStyle w:val="VerbatimChar"/>
+        </w:rPr>
+        <w:t xml:space="preserve">        - TargetAmount: Float</w:t>
+      </w:r>
+      <w:r>
+        <w:br/>
+      </w:r>
+      <w:r>
+        <w:rPr>
+          <w:rStyle w:val="VerbatimChar"/>
+        </w:rPr>
+        <w:t xml:space="preserve">        - CurrentAmount: Float</w:t>
+      </w:r>
+      <w:r>
+        <w:br/>
+      </w:r>
+      <w:r>
+        <w:rPr>
+          <w:rStyle w:val="VerbatimChar"/>
+        </w:rPr>
+        <w:t xml:space="preserve">        - Deadline: DateTime</w:t>
+      </w:r>
+      <w:r>
+        <w:br/>
+      </w:r>
+      <w:r>
+        <w:rPr>
+          <w:rStyle w:val="VerbatimChar"/>
+        </w:rPr>
+        <w:t xml:space="preserve">        - CreatedAt: DateTime</w:t>
+      </w:r>
+      <w:r>
+        <w:br/>
+      </w:r>
+      <w:r>
+        <w:rPr>
+          <w:rStyle w:val="VerbatimChar"/>
+        </w:rPr>
+        <w:t xml:space="preserve">        + createGoal()</w:t>
+      </w:r>
+      <w:r>
+        <w:br/>
+      </w:r>
+      <w:r>
+        <w:rPr>
+          <w:rStyle w:val="VerbatimChar"/>
+        </w:rPr>
+        <w:t xml:space="preserve">        + updateProgress()</w:t>
+      </w:r>
+      <w:r>
+        <w:br/>
+      </w:r>
+      <w:r>
+        <w:rPr>
+          <w:rStyle w:val="VerbatimChar"/>
+        </w:rPr>
+        <w:t xml:space="preserve">    }</w:t>
+      </w:r>
+      <w:r>
+        <w:br/>
+      </w:r>
+      <w:r>
+        <w:br/>
+      </w:r>
+      <w:r>
+        <w:rPr>
+          <w:rStyle w:val="VerbatimChar"/>
+        </w:rPr>
+        <w:t xml:space="preserve">    class ChatMessage {</w:t>
+      </w:r>
+      <w:r>
+        <w:br/>
+      </w:r>
+      <w:r>
+        <w:rPr>
+          <w:rStyle w:val="VerbatimChar"/>
+        </w:rPr>
+        <w:t xml:space="preserve">        - Id: String</w:t>
+      </w:r>
+      <w:r>
+        <w:br/>
+      </w:r>
+      <w:r>
+        <w:rPr>
+          <w:rStyle w:val="VerbatimChar"/>
+        </w:rPr>
+        <w:t xml:space="preserve">        - UserId: String</w:t>
+      </w:r>
+      <w:r>
+        <w:br/>
+      </w:r>
+      <w:r>
+        <w:rPr>
+          <w:rStyle w:val="VerbatimChar"/>
+        </w:rPr>
+        <w:t xml:space="preserve">        - MessageText: String</w:t>
+      </w:r>
+      <w:r>
+        <w:br/>
+      </w:r>
+      <w:r>
+        <w:rPr>
+          <w:rStyle w:val="VerbatimChar"/>
+        </w:rPr>
+        <w:t xml:space="preserve">        - IsUser: Boolean</w:t>
+      </w:r>
+      <w:r>
+        <w:br/>
+      </w:r>
+      <w:r>
+        <w:rPr>
+          <w:rStyle w:val="VerbatimChar"/>
+        </w:rPr>
+        <w:t xml:space="preserve">        - CreatedAt: DateTime</w:t>
+      </w:r>
+      <w:r>
+        <w:br/>
+      </w:r>
+      <w:r>
+        <w:rPr>
+          <w:rStyle w:val="VerbatimChar"/>
+        </w:rPr>
+        <w:t xml:space="preserve">        + saveMessage()</w:t>
+      </w:r>
+      <w:r>
+        <w:br/>
+      </w:r>
+      <w:r>
+        <w:rPr>
+          <w:rStyle w:val="VerbatimChar"/>
+        </w:rPr>
+        <w:t xml:space="preserve">    }</w:t>
+      </w:r>
+      <w:r>
+        <w:br/>
+      </w:r>
+      <w:r>
+        <w:br/>
+      </w:r>
+      <w:r>
+        <w:rPr>
+          <w:rStyle w:val="VerbatimChar"/>
+        </w:rPr>
+        <w:t xml:space="preserve">    User "1" -- "*" Expense : PaidBy &gt;</w:t>
+      </w:r>
+      <w:r>
+        <w:br/>
+      </w:r>
+      <w:r>
+        <w:rPr>
+          <w:rStyle w:val="VerbatimChar"/>
+        </w:rPr>
+        <w:t xml:space="preserve">    User "1" -- "*" SavingsGoal : Owns &gt;</w:t>
+      </w:r>
+      <w:r>
+        <w:br/>
+      </w:r>
+      <w:r>
+        <w:rPr>
+          <w:rStyle w:val="VerbatimChar"/>
+        </w:rPr>
+        <w:t xml:space="preserve">    User "1" -- "*" ChatMessage : Sends &gt;</w:t>
+      </w:r>
+      <w:r>
+        <w:br/>
+      </w:r>
+      <w:r>
+        <w:rPr>
+          <w:rStyle w:val="VerbatimChar"/>
+        </w:rPr>
+        <w:t xml:space="preserve">    Group "1" -- "*" Expense : Contains &gt;</w:t>
+      </w:r>
+      <w:r>
+        <w:br/>
+      </w:r>
+      <w:r>
+        <w:rPr>
+          <w:rStyle w:val="VerbatimChar"/>
+        </w:rPr>
+        <w:t xml:space="preserve">    Group "1" -- "*" GroupMember : Has &gt;</w:t>
+      </w:r>
+      <w:r>
+        <w:br/>
+      </w:r>
+      <w:r>
+        <w:rPr>
+          <w:rStyle w:val="VerbatimChar"/>
+        </w:rPr>
+        <w:t xml:space="preserve">    User "1" -- "*" GroupMember : Acts As &gt;</w:t>
+      </w:r>
+    </w:p>
+    <w:bookmarkEnd w:id="39"/>
+    <w:bookmarkStart w:id="40" w:name="kết-chương-1"/>
+    <w:p>
+      <w:pPr>
+        <w:pStyle w:val="Heading2"/>
+      </w:pPr>
+      <w:r>
+        <w:t xml:space="preserve">2.5 KẾT CHƯƠNG</w:t>
+      </w:r>
+    </w:p>
+    <w:p>
+      <w:pPr>
+        <w:pStyle w:val="FirstParagraph"/>
+      </w:pPr>
+      <w:r>
+        <w:t xml:space="preserve">Chương 2 đã thực hiện phân tích chi tiết hệ thống phần mềm Quản lý chi tiêu, từ việc định hình mô hình nghiệp vụ cho tới việc đặc tả chức năng chi tiết thông qua các Use Case cốt lõi. Sơ đồ lớp mức phân tích cũng đã bước đầu phác thảo được cấu trúc dữ liệu và mối quan hệ giữa các thành phần thực thể trong hệ thống. Những kết quả phân tích này là cơ sở trực tiếp và nền tảng vững chắc để tiến tới quá trình thiết kế chi tiết CSDL và cấu trúc mã nguồn trong Chương 3.</w:t>
+      </w:r>
+    </w:p>
+    <w:bookmarkEnd w:id="40"/>
+    <w:bookmarkEnd w:id="41"/>
+    <w:bookmarkStart w:id="50" w:name="chương-3-thiết-kế-hệ-thống"/>
+    <w:p>
+      <w:pPr>
+        <w:pStyle w:val="Heading1"/>
+      </w:pPr>
+      <w:r>
+        <w:t xml:space="preserve">CHƯƠNG 3: THIẾT KẾ HỆ THỐNG</w:t>
+      </w:r>
+    </w:p>
+    <w:bookmarkStart w:id="44" w:name="sơ-đồ-lớp-thiết-kế"/>
+    <w:p>
+      <w:pPr>
+        <w:pStyle w:val="Heading2"/>
+      </w:pPr>
+      <w:r>
+        <w:t xml:space="preserve">3.1. Sơ đồ lớp thiết kế</w:t>
+      </w:r>
+    </w:p>
+    <w:p>
+      <w:pPr>
+        <w:pStyle w:val="FirstParagraph"/>
+      </w:pPr>
+      <w:r>
+        <w:t xml:space="preserve">Quá trình thiết kế hệ thống chuyển hóa các kết quả phân tích thành các mô hình kỹ thuật chi tiết. Sơ đồ lớp thiết kế đóng vai trò định hướng cho việc tổ chức mã nguồn trong môi trường Flutter, đồng thời ánh xạ trực tiếp các thuộc tính xuống bảng dữ liệu của SQL Server.</w:t>
+      </w:r>
+    </w:p>
+    <w:p>
+      <w:pPr>
+        <w:pStyle w:val="SourceCode"/>
+      </w:pPr>
+      <w:r>
+        <w:rPr>
+          <w:rStyle w:val="VerbatimChar"/>
+        </w:rPr>
+        <w:t xml:space="preserve">classDiagram</w:t>
+      </w:r>
+      <w:r>
+        <w:br/>
+      </w:r>
+      <w:r>
+        <w:rPr>
+          <w:rStyle w:val="VerbatimChar"/>
+        </w:rPr>
+        <w:t xml:space="preserve">    class UserModel {</w:t>
+      </w:r>
+      <w:r>
+        <w:br/>
+      </w:r>
+      <w:r>
+        <w:rPr>
+          <w:rStyle w:val="VerbatimChar"/>
+        </w:rPr>
+        <w:t xml:space="preserve">        + String id</w:t>
+      </w:r>
+      <w:r>
+        <w:br/>
+      </w:r>
+      <w:r>
+        <w:rPr>
+          <w:rStyle w:val="VerbatimChar"/>
+        </w:rPr>
+        <w:t xml:space="preserve">        + String displayName</w:t>
+      </w:r>
+      <w:r>
+        <w:br/>
+      </w:r>
+      <w:r>
+        <w:rPr>
+          <w:rStyle w:val="VerbatimChar"/>
+        </w:rPr>
+        <w:t xml:space="preserve">        + String email</w:t>
+      </w:r>
+      <w:r>
+        <w:br/>
+      </w:r>
+      <w:r>
+        <w:rPr>
+          <w:rStyle w:val="VerbatimChar"/>
+        </w:rPr>
+        <w:t xml:space="preserve">        + String? photoUrl</w:t>
+      </w:r>
+      <w:r>
+        <w:br/>
+      </w:r>
+      <w:r>
+        <w:rPr>
+          <w:rStyle w:val="VerbatimChar"/>
+        </w:rPr>
+        <w:t xml:space="preserve">        + copyWith() UserModel</w:t>
+      </w:r>
+      <w:r>
+        <w:br/>
+      </w:r>
+      <w:r>
+        <w:rPr>
+          <w:rStyle w:val="VerbatimChar"/>
+        </w:rPr>
+        <w:t xml:space="preserve">        + fromMap(Map~String, dynamic~ data, String id) UserModel$</w:t>
+      </w:r>
+      <w:r>
+        <w:br/>
+      </w:r>
+      <w:r>
+        <w:rPr>
+          <w:rStyle w:val="VerbatimChar"/>
+        </w:rPr>
+        <w:t xml:space="preserve">        + toMap() Map~String, dynamic~</w:t>
+      </w:r>
+      <w:r>
+        <w:br/>
+      </w:r>
+      <w:r>
+        <w:rPr>
+          <w:rStyle w:val="VerbatimChar"/>
+        </w:rPr>
+        <w:t xml:space="preserve">    }</w:t>
+      </w:r>
+      <w:r>
+        <w:br/>
+      </w:r>
+      <w:r>
+        <w:br/>
+      </w:r>
+      <w:r>
+        <w:rPr>
+          <w:rStyle w:val="VerbatimChar"/>
+        </w:rPr>
+        <w:t xml:space="preserve">    class ExpenseModel {</w:t>
+      </w:r>
+      <w:r>
+        <w:br/>
+      </w:r>
+      <w:r>
+        <w:rPr>
+          <w:rStyle w:val="VerbatimChar"/>
+        </w:rPr>
+        <w:t xml:space="preserve">        + String id</w:t>
+      </w:r>
+      <w:r>
+        <w:br/>
+      </w:r>
+      <w:r>
+        <w:rPr>
+          <w:rStyle w:val="VerbatimChar"/>
+        </w:rPr>
+        <w:t xml:space="preserve">        + String groupId</w:t>
+      </w:r>
+      <w:r>
+        <w:br/>
+      </w:r>
+      <w:r>
+        <w:rPr>
+          <w:rStyle w:val="VerbatimChar"/>
+        </w:rPr>
+        <w:t xml:space="preserve">        + String description</w:t>
+      </w:r>
+      <w:r>
+        <w:br/>
+      </w:r>
+      <w:r>
+        <w:rPr>
+          <w:rStyle w:val="VerbatimChar"/>
+        </w:rPr>
+        <w:t xml:space="preserve">        + double amount</w:t>
+      </w:r>
+      <w:r>
+        <w:br/>
+      </w:r>
+      <w:r>
+        <w:rPr>
+          <w:rStyle w:val="VerbatimChar"/>
+        </w:rPr>
+        <w:t xml:space="preserve">        + String category</w:t>
+      </w:r>
+      <w:r>
+        <w:br/>
+      </w:r>
+      <w:r>
+        <w:rPr>
+          <w:rStyle w:val="VerbatimChar"/>
+        </w:rPr>
+        <w:t xml:space="preserve">        + String paidBy</w:t>
+      </w:r>
+      <w:r>
+        <w:br/>
+      </w:r>
+      <w:r>
+        <w:rPr>
+          <w:rStyle w:val="VerbatimChar"/>
+        </w:rPr>
+        <w:t xml:space="preserve">        + DateTime date</w:t>
+      </w:r>
+      <w:r>
+        <w:br/>
+      </w:r>
+      <w:r>
+        <w:rPr>
+          <w:rStyle w:val="VerbatimChar"/>
+        </w:rPr>
+        <w:t xml:space="preserve">        + String currency</w:t>
+      </w:r>
+      <w:r>
+        <w:br/>
+      </w:r>
+      <w:r>
+        <w:rPr>
+          <w:rStyle w:val="VerbatimChar"/>
+        </w:rPr>
+        <w:t xml:space="preserve">        + double exchangeRate</w:t>
+      </w:r>
+      <w:r>
+        <w:br/>
+      </w:r>
+      <w:r>
+        <w:rPr>
+          <w:rStyle w:val="VerbatimChar"/>
+        </w:rPr>
+        <w:t xml:space="preserve">        + copyWith() ExpenseModel</w:t>
+      </w:r>
+      <w:r>
+        <w:br/>
+      </w:r>
+      <w:r>
+        <w:rPr>
+          <w:rStyle w:val="VerbatimChar"/>
+        </w:rPr>
+        <w:t xml:space="preserve">        + fromMap(Map~String, dynamic~ data, String id) ExpenseModel$</w:t>
+      </w:r>
+      <w:r>
+        <w:br/>
+      </w:r>
+      <w:r>
+        <w:rPr>
+          <w:rStyle w:val="VerbatimChar"/>
+        </w:rPr>
+        <w:t xml:space="preserve">        + toMap() Map~String, dynamic~</w:t>
+      </w:r>
+      <w:r>
+        <w:br/>
+      </w:r>
+      <w:r>
+        <w:rPr>
+          <w:rStyle w:val="VerbatimChar"/>
+        </w:rPr>
+        <w:t xml:space="preserve">    }</w:t>
+      </w:r>
+      <w:r>
+        <w:br/>
+      </w:r>
+      <w:r>
+        <w:br/>
+      </w:r>
+      <w:r>
+        <w:rPr>
+          <w:rStyle w:val="VerbatimChar"/>
+        </w:rPr>
+        <w:t xml:space="preserve">    class GroupModel {</w:t>
+      </w:r>
+      <w:r>
+        <w:br/>
+      </w:r>
+      <w:r>
+        <w:rPr>
+          <w:rStyle w:val="VerbatimChar"/>
+        </w:rPr>
+        <w:t xml:space="preserve">        + String id</w:t>
+      </w:r>
+      <w:r>
+        <w:br/>
+      </w:r>
+      <w:r>
+        <w:rPr>
+          <w:rStyle w:val="VerbatimChar"/>
+        </w:rPr>
+        <w:t xml:space="preserve">        + String name</w:t>
+      </w:r>
+      <w:r>
+        <w:br/>
+      </w:r>
+      <w:r>
+        <w:rPr>
+          <w:rStyle w:val="VerbatimChar"/>
+        </w:rPr>
+        <w:t xml:space="preserve">        + double budget</w:t>
+      </w:r>
+      <w:r>
+        <w:br/>
+      </w:r>
+      <w:r>
+        <w:rPr>
+          <w:rStyle w:val="VerbatimChar"/>
+        </w:rPr>
+        <w:t xml:space="preserve">        + DateTime createdAt</w:t>
+      </w:r>
+      <w:r>
+        <w:br/>
+      </w:r>
+      <w:r>
+        <w:rPr>
+          <w:rStyle w:val="VerbatimChar"/>
+        </w:rPr>
+        <w:t xml:space="preserve">        + copyWith() GroupModel</w:t>
+      </w:r>
+      <w:r>
+        <w:br/>
+      </w:r>
+      <w:r>
+        <w:rPr>
+          <w:rStyle w:val="VerbatimChar"/>
+        </w:rPr>
+        <w:t xml:space="preserve">        + fromMap(Map~String, dynamic~ data, String id) GroupModel$</w:t>
+      </w:r>
+      <w:r>
+        <w:br/>
+      </w:r>
+      <w:r>
+        <w:rPr>
+          <w:rStyle w:val="VerbatimChar"/>
+        </w:rPr>
+        <w:t xml:space="preserve">        + toMap() Map~String, dynamic~</w:t>
+      </w:r>
+      <w:r>
+        <w:br/>
+      </w:r>
+      <w:r>
+        <w:rPr>
+          <w:rStyle w:val="VerbatimChar"/>
+        </w:rPr>
+        <w:t xml:space="preserve">    }</w:t>
+      </w:r>
+      <w:r>
+        <w:br/>
+      </w:r>
+      <w:r>
+        <w:rPr>
+          <w:rStyle w:val="VerbatimChar"/>
+        </w:rPr>
+        <w:t xml:space="preserve">    </w:t>
+      </w:r>
+      <w:r>
+        <w:br/>
+      </w:r>
+      <w:r>
+        <w:rPr>
+          <w:rStyle w:val="VerbatimChar"/>
+        </w:rPr>
+        <w:t xml:space="preserve">    class ChatMessageModel {</w:t>
+      </w:r>
+      <w:r>
+        <w:br/>
+      </w:r>
+      <w:r>
+        <w:rPr>
+          <w:rStyle w:val="VerbatimChar"/>
+        </w:rPr>
+        <w:t xml:space="preserve">        + String id</w:t>
+      </w:r>
+      <w:r>
+        <w:br/>
+      </w:r>
+      <w:r>
+        <w:rPr>
+          <w:rStyle w:val="VerbatimChar"/>
+        </w:rPr>
+        <w:t xml:space="preserve">        + String userId</w:t>
+      </w:r>
+      <w:r>
+        <w:br/>
+      </w:r>
+      <w:r>
+        <w:rPr>
+          <w:rStyle w:val="VerbatimChar"/>
+        </w:rPr>
+        <w:t xml:space="preserve">        + String messageText</w:t>
+      </w:r>
+      <w:r>
+        <w:br/>
+      </w:r>
+      <w:r>
+        <w:rPr>
+          <w:rStyle w:val="VerbatimChar"/>
+        </w:rPr>
+        <w:t xml:space="preserve">        + bool isUser</w:t>
+      </w:r>
+      <w:r>
+        <w:br/>
+      </w:r>
+      <w:r>
+        <w:rPr>
+          <w:rStyle w:val="VerbatimChar"/>
+        </w:rPr>
+        <w:t xml:space="preserve">        + DateTime createdAt</w:t>
+      </w:r>
+      <w:r>
+        <w:br/>
+      </w:r>
+      <w:r>
+        <w:rPr>
+          <w:rStyle w:val="VerbatimChar"/>
+        </w:rPr>
+        <w:t xml:space="preserve">        + fromMap(Map~String, dynamic~ data, String id) ChatMessageModel$</w:t>
+      </w:r>
+      <w:r>
+        <w:br/>
+      </w:r>
+      <w:r>
+        <w:rPr>
+          <w:rStyle w:val="VerbatimChar"/>
+        </w:rPr>
+        <w:t xml:space="preserve">        + toMap() Map~String, dynamic~</w:t>
+      </w:r>
+      <w:r>
+        <w:br/>
+      </w:r>
+      <w:r>
+        <w:rPr>
+          <w:rStyle w:val="VerbatimChar"/>
+        </w:rPr>
+        <w:t xml:space="preserve">    }</w:t>
+      </w:r>
+      <w:r>
+        <w:br/>
+      </w:r>
+      <w:r>
+        <w:br/>
+      </w:r>
+      <w:r>
+        <w:rPr>
+          <w:rStyle w:val="VerbatimChar"/>
+        </w:rPr>
+        <w:t xml:space="preserve">    class SqlServerHelper {</w:t>
+      </w:r>
+      <w:r>
+        <w:br/>
+      </w:r>
+      <w:r>
+        <w:rPr>
+          <w:rStyle w:val="VerbatimChar"/>
+        </w:rPr>
+        <w:t xml:space="preserve">        - MssqlConnection _connection</w:t>
+      </w:r>
+      <w:r>
+        <w:br/>
+      </w:r>
+      <w:r>
+        <w:rPr>
+          <w:rStyle w:val="VerbatimChar"/>
+        </w:rPr>
+        <w:t xml:space="preserve">        + connect() Future~void~</w:t>
+      </w:r>
+      <w:r>
+        <w:br/>
+      </w:r>
+      <w:r>
+        <w:rPr>
+          <w:rStyle w:val="VerbatimChar"/>
+        </w:rPr>
+        <w:t xml:space="preserve">        + disconnect() Future~void~</w:t>
+      </w:r>
+      <w:r>
+        <w:br/>
+      </w:r>
+      <w:r>
+        <w:rPr>
+          <w:rStyle w:val="VerbatimChar"/>
+        </w:rPr>
+        <w:t xml:space="preserve">        + executeQuery(String query) Future~String~</w:t>
+      </w:r>
+      <w:r>
+        <w:br/>
+      </w:r>
+      <w:r>
+        <w:rPr>
+          <w:rStyle w:val="VerbatimChar"/>
+        </w:rPr>
+        <w:t xml:space="preserve">        + executeWrite(String query) Future~String~</w:t>
+      </w:r>
+      <w:r>
+        <w:br/>
+      </w:r>
+      <w:r>
+        <w:rPr>
+          <w:rStyle w:val="VerbatimChar"/>
+        </w:rPr>
+        <w:t xml:space="preserve">        + executeWriteWithParams(String query, Map~String, dynamic~ params) Future~String~</w:t>
+      </w:r>
+      <w:r>
+        <w:br/>
+      </w:r>
+      <w:r>
+        <w:rPr>
+          <w:rStyle w:val="VerbatimChar"/>
+        </w:rPr>
+        <w:t xml:space="preserve">    }</w:t>
+      </w:r>
+      <w:r>
+        <w:br/>
+      </w:r>
+      <w:r>
+        <w:br/>
+      </w:r>
+      <w:r>
+        <w:rPr>
+          <w:rStyle w:val="VerbatimChar"/>
+        </w:rPr>
+        <w:t xml:space="preserve">    class AuthService {</w:t>
+      </w:r>
+      <w:r>
+        <w:br/>
+      </w:r>
+      <w:r>
+        <w:rPr>
+          <w:rStyle w:val="VerbatimChar"/>
+        </w:rPr>
+        <w:t xml:space="preserve">        - FirebaseAuth _auth</w:t>
+      </w:r>
+      <w:r>
+        <w:br/>
+      </w:r>
+      <w:r>
+        <w:rPr>
+          <w:rStyle w:val="VerbatimChar"/>
+        </w:rPr>
+        <w:t xml:space="preserve">        + signInWithGoogle() Future~UserCredential?~</w:t>
+      </w:r>
+      <w:r>
+        <w:br/>
+      </w:r>
+      <w:r>
+        <w:rPr>
+          <w:rStyle w:val="VerbatimChar"/>
+        </w:rPr>
+        <w:t xml:space="preserve">        + signOut() Future~void~</w:t>
+      </w:r>
+      <w:r>
+        <w:br/>
+      </w:r>
+      <w:r>
+        <w:rPr>
+          <w:rStyle w:val="VerbatimChar"/>
+        </w:rPr>
+        <w:t xml:space="preserve">        - syncUserToSql(User user) Future~void~</w:t>
+      </w:r>
+      <w:r>
+        <w:br/>
+      </w:r>
+      <w:r>
+        <w:rPr>
+          <w:rStyle w:val="VerbatimChar"/>
+        </w:rPr>
+        <w:t xml:space="preserve">    }</w:t>
+      </w:r>
+      <w:r>
+        <w:br/>
+      </w:r>
+      <w:r>
+        <w:br/>
+      </w:r>
+      <w:r>
+        <w:rPr>
+          <w:rStyle w:val="VerbatimChar"/>
+        </w:rPr>
+        <w:t xml:space="preserve">    UserModel "*" &lt;.. "1" SqlServerHelper : Fetched by</w:t>
+      </w:r>
+      <w:r>
+        <w:br/>
+      </w:r>
+      <w:r>
+        <w:rPr>
+          <w:rStyle w:val="VerbatimChar"/>
+        </w:rPr>
+        <w:t xml:space="preserve">    ExpenseModel "*" &lt;.. "1" SqlServerHelper : Saved by</w:t>
+      </w:r>
+      <w:r>
+        <w:br/>
+      </w:r>
+      <w:r>
+        <w:rPr>
+          <w:rStyle w:val="VerbatimChar"/>
+        </w:rPr>
+        <w:t xml:space="preserve">    GroupModel "*" &lt;.. "1" SqlServerHelper : Managed by</w:t>
+      </w:r>
+      <w:r>
+        <w:br/>
+      </w:r>
+      <w:r>
+        <w:rPr>
+          <w:rStyle w:val="VerbatimChar"/>
+        </w:rPr>
+        <w:t xml:space="preserve">    ChatMessageModel "*" &lt;.. "1" SqlServerHelper : Stored by</w:t>
+      </w:r>
+      <w:r>
+        <w:br/>
+      </w:r>
+      <w:r>
+        <w:rPr>
+          <w:rStyle w:val="VerbatimChar"/>
+        </w:rPr>
+        <w:t xml:space="preserve">    AuthService ..&gt; SqlServerHelper : Uses</w:t>
+      </w:r>
+    </w:p>
+    <w:bookmarkStart w:id="42" w:name="đặc-tả-lớp-thiết-kế"/>
+    <w:p>
+      <w:pPr>
+        <w:pStyle w:val="Heading3"/>
+      </w:pPr>
+      <w:r>
+        <w:t xml:space="preserve">3.1.1. Đặc tả lớp thiết kế</w:t>
       </w:r>
     </w:p>
     <w:p>
       <w:pPr>
         <w:numPr>
           <w:ilvl w:val="0"/>
-          <w:numId w:val="1008"/>
-        </w:numPr>
-        <w:pStyle w:val="Compact"/>
-      </w:pPr>
-      <w:r>
-        <w:rPr>
-          <w:bCs/>
-          <w:b/>
-        </w:rPr>
-        <w:t xml:space="preserve">Luồng sự kiện chính:</w:t>
-      </w:r>
-    </w:p>
-    <w:p>
-      <w:pPr>
-        <w:numPr>
-          <w:ilvl w:val="1"/>
           <w:numId w:val="1009"/>
         </w:numPr>
         <w:pStyle w:val="Compact"/>
       </w:pPr>
       <w:r>
-        <w:t xml:space="preserve">Chuyển sang Tab</w:t>
-      </w:r>
-      <w:r>
-        <w:t xml:space="preserve"> </w:t>
-      </w:r>
-      <w:r>
-        <w:t xml:space="preserve">“</w:t>
-      </w:r>
-      <w:r>
-        <w:t xml:space="preserve">Savings</w:t>
-      </w:r>
-      <w:r>
-        <w:t xml:space="preserve">”</w:t>
-      </w:r>
-      <w:r>
-        <w:t xml:space="preserve">.</w:t>
+        <w:rPr>
+          <w:bCs/>
+          <w:b/>
+        </w:rPr>
+        <w:t xml:space="preserve">Lớp AuthService:</w:t>
+      </w:r>
+      <w:r>
+        <w:t xml:space="preserve"> </w:t>
+      </w:r>
+      <w:r>
+        <w:t xml:space="preserve">Xử lý xác thực người dùng. Bao gồm các phương thức</w:t>
+      </w:r>
+      <w:r>
+        <w:t xml:space="preserve"> </w:t>
+      </w:r>
+      <w:r>
+        <w:rPr>
+          <w:rStyle w:val="VerbatimChar"/>
+        </w:rPr>
+        <w:t xml:space="preserve">signInWithGoogle()</w:t>
+      </w:r>
+      <w:r>
+        <w:t xml:space="preserve">,</w:t>
+      </w:r>
+      <w:r>
+        <w:t xml:space="preserve"> </w:t>
+      </w:r>
+      <w:r>
+        <w:rPr>
+          <w:rStyle w:val="VerbatimChar"/>
+        </w:rPr>
+        <w:t xml:space="preserve">signOut()</w:t>
+      </w:r>
+      <w:r>
+        <w:t xml:space="preserve">. Lớp này giao tiếp trực tiếp với Firebase Auth để nhận token và sau đó gọi</w:t>
+      </w:r>
+      <w:r>
+        <w:t xml:space="preserve"> </w:t>
+      </w:r>
+      <w:r>
+        <w:rPr>
+          <w:rStyle w:val="VerbatimChar"/>
+        </w:rPr>
+        <w:t xml:space="preserve">_syncUserToSql()</w:t>
+      </w:r>
+      <w:r>
+        <w:t xml:space="preserve"> </w:t>
+      </w:r>
+      <w:r>
+        <w:t xml:space="preserve">để đồng bộ thông tin.</w:t>
       </w:r>
     </w:p>
     <w:p>
       <w:pPr>
         <w:numPr>
-          <w:ilvl w:val="1"/>
+          <w:ilvl w:val="0"/>
           <w:numId w:val="1009"/>
         </w:numPr>
         <w:pStyle w:val="Compact"/>
       </w:pPr>
       <w:r>
-        <w:t xml:space="preserve">Bấm thêm mục tiêu mới.</w:t>
+        <w:rPr>
+          <w:bCs/>
+          <w:b/>
+        </w:rPr>
+        <w:t xml:space="preserve">Lớp SqlServerHelper:</w:t>
+      </w:r>
+      <w:r>
+        <w:t xml:space="preserve"> </w:t>
+      </w:r>
+      <w:r>
+        <w:t xml:space="preserve">Triển khai theo mẫu thiết kế Singleton để đảm bảo chỉ có duy nhất một kết nối (Connection) được mở đến cơ sở dữ liệu. Nó bao gồm các hàm cốt lõi như</w:t>
+      </w:r>
+      <w:r>
+        <w:t xml:space="preserve"> </w:t>
+      </w:r>
+      <w:r>
+        <w:rPr>
+          <w:rStyle w:val="VerbatimChar"/>
+        </w:rPr>
+        <w:t xml:space="preserve">connect()</w:t>
+      </w:r>
+      <w:r>
+        <w:t xml:space="preserve">,</w:t>
+      </w:r>
+      <w:r>
+        <w:t xml:space="preserve"> </w:t>
+      </w:r>
+      <w:r>
+        <w:rPr>
+          <w:rStyle w:val="VerbatimChar"/>
+        </w:rPr>
+        <w:t xml:space="preserve">executeWrite(String query)</w:t>
+      </w:r>
+      <w:r>
+        <w:t xml:space="preserve"> </w:t>
+      </w:r>
+      <w:r>
+        <w:t xml:space="preserve">và đặc biệt là</w:t>
+      </w:r>
+      <w:r>
+        <w:t xml:space="preserve"> </w:t>
+      </w:r>
+      <w:r>
+        <w:rPr>
+          <w:rStyle w:val="VerbatimChar"/>
+        </w:rPr>
+        <w:t xml:space="preserve">executeWriteWithParams(String query, Map&lt;String, dynamic&gt; params)</w:t>
+      </w:r>
+      <w:r>
+        <w:t xml:space="preserve"> </w:t>
+      </w:r>
+      <w:r>
+        <w:t xml:space="preserve">nhằm phòng ngừa rủi ro SQL Injection.</w:t>
       </w:r>
     </w:p>
     <w:p>
       <w:pPr>
         <w:numPr>
-          <w:ilvl w:val="1"/>
+          <w:ilvl w:val="0"/>
           <w:numId w:val="1009"/>
         </w:numPr>
         <w:pStyle w:val="Compact"/>
       </w:pPr>
       <w:r>
-        <w:t xml:space="preserve">Điền Tên mục tiêu (Ví dụ:</w:t>
-      </w:r>
-      <w:r>
-        <w:t xml:space="preserve"> </w:t>
-      </w:r>
-      <w:r>
-        <w:t xml:space="preserve">“</w:t>
-      </w:r>
-      <w:r>
-        <w:t xml:space="preserve">Mua Laptop</w:t>
-      </w:r>
-      <w:r>
-        <w:t xml:space="preserve">”</w:t>
-      </w:r>
-      <w:r>
-        <w:t xml:space="preserve">), Số tiền kỳ vọng, Hạn chót.</w:t>
+        <w:rPr>
+          <w:bCs/>
+          <w:b/>
+        </w:rPr>
+        <w:t xml:space="preserve">Lớp ExpenseNotifier (State Management):</w:t>
+      </w:r>
+      <w:r>
+        <w:t xml:space="preserve"> </w:t>
+      </w:r>
+      <w:r>
+        <w:t xml:space="preserve">Kế thừa từ</w:t>
+      </w:r>
+      <w:r>
+        <w:t xml:space="preserve"> </w:t>
+      </w:r>
+      <w:r>
+        <w:rPr>
+          <w:rStyle w:val="VerbatimChar"/>
+        </w:rPr>
+        <w:t xml:space="preserve">StateNotifier</w:t>
+      </w:r>
+      <w:r>
+        <w:t xml:space="preserve"> </w:t>
+      </w:r>
+      <w:r>
+        <w:t xml:space="preserve">của thư viện Riverpod. Lớp này chứa danh sách các</w:t>
+      </w:r>
+      <w:r>
+        <w:t xml:space="preserve"> </w:t>
+      </w:r>
+      <w:r>
+        <w:rPr>
+          <w:rStyle w:val="VerbatimChar"/>
+        </w:rPr>
+        <w:t xml:space="preserve">ExpenseModel</w:t>
+      </w:r>
+      <w:r>
+        <w:t xml:space="preserve">. Các hành động</w:t>
+      </w:r>
+      <w:r>
+        <w:t xml:space="preserve"> </w:t>
+      </w:r>
+      <w:r>
+        <w:rPr>
+          <w:rStyle w:val="VerbatimChar"/>
+        </w:rPr>
+        <w:t xml:space="preserve">addExpense()</w:t>
+      </w:r>
+      <w:r>
+        <w:t xml:space="preserve">,</w:t>
+      </w:r>
+      <w:r>
+        <w:t xml:space="preserve"> </w:t>
+      </w:r>
+      <w:r>
+        <w:rPr>
+          <w:rStyle w:val="VerbatimChar"/>
+        </w:rPr>
+        <w:t xml:space="preserve">deleteExpense()</w:t>
+      </w:r>
+      <w:r>
+        <w:t xml:space="preserve"> </w:t>
+      </w:r>
+      <w:r>
+        <w:t xml:space="preserve">sẽ trực tiếp thay đổi trạng thái (State) và kích hoạt việc vẽ lại giao diện (Rebuild UI).</w:t>
       </w:r>
     </w:p>
     <w:p>
       <w:pPr>
         <w:numPr>
-          <w:ilvl w:val="1"/>
+          <w:ilvl w:val="0"/>
           <w:numId w:val="1009"/>
         </w:numPr>
         <w:pStyle w:val="Compact"/>
       </w:pPr>
       <w:r>
-        <w:t xml:space="preserve">Hệ thống tạo record trong bảng</w:t>
+        <w:rPr>
+          <w:bCs/>
+          <w:b/>
+        </w:rPr>
+        <w:t xml:space="preserve">Các lớp Data Model (UserModel, ExpenseModel, GroupModel…):</w:t>
+      </w:r>
+      <w:r>
+        <w:t xml:space="preserve"> </w:t>
+      </w:r>
+      <w:r>
+        <w:t xml:space="preserve">Chứa các thuộc tính ánh xạ 1:1 với các trường trong SQL Server. Mỗi Model đều bắt buộc cài đặt hai hàm</w:t>
+      </w:r>
+      <w:r>
+        <w:t xml:space="preserve"> </w:t>
+      </w:r>
+      <w:r>
+        <w:rPr>
+          <w:rStyle w:val="VerbatimChar"/>
+        </w:rPr>
+        <w:t xml:space="preserve">toMap()</w:t>
+      </w:r>
+      <w:r>
+        <w:t xml:space="preserve"> </w:t>
+      </w:r>
+      <w:r>
+        <w:t xml:space="preserve">và</w:t>
+      </w:r>
+      <w:r>
+        <w:t xml:space="preserve"> </w:t>
+      </w:r>
+      <w:r>
+        <w:rPr>
+          <w:rStyle w:val="VerbatimChar"/>
+        </w:rPr>
+        <w:t xml:space="preserve">fromMap()</w:t>
+      </w:r>
+      <w:r>
+        <w:t xml:space="preserve"> </w:t>
+      </w:r>
+      <w:r>
+        <w:t xml:space="preserve">để tuần tự hóa và giải tuần tự hóa dữ liệu JSON nhận được từ cơ sở dữ liệu.</w:t>
+      </w:r>
+    </w:p>
+    <w:bookmarkEnd w:id="42"/>
+    <w:bookmarkStart w:id="43" w:name="ràng-buộc-toàn-vẹn"/>
+    <w:p>
+      <w:pPr>
+        <w:pStyle w:val="Heading3"/>
+      </w:pPr>
+      <w:r>
+        <w:t xml:space="preserve">3.1.2 Ràng buộc toàn vẹn</w:t>
+      </w:r>
+    </w:p>
+    <w:p>
+      <w:pPr>
+        <w:pStyle w:val="FirstParagraph"/>
+      </w:pPr>
+      <w:r>
+        <w:t xml:space="preserve">Để đảm bảo dữ liệu trong hệ quản trị SQL Server luôn chính xác, các ràng buộc toàn vẹn (Integrity Constraints) được thiết lập chặt chẽ:</w:t>
+      </w:r>
+      <w:r>
+        <w:t xml:space="preserve"> </w:t>
+      </w:r>
+      <w:r>
+        <w:t xml:space="preserve">-</w:t>
+      </w:r>
+      <w:r>
+        <w:t xml:space="preserve"> </w:t>
+      </w:r>
+      <w:r>
+        <w:rPr>
+          <w:bCs/>
+          <w:b/>
+        </w:rPr>
+        <w:t xml:space="preserve">Ràng buộc khóa chính (Primary Key):</w:t>
+      </w:r>
+      <w:r>
+        <w:t xml:space="preserve"> </w:t>
+      </w:r>
+      <w:r>
+        <w:t xml:space="preserve">Mọi bảng (Users, Expenses, Groups, ChatMessages) đều sử dụng</w:t>
+      </w:r>
+      <w:r>
+        <w:t xml:space="preserve"> </w:t>
+      </w:r>
+      <w:r>
+        <w:rPr>
+          <w:rStyle w:val="VerbatimChar"/>
+        </w:rPr>
+        <w:t xml:space="preserve">Id</w:t>
+      </w:r>
+      <w:r>
+        <w:t xml:space="preserve"> </w:t>
+      </w:r>
+      <w:r>
+        <w:t xml:space="preserve">kiểu chuỗi (NVARCHAR(50)) chứa UUID làm khóa chính, đảm bảo tính duy nhất trên toàn cục.</w:t>
+      </w:r>
+      <w:r>
+        <w:t xml:space="preserve"> </w:t>
+      </w:r>
+      <w:r>
+        <w:t xml:space="preserve">-</w:t>
+      </w:r>
+      <w:r>
+        <w:t xml:space="preserve"> </w:t>
+      </w:r>
+      <w:r>
+        <w:rPr>
+          <w:bCs/>
+          <w:b/>
+        </w:rPr>
+        <w:t xml:space="preserve">Ràng buộc khóa ngoại (Foreign Key):</w:t>
+      </w:r>
+      <w:r>
+        <w:t xml:space="preserve"> </w:t>
+      </w:r>
+      <w:r>
+        <w:t xml:space="preserve">-</w:t>
+      </w:r>
+      <w:r>
+        <w:t xml:space="preserve"> </w:t>
+      </w:r>
+      <w:r>
+        <w:rPr>
+          <w:rStyle w:val="VerbatimChar"/>
+        </w:rPr>
+        <w:t xml:space="preserve">UserId</w:t>
+      </w:r>
+      <w:r>
+        <w:t xml:space="preserve"> </w:t>
+      </w:r>
+      <w:r>
+        <w:t xml:space="preserve">trong bảng</w:t>
+      </w:r>
+      <w:r>
+        <w:t xml:space="preserve"> </w:t>
+      </w:r>
+      <w:r>
+        <w:rPr>
+          <w:rStyle w:val="VerbatimChar"/>
+        </w:rPr>
+        <w:t xml:space="preserve">ChatMessages</w:t>
+      </w:r>
+      <w:r>
+        <w:t xml:space="preserve"> </w:t>
+      </w:r>
+      <w:r>
+        <w:t xml:space="preserve">và</w:t>
       </w:r>
       <w:r>
         <w:t xml:space="preserve"> </w:t>
@@ -1124,29 +3340,1024 @@
         <w:t xml:space="preserve">SavingsGoals</w:t>
       </w:r>
       <w:r>
+        <w:t xml:space="preserve"> </w:t>
+      </w:r>
+      <w:r>
+        <w:t xml:space="preserve">phải tồn tại trong bảng</w:t>
+      </w:r>
+      <w:r>
+        <w:t xml:space="preserve"> </w:t>
+      </w:r>
+      <w:r>
+        <w:rPr>
+          <w:rStyle w:val="VerbatimChar"/>
+        </w:rPr>
+        <w:t xml:space="preserve">Users</w:t>
+      </w:r>
+      <w:r>
         <w:t xml:space="preserve">.</w:t>
       </w:r>
-    </w:p>
-    <w:p>
-      <w:pPr>
-        <w:numPr>
-          <w:ilvl w:val="1"/>
-          <w:numId w:val="1009"/>
-        </w:numPr>
-        <w:pStyle w:val="Compact"/>
-      </w:pPr>
-      <w:r>
-        <w:t xml:space="preserve">Giao diện hiển thị thanh Progress Bar từ 0%.</w:t>
-      </w:r>
-    </w:p>
-    <w:bookmarkEnd w:id="33"/>
-    <w:bookmarkStart w:id="34" w:name="uc04-tham-gia-và-quản-lý-nhóm-groups"/>
-    <w:p>
-      <w:pPr>
-        <w:pStyle w:val="Heading4"/>
-      </w:pPr>
-      <w:r>
-        <w:t xml:space="preserve">UC04: Tham gia và Quản lý Nhóm (Groups)</w:t>
+      <w:r>
+        <w:t xml:space="preserve"> </w:t>
+      </w:r>
+      <w:r>
+        <w:t xml:space="preserve">-</w:t>
+      </w:r>
+      <w:r>
+        <w:t xml:space="preserve"> </w:t>
+      </w:r>
+      <w:r>
+        <w:rPr>
+          <w:rStyle w:val="VerbatimChar"/>
+        </w:rPr>
+        <w:t xml:space="preserve">GroupId</w:t>
+      </w:r>
+      <w:r>
+        <w:t xml:space="preserve"> </w:t>
+      </w:r>
+      <w:r>
+        <w:t xml:space="preserve">trong bảng</w:t>
+      </w:r>
+      <w:r>
+        <w:t xml:space="preserve"> </w:t>
+      </w:r>
+      <w:r>
+        <w:rPr>
+          <w:rStyle w:val="VerbatimChar"/>
+        </w:rPr>
+        <w:t xml:space="preserve">Expenses</w:t>
+      </w:r>
+      <w:r>
+        <w:t xml:space="preserve"> </w:t>
+      </w:r>
+      <w:r>
+        <w:t xml:space="preserve">và</w:t>
+      </w:r>
+      <w:r>
+        <w:t xml:space="preserve"> </w:t>
+      </w:r>
+      <w:r>
+        <w:rPr>
+          <w:rStyle w:val="VerbatimChar"/>
+        </w:rPr>
+        <w:t xml:space="preserve">GroupMembers</w:t>
+      </w:r>
+      <w:r>
+        <w:t xml:space="preserve"> </w:t>
+      </w:r>
+      <w:r>
+        <w:t xml:space="preserve">phải tồn tại trong bảng</w:t>
+      </w:r>
+      <w:r>
+        <w:t xml:space="preserve"> </w:t>
+      </w:r>
+      <w:r>
+        <w:rPr>
+          <w:rStyle w:val="VerbatimChar"/>
+        </w:rPr>
+        <w:t xml:space="preserve">Groups</w:t>
+      </w:r>
+      <w:r>
+        <w:t xml:space="preserve">.</w:t>
+      </w:r>
+      <w:r>
+        <w:t xml:space="preserve"> </w:t>
+      </w:r>
+      <w:r>
+        <w:t xml:space="preserve">- Việc xóa dữ liệu cha sẽ được thiết lập cơ chế</w:t>
+      </w:r>
+      <w:r>
+        <w:t xml:space="preserve"> </w:t>
+      </w:r>
+      <w:r>
+        <w:rPr>
+          <w:rStyle w:val="VerbatimChar"/>
+        </w:rPr>
+        <w:t xml:space="preserve">ON DELETE CASCADE</w:t>
+      </w:r>
+      <w:r>
+        <w:t xml:space="preserve"> </w:t>
+      </w:r>
+      <w:r>
+        <w:t xml:space="preserve">(ví dụ xóa nhóm thì tự động xóa thành viên nhóm đó) hoặc báo lỗi bảo vệ dữ liệu.</w:t>
+      </w:r>
+      <w:r>
+        <w:t xml:space="preserve"> </w:t>
+      </w:r>
+      <w:r>
+        <w:t xml:space="preserve">-</w:t>
+      </w:r>
+      <w:r>
+        <w:t xml:space="preserve"> </w:t>
+      </w:r>
+      <w:r>
+        <w:rPr>
+          <w:bCs/>
+          <w:b/>
+        </w:rPr>
+        <w:t xml:space="preserve">Ràng buộc miền giá trị (Check Constraint):</w:t>
+      </w:r>
+      <w:r>
+        <w:t xml:space="preserve"> </w:t>
+      </w:r>
+      <w:r>
+        <w:t xml:space="preserve">Thuộc tính</w:t>
+      </w:r>
+      <w:r>
+        <w:t xml:space="preserve"> </w:t>
+      </w:r>
+      <w:r>
+        <w:rPr>
+          <w:rStyle w:val="VerbatimChar"/>
+        </w:rPr>
+        <w:t xml:space="preserve">Amount</w:t>
+      </w:r>
+      <w:r>
+        <w:t xml:space="preserve"> </w:t>
+      </w:r>
+      <w:r>
+        <w:t xml:space="preserve">(Số tiền) trong bảng</w:t>
+      </w:r>
+      <w:r>
+        <w:t xml:space="preserve"> </w:t>
+      </w:r>
+      <w:r>
+        <w:rPr>
+          <w:rStyle w:val="VerbatimChar"/>
+        </w:rPr>
+        <w:t xml:space="preserve">Expenses</w:t>
+      </w:r>
+      <w:r>
+        <w:t xml:space="preserve"> </w:t>
+      </w:r>
+      <w:r>
+        <w:t xml:space="preserve">và</w:t>
+      </w:r>
+      <w:r>
+        <w:t xml:space="preserve"> </w:t>
+      </w:r>
+      <w:r>
+        <w:rPr>
+          <w:rStyle w:val="VerbatimChar"/>
+        </w:rPr>
+        <w:t xml:space="preserve">SavingsGoals</w:t>
+      </w:r>
+      <w:r>
+        <w:t xml:space="preserve"> </w:t>
+      </w:r>
+      <w:r>
+        <w:t xml:space="preserve">bắt buộc phải là số dương (&gt; 0).</w:t>
+      </w:r>
+    </w:p>
+    <w:bookmarkEnd w:id="43"/>
+    <w:bookmarkEnd w:id="44"/>
+    <w:bookmarkStart w:id="45" w:name="mô-hình-dữ-liệu"/>
+    <w:p>
+      <w:pPr>
+        <w:pStyle w:val="Heading2"/>
+      </w:pPr>
+      <w:r>
+        <w:t xml:space="preserve">3.2. Mô hình dữ liệu</w:t>
+      </w:r>
+    </w:p>
+    <w:p>
+      <w:pPr>
+        <w:pStyle w:val="FirstParagraph"/>
+      </w:pPr>
+      <w:r>
+        <w:t xml:space="preserve">Dựa trên các thực thể đã phân tích, cơ sở dữ liệu</w:t>
+      </w:r>
+      <w:r>
+        <w:t xml:space="preserve"> </w:t>
+      </w:r>
+      <w:r>
+        <w:rPr>
+          <w:rStyle w:val="VerbatimChar"/>
+        </w:rPr>
+        <w:t xml:space="preserve">QuanLyChiTieuDB</w:t>
+      </w:r>
+      <w:r>
+        <w:t xml:space="preserve"> </w:t>
+      </w:r>
+      <w:r>
+        <w:t xml:space="preserve">được thiết kế với các bảng chính như sau:</w:t>
+      </w:r>
+    </w:p>
+    <w:p>
+      <w:pPr>
+        <w:pStyle w:val="BodyText"/>
+      </w:pPr>
+      <w:r>
+        <w:rPr>
+          <w:bCs/>
+          <w:b/>
+        </w:rPr>
+        <w:t xml:space="preserve">1. Bảng Users (Người dùng):</w:t>
+      </w:r>
+      <w:r>
+        <w:t xml:space="preserve"> </w:t>
+      </w:r>
+      <w:r>
+        <w:t xml:space="preserve">-</w:t>
+      </w:r>
+      <w:r>
+        <w:t xml:space="preserve"> </w:t>
+      </w:r>
+      <w:r>
+        <w:rPr>
+          <w:rStyle w:val="VerbatimChar"/>
+        </w:rPr>
+        <w:t xml:space="preserve">Id</w:t>
+      </w:r>
+      <w:r>
+        <w:t xml:space="preserve"> </w:t>
+      </w:r>
+      <w:r>
+        <w:t xml:space="preserve">(NVARCHAR(50), PK): Mã định danh (Google UID).</w:t>
+      </w:r>
+      <w:r>
+        <w:t xml:space="preserve"> </w:t>
+      </w:r>
+      <w:r>
+        <w:t xml:space="preserve">-</w:t>
+      </w:r>
+      <w:r>
+        <w:t xml:space="preserve"> </w:t>
+      </w:r>
+      <w:r>
+        <w:rPr>
+          <w:rStyle w:val="VerbatimChar"/>
+        </w:rPr>
+        <w:t xml:space="preserve">DisplayName</w:t>
+      </w:r>
+      <w:r>
+        <w:t xml:space="preserve"> </w:t>
+      </w:r>
+      <w:r>
+        <w:t xml:space="preserve">(NVARCHAR(100)): Tên hiển thị của người dùng.</w:t>
+      </w:r>
+      <w:r>
+        <w:t xml:space="preserve"> </w:t>
+      </w:r>
+      <w:r>
+        <w:t xml:space="preserve">-</w:t>
+      </w:r>
+      <w:r>
+        <w:t xml:space="preserve"> </w:t>
+      </w:r>
+      <w:r>
+        <w:rPr>
+          <w:rStyle w:val="VerbatimChar"/>
+        </w:rPr>
+        <w:t xml:space="preserve">Email</w:t>
+      </w:r>
+      <w:r>
+        <w:t xml:space="preserve"> </w:t>
+      </w:r>
+      <w:r>
+        <w:t xml:space="preserve">(NVARCHAR(100)): Địa chỉ hòm thư (Unique).</w:t>
+      </w:r>
+      <w:r>
+        <w:t xml:space="preserve"> </w:t>
+      </w:r>
+      <w:r>
+        <w:t xml:space="preserve">-</w:t>
+      </w:r>
+      <w:r>
+        <w:t xml:space="preserve"> </w:t>
+      </w:r>
+      <w:r>
+        <w:rPr>
+          <w:rStyle w:val="VerbatimChar"/>
+        </w:rPr>
+        <w:t xml:space="preserve">PasswordHash</w:t>
+      </w:r>
+      <w:r>
+        <w:t xml:space="preserve"> </w:t>
+      </w:r>
+      <w:r>
+        <w:t xml:space="preserve">(NVARCHAR(255)): Chuỗi mã hóa dự phòng (Nullable).</w:t>
+      </w:r>
+    </w:p>
+    <w:p>
+      <w:pPr>
+        <w:pStyle w:val="BodyText"/>
+      </w:pPr>
+      <w:r>
+        <w:rPr>
+          <w:bCs/>
+          <w:b/>
+        </w:rPr>
+        <w:t xml:space="preserve">2. Bảng Groups (Nhóm chi tiêu):</w:t>
+      </w:r>
+      <w:r>
+        <w:t xml:space="preserve"> </w:t>
+      </w:r>
+      <w:r>
+        <w:t xml:space="preserve">-</w:t>
+      </w:r>
+      <w:r>
+        <w:t xml:space="preserve"> </w:t>
+      </w:r>
+      <w:r>
+        <w:rPr>
+          <w:rStyle w:val="VerbatimChar"/>
+        </w:rPr>
+        <w:t xml:space="preserve">Id</w:t>
+      </w:r>
+      <w:r>
+        <w:t xml:space="preserve"> </w:t>
+      </w:r>
+      <w:r>
+        <w:t xml:space="preserve">(NVARCHAR(50), PK): Mã định danh nhóm (UUID).</w:t>
+      </w:r>
+      <w:r>
+        <w:t xml:space="preserve"> </w:t>
+      </w:r>
+      <w:r>
+        <w:t xml:space="preserve">-</w:t>
+      </w:r>
+      <w:r>
+        <w:t xml:space="preserve"> </w:t>
+      </w:r>
+      <w:r>
+        <w:rPr>
+          <w:rStyle w:val="VerbatimChar"/>
+        </w:rPr>
+        <w:t xml:space="preserve">Name</w:t>
+      </w:r>
+      <w:r>
+        <w:t xml:space="preserve"> </w:t>
+      </w:r>
+      <w:r>
+        <w:t xml:space="preserve">(NVARCHAR(100)): Tên nhóm.</w:t>
+      </w:r>
+      <w:r>
+        <w:t xml:space="preserve"> </w:t>
+      </w:r>
+      <w:r>
+        <w:t xml:space="preserve">-</w:t>
+      </w:r>
+      <w:r>
+        <w:t xml:space="preserve"> </w:t>
+      </w:r>
+      <w:r>
+        <w:rPr>
+          <w:rStyle w:val="VerbatimChar"/>
+        </w:rPr>
+        <w:t xml:space="preserve">Budget</w:t>
+      </w:r>
+      <w:r>
+        <w:t xml:space="preserve"> </w:t>
+      </w:r>
+      <w:r>
+        <w:t xml:space="preserve">(FLOAT): Ngân sách tối đa của nhóm.</w:t>
+      </w:r>
+      <w:r>
+        <w:t xml:space="preserve"> </w:t>
+      </w:r>
+      <w:r>
+        <w:t xml:space="preserve">-</w:t>
+      </w:r>
+      <w:r>
+        <w:t xml:space="preserve"> </w:t>
+      </w:r>
+      <w:r>
+        <w:rPr>
+          <w:rStyle w:val="VerbatimChar"/>
+        </w:rPr>
+        <w:t xml:space="preserve">CreatedAt</w:t>
+      </w:r>
+      <w:r>
+        <w:t xml:space="preserve"> </w:t>
+      </w:r>
+      <w:r>
+        <w:t xml:space="preserve">(DATETIME): Thời gian lập nhóm.</w:t>
+      </w:r>
+    </w:p>
+    <w:p>
+      <w:pPr>
+        <w:pStyle w:val="BodyText"/>
+      </w:pPr>
+      <w:r>
+        <w:rPr>
+          <w:bCs/>
+          <w:b/>
+        </w:rPr>
+        <w:t xml:space="preserve">3. Bảng GroupMembers (Thành viên nhóm):</w:t>
+      </w:r>
+      <w:r>
+        <w:t xml:space="preserve"> </w:t>
+      </w:r>
+      <w:r>
+        <w:t xml:space="preserve">-</w:t>
+      </w:r>
+      <w:r>
+        <w:t xml:space="preserve"> </w:t>
+      </w:r>
+      <w:r>
+        <w:rPr>
+          <w:rStyle w:val="VerbatimChar"/>
+        </w:rPr>
+        <w:t xml:space="preserve">GroupId</w:t>
+      </w:r>
+      <w:r>
+        <w:t xml:space="preserve"> </w:t>
+      </w:r>
+      <w:r>
+        <w:t xml:space="preserve">(NVARCHAR(50), PK, FK): Mã nhóm.</w:t>
+      </w:r>
+      <w:r>
+        <w:t xml:space="preserve"> </w:t>
+      </w:r>
+      <w:r>
+        <w:t xml:space="preserve">-</w:t>
+      </w:r>
+      <w:r>
+        <w:t xml:space="preserve"> </w:t>
+      </w:r>
+      <w:r>
+        <w:rPr>
+          <w:rStyle w:val="VerbatimChar"/>
+        </w:rPr>
+        <w:t xml:space="preserve">UserId</w:t>
+      </w:r>
+      <w:r>
+        <w:t xml:space="preserve"> </w:t>
+      </w:r>
+      <w:r>
+        <w:t xml:space="preserve">(NVARCHAR(50), PK, FK): Mã thành viên.</w:t>
+      </w:r>
+      <w:r>
+        <w:t xml:space="preserve"> </w:t>
+      </w:r>
+      <w:r>
+        <w:t xml:space="preserve">- Bảng này giải quyết mối quan hệ nhiều-nhiều giữa User và Group.</w:t>
+      </w:r>
+    </w:p>
+    <w:p>
+      <w:pPr>
+        <w:pStyle w:val="BodyText"/>
+      </w:pPr>
+      <w:r>
+        <w:rPr>
+          <w:bCs/>
+          <w:b/>
+        </w:rPr>
+        <w:t xml:space="preserve">4. Bảng Expenses (Giao dịch chi tiêu):</w:t>
+      </w:r>
+      <w:r>
+        <w:t xml:space="preserve"> </w:t>
+      </w:r>
+      <w:r>
+        <w:t xml:space="preserve">-</w:t>
+      </w:r>
+      <w:r>
+        <w:t xml:space="preserve"> </w:t>
+      </w:r>
+      <w:r>
+        <w:rPr>
+          <w:rStyle w:val="VerbatimChar"/>
+        </w:rPr>
+        <w:t xml:space="preserve">Id</w:t>
+      </w:r>
+      <w:r>
+        <w:t xml:space="preserve"> </w:t>
+      </w:r>
+      <w:r>
+        <w:t xml:space="preserve">(NVARCHAR(50), PK): Mã giao dịch.</w:t>
+      </w:r>
+      <w:r>
+        <w:t xml:space="preserve"> </w:t>
+      </w:r>
+      <w:r>
+        <w:t xml:space="preserve">-</w:t>
+      </w:r>
+      <w:r>
+        <w:t xml:space="preserve"> </w:t>
+      </w:r>
+      <w:r>
+        <w:rPr>
+          <w:rStyle w:val="VerbatimChar"/>
+        </w:rPr>
+        <w:t xml:space="preserve">GroupId</w:t>
+      </w:r>
+      <w:r>
+        <w:t xml:space="preserve"> </w:t>
+      </w:r>
+      <w:r>
+        <w:t xml:space="preserve">(NVARCHAR(50), FK): Nhóm phát sinh chi tiêu (Nullable nếu chi cá nhân).</w:t>
+      </w:r>
+      <w:r>
+        <w:t xml:space="preserve"> </w:t>
+      </w:r>
+      <w:r>
+        <w:t xml:space="preserve">-</w:t>
+      </w:r>
+      <w:r>
+        <w:t xml:space="preserve"> </w:t>
+      </w:r>
+      <w:r>
+        <w:rPr>
+          <w:rStyle w:val="VerbatimChar"/>
+        </w:rPr>
+        <w:t xml:space="preserve">Amount</w:t>
+      </w:r>
+      <w:r>
+        <w:t xml:space="preserve"> </w:t>
+      </w:r>
+      <w:r>
+        <w:t xml:space="preserve">(FLOAT): Số tiền giao dịch.</w:t>
+      </w:r>
+      <w:r>
+        <w:t xml:space="preserve"> </w:t>
+      </w:r>
+      <w:r>
+        <w:t xml:space="preserve">-</w:t>
+      </w:r>
+      <w:r>
+        <w:t xml:space="preserve"> </w:t>
+      </w:r>
+      <w:r>
+        <w:rPr>
+          <w:rStyle w:val="VerbatimChar"/>
+        </w:rPr>
+        <w:t xml:space="preserve">Description</w:t>
+      </w:r>
+      <w:r>
+        <w:t xml:space="preserve"> </w:t>
+      </w:r>
+      <w:r>
+        <w:t xml:space="preserve">(NVARCHAR(MAX)): Ghi chú.</w:t>
+      </w:r>
+      <w:r>
+        <w:t xml:space="preserve"> </w:t>
+      </w:r>
+      <w:r>
+        <w:t xml:space="preserve">-</w:t>
+      </w:r>
+      <w:r>
+        <w:t xml:space="preserve"> </w:t>
+      </w:r>
+      <w:r>
+        <w:rPr>
+          <w:rStyle w:val="VerbatimChar"/>
+        </w:rPr>
+        <w:t xml:space="preserve">Category</w:t>
+      </w:r>
+      <w:r>
+        <w:t xml:space="preserve"> </w:t>
+      </w:r>
+      <w:r>
+        <w:t xml:space="preserve">(NVARCHAR(50)): Phân loại (Ăn uống, Giải trí…).</w:t>
+      </w:r>
+      <w:r>
+        <w:t xml:space="preserve"> </w:t>
+      </w:r>
+      <w:r>
+        <w:t xml:space="preserve">-</w:t>
+      </w:r>
+      <w:r>
+        <w:t xml:space="preserve"> </w:t>
+      </w:r>
+      <w:r>
+        <w:rPr>
+          <w:rStyle w:val="VerbatimChar"/>
+        </w:rPr>
+        <w:t xml:space="preserve">PaidBy</w:t>
+      </w:r>
+      <w:r>
+        <w:t xml:space="preserve"> </w:t>
+      </w:r>
+      <w:r>
+        <w:t xml:space="preserve">(NVARCHAR(50), FK): Người thanh toán khoản tiền này.</w:t>
+      </w:r>
+      <w:r>
+        <w:t xml:space="preserve"> </w:t>
+      </w:r>
+      <w:r>
+        <w:t xml:space="preserve">-</w:t>
+      </w:r>
+      <w:r>
+        <w:t xml:space="preserve"> </w:t>
+      </w:r>
+      <w:r>
+        <w:rPr>
+          <w:rStyle w:val="VerbatimChar"/>
+        </w:rPr>
+        <w:t xml:space="preserve">Date</w:t>
+      </w:r>
+      <w:r>
+        <w:t xml:space="preserve"> </w:t>
+      </w:r>
+      <w:r>
+        <w:t xml:space="preserve">(DATETIME): Ngày giờ phát sinh.</w:t>
+      </w:r>
+    </w:p>
+    <w:p>
+      <w:pPr>
+        <w:pStyle w:val="BodyText"/>
+      </w:pPr>
+      <w:r>
+        <w:rPr>
+          <w:bCs/>
+          <w:b/>
+        </w:rPr>
+        <w:t xml:space="preserve">5. Bảng ChatMessages (Tin nhắn):</w:t>
+      </w:r>
+      <w:r>
+        <w:t xml:space="preserve"> </w:t>
+      </w:r>
+      <w:r>
+        <w:t xml:space="preserve">-</w:t>
+      </w:r>
+      <w:r>
+        <w:t xml:space="preserve"> </w:t>
+      </w:r>
+      <w:r>
+        <w:rPr>
+          <w:rStyle w:val="VerbatimChar"/>
+        </w:rPr>
+        <w:t xml:space="preserve">Id</w:t>
+      </w:r>
+      <w:r>
+        <w:t xml:space="preserve"> </w:t>
+      </w:r>
+      <w:r>
+        <w:t xml:space="preserve">(NVARCHAR(50), PK): Mã tin nhắn.</w:t>
+      </w:r>
+      <w:r>
+        <w:t xml:space="preserve"> </w:t>
+      </w:r>
+      <w:r>
+        <w:t xml:space="preserve">-</w:t>
+      </w:r>
+      <w:r>
+        <w:t xml:space="preserve"> </w:t>
+      </w:r>
+      <w:r>
+        <w:rPr>
+          <w:rStyle w:val="VerbatimChar"/>
+        </w:rPr>
+        <w:t xml:space="preserve">UserId</w:t>
+      </w:r>
+      <w:r>
+        <w:t xml:space="preserve"> </w:t>
+      </w:r>
+      <w:r>
+        <w:t xml:space="preserve">(NVARCHAR(50), FK): Mã người dùng (Người nhắn).</w:t>
+      </w:r>
+      <w:r>
+        <w:t xml:space="preserve"> </w:t>
+      </w:r>
+      <w:r>
+        <w:t xml:space="preserve">-</w:t>
+      </w:r>
+      <w:r>
+        <w:t xml:space="preserve"> </w:t>
+      </w:r>
+      <w:r>
+        <w:rPr>
+          <w:rStyle w:val="VerbatimChar"/>
+        </w:rPr>
+        <w:t xml:space="preserve">MessageText</w:t>
+      </w:r>
+      <w:r>
+        <w:t xml:space="preserve"> </w:t>
+      </w:r>
+      <w:r>
+        <w:t xml:space="preserve">(NVARCHAR(MAX)): Nội dung văn bản.</w:t>
+      </w:r>
+      <w:r>
+        <w:t xml:space="preserve"> </w:t>
+      </w:r>
+      <w:r>
+        <w:t xml:space="preserve">-</w:t>
+      </w:r>
+      <w:r>
+        <w:t xml:space="preserve"> </w:t>
+      </w:r>
+      <w:r>
+        <w:rPr>
+          <w:rStyle w:val="VerbatimChar"/>
+        </w:rPr>
+        <w:t xml:space="preserve">IsUser</w:t>
+      </w:r>
+      <w:r>
+        <w:t xml:space="preserve"> </w:t>
+      </w:r>
+      <w:r>
+        <w:t xml:space="preserve">(BIT): Đánh dấu tin nhắn của người dùng (1) hay của AI (0).</w:t>
+      </w:r>
+      <w:r>
+        <w:t xml:space="preserve"> </w:t>
+      </w:r>
+      <w:r>
+        <w:t xml:space="preserve">-</w:t>
+      </w:r>
+      <w:r>
+        <w:t xml:space="preserve"> </w:t>
+      </w:r>
+      <w:r>
+        <w:rPr>
+          <w:rStyle w:val="VerbatimChar"/>
+        </w:rPr>
+        <w:t xml:space="preserve">CreatedAt</w:t>
+      </w:r>
+      <w:r>
+        <w:t xml:space="preserve"> </w:t>
+      </w:r>
+      <w:r>
+        <w:t xml:space="preserve">(DATETIME): Mốc thời gian gửi.</w:t>
+      </w:r>
+    </w:p>
+    <w:bookmarkEnd w:id="45"/>
+    <w:bookmarkStart w:id="49" w:name="thiết-kế-mô-hình-3-lớp"/>
+    <w:p>
+      <w:pPr>
+        <w:pStyle w:val="Heading2"/>
+      </w:pPr>
+      <w:r>
+        <w:t xml:space="preserve">3.3. Thiết kế mô hình 3 lớp</w:t>
+      </w:r>
+    </w:p>
+    <w:p>
+      <w:pPr>
+        <w:pStyle w:val="FirstParagraph"/>
+      </w:pPr>
+      <w:r>
+        <w:t xml:space="preserve">Ứng dụng Flutter được thiết kế bám sát kiến trúc phần mềm 3 lớp (3-Tier Architecture) giúp tách biệt rõ ràng giữa Giao diện, Xử lý logic và Dữ liệu:</w:t>
+      </w:r>
+    </w:p>
+    <w:bookmarkStart w:id="46" w:name="tầng-giao-diện-presentation-layer"/>
+    <w:p>
+      <w:pPr>
+        <w:pStyle w:val="Heading3"/>
+      </w:pPr>
+      <w:r>
+        <w:t xml:space="preserve">3.3.1. Tầng Giao diện (Presentation Layer)</w:t>
+      </w:r>
+    </w:p>
+    <w:p>
+      <w:pPr>
+        <w:pStyle w:val="FirstParagraph"/>
+      </w:pPr>
+      <w:r>
+        <w:t xml:space="preserve">Chứa các thành phần UI (Widgets) như màn hình Đăng nhập, Dashboard biểu đồ, danh sách chi tiêu. Tầng này không chứa logic tính toán mà chỉ lắng nghe (Listen) sự thay đổi trạng thái từ tầng Logic bằng Riverpod. Nó nhận thao tác chạm (Tap), nhập liệu (Input) của người dùng và chuyển yêu cầu xuống dưới.</w:t>
+      </w:r>
+    </w:p>
+    <w:bookmarkEnd w:id="46"/>
+    <w:bookmarkStart w:id="47" w:name="Xacada823c67fe20eb80c44a8ec023bca920560e"/>
+    <w:p>
+      <w:pPr>
+        <w:pStyle w:val="Heading3"/>
+      </w:pPr>
+      <w:r>
+        <w:t xml:space="preserve">3.3.2. Tầng Logic Nghiệp vụ (Business Logic Layer)</w:t>
+      </w:r>
+    </w:p>
+    <w:p>
+      <w:pPr>
+        <w:pStyle w:val="FirstParagraph"/>
+      </w:pPr>
+      <w:r>
+        <w:t xml:space="preserve">Gồm các Provider và Notifier (ví dụ</w:t>
+      </w:r>
+      <w:r>
+        <w:t xml:space="preserve"> </w:t>
+      </w:r>
+      <w:r>
+        <w:rPr>
+          <w:rStyle w:val="VerbatimChar"/>
+        </w:rPr>
+        <w:t xml:space="preserve">ExpenseNotifier</w:t>
+      </w:r>
+      <w:r>
+        <w:t xml:space="preserve">,</w:t>
+      </w:r>
+      <w:r>
+        <w:t xml:space="preserve"> </w:t>
+      </w:r>
+      <w:r>
+        <w:rPr>
+          <w:rStyle w:val="VerbatimChar"/>
+        </w:rPr>
+        <w:t xml:space="preserve">AuthNotifier</w:t>
+      </w:r>
+      <w:r>
+        <w:t xml:space="preserve">). Tại đây chứa các quy tắc nghiệp vụ như kiểm tra tính hợp lệ của số tiền nhập vào, tính toán tổng số dư ngân sách hiện tại, và ra quyết định gọi phương thức thêm, sửa, xóa dữ liệu. Tầng này sẽ định dạng tham số và truyền xuống tầng Dữ liệu.</w:t>
+      </w:r>
+    </w:p>
+    <w:bookmarkEnd w:id="47"/>
+    <w:bookmarkStart w:id="48" w:name="tầng-truy-cập-dữ-liệu-data-access-layer"/>
+    <w:p>
+      <w:pPr>
+        <w:pStyle w:val="Heading3"/>
+      </w:pPr>
+      <w:r>
+        <w:t xml:space="preserve">3.3.3. Tầng Truy cập Dữ liệu (Data Access Layer)</w:t>
+      </w:r>
+    </w:p>
+    <w:p>
+      <w:pPr>
+        <w:pStyle w:val="FirstParagraph"/>
+      </w:pPr>
+      <w:r>
+        <w:t xml:space="preserve">Đây là tầng dưới cùng, nơi lớp</w:t>
+      </w:r>
+      <w:r>
+        <w:t xml:space="preserve"> </w:t>
+      </w:r>
+      <w:r>
+        <w:rPr>
+          <w:rStyle w:val="VerbatimChar"/>
+        </w:rPr>
+        <w:t xml:space="preserve">SqlServerHelper</w:t>
+      </w:r>
+      <w:r>
+        <w:t xml:space="preserve"> </w:t>
+      </w:r>
+      <w:r>
+        <w:t xml:space="preserve">hoạt động. Nhiệm vụ duy nhất của nó là nhận các câu lệnh SQL từ tầng Logic, chuyển đổi các tham số (Parameterized Data) thành chuỗi truy vấn an toàn và giao tiếp trực tiếp với Microsoft SQL Server thông qua cổng TCP (Port 1434). Sau khi nhận được kết quả (ResultSet), nó sẽ ánh xạ thành danh sách các đối tượng Model và trả ngược lên trên.</w:t>
+      </w:r>
+    </w:p>
+    <w:bookmarkEnd w:id="48"/>
+    <w:bookmarkEnd w:id="49"/>
+    <w:bookmarkEnd w:id="50"/>
+    <w:bookmarkStart w:id="62" w:name="chương-4-cài-đặt-hệ-thống"/>
+    <w:p>
+      <w:pPr>
+        <w:pStyle w:val="Heading1"/>
+      </w:pPr>
+      <w:r>
+        <w:t xml:space="preserve">CHƯƠNG 4: CÀI ĐẶT HỆ THỐNG</w:t>
+      </w:r>
+    </w:p>
+    <w:bookmarkStart w:id="51" w:name="công-cụ-và-môi-trường-phát-triển"/>
+    <w:p>
+      <w:pPr>
+        <w:pStyle w:val="Heading2"/>
+      </w:pPr>
+      <w:r>
+        <w:t xml:space="preserve">4.1. Công cụ và môi trường phát triển</w:t>
+      </w:r>
+    </w:p>
+    <w:p>
+      <w:pPr>
+        <w:pStyle w:val="FirstParagraph"/>
+      </w:pPr>
+      <w:r>
+        <w:t xml:space="preserve">Quá trình xây dựng và triển khai ứng dụng sử dụng các công cụ hiện đại và tiên tiến nhất:</w:t>
+      </w:r>
+      <w:r>
+        <w:t xml:space="preserve"> </w:t>
+      </w:r>
+      <w:r>
+        <w:t xml:space="preserve">-</w:t>
+      </w:r>
+      <w:r>
+        <w:t xml:space="preserve"> </w:t>
+      </w:r>
+      <w:r>
+        <w:rPr>
+          <w:bCs/>
+          <w:b/>
+        </w:rPr>
+        <w:t xml:space="preserve">Ngôn ngữ lập trình:</w:t>
+      </w:r>
+      <w:r>
+        <w:t xml:space="preserve"> </w:t>
+      </w:r>
+      <w:r>
+        <w:t xml:space="preserve">Dart (cho Frontend), SQL (cho Backend).</w:t>
+      </w:r>
+      <w:r>
+        <w:t xml:space="preserve"> </w:t>
+      </w:r>
+      <w:r>
+        <w:t xml:space="preserve">-</w:t>
+      </w:r>
+      <w:r>
+        <w:t xml:space="preserve"> </w:t>
+      </w:r>
+      <w:r>
+        <w:rPr>
+          <w:bCs/>
+          <w:b/>
+        </w:rPr>
+        <w:t xml:space="preserve">Framework:</w:t>
+      </w:r>
+      <w:r>
+        <w:t xml:space="preserve"> </w:t>
+      </w:r>
+      <w:r>
+        <w:t xml:space="preserve">Flutter SDK (Hỗ trợ biên dịch chéo nền tảng iOS/Android).</w:t>
+      </w:r>
+      <w:r>
+        <w:t xml:space="preserve"> </w:t>
+      </w:r>
+      <w:r>
+        <w:t xml:space="preserve">-</w:t>
+      </w:r>
+      <w:r>
+        <w:t xml:space="preserve"> </w:t>
+      </w:r>
+      <w:r>
+        <w:rPr>
+          <w:bCs/>
+          <w:b/>
+        </w:rPr>
+        <w:t xml:space="preserve">Hệ quản trị CSDL:</w:t>
+      </w:r>
+      <w:r>
+        <w:t xml:space="preserve"> </w:t>
+      </w:r>
+      <w:r>
+        <w:t xml:space="preserve">Microsoft SQL Server 2022.</w:t>
+      </w:r>
+      <w:r>
+        <w:t xml:space="preserve"> </w:t>
+      </w:r>
+      <w:r>
+        <w:t xml:space="preserve">-</w:t>
+      </w:r>
+      <w:r>
+        <w:t xml:space="preserve"> </w:t>
+      </w:r>
+      <w:r>
+        <w:rPr>
+          <w:bCs/>
+          <w:b/>
+        </w:rPr>
+        <w:t xml:space="preserve">Môi trường triển khai:</w:t>
+      </w:r>
+      <w:r>
+        <w:t xml:space="preserve"> </w:t>
+      </w:r>
+      <w:r>
+        <w:t xml:space="preserve">Docker Container (Chạy SQL Server cục bộ trên Linux).</w:t>
+      </w:r>
+      <w:r>
+        <w:t xml:space="preserve"> </w:t>
+      </w:r>
+      <w:r>
+        <w:t xml:space="preserve">-</w:t>
+      </w:r>
+      <w:r>
+        <w:t xml:space="preserve"> </w:t>
+      </w:r>
+      <w:r>
+        <w:rPr>
+          <w:bCs/>
+          <w:b/>
+        </w:rPr>
+        <w:t xml:space="preserve">IDE:</w:t>
+      </w:r>
+      <w:r>
+        <w:t xml:space="preserve"> </w:t>
+      </w:r>
+      <w:r>
+        <w:t xml:space="preserve">Visual Studio Code với các extension hỗ trợ Flutter và mssql.</w:t>
+      </w:r>
+      <w:r>
+        <w:t xml:space="preserve"> </w:t>
+      </w:r>
+      <w:r>
+        <w:t xml:space="preserve">-</w:t>
+      </w:r>
+      <w:r>
+        <w:t xml:space="preserve"> </w:t>
+      </w:r>
+      <w:r>
+        <w:rPr>
+          <w:bCs/>
+          <w:b/>
+        </w:rPr>
+        <w:t xml:space="preserve">Quản lý phiên bản:</w:t>
+      </w:r>
+      <w:r>
+        <w:t xml:space="preserve"> </w:t>
+      </w:r>
+      <w:r>
+        <w:t xml:space="preserve">Git và GitHub.</w:t>
+      </w:r>
+    </w:p>
+    <w:bookmarkEnd w:id="51"/>
+    <w:bookmarkStart w:id="52" w:name="tổ-chức-mã-nguồn"/>
+    <w:p>
+      <w:pPr>
+        <w:pStyle w:val="Heading2"/>
+      </w:pPr>
+      <w:r>
+        <w:t xml:space="preserve">4.2. Tổ chức mã nguồn</w:t>
+      </w:r>
+    </w:p>
+    <w:p>
+      <w:pPr>
+        <w:pStyle w:val="FirstParagraph"/>
+      </w:pPr>
+      <w:r>
+        <w:t xml:space="preserve">Mã nguồn dự án được tổ chức theo cấu trúc Feature-First kết hợp MVVM, giúp dự án dễ bảo trì và mở rộng trong tương lai. Cấu trúc thư mục cốt lõi bao gồm:</w:t>
       </w:r>
     </w:p>
     <w:p>
@@ -1159,16 +4370,21 @@
       </w:pPr>
       <w:r>
         <w:rPr>
-          <w:bCs/>
-          <w:b/>
-        </w:rPr>
-        <w:t xml:space="preserve">Mục đích:</w:t>
-      </w:r>
-      <w:r>
-        <w:t xml:space="preserve"> </w:t>
-      </w:r>
-      <w:r>
-        <w:t xml:space="preserve">Không gian chia sẻ chi tiêu.</w:t>
+          <w:rStyle w:val="VerbatimChar"/>
+        </w:rPr>
+        <w:t xml:space="preserve">lib/core/</w:t>
+      </w:r>
+      <w:r>
+        <w:t xml:space="preserve">: Chứa các thành phần dùng chung toàn hệ thống như màu sắc, theme, và các Services (</w:t>
+      </w:r>
+      <w:r>
+        <w:rPr>
+          <w:rStyle w:val="VerbatimChar"/>
+        </w:rPr>
+        <w:t xml:space="preserve">sql_server_helper.dart</w:t>
+      </w:r>
+      <w:r>
+        <w:t xml:space="preserve">).</w:t>
       </w:r>
     </w:p>
     <w:p>
@@ -1181,32 +4397,12 @@
       </w:pPr>
       <w:r>
         <w:rPr>
-          <w:bCs/>
-          <w:b/>
-        </w:rPr>
-        <w:t xml:space="preserve">Tác nhân:</w:t>
-      </w:r>
-      <w:r>
-        <w:t xml:space="preserve"> </w:t>
-      </w:r>
-      <w:r>
-        <w:t xml:space="preserve">User.</w:t>
-      </w:r>
-    </w:p>
-    <w:p>
-      <w:pPr>
-        <w:numPr>
-          <w:ilvl w:val="0"/>
-          <w:numId w:val="1010"/>
-        </w:numPr>
-        <w:pStyle w:val="Compact"/>
-      </w:pPr>
-      <w:r>
-        <w:rPr>
-          <w:bCs/>
-          <w:b/>
-        </w:rPr>
-        <w:t xml:space="preserve">Luồng sự kiện chính:</w:t>
+          <w:rStyle w:val="VerbatimChar"/>
+        </w:rPr>
+        <w:t xml:space="preserve">lib/features/</w:t>
+      </w:r>
+      <w:r>
+        <w:t xml:space="preserve">: Phân chia theo từng chức năng riêng biệt.</w:t>
       </w:r>
     </w:p>
     <w:p>
@@ -1218,37 +4414,13 @@
         <w:pStyle w:val="Compact"/>
       </w:pPr>
       <w:r>
-        <w:t xml:space="preserve">Vào Tab</w:t>
-      </w:r>
-      <w:r>
-        <w:t xml:space="preserve"> </w:t>
-      </w:r>
-      <w:r>
-        <w:t xml:space="preserve">“</w:t>
-      </w:r>
-      <w:r>
-        <w:t xml:space="preserve">Groups</w:t>
-      </w:r>
-      <w:r>
-        <w:t xml:space="preserve">”</w:t>
-      </w:r>
-      <w:r>
-        <w:t xml:space="preserve">, chọn</w:t>
-      </w:r>
-      <w:r>
-        <w:t xml:space="preserve"> </w:t>
-      </w:r>
-      <w:r>
-        <w:t xml:space="preserve">“</w:t>
-      </w:r>
-      <w:r>
-        <w:t xml:space="preserve">Tạo nhóm</w:t>
-      </w:r>
-      <w:r>
-        <w:t xml:space="preserve">”</w:t>
-      </w:r>
-      <w:r>
-        <w:t xml:space="preserve">.</w:t>
+        <w:rPr>
+          <w:rStyle w:val="VerbatimChar"/>
+        </w:rPr>
+        <w:t xml:space="preserve">auth/</w:t>
+      </w:r>
+      <w:r>
+        <w:t xml:space="preserve">: Xử lý đăng nhập Firebase và đồng bộ thông tin tài khoản.</w:t>
       </w:r>
     </w:p>
     <w:p>
@@ -1260,7 +4432,13 @@
         <w:pStyle w:val="Compact"/>
       </w:pPr>
       <w:r>
-        <w:t xml:space="preserve">Nhập tên nhóm.</w:t>
+        <w:rPr>
+          <w:rStyle w:val="VerbatimChar"/>
+        </w:rPr>
+        <w:t xml:space="preserve">expenses/</w:t>
+      </w:r>
+      <w:r>
+        <w:t xml:space="preserve">: Quản lý danh sách chi tiêu, biểu đồ, thêm giao dịch.</w:t>
       </w:r>
     </w:p>
     <w:p>
@@ -1272,31 +4450,13 @@
         <w:pStyle w:val="Compact"/>
       </w:pPr>
       <w:r>
-        <w:t xml:space="preserve">Hệ thống tạo record ở bảng</w:t>
-      </w:r>
-      <w:r>
-        <w:t xml:space="preserve"> </w:t>
-      </w:r>
-      <w:r>
-        <w:rPr>
-          <w:rStyle w:val="VerbatimChar"/>
-        </w:rPr>
-        <w:t xml:space="preserve">Groups</w:t>
-      </w:r>
-      <w:r>
-        <w:t xml:space="preserve">, đồng thời insert người tạo vào bảng</w:t>
-      </w:r>
-      <w:r>
-        <w:t xml:space="preserve"> </w:t>
-      </w:r>
-      <w:r>
-        <w:rPr>
-          <w:rStyle w:val="VerbatimChar"/>
-        </w:rPr>
-        <w:t xml:space="preserve">GroupMembers</w:t>
-      </w:r>
-      <w:r>
-        <w:t xml:space="preserve">.</w:t>
+        <w:rPr>
+          <w:rStyle w:val="VerbatimChar"/>
+        </w:rPr>
+        <w:t xml:space="preserve">groups/</w:t>
+      </w:r>
+      <w:r>
+        <w:t xml:space="preserve">: Quản lý tạo nhóm, thêm thành viên.</w:t>
       </w:r>
     </w:p>
     <w:p>
@@ -1308,113 +4468,235 @@
         <w:pStyle w:val="Compact"/>
       </w:pPr>
       <w:r>
-        <w:t xml:space="preserve">Thêm thành viên khác vào nhóm.</w:t>
-      </w:r>
-    </w:p>
-    <w:bookmarkEnd w:id="34"/>
-    <w:bookmarkStart w:id="35" w:name="uc05-giao-tiếp-qua-tin-nhắn-chatmessages"/>
-    <w:p>
-      <w:pPr>
-        <w:pStyle w:val="Heading4"/>
-      </w:pPr>
-      <w:r>
-        <w:t xml:space="preserve">UC05: Giao tiếp qua tin nhắn (ChatMessages)</w:t>
-      </w:r>
-    </w:p>
-    <w:p>
-      <w:pPr>
-        <w:numPr>
-          <w:ilvl w:val="0"/>
-          <w:numId w:val="1012"/>
-        </w:numPr>
-        <w:pStyle w:val="Compact"/>
-      </w:pPr>
-      <w:r>
-        <w:rPr>
-          <w:bCs/>
-          <w:b/>
-        </w:rPr>
-        <w:t xml:space="preserve">Mục đích:</w:t>
-      </w:r>
-      <w:r>
-        <w:t xml:space="preserve"> </w:t>
-      </w:r>
-      <w:r>
-        <w:t xml:space="preserve">Trao đổi với bạn bè hoặc Chatbot.</w:t>
-      </w:r>
-    </w:p>
-    <w:p>
-      <w:pPr>
-        <w:numPr>
-          <w:ilvl w:val="0"/>
-          <w:numId w:val="1012"/>
-        </w:numPr>
-        <w:pStyle w:val="Compact"/>
-      </w:pPr>
-      <w:r>
-        <w:rPr>
-          <w:bCs/>
-          <w:b/>
-        </w:rPr>
-        <w:t xml:space="preserve">Tác nhân:</w:t>
-      </w:r>
-      <w:r>
-        <w:t xml:space="preserve"> </w:t>
-      </w:r>
-      <w:r>
-        <w:t xml:space="preserve">User.</w:t>
-      </w:r>
-    </w:p>
-    <w:p>
-      <w:pPr>
-        <w:numPr>
-          <w:ilvl w:val="0"/>
-          <w:numId w:val="1012"/>
-        </w:numPr>
-        <w:pStyle w:val="Compact"/>
-      </w:pPr>
-      <w:r>
-        <w:rPr>
-          <w:bCs/>
-          <w:b/>
-        </w:rPr>
-        <w:t xml:space="preserve">Luồng sự kiện chính:</w:t>
-      </w:r>
-    </w:p>
-    <w:p>
-      <w:pPr>
-        <w:numPr>
-          <w:ilvl w:val="1"/>
-          <w:numId w:val="1013"/>
-        </w:numPr>
-        <w:pStyle w:val="Compact"/>
-      </w:pPr>
-      <w:r>
-        <w:t xml:space="preserve">Mở nhóm, chọn mục Chat.</w:t>
-      </w:r>
-    </w:p>
-    <w:p>
-      <w:pPr>
-        <w:numPr>
-          <w:ilvl w:val="1"/>
-          <w:numId w:val="1013"/>
-        </w:numPr>
-        <w:pStyle w:val="Compact"/>
-      </w:pPr>
-      <w:r>
-        <w:t xml:space="preserve">Gõ văn bản và bấm gửi.</w:t>
-      </w:r>
-    </w:p>
-    <w:p>
-      <w:pPr>
-        <w:numPr>
-          <w:ilvl w:val="1"/>
-          <w:numId w:val="1013"/>
-        </w:numPr>
-        <w:pStyle w:val="Compact"/>
-      </w:pPr>
-      <w:r>
-        <w:t xml:space="preserve">Lưu tin nhắn vào bảng</w:t>
+        <w:rPr>
+          <w:rStyle w:val="VerbatimChar"/>
+        </w:rPr>
+        <w:t xml:space="preserve">chat/</w:t>
+      </w:r>
+      <w:r>
+        <w:t xml:space="preserve">: Quản lý giao diện và logic tương tác với Chatbot AI.</w:t>
+      </w:r>
+    </w:p>
+    <w:bookmarkEnd w:id="52"/>
+    <w:bookmarkStart w:id="57" w:name="cài-đặt-chức-năng-cốt-lõi"/>
+    <w:p>
+      <w:pPr>
+        <w:pStyle w:val="Heading2"/>
+      </w:pPr>
+      <w:r>
+        <w:t xml:space="preserve">4.3. Cài đặt chức năng cốt lõi</w:t>
+      </w:r>
+    </w:p>
+    <w:bookmarkStart w:id="53" w:name="cài-đặt-cơ-chế-hybrid-auth"/>
+    <w:p>
+      <w:pPr>
+        <w:pStyle w:val="Heading3"/>
+      </w:pPr>
+      <w:r>
+        <w:t xml:space="preserve">4.3.1. Cài đặt cơ chế Hybrid Auth</w:t>
+      </w:r>
+    </w:p>
+    <w:p>
+      <w:pPr>
+        <w:pStyle w:val="FirstParagraph"/>
+      </w:pPr>
+      <w:r>
+        <w:t xml:space="preserve">Cơ chế xác thực là sự kết hợp giữa hệ sinh thái Google và Server nội bộ.</w:t>
+      </w:r>
+      <w:r>
+        <w:t xml:space="preserve"> </w:t>
+      </w:r>
+      <w:r>
+        <w:t xml:space="preserve">Khi ứng dụng khởi động, Stream</w:t>
+      </w:r>
+      <w:r>
+        <w:t xml:space="preserve"> </w:t>
+      </w:r>
+      <w:r>
+        <w:rPr>
+          <w:rStyle w:val="VerbatimChar"/>
+        </w:rPr>
+        <w:t xml:space="preserve">FirebaseAuth.instance.authStateChanges()</w:t>
+      </w:r>
+      <w:r>
+        <w:t xml:space="preserve"> </w:t>
+      </w:r>
+      <w:r>
+        <w:t xml:space="preserve">sẽ lắng nghe trạng thái đăng nhập. Ngay khi có User hợp lệ, hàm</w:t>
+      </w:r>
+      <w:r>
+        <w:t xml:space="preserve"> </w:t>
+      </w:r>
+      <w:r>
+        <w:rPr>
+          <w:rStyle w:val="VerbatimChar"/>
+        </w:rPr>
+        <w:t xml:space="preserve">_syncUserToSql(User user)</w:t>
+      </w:r>
+      <w:r>
+        <w:t xml:space="preserve"> </w:t>
+      </w:r>
+      <w:r>
+        <w:t xml:space="preserve">được gọi. Hàm này sử dụng câu lệnh</w:t>
+      </w:r>
+      <w:r>
+        <w:t xml:space="preserve"> </w:t>
+      </w:r>
+      <w:r>
+        <w:rPr>
+          <w:rStyle w:val="VerbatimChar"/>
+        </w:rPr>
+        <w:t xml:space="preserve">IF NOT EXISTS</w:t>
+      </w:r>
+      <w:r>
+        <w:t xml:space="preserve"> </w:t>
+      </w:r>
+      <w:r>
+        <w:t xml:space="preserve">của T-SQL để chèn người dùng mới vào bảng</w:t>
+      </w:r>
+      <w:r>
+        <w:t xml:space="preserve"> </w:t>
+      </w:r>
+      <w:r>
+        <w:rPr>
+          <w:rStyle w:val="VerbatimChar"/>
+        </w:rPr>
+        <w:t xml:space="preserve">Users</w:t>
+      </w:r>
+      <w:r>
+        <w:t xml:space="preserve"> </w:t>
+      </w:r>
+      <w:r>
+        <w:t xml:space="preserve">dựa trên UUID. Nếu đã tồn tại, nó sẽ</w:t>
+      </w:r>
+      <w:r>
+        <w:t xml:space="preserve"> </w:t>
+      </w:r>
+      <w:r>
+        <w:rPr>
+          <w:rStyle w:val="VerbatimChar"/>
+        </w:rPr>
+        <w:t xml:space="preserve">UPDATE</w:t>
+      </w:r>
+      <w:r>
+        <w:t xml:space="preserve"> </w:t>
+      </w:r>
+      <w:r>
+        <w:t xml:space="preserve">lại thông tin phòng trường hợp người dùng đổi tên trên Google.</w:t>
+      </w:r>
+    </w:p>
+    <w:bookmarkEnd w:id="53"/>
+    <w:bookmarkStart w:id="54" w:name="cài-đặt-tính-năng-thêm-chi-tiêu-crud"/>
+    <w:p>
+      <w:pPr>
+        <w:pStyle w:val="Heading3"/>
+      </w:pPr>
+      <w:r>
+        <w:t xml:space="preserve">4.3.2. Cài đặt tính năng Thêm chi tiêu (CRUD)</w:t>
+      </w:r>
+    </w:p>
+    <w:p>
+      <w:pPr>
+        <w:pStyle w:val="FirstParagraph"/>
+      </w:pPr>
+      <w:r>
+        <w:t xml:space="preserve">Tại giao diện</w:t>
+      </w:r>
+      <w:r>
+        <w:t xml:space="preserve"> </w:t>
+      </w:r>
+      <w:r>
+        <w:rPr>
+          <w:rStyle w:val="VerbatimChar"/>
+        </w:rPr>
+        <w:t xml:space="preserve">AddExpenseScreen</w:t>
+      </w:r>
+      <w:r>
+        <w:t xml:space="preserve">, khi người dùng nhấn</w:t>
+      </w:r>
+      <w:r>
+        <w:t xml:space="preserve"> </w:t>
+      </w:r>
+      <w:r>
+        <w:t xml:space="preserve">“</w:t>
+      </w:r>
+      <w:r>
+        <w:t xml:space="preserve">Lưu</w:t>
+      </w:r>
+      <w:r>
+        <w:t xml:space="preserve">”</w:t>
+      </w:r>
+      <w:r>
+        <w:t xml:space="preserve">, một hàm</w:t>
+      </w:r>
+      <w:r>
+        <w:t xml:space="preserve"> </w:t>
+      </w:r>
+      <w:r>
+        <w:rPr>
+          <w:rStyle w:val="VerbatimChar"/>
+        </w:rPr>
+        <w:t xml:space="preserve">executeWriteWithParams</w:t>
+      </w:r>
+      <w:r>
+        <w:t xml:space="preserve"> </w:t>
+      </w:r>
+      <w:r>
+        <w:t xml:space="preserve">được kích hoạt. Điểm mấu chốt là việc sử dụng tham số hóa (Parameterized queries) thông qua thư viện</w:t>
+      </w:r>
+      <w:r>
+        <w:t xml:space="preserve"> </w:t>
+      </w:r>
+      <w:r>
+        <w:rPr>
+          <w:rStyle w:val="VerbatimChar"/>
+        </w:rPr>
+        <w:t xml:space="preserve">mssql_connection</w:t>
+      </w:r>
+      <w:r>
+        <w:t xml:space="preserve"> </w:t>
+      </w:r>
+      <w:r>
+        <w:t xml:space="preserve">để ngăn chặn các cuộc tấn công SQL Injection. Ví dụ:</w:t>
+      </w:r>
+      <w:r>
+        <w:t xml:space="preserve"> </w:t>
+      </w:r>
+      <w:r>
+        <w:rPr>
+          <w:rStyle w:val="VerbatimChar"/>
+        </w:rPr>
+        <w:t xml:space="preserve">INSERT INTO Expenses (Id, Amount, Description, Category, Date) VALUES (@id, @amount, @desc, @cat, @date)</w:t>
+      </w:r>
+    </w:p>
+    <w:bookmarkEnd w:id="54"/>
+    <w:bookmarkStart w:id="55" w:name="cài-đặt-chức-năng-chatbot-ai"/>
+    <w:p>
+      <w:pPr>
+        <w:pStyle w:val="Heading3"/>
+      </w:pPr>
+      <w:r>
+        <w:t xml:space="preserve">4.3.3. Cài đặt Chức năng Chatbot AI</w:t>
+      </w:r>
+    </w:p>
+    <w:p>
+      <w:pPr>
+        <w:pStyle w:val="FirstParagraph"/>
+      </w:pPr>
+      <w:r>
+        <w:t xml:space="preserve">Giao diện Chatbot được thiết kế với khung chat Bong bóng (Chat Bubbles). Khi người dùng gửi câu hỏi, ứng dụng sẽ lưu tin nhắn (với</w:t>
+      </w:r>
+      <w:r>
+        <w:t xml:space="preserve"> </w:t>
+      </w:r>
+      <w:r>
+        <w:rPr>
+          <w:rStyle w:val="VerbatimChar"/>
+        </w:rPr>
+        <w:t xml:space="preserve">IsUser = 1</w:t>
+      </w:r>
+      <w:r>
+        <w:t xml:space="preserve">) vào bảng</w:t>
       </w:r>
       <w:r>
         <w:t xml:space="preserve"> </w:t>
@@ -1429,41 +4711,81 @@
         <w:t xml:space="preserve"> </w:t>
       </w:r>
       <w:r>
-        <w:t xml:space="preserve">kèm Timestamp.</w:t>
-      </w:r>
-    </w:p>
-    <w:p>
-      <w:pPr>
-        <w:numPr>
-          <w:ilvl w:val="1"/>
-          <w:numId w:val="1013"/>
-        </w:numPr>
-        <w:pStyle w:val="Compact"/>
-      </w:pPr>
-      <w:r>
-        <w:t xml:space="preserve">Giao diện tự scroll xuống tin nhắn mới nhất.</w:t>
-      </w:r>
-    </w:p>
-    <w:bookmarkEnd w:id="35"/>
-    <w:bookmarkEnd w:id="36"/>
-    <w:bookmarkEnd w:id="37"/>
-    <w:bookmarkEnd w:id="38"/>
-    <w:bookmarkStart w:id="51" w:name="chương-3-thiết-kế-hệ-thống"/>
-    <w:p>
-      <w:pPr>
-        <w:pStyle w:val="Heading1"/>
-      </w:pPr>
-      <w:r>
-        <w:t xml:space="preserve">CHƯƠNG 3: THIẾT KẾ HỆ THỐNG</w:t>
-      </w:r>
-    </w:p>
-    <w:bookmarkStart w:id="42" w:name="sơ-đồ-lớp-thiết-kế-class-diagram"/>
+        <w:t xml:space="preserve">trên SQL Server, đồng thời gửi truy vấn để lấy câu trả lời từ AI. Phản hồi của AI sau đó cũng được lưu vào cơ sở dữ liệu (</w:t>
+      </w:r>
+      <w:r>
+        <w:rPr>
+          <w:rStyle w:val="VerbatimChar"/>
+        </w:rPr>
+        <w:t xml:space="preserve">IsUser = 0</w:t>
+      </w:r>
+      <w:r>
+        <w:t xml:space="preserve">) và hiển thị trên màn hình, giúp người dùng có lịch sử tư vấn tài chính liên tục và liền mạch.</w:t>
+      </w:r>
+    </w:p>
+    <w:bookmarkEnd w:id="55"/>
+    <w:bookmarkStart w:id="56" w:name="cài-đặt-đồng-bộ-sql-server-docker"/>
+    <w:p>
+      <w:pPr>
+        <w:pStyle w:val="Heading3"/>
+      </w:pPr>
+      <w:r>
+        <w:t xml:space="preserve">4.3.4. Cài đặt Đồng bộ SQL Server (Docker)</w:t>
+      </w:r>
+    </w:p>
+    <w:p>
+      <w:pPr>
+        <w:pStyle w:val="FirstParagraph"/>
+      </w:pPr>
+      <w:r>
+        <w:t xml:space="preserve">Thay vì cài đặt SQL Server trực tiếp lên hệ điều hành gây nặng máy, hệ thống tận dụng Docker. File</w:t>
+      </w:r>
+      <w:r>
+        <w:t xml:space="preserve"> </w:t>
+      </w:r>
+      <w:r>
+        <w:rPr>
+          <w:rStyle w:val="VerbatimChar"/>
+        </w:rPr>
+        <w:t xml:space="preserve">docker-compose.yml</w:t>
+      </w:r>
+      <w:r>
+        <w:t xml:space="preserve"> </w:t>
+      </w:r>
+      <w:r>
+        <w:t xml:space="preserve">được cấu hình để kéo image</w:t>
+      </w:r>
+      <w:r>
+        <w:t xml:space="preserve"> </w:t>
+      </w:r>
+      <w:r>
+        <w:rPr>
+          <w:rStyle w:val="VerbatimChar"/>
+        </w:rPr>
+        <w:t xml:space="preserve">mcr.microsoft.com/mssql/server:2022-latest</w:t>
+      </w:r>
+      <w:r>
+        <w:t xml:space="preserve">. Port nội bộ 1433 được ánh xạ ra port 1434 của máy chủ Linux vật lý (IP: 192.168.100.160) để các thiết bị di động kết nối cùng mạng Wi-Fi có thể dễ dàng truy cập.</w:t>
+      </w:r>
+    </w:p>
+    <w:bookmarkEnd w:id="56"/>
+    <w:bookmarkEnd w:id="57"/>
+    <w:bookmarkStart w:id="60" w:name="cài-đặt-giao-diện"/>
     <w:p>
       <w:pPr>
         <w:pStyle w:val="Heading2"/>
       </w:pPr>
       <w:r>
-        <w:t xml:space="preserve">3.1. SƠ ĐỒ LỚP THIẾT KẾ (CLASS DIAGRAM)</w:t>
+        <w:t xml:space="preserve">4.4. Cài đặt giao diện</w:t>
+      </w:r>
+    </w:p>
+    <w:bookmarkStart w:id="58" w:name="màn-hình-đăng-nhập"/>
+    <w:p>
+      <w:pPr>
+        <w:pStyle w:val="Heading3"/>
+      </w:pPr>
+      <w:r>
+        <w:t xml:space="preserve">4.4.1. Màn hình Đăng nhập</w:t>
       </w:r>
     </w:p>
     <w:p>
@@ -1471,16 +4793,35 @@
         <w:pStyle w:val="FirstParagraph"/>
       </w:pPr>
       <w:r>
-        <w:t xml:space="preserve">Hệ thống được phát triển theo kiến trúc MVVM kết hợp với Riverpod, bao gồm các lớp nòng cốt sau:</w:t>
-      </w:r>
-    </w:p>
-    <w:bookmarkStart w:id="39" w:name="lớp-data-access-sqlserverhelper"/>
+        <w:t xml:space="preserve">Thiết kế tối giản với một nút</w:t>
+      </w:r>
+      <w:r>
+        <w:t xml:space="preserve"> </w:t>
+      </w:r>
+      <w:r>
+        <w:t xml:space="preserve">“</w:t>
+      </w:r>
+      <w:r>
+        <w:t xml:space="preserve">Đăng nhập bằng Google</w:t>
+      </w:r>
+      <w:r>
+        <w:t xml:space="preserve">”</w:t>
+      </w:r>
+      <w:r>
+        <w:t xml:space="preserve"> </w:t>
+      </w:r>
+      <w:r>
+        <w:t xml:space="preserve">nằm ở trung tâm. Sau khi bấm, hộp thoại chuẩn của Google hiện lên để người dùng chọn tài khoản. Logo ứng dụng và Slogan được bố trí ở nửa trên màn hình.</w:t>
+      </w:r>
+    </w:p>
+    <w:bookmarkEnd w:id="58"/>
+    <w:bookmarkStart w:id="59" w:name="màn-hình-dashboard-và-thống-kê"/>
     <w:p>
       <w:pPr>
         <w:pStyle w:val="Heading3"/>
       </w:pPr>
       <w:r>
-        <w:t xml:space="preserve">3.1.1. Lớp Data Access (SqlServerHelper)</w:t>
+        <w:t xml:space="preserve">4.4.2. Màn hình Dashboard và Thống kê</w:t>
       </w:r>
     </w:p>
     <w:p>
@@ -1488,278 +4829,42 @@
         <w:pStyle w:val="FirstParagraph"/>
       </w:pPr>
       <w:r>
-        <w:t xml:space="preserve">Đây là lớp giao tiếp mức thấp nhất với CSDL.</w:t>
-      </w:r>
-      <w:r>
-        <w:t xml:space="preserve"> </w:t>
-      </w:r>
-      <w:r>
-        <w:t xml:space="preserve">- Thuộc tính:</w:t>
-      </w:r>
-      <w:r>
-        <w:t xml:space="preserve"> </w:t>
-      </w:r>
-      <w:r>
-        <w:rPr>
-          <w:rStyle w:val="VerbatimChar"/>
-        </w:rPr>
-        <w:t xml:space="preserve">_connection</w:t>
-      </w:r>
-      <w:r>
-        <w:t xml:space="preserve"> </w:t>
-      </w:r>
-      <w:r>
-        <w:t xml:space="preserve">(MssqlConnection),</w:t>
-      </w:r>
-      <w:r>
-        <w:t xml:space="preserve"> </w:t>
-      </w:r>
-      <w:r>
-        <w:rPr>
-          <w:rStyle w:val="VerbatimChar"/>
-        </w:rPr>
-        <w:t xml:space="preserve">_isConnected</w:t>
-      </w:r>
-      <w:r>
-        <w:t xml:space="preserve"> </w:t>
-      </w:r>
-      <w:r>
-        <w:t xml:space="preserve">(bool).</w:t>
-      </w:r>
-      <w:r>
-        <w:t xml:space="preserve"> </w:t>
-      </w:r>
-      <w:r>
-        <w:t xml:space="preserve">- Phương thức</w:t>
-      </w:r>
-      <w:r>
-        <w:t xml:space="preserve"> </w:t>
-      </w:r>
-      <w:r>
-        <w:rPr>
-          <w:rStyle w:val="VerbatimChar"/>
-        </w:rPr>
-        <w:t xml:space="preserve">connect()</w:t>
-      </w:r>
-      <w:r>
-        <w:t xml:space="preserve">: Thiết lập TCP/IP tới IP LAN</w:t>
-      </w:r>
-      <w:r>
-        <w:t xml:space="preserve"> </w:t>
-      </w:r>
-      <w:r>
-        <w:rPr>
-          <w:rStyle w:val="VerbatimChar"/>
-        </w:rPr>
-        <w:t xml:space="preserve">192.168.100.160</w:t>
-      </w:r>
-      <w:r>
-        <w:t xml:space="preserve"> </w:t>
-      </w:r>
-      <w:r>
-        <w:t xml:space="preserve">qua port</w:t>
-      </w:r>
-      <w:r>
-        <w:t xml:space="preserve"> </w:t>
-      </w:r>
-      <w:r>
-        <w:rPr>
-          <w:rStyle w:val="VerbatimChar"/>
-        </w:rPr>
-        <w:t xml:space="preserve">1434</w:t>
-      </w:r>
-      <w:r>
-        <w:t xml:space="preserve">.</w:t>
-      </w:r>
-      <w:r>
-        <w:t xml:space="preserve"> </w:t>
-      </w:r>
-      <w:r>
-        <w:t xml:space="preserve">- Phương thức</w:t>
-      </w:r>
-      <w:r>
-        <w:t xml:space="preserve"> </w:t>
-      </w:r>
-      <w:r>
-        <w:rPr>
-          <w:rStyle w:val="VerbatimChar"/>
-        </w:rPr>
-        <w:t xml:space="preserve">executeQuery(String query)</w:t>
-      </w:r>
-      <w:r>
-        <w:t xml:space="preserve">: Lấy dữ liệu Select.</w:t>
-      </w:r>
-      <w:r>
-        <w:t xml:space="preserve"> </w:t>
-      </w:r>
-      <w:r>
-        <w:t xml:space="preserve">- Phương thức</w:t>
-      </w:r>
-      <w:r>
-        <w:t xml:space="preserve"> </w:t>
-      </w:r>
-      <w:r>
-        <w:rPr>
-          <w:rStyle w:val="VerbatimChar"/>
-        </w:rPr>
-        <w:t xml:space="preserve">executeWriteWithParams(String query, List params)</w:t>
-      </w:r>
-      <w:r>
-        <w:t xml:space="preserve">: Ghi dữ liệu an toàn.</w:t>
-      </w:r>
-    </w:p>
-    <w:bookmarkEnd w:id="39"/>
-    <w:bookmarkStart w:id="40" w:name="lớp-models-thực-thể"/>
-    <w:p>
-      <w:pPr>
-        <w:pStyle w:val="Heading3"/>
-      </w:pPr>
-      <w:r>
-        <w:t xml:space="preserve">3.1.2. Lớp Models (Thực thể)</w:t>
-      </w:r>
-    </w:p>
-    <w:p>
-      <w:pPr>
-        <w:numPr>
-          <w:ilvl w:val="0"/>
-          <w:numId w:val="1014"/>
-        </w:numPr>
-        <w:pStyle w:val="Compact"/>
-      </w:pPr>
-      <w:r>
-        <w:rPr>
-          <w:rStyle w:val="VerbatimChar"/>
-        </w:rPr>
-        <w:t xml:space="preserve">UserModel</w:t>
-      </w:r>
-      <w:r>
-        <w:t xml:space="preserve">: Chứa các trường Id, DisplayName, Email. Phương thức</w:t>
-      </w:r>
-      <w:r>
-        <w:t xml:space="preserve"> </w:t>
-      </w:r>
-      <w:r>
-        <w:rPr>
-          <w:rStyle w:val="VerbatimChar"/>
-        </w:rPr>
-        <w:t xml:space="preserve">fromMap()</w:t>
-      </w:r>
-      <w:r>
-        <w:t xml:space="preserve"> </w:t>
-      </w:r>
-      <w:r>
-        <w:t xml:space="preserve">để khởi tạo đối tượng từ JSON.</w:t>
-      </w:r>
-    </w:p>
-    <w:p>
-      <w:pPr>
-        <w:numPr>
-          <w:ilvl w:val="0"/>
-          <w:numId w:val="1014"/>
-        </w:numPr>
-        <w:pStyle w:val="Compact"/>
-      </w:pPr>
-      <w:r>
-        <w:rPr>
-          <w:rStyle w:val="VerbatimChar"/>
-        </w:rPr>
-        <w:t xml:space="preserve">ExpenseModel</w:t>
-      </w:r>
-      <w:r>
-        <w:t xml:space="preserve">: Chứa Id, GroupId, Amount, Category, PaidBy, Date.</w:t>
-      </w:r>
-    </w:p>
-    <w:p>
-      <w:pPr>
-        <w:numPr>
-          <w:ilvl w:val="0"/>
-          <w:numId w:val="1014"/>
-        </w:numPr>
-        <w:pStyle w:val="Compact"/>
-      </w:pPr>
-      <w:r>
-        <w:rPr>
-          <w:rStyle w:val="VerbatimChar"/>
-        </w:rPr>
-        <w:t xml:space="preserve">SavingsGoalModel</w:t>
-      </w:r>
-      <w:r>
-        <w:t xml:space="preserve">: Chứa Id, UserId, TargetAmount, CurrentAmount.</w:t>
-      </w:r>
-    </w:p>
-    <w:bookmarkEnd w:id="40"/>
-    <w:bookmarkStart w:id="41" w:name="lớp-provider-notifier-viewmodel"/>
-    <w:p>
-      <w:pPr>
-        <w:pStyle w:val="Heading3"/>
-      </w:pPr>
-      <w:r>
-        <w:t xml:space="preserve">3.1.3. Lớp Provider / Notifier (ViewModel)</w:t>
-      </w:r>
-    </w:p>
-    <w:p>
-      <w:pPr>
-        <w:numPr>
-          <w:ilvl w:val="0"/>
-          <w:numId w:val="1015"/>
-        </w:numPr>
-        <w:pStyle w:val="Compact"/>
-      </w:pPr>
-      <w:r>
-        <w:rPr>
-          <w:rStyle w:val="VerbatimChar"/>
-        </w:rPr>
-        <w:t xml:space="preserve">UserProvider</w:t>
-      </w:r>
-      <w:r>
-        <w:t xml:space="preserve">: Lắng nghe thay đổi User state.</w:t>
-      </w:r>
-    </w:p>
-    <w:p>
-      <w:pPr>
-        <w:numPr>
-          <w:ilvl w:val="0"/>
-          <w:numId w:val="1015"/>
-        </w:numPr>
-        <w:pStyle w:val="Compact"/>
-      </w:pPr>
-      <w:r>
-        <w:rPr>
-          <w:rStyle w:val="VerbatimChar"/>
-        </w:rPr>
-        <w:t xml:space="preserve">ExpenseNotifier</w:t>
-      </w:r>
-      <w:r>
-        <w:t xml:space="preserve">: Quản lý mảng List</w:t>
-      </w:r>
-      <w:r>
-        <w:t xml:space="preserve">. Khi người dùng thêm chi tiêu, gọi DB xong sẽ</w:t>
-      </w:r>
-      <w:r>
-        <w:t xml:space="preserve"> </w:t>
-      </w:r>
-      <w:r>
-        <w:rPr>
-          <w:rStyle w:val="VerbatimChar"/>
-        </w:rPr>
-        <w:t xml:space="preserve">state = [...state, newExpense]</w:t>
-      </w:r>
-      <w:r>
-        <w:t xml:space="preserve"> </w:t>
-      </w:r>
-      <w:r>
-        <w:t xml:space="preserve">để thông báo cho UI render lại.</w:t>
-      </w:r>
-    </w:p>
-    <w:bookmarkEnd w:id="41"/>
-    <w:bookmarkEnd w:id="42"/>
-    <w:bookmarkStart w:id="49" w:name="Xb58b887e4c603352af38384ec88e83f974cc357"/>
+        <w:t xml:space="preserve">Đây là trái tim của ứng dụng. Nửa trên là biểu đồ hình quạt (PieChart) được vẽ bằng thư viện</w:t>
+      </w:r>
+      <w:r>
+        <w:t xml:space="preserve"> </w:t>
+      </w:r>
+      <w:r>
+        <w:rPr>
+          <w:rStyle w:val="VerbatimChar"/>
+        </w:rPr>
+        <w:t xml:space="preserve">fl_chart</w:t>
+      </w:r>
+      <w:r>
+        <w:t xml:space="preserve">, trực quan hóa tỷ trọng chi tiêu của tháng (Ví dụ: Ăn uống chiếm 50%, Di chuyển 20%). Nửa dưới là danh sách các giao dịch gần đây, sắp xếp theo thời gian giảm dần bằng Widget</w:t>
+      </w:r>
+      <w:r>
+        <w:t xml:space="preserve"> </w:t>
+      </w:r>
+      <w:r>
+        <w:rPr>
+          <w:rStyle w:val="VerbatimChar"/>
+        </w:rPr>
+        <w:t xml:space="preserve">ListView.builder</w:t>
+      </w:r>
+      <w:r>
+        <w:t xml:space="preserve">. Người dùng có thể vuốt (Swipe to dismiss) để xóa giao dịch.</w:t>
+      </w:r>
+    </w:p>
+    <w:bookmarkEnd w:id="59"/>
+    <w:bookmarkEnd w:id="60"/>
+    <w:bookmarkStart w:id="61" w:name="kịch-bản-kiểm-thử-test-cases"/>
     <w:p>
       <w:pPr>
         <w:pStyle w:val="Heading2"/>
       </w:pPr>
       <w:r>
-        <w:t xml:space="preserve">3.2. MÔ HÌNH DỮ LIỆU CẤP VẬT LÝ (DATABASE SCHEMA)</w:t>
+        <w:t xml:space="preserve">4.5. KỊCH BẢN KIỂM THỬ (TEST CASES)</w:t>
       </w:r>
     </w:p>
     <w:p>
@@ -1767,1780 +4872,7 @@
         <w:pStyle w:val="FirstParagraph"/>
       </w:pPr>
       <w:r>
-        <w:t xml:space="preserve">Hệ thống sử dụng Microsoft SQL Server 2022. Schema tuân thủ chuẩn 3NF.</w:t>
-      </w:r>
-    </w:p>
-    <w:bookmarkStart w:id="43" w:name="bảng-users-tài-khoản"/>
-    <w:p>
-      <w:pPr>
-        <w:pStyle w:val="Heading3"/>
-      </w:pPr>
-      <w:r>
-        <w:t xml:space="preserve">3.2.1. Bảng Users (Tài khoản)</w:t>
-      </w:r>
-    </w:p>
-    <w:p>
-      <w:pPr>
-        <w:pStyle w:val="FirstParagraph"/>
-      </w:pPr>
-      <w:r>
-        <w:t xml:space="preserve">Bảng định danh người dùng.</w:t>
-      </w:r>
-      <w:r>
-        <w:t xml:space="preserve"> </w:t>
-      </w:r>
-      <w:r>
-        <w:t xml:space="preserve">-</w:t>
-      </w:r>
-      <w:r>
-        <w:t xml:space="preserve"> </w:t>
-      </w:r>
-      <w:r>
-        <w:rPr>
-          <w:bCs/>
-          <w:b/>
-        </w:rPr>
-        <w:t xml:space="preserve">Id</w:t>
-      </w:r>
-      <w:r>
-        <w:t xml:space="preserve">:</w:t>
-      </w:r>
-      <w:r>
-        <w:t xml:space="preserve"> </w:t>
-      </w:r>
-      <w:r>
-        <w:rPr>
-          <w:rStyle w:val="VerbatimChar"/>
-        </w:rPr>
-        <w:t xml:space="preserve">NVARCHAR(128)</w:t>
-      </w:r>
-      <w:r>
-        <w:t xml:space="preserve">, PRIMARY KEY. (Lưu UID của Firebase).</w:t>
-      </w:r>
-      <w:r>
-        <w:t xml:space="preserve"> </w:t>
-      </w:r>
-      <w:r>
-        <w:t xml:space="preserve">-</w:t>
-      </w:r>
-      <w:r>
-        <w:t xml:space="preserve"> </w:t>
-      </w:r>
-      <w:r>
-        <w:rPr>
-          <w:bCs/>
-          <w:b/>
-        </w:rPr>
-        <w:t xml:space="preserve">DisplayName</w:t>
-      </w:r>
-      <w:r>
-        <w:t xml:space="preserve">:</w:t>
-      </w:r>
-      <w:r>
-        <w:t xml:space="preserve"> </w:t>
-      </w:r>
-      <w:r>
-        <w:rPr>
-          <w:rStyle w:val="VerbatimChar"/>
-        </w:rPr>
-        <w:t xml:space="preserve">NVARCHAR(255)</w:t>
-      </w:r>
-      <w:r>
-        <w:t xml:space="preserve">.</w:t>
-      </w:r>
-      <w:r>
-        <w:t xml:space="preserve"> </w:t>
-      </w:r>
-      <w:r>
-        <w:t xml:space="preserve">-</w:t>
-      </w:r>
-      <w:r>
-        <w:t xml:space="preserve"> </w:t>
-      </w:r>
-      <w:r>
-        <w:rPr>
-          <w:bCs/>
-          <w:b/>
-        </w:rPr>
-        <w:t xml:space="preserve">Email</w:t>
-      </w:r>
-      <w:r>
-        <w:t xml:space="preserve">:</w:t>
-      </w:r>
-      <w:r>
-        <w:t xml:space="preserve"> </w:t>
-      </w:r>
-      <w:r>
-        <w:rPr>
-          <w:rStyle w:val="VerbatimChar"/>
-        </w:rPr>
-        <w:t xml:space="preserve">NVARCHAR(255)</w:t>
-      </w:r>
-      <w:r>
-        <w:t xml:space="preserve">.</w:t>
-      </w:r>
-      <w:r>
-        <w:t xml:space="preserve"> </w:t>
-      </w:r>
-      <w:r>
-        <w:t xml:space="preserve">-</w:t>
-      </w:r>
-      <w:r>
-        <w:t xml:space="preserve"> </w:t>
-      </w:r>
-      <w:r>
-        <w:rPr>
-          <w:bCs/>
-          <w:b/>
-        </w:rPr>
-        <w:t xml:space="preserve">PasswordHash</w:t>
-      </w:r>
-      <w:r>
-        <w:t xml:space="preserve">:</w:t>
-      </w:r>
-      <w:r>
-        <w:t xml:space="preserve"> </w:t>
-      </w:r>
-      <w:r>
-        <w:rPr>
-          <w:rStyle w:val="VerbatimChar"/>
-        </w:rPr>
-        <w:t xml:space="preserve">NVARCHAR(255)</w:t>
-      </w:r>
-      <w:r>
-        <w:t xml:space="preserve"> </w:t>
-      </w:r>
-      <w:r>
-        <w:t xml:space="preserve">NOT NULL. (Chuỗi băm bảo mật).</w:t>
-      </w:r>
-    </w:p>
-    <w:bookmarkEnd w:id="43"/>
-    <w:bookmarkStart w:id="44" w:name="bảng-groups-nhóm-chi-tiêu"/>
-    <w:p>
-      <w:pPr>
-        <w:pStyle w:val="Heading3"/>
-      </w:pPr>
-      <w:r>
-        <w:t xml:space="preserve">3.2.2. Bảng Groups (Nhóm chi tiêu)</w:t>
-      </w:r>
-    </w:p>
-    <w:p>
-      <w:pPr>
-        <w:pStyle w:val="FirstParagraph"/>
-      </w:pPr>
-      <w:r>
-        <w:t xml:space="preserve">Bảng lưu trữ thông tin không gian chung.</w:t>
-      </w:r>
-      <w:r>
-        <w:t xml:space="preserve"> </w:t>
-      </w:r>
-      <w:r>
-        <w:t xml:space="preserve">-</w:t>
-      </w:r>
-      <w:r>
-        <w:t xml:space="preserve"> </w:t>
-      </w:r>
-      <w:r>
-        <w:rPr>
-          <w:bCs/>
-          <w:b/>
-        </w:rPr>
-        <w:t xml:space="preserve">Id</w:t>
-      </w:r>
-      <w:r>
-        <w:t xml:space="preserve">:</w:t>
-      </w:r>
-      <w:r>
-        <w:t xml:space="preserve"> </w:t>
-      </w:r>
-      <w:r>
-        <w:rPr>
-          <w:rStyle w:val="VerbatimChar"/>
-        </w:rPr>
-        <w:t xml:space="preserve">NVARCHAR(128)</w:t>
-      </w:r>
-      <w:r>
-        <w:t xml:space="preserve">, PRIMARY KEY.</w:t>
-      </w:r>
-      <w:r>
-        <w:t xml:space="preserve"> </w:t>
-      </w:r>
-      <w:r>
-        <w:t xml:space="preserve">-</w:t>
-      </w:r>
-      <w:r>
-        <w:t xml:space="preserve"> </w:t>
-      </w:r>
-      <w:r>
-        <w:rPr>
-          <w:bCs/>
-          <w:b/>
-        </w:rPr>
-        <w:t xml:space="preserve">Name</w:t>
-      </w:r>
-      <w:r>
-        <w:t xml:space="preserve">:</w:t>
-      </w:r>
-      <w:r>
-        <w:t xml:space="preserve"> </w:t>
-      </w:r>
-      <w:r>
-        <w:rPr>
-          <w:rStyle w:val="VerbatimChar"/>
-        </w:rPr>
-        <w:t xml:space="preserve">NVARCHAR(255)</w:t>
-      </w:r>
-      <w:r>
-        <w:t xml:space="preserve"> </w:t>
-      </w:r>
-      <w:r>
-        <w:t xml:space="preserve">NOT NULL.</w:t>
-      </w:r>
-      <w:r>
-        <w:t xml:space="preserve"> </w:t>
-      </w:r>
-      <w:r>
-        <w:t xml:space="preserve">-</w:t>
-      </w:r>
-      <w:r>
-        <w:t xml:space="preserve"> </w:t>
-      </w:r>
-      <w:r>
-        <w:rPr>
-          <w:bCs/>
-          <w:b/>
-        </w:rPr>
-        <w:t xml:space="preserve">CreatedAt</w:t>
-      </w:r>
-      <w:r>
-        <w:t xml:space="preserve">:</w:t>
-      </w:r>
-      <w:r>
-        <w:t xml:space="preserve"> </w:t>
-      </w:r>
-      <w:r>
-        <w:rPr>
-          <w:rStyle w:val="VerbatimChar"/>
-        </w:rPr>
-        <w:t xml:space="preserve">DATETIME2</w:t>
-      </w:r>
-      <w:r>
-        <w:t xml:space="preserve"> </w:t>
-      </w:r>
-      <w:r>
-        <w:t xml:space="preserve">NOT NULL.</w:t>
-      </w:r>
-      <w:r>
-        <w:t xml:space="preserve"> </w:t>
-      </w:r>
-      <w:r>
-        <w:t xml:space="preserve">-</w:t>
-      </w:r>
-      <w:r>
-        <w:t xml:space="preserve"> </w:t>
-      </w:r>
-      <w:r>
-        <w:rPr>
-          <w:bCs/>
-          <w:b/>
-        </w:rPr>
-        <w:t xml:space="preserve">CreatedBy</w:t>
-      </w:r>
-      <w:r>
-        <w:t xml:space="preserve">:</w:t>
-      </w:r>
-      <w:r>
-        <w:t xml:space="preserve"> </w:t>
-      </w:r>
-      <w:r>
-        <w:rPr>
-          <w:rStyle w:val="VerbatimChar"/>
-        </w:rPr>
-        <w:t xml:space="preserve">NVARCHAR(128)</w:t>
-      </w:r>
-      <w:r>
-        <w:t xml:space="preserve">, FOREIGN KEY REFERENCES Users(Id).</w:t>
-      </w:r>
-      <w:r>
-        <w:t xml:space="preserve"> </w:t>
-      </w:r>
-      <w:r>
-        <w:t xml:space="preserve">-</w:t>
-      </w:r>
-      <w:r>
-        <w:t xml:space="preserve"> </w:t>
-      </w:r>
-      <w:r>
-        <w:rPr>
-          <w:bCs/>
-          <w:b/>
-        </w:rPr>
-        <w:t xml:space="preserve">Budget</w:t>
-      </w:r>
-      <w:r>
-        <w:t xml:space="preserve">:</w:t>
-      </w:r>
-      <w:r>
-        <w:t xml:space="preserve"> </w:t>
-      </w:r>
-      <w:r>
-        <w:rPr>
-          <w:rStyle w:val="VerbatimChar"/>
-        </w:rPr>
-        <w:t xml:space="preserve">FLOAT</w:t>
-      </w:r>
-      <w:r>
-        <w:t xml:space="preserve"> </w:t>
-      </w:r>
-      <w:r>
-        <w:t xml:space="preserve">NULL.</w:t>
-      </w:r>
-    </w:p>
-    <w:bookmarkEnd w:id="44"/>
-    <w:bookmarkStart w:id="45" w:name="bảng-groupmembers-thành-viên-nhóm"/>
-    <w:p>
-      <w:pPr>
-        <w:pStyle w:val="Heading3"/>
-      </w:pPr>
-      <w:r>
-        <w:t xml:space="preserve">3.2.3. Bảng GroupMembers (Thành viên nhóm)</w:t>
-      </w:r>
-    </w:p>
-    <w:p>
-      <w:pPr>
-        <w:pStyle w:val="FirstParagraph"/>
-      </w:pPr>
-      <w:r>
-        <w:t xml:space="preserve">Bảng quan hệ nhiều - nhiều giữa Users và Groups.</w:t>
-      </w:r>
-      <w:r>
-        <w:t xml:space="preserve"> </w:t>
-      </w:r>
-      <w:r>
-        <w:t xml:space="preserve">-</w:t>
-      </w:r>
-      <w:r>
-        <w:t xml:space="preserve"> </w:t>
-      </w:r>
-      <w:r>
-        <w:rPr>
-          <w:bCs/>
-          <w:b/>
-        </w:rPr>
-        <w:t xml:space="preserve">GroupId</w:t>
-      </w:r>
-      <w:r>
-        <w:t xml:space="preserve">:</w:t>
-      </w:r>
-      <w:r>
-        <w:t xml:space="preserve"> </w:t>
-      </w:r>
-      <w:r>
-        <w:rPr>
-          <w:rStyle w:val="VerbatimChar"/>
-        </w:rPr>
-        <w:t xml:space="preserve">NVARCHAR(128)</w:t>
-      </w:r>
-      <w:r>
-        <w:t xml:space="preserve">, FOREIGN KEY REFERENCES Groups(Id).</w:t>
-      </w:r>
-      <w:r>
-        <w:t xml:space="preserve"> </w:t>
-      </w:r>
-      <w:r>
-        <w:t xml:space="preserve">-</w:t>
-      </w:r>
-      <w:r>
-        <w:t xml:space="preserve"> </w:t>
-      </w:r>
-      <w:r>
-        <w:rPr>
-          <w:bCs/>
-          <w:b/>
-        </w:rPr>
-        <w:t xml:space="preserve">UserId</w:t>
-      </w:r>
-      <w:r>
-        <w:t xml:space="preserve">:</w:t>
-      </w:r>
-      <w:r>
-        <w:t xml:space="preserve"> </w:t>
-      </w:r>
-      <w:r>
-        <w:rPr>
-          <w:rStyle w:val="VerbatimChar"/>
-        </w:rPr>
-        <w:t xml:space="preserve">NVARCHAR(128)</w:t>
-      </w:r>
-      <w:r>
-        <w:t xml:space="preserve">, FOREIGN KEY REFERENCES Users(Id).</w:t>
-      </w:r>
-      <w:r>
-        <w:t xml:space="preserve"> </w:t>
-      </w:r>
-      <w:r>
-        <w:t xml:space="preserve">- PRIMARY KEY (GroupId, UserId).</w:t>
-      </w:r>
-    </w:p>
-    <w:bookmarkEnd w:id="45"/>
-    <w:bookmarkStart w:id="46" w:name="bảng-expenses-chi-tiêu"/>
-    <w:p>
-      <w:pPr>
-        <w:pStyle w:val="Heading3"/>
-      </w:pPr>
-      <w:r>
-        <w:t xml:space="preserve">3.2.4. Bảng Expenses (Chi tiêu)</w:t>
-      </w:r>
-    </w:p>
-    <w:p>
-      <w:pPr>
-        <w:pStyle w:val="FirstParagraph"/>
-      </w:pPr>
-      <w:r>
-        <w:t xml:space="preserve">Bảng giao dịch cốt lõi.</w:t>
-      </w:r>
-      <w:r>
-        <w:t xml:space="preserve"> </w:t>
-      </w:r>
-      <w:r>
-        <w:t xml:space="preserve">-</w:t>
-      </w:r>
-      <w:r>
-        <w:t xml:space="preserve"> </w:t>
-      </w:r>
-      <w:r>
-        <w:rPr>
-          <w:bCs/>
-          <w:b/>
-        </w:rPr>
-        <w:t xml:space="preserve">Id</w:t>
-      </w:r>
-      <w:r>
-        <w:t xml:space="preserve">:</w:t>
-      </w:r>
-      <w:r>
-        <w:t xml:space="preserve"> </w:t>
-      </w:r>
-      <w:r>
-        <w:rPr>
-          <w:rStyle w:val="VerbatimChar"/>
-        </w:rPr>
-        <w:t xml:space="preserve">NVARCHAR(128)</w:t>
-      </w:r>
-      <w:r>
-        <w:t xml:space="preserve">, PRIMARY KEY.</w:t>
-      </w:r>
-      <w:r>
-        <w:t xml:space="preserve"> </w:t>
-      </w:r>
-      <w:r>
-        <w:t xml:space="preserve">-</w:t>
-      </w:r>
-      <w:r>
-        <w:t xml:space="preserve"> </w:t>
-      </w:r>
-      <w:r>
-        <w:rPr>
-          <w:bCs/>
-          <w:b/>
-        </w:rPr>
-        <w:t xml:space="preserve">GroupId</w:t>
-      </w:r>
-      <w:r>
-        <w:t xml:space="preserve">:</w:t>
-      </w:r>
-      <w:r>
-        <w:t xml:space="preserve"> </w:t>
-      </w:r>
-      <w:r>
-        <w:rPr>
-          <w:rStyle w:val="VerbatimChar"/>
-        </w:rPr>
-        <w:t xml:space="preserve">NVARCHAR(128)</w:t>
-      </w:r>
-      <w:r>
-        <w:t xml:space="preserve">, FOREIGN KEY REFERENCES Groups(Id).</w:t>
-      </w:r>
-      <w:r>
-        <w:t xml:space="preserve"> </w:t>
-      </w:r>
-      <w:r>
-        <w:t xml:space="preserve">-</w:t>
-      </w:r>
-      <w:r>
-        <w:t xml:space="preserve"> </w:t>
-      </w:r>
-      <w:r>
-        <w:rPr>
-          <w:bCs/>
-          <w:b/>
-        </w:rPr>
-        <w:t xml:space="preserve">Description</w:t>
-      </w:r>
-      <w:r>
-        <w:t xml:space="preserve">:</w:t>
-      </w:r>
-      <w:r>
-        <w:t xml:space="preserve"> </w:t>
-      </w:r>
-      <w:r>
-        <w:rPr>
-          <w:rStyle w:val="VerbatimChar"/>
-        </w:rPr>
-        <w:t xml:space="preserve">NVARCHAR(500)</w:t>
-      </w:r>
-      <w:r>
-        <w:t xml:space="preserve"> </w:t>
-      </w:r>
-      <w:r>
-        <w:t xml:space="preserve">NOT NULL.</w:t>
-      </w:r>
-      <w:r>
-        <w:t xml:space="preserve"> </w:t>
-      </w:r>
-      <w:r>
-        <w:t xml:space="preserve">-</w:t>
-      </w:r>
-      <w:r>
-        <w:t xml:space="preserve"> </w:t>
-      </w:r>
-      <w:r>
-        <w:rPr>
-          <w:bCs/>
-          <w:b/>
-        </w:rPr>
-        <w:t xml:space="preserve">Amount</w:t>
-      </w:r>
-      <w:r>
-        <w:t xml:space="preserve">:</w:t>
-      </w:r>
-      <w:r>
-        <w:t xml:space="preserve"> </w:t>
-      </w:r>
-      <w:r>
-        <w:rPr>
-          <w:rStyle w:val="VerbatimChar"/>
-        </w:rPr>
-        <w:t xml:space="preserve">FLOAT</w:t>
-      </w:r>
-      <w:r>
-        <w:t xml:space="preserve"> </w:t>
-      </w:r>
-      <w:r>
-        <w:t xml:space="preserve">NOT NULL.</w:t>
-      </w:r>
-      <w:r>
-        <w:t xml:space="preserve"> </w:t>
-      </w:r>
-      <w:r>
-        <w:t xml:space="preserve">-</w:t>
-      </w:r>
-      <w:r>
-        <w:t xml:space="preserve"> </w:t>
-      </w:r>
-      <w:r>
-        <w:rPr>
-          <w:bCs/>
-          <w:b/>
-        </w:rPr>
-        <w:t xml:space="preserve">Category</w:t>
-      </w:r>
-      <w:r>
-        <w:t xml:space="preserve">:</w:t>
-      </w:r>
-      <w:r>
-        <w:t xml:space="preserve"> </w:t>
-      </w:r>
-      <w:r>
-        <w:rPr>
-          <w:rStyle w:val="VerbatimChar"/>
-        </w:rPr>
-        <w:t xml:space="preserve">NVARCHAR(255)</w:t>
-      </w:r>
-      <w:r>
-        <w:t xml:space="preserve"> </w:t>
-      </w:r>
-      <w:r>
-        <w:t xml:space="preserve">NOT NULL.</w:t>
-      </w:r>
-      <w:r>
-        <w:t xml:space="preserve"> </w:t>
-      </w:r>
-      <w:r>
-        <w:t xml:space="preserve">-</w:t>
-      </w:r>
-      <w:r>
-        <w:t xml:space="preserve"> </w:t>
-      </w:r>
-      <w:r>
-        <w:rPr>
-          <w:bCs/>
-          <w:b/>
-        </w:rPr>
-        <w:t xml:space="preserve">PaidBy</w:t>
-      </w:r>
-      <w:r>
-        <w:t xml:space="preserve">:</w:t>
-      </w:r>
-      <w:r>
-        <w:t xml:space="preserve"> </w:t>
-      </w:r>
-      <w:r>
-        <w:rPr>
-          <w:rStyle w:val="VerbatimChar"/>
-        </w:rPr>
-        <w:t xml:space="preserve">NVARCHAR(128)</w:t>
-      </w:r>
-      <w:r>
-        <w:t xml:space="preserve">, FOREIGN KEY REFERENCES Users(Id).</w:t>
-      </w:r>
-      <w:r>
-        <w:t xml:space="preserve"> </w:t>
-      </w:r>
-      <w:r>
-        <w:t xml:space="preserve">-</w:t>
-      </w:r>
-      <w:r>
-        <w:t xml:space="preserve"> </w:t>
-      </w:r>
-      <w:r>
-        <w:rPr>
-          <w:bCs/>
-          <w:b/>
-        </w:rPr>
-        <w:t xml:space="preserve">Date</w:t>
-      </w:r>
-      <w:r>
-        <w:t xml:space="preserve">:</w:t>
-      </w:r>
-      <w:r>
-        <w:t xml:space="preserve"> </w:t>
-      </w:r>
-      <w:r>
-        <w:rPr>
-          <w:rStyle w:val="VerbatimChar"/>
-        </w:rPr>
-        <w:t xml:space="preserve">DATETIME2</w:t>
-      </w:r>
-      <w:r>
-        <w:t xml:space="preserve"> </w:t>
-      </w:r>
-      <w:r>
-        <w:t xml:space="preserve">NOT NULL.</w:t>
-      </w:r>
-      <w:r>
-        <w:t xml:space="preserve"> </w:t>
-      </w:r>
-      <w:r>
-        <w:t xml:space="preserve">-</w:t>
-      </w:r>
-      <w:r>
-        <w:t xml:space="preserve"> </w:t>
-      </w:r>
-      <w:r>
-        <w:rPr>
-          <w:bCs/>
-          <w:b/>
-        </w:rPr>
-        <w:t xml:space="preserve">Type</w:t>
-      </w:r>
-      <w:r>
-        <w:t xml:space="preserve">:</w:t>
-      </w:r>
-      <w:r>
-        <w:t xml:space="preserve"> </w:t>
-      </w:r>
-      <w:r>
-        <w:rPr>
-          <w:rStyle w:val="VerbatimChar"/>
-        </w:rPr>
-        <w:t xml:space="preserve">NVARCHAR(50)</w:t>
-      </w:r>
-      <w:r>
-        <w:t xml:space="preserve"> </w:t>
-      </w:r>
-      <w:r>
-        <w:t xml:space="preserve">NOT NULL DEFAULT</w:t>
-      </w:r>
-      <w:r>
-        <w:t xml:space="preserve"> </w:t>
-      </w:r>
-      <w:r>
-        <w:t xml:space="preserve">‘</w:t>
-      </w:r>
-      <w:r>
-        <w:t xml:space="preserve">expense</w:t>
-      </w:r>
-      <w:r>
-        <w:t xml:space="preserve">’</w:t>
-      </w:r>
-      <w:r>
-        <w:t xml:space="preserve">.</w:t>
-      </w:r>
-    </w:p>
-    <w:bookmarkEnd w:id="46"/>
-    <w:bookmarkStart w:id="47" w:name="bảng-savingsgoals-mục-tiêu-tiết-kiệm"/>
-    <w:p>
-      <w:pPr>
-        <w:pStyle w:val="Heading3"/>
-      </w:pPr>
-      <w:r>
-        <w:t xml:space="preserve">3.2.5. Bảng SavingsGoals (Mục tiêu tiết kiệm)</w:t>
-      </w:r>
-    </w:p>
-    <w:p>
-      <w:pPr>
-        <w:pStyle w:val="FirstParagraph"/>
-      </w:pPr>
-      <w:r>
-        <w:t xml:space="preserve">Bảng quản lý mục tiêu cá nhân.</w:t>
-      </w:r>
-      <w:r>
-        <w:t xml:space="preserve"> </w:t>
-      </w:r>
-      <w:r>
-        <w:t xml:space="preserve">-</w:t>
-      </w:r>
-      <w:r>
-        <w:t xml:space="preserve"> </w:t>
-      </w:r>
-      <w:r>
-        <w:rPr>
-          <w:bCs/>
-          <w:b/>
-        </w:rPr>
-        <w:t xml:space="preserve">Id</w:t>
-      </w:r>
-      <w:r>
-        <w:t xml:space="preserve">:</w:t>
-      </w:r>
-      <w:r>
-        <w:t xml:space="preserve"> </w:t>
-      </w:r>
-      <w:r>
-        <w:rPr>
-          <w:rStyle w:val="VerbatimChar"/>
-        </w:rPr>
-        <w:t xml:space="preserve">NVARCHAR(128)</w:t>
-      </w:r>
-      <w:r>
-        <w:t xml:space="preserve">, PRIMARY KEY.</w:t>
-      </w:r>
-      <w:r>
-        <w:t xml:space="preserve"> </w:t>
-      </w:r>
-      <w:r>
-        <w:t xml:space="preserve">-</w:t>
-      </w:r>
-      <w:r>
-        <w:t xml:space="preserve"> </w:t>
-      </w:r>
-      <w:r>
-        <w:rPr>
-          <w:bCs/>
-          <w:b/>
-        </w:rPr>
-        <w:t xml:space="preserve">UserId</w:t>
-      </w:r>
-      <w:r>
-        <w:t xml:space="preserve">:</w:t>
-      </w:r>
-      <w:r>
-        <w:t xml:space="preserve"> </w:t>
-      </w:r>
-      <w:r>
-        <w:rPr>
-          <w:rStyle w:val="VerbatimChar"/>
-        </w:rPr>
-        <w:t xml:space="preserve">NVARCHAR(128)</w:t>
-      </w:r>
-      <w:r>
-        <w:t xml:space="preserve">, FOREIGN KEY REFERENCES Users(Id).</w:t>
-      </w:r>
-      <w:r>
-        <w:t xml:space="preserve"> </w:t>
-      </w:r>
-      <w:r>
-        <w:t xml:space="preserve">-</w:t>
-      </w:r>
-      <w:r>
-        <w:t xml:space="preserve"> </w:t>
-      </w:r>
-      <w:r>
-        <w:rPr>
-          <w:bCs/>
-          <w:b/>
-        </w:rPr>
-        <w:t xml:space="preserve">Title</w:t>
-      </w:r>
-      <w:r>
-        <w:t xml:space="preserve">:</w:t>
-      </w:r>
-      <w:r>
-        <w:t xml:space="preserve"> </w:t>
-      </w:r>
-      <w:r>
-        <w:rPr>
-          <w:rStyle w:val="VerbatimChar"/>
-        </w:rPr>
-        <w:t xml:space="preserve">NVARCHAR(255)</w:t>
-      </w:r>
-      <w:r>
-        <w:t xml:space="preserve"> </w:t>
-      </w:r>
-      <w:r>
-        <w:t xml:space="preserve">NOT NULL.</w:t>
-      </w:r>
-      <w:r>
-        <w:t xml:space="preserve"> </w:t>
-      </w:r>
-      <w:r>
-        <w:t xml:space="preserve">-</w:t>
-      </w:r>
-      <w:r>
-        <w:t xml:space="preserve"> </w:t>
-      </w:r>
-      <w:r>
-        <w:rPr>
-          <w:bCs/>
-          <w:b/>
-        </w:rPr>
-        <w:t xml:space="preserve">TargetAmount</w:t>
-      </w:r>
-      <w:r>
-        <w:t xml:space="preserve">:</w:t>
-      </w:r>
-      <w:r>
-        <w:t xml:space="preserve"> </w:t>
-      </w:r>
-      <w:r>
-        <w:rPr>
-          <w:rStyle w:val="VerbatimChar"/>
-        </w:rPr>
-        <w:t xml:space="preserve">FLOAT</w:t>
-      </w:r>
-      <w:r>
-        <w:t xml:space="preserve"> </w:t>
-      </w:r>
-      <w:r>
-        <w:t xml:space="preserve">NOT NULL.</w:t>
-      </w:r>
-      <w:r>
-        <w:t xml:space="preserve"> </w:t>
-      </w:r>
-      <w:r>
-        <w:t xml:space="preserve">-</w:t>
-      </w:r>
-      <w:r>
-        <w:t xml:space="preserve"> </w:t>
-      </w:r>
-      <w:r>
-        <w:rPr>
-          <w:bCs/>
-          <w:b/>
-        </w:rPr>
-        <w:t xml:space="preserve">CurrentAmount</w:t>
-      </w:r>
-      <w:r>
-        <w:t xml:space="preserve">:</w:t>
-      </w:r>
-      <w:r>
-        <w:t xml:space="preserve"> </w:t>
-      </w:r>
-      <w:r>
-        <w:rPr>
-          <w:rStyle w:val="VerbatimChar"/>
-        </w:rPr>
-        <w:t xml:space="preserve">FLOAT</w:t>
-      </w:r>
-      <w:r>
-        <w:t xml:space="preserve"> </w:t>
-      </w:r>
-      <w:r>
-        <w:t xml:space="preserve">NOT NULL DEFAULT 0.</w:t>
-      </w:r>
-      <w:r>
-        <w:t xml:space="preserve"> </w:t>
-      </w:r>
-      <w:r>
-        <w:t xml:space="preserve">-</w:t>
-      </w:r>
-      <w:r>
-        <w:t xml:space="preserve"> </w:t>
-      </w:r>
-      <w:r>
-        <w:rPr>
-          <w:bCs/>
-          <w:b/>
-        </w:rPr>
-        <w:t xml:space="preserve">TargetDate</w:t>
-      </w:r>
-      <w:r>
-        <w:t xml:space="preserve">:</w:t>
-      </w:r>
-      <w:r>
-        <w:t xml:space="preserve"> </w:t>
-      </w:r>
-      <w:r>
-        <w:rPr>
-          <w:rStyle w:val="VerbatimChar"/>
-        </w:rPr>
-        <w:t xml:space="preserve">DATETIME2</w:t>
-      </w:r>
-      <w:r>
-        <w:t xml:space="preserve"> </w:t>
-      </w:r>
-      <w:r>
-        <w:t xml:space="preserve">NULL.</w:t>
-      </w:r>
-    </w:p>
-    <w:bookmarkEnd w:id="47"/>
-    <w:bookmarkStart w:id="48" w:name="bảng-chatmessages-trò-chuyện"/>
-    <w:p>
-      <w:pPr>
-        <w:pStyle w:val="Heading3"/>
-      </w:pPr>
-      <w:r>
-        <w:t xml:space="preserve">3.2.6. Bảng ChatMessages (Trò chuyện)</w:t>
-      </w:r>
-    </w:p>
-    <w:p>
-      <w:pPr>
-        <w:pStyle w:val="FirstParagraph"/>
-      </w:pPr>
-      <w:r>
-        <w:t xml:space="preserve">Bảng lưu log tin nhắn.</w:t>
-      </w:r>
-      <w:r>
-        <w:t xml:space="preserve"> </w:t>
-      </w:r>
-      <w:r>
-        <w:t xml:space="preserve">-</w:t>
-      </w:r>
-      <w:r>
-        <w:t xml:space="preserve"> </w:t>
-      </w:r>
-      <w:r>
-        <w:rPr>
-          <w:bCs/>
-          <w:b/>
-        </w:rPr>
-        <w:t xml:space="preserve">Id</w:t>
-      </w:r>
-      <w:r>
-        <w:t xml:space="preserve">:</w:t>
-      </w:r>
-      <w:r>
-        <w:t xml:space="preserve"> </w:t>
-      </w:r>
-      <w:r>
-        <w:rPr>
-          <w:rStyle w:val="VerbatimChar"/>
-        </w:rPr>
-        <w:t xml:space="preserve">NVARCHAR(128)</w:t>
-      </w:r>
-      <w:r>
-        <w:t xml:space="preserve">, PRIMARY KEY.</w:t>
-      </w:r>
-      <w:r>
-        <w:t xml:space="preserve"> </w:t>
-      </w:r>
-      <w:r>
-        <w:t xml:space="preserve">-</w:t>
-      </w:r>
-      <w:r>
-        <w:t xml:space="preserve"> </w:t>
-      </w:r>
-      <w:r>
-        <w:rPr>
-          <w:bCs/>
-          <w:b/>
-        </w:rPr>
-        <w:t xml:space="preserve">UserId</w:t>
-      </w:r>
-      <w:r>
-        <w:t xml:space="preserve">:</w:t>
-      </w:r>
-      <w:r>
-        <w:t xml:space="preserve"> </w:t>
-      </w:r>
-      <w:r>
-        <w:rPr>
-          <w:rStyle w:val="VerbatimChar"/>
-        </w:rPr>
-        <w:t xml:space="preserve">NVARCHAR(128)</w:t>
-      </w:r>
-      <w:r>
-        <w:t xml:space="preserve">, FOREIGN KEY REFERENCES Users(Id).</w:t>
-      </w:r>
-      <w:r>
-        <w:t xml:space="preserve"> </w:t>
-      </w:r>
-      <w:r>
-        <w:t xml:space="preserve">-</w:t>
-      </w:r>
-      <w:r>
-        <w:t xml:space="preserve"> </w:t>
-      </w:r>
-      <w:r>
-        <w:rPr>
-          <w:bCs/>
-          <w:b/>
-        </w:rPr>
-        <w:t xml:space="preserve">MessageText</w:t>
-      </w:r>
-      <w:r>
-        <w:t xml:space="preserve">:</w:t>
-      </w:r>
-      <w:r>
-        <w:t xml:space="preserve"> </w:t>
-      </w:r>
-      <w:r>
-        <w:rPr>
-          <w:rStyle w:val="VerbatimChar"/>
-        </w:rPr>
-        <w:t xml:space="preserve">NVARCHAR(MAX)</w:t>
-      </w:r>
-      <w:r>
-        <w:t xml:space="preserve"> </w:t>
-      </w:r>
-      <w:r>
-        <w:t xml:space="preserve">NOT NULL.</w:t>
-      </w:r>
-      <w:r>
-        <w:t xml:space="preserve"> </w:t>
-      </w:r>
-      <w:r>
-        <w:t xml:space="preserve">-</w:t>
-      </w:r>
-      <w:r>
-        <w:t xml:space="preserve"> </w:t>
-      </w:r>
-      <w:r>
-        <w:rPr>
-          <w:bCs/>
-          <w:b/>
-        </w:rPr>
-        <w:t xml:space="preserve">CreatedAt</w:t>
-      </w:r>
-      <w:r>
-        <w:t xml:space="preserve">:</w:t>
-      </w:r>
-      <w:r>
-        <w:t xml:space="preserve"> </w:t>
-      </w:r>
-      <w:r>
-        <w:rPr>
-          <w:rStyle w:val="VerbatimChar"/>
-        </w:rPr>
-        <w:t xml:space="preserve">DATETIME2</w:t>
-      </w:r>
-      <w:r>
-        <w:t xml:space="preserve"> </w:t>
-      </w:r>
-      <w:r>
-        <w:t xml:space="preserve">NOT NULL.</w:t>
-      </w:r>
-    </w:p>
-    <w:bookmarkEnd w:id="48"/>
-    <w:bookmarkEnd w:id="49"/>
-    <w:bookmarkStart w:id="50" w:name="đặc-tả-ràng-buộc-toàn-vẹn"/>
-    <w:p>
-      <w:pPr>
-        <w:pStyle w:val="Heading2"/>
-      </w:pPr>
-      <w:r>
-        <w:t xml:space="preserve">3.3. ĐẶC TẢ RÀNG BUỘC TOÀN VẸN</w:t>
-      </w:r>
-    </w:p>
-    <w:tbl>
-      <w:tblPr>
-        <w:tblStyle w:val="Table"/>
-        <w:tblW w:type="pct" w:w="5000"/>
-        <w:tblLook w:firstRow="1" w:lastRow="0" w:firstColumn="0" w:lastColumn="0" w:noHBand="0" w:noVBand="0" w:val="0020"/>
-        <w:jc w:val="start"/>
-      </w:tblPr>
-      <w:tblGrid>
-        <w:gridCol w:w="1980"/>
-        <w:gridCol w:w="1980"/>
-        <w:gridCol w:w="1980"/>
-        <w:gridCol w:w="1980"/>
-      </w:tblGrid>
-      <w:tr>
-        <w:trPr>
-          <w:tblHeader w:val="true"/>
-        </w:trPr>
-        <w:tc>
-          <w:tcPr/>
-          <w:p>
-            <w:pPr>
-              <w:pStyle w:val="Compact"/>
-              <w:jc w:val="left"/>
-            </w:pPr>
-            <w:r>
-              <w:t xml:space="preserve">Bảng</w:t>
-            </w:r>
-          </w:p>
-        </w:tc>
-        <w:tc>
-          <w:tcPr/>
-          <w:p>
-            <w:pPr>
-              <w:pStyle w:val="Compact"/>
-              <w:jc w:val="left"/>
-            </w:pPr>
-            <w:r>
-              <w:t xml:space="preserve">Ràng buộc Thêm (Insert)</w:t>
-            </w:r>
-          </w:p>
-        </w:tc>
-        <w:tc>
-          <w:tcPr/>
-          <w:p>
-            <w:pPr>
-              <w:pStyle w:val="Compact"/>
-              <w:jc w:val="left"/>
-            </w:pPr>
-            <w:r>
-              <w:t xml:space="preserve">Ràng buộc Xóa (Delete)</w:t>
-            </w:r>
-          </w:p>
-        </w:tc>
-        <w:tc>
-          <w:tcPr/>
-          <w:p>
-            <w:pPr>
-              <w:pStyle w:val="Compact"/>
-              <w:jc w:val="left"/>
-            </w:pPr>
-            <w:r>
-              <w:t xml:space="preserve">Ràng buộc Sửa (Update)</w:t>
-            </w:r>
-          </w:p>
-        </w:tc>
-      </w:tr>
-      <w:tr>
-        <w:tc>
-          <w:tcPr/>
-          <w:p>
-            <w:pPr>
-              <w:pStyle w:val="Compact"/>
-              <w:jc w:val="left"/>
-            </w:pPr>
-            <w:r>
-              <w:t xml:space="preserve">Expenses</w:t>
-            </w:r>
-          </w:p>
-        </w:tc>
-        <w:tc>
-          <w:tcPr/>
-          <w:p>
-            <w:pPr>
-              <w:pStyle w:val="Compact"/>
-              <w:jc w:val="left"/>
-            </w:pPr>
-            <w:r>
-              <w:rPr>
-                <w:rStyle w:val="VerbatimChar"/>
-              </w:rPr>
-              <w:t xml:space="preserve">PaidBy</w:t>
-            </w:r>
-            <w:r>
-              <w:t xml:space="preserve"> </w:t>
-            </w:r>
-            <w:r>
-              <w:t xml:space="preserve">phải tồn tại trong</w:t>
-            </w:r>
-            <w:r>
-              <w:t xml:space="preserve"> </w:t>
-            </w:r>
-            <w:r>
-              <w:rPr>
-                <w:rStyle w:val="VerbatimChar"/>
-              </w:rPr>
-              <w:t xml:space="preserve">Users</w:t>
-            </w:r>
-          </w:p>
-        </w:tc>
-        <w:tc>
-          <w:tcPr/>
-          <w:p>
-            <w:pPr>
-              <w:pStyle w:val="Compact"/>
-              <w:jc w:val="left"/>
-            </w:pPr>
-            <w:r>
-              <w:t xml:space="preserve">Xóa bình thường</w:t>
-            </w:r>
-          </w:p>
-        </w:tc>
-        <w:tc>
-          <w:tcPr/>
-          <w:p>
-            <w:pPr>
-              <w:pStyle w:val="Compact"/>
-              <w:jc w:val="left"/>
-            </w:pPr>
-            <w:r>
-              <w:t xml:space="preserve">Không được đổi ID giao dịch</w:t>
-            </w:r>
-          </w:p>
-        </w:tc>
-      </w:tr>
-      <w:tr>
-        <w:tc>
-          <w:tcPr/>
-          <w:p>
-            <w:pPr>
-              <w:pStyle w:val="Compact"/>
-              <w:jc w:val="left"/>
-            </w:pPr>
-            <w:r>
-              <w:t xml:space="preserve">GroupMembers</w:t>
-            </w:r>
-          </w:p>
-        </w:tc>
-        <w:tc>
-          <w:tcPr/>
-          <w:p>
-            <w:pPr>
-              <w:pStyle w:val="Compact"/>
-              <w:jc w:val="left"/>
-            </w:pPr>
-            <w:r>
-              <w:rPr>
-                <w:rStyle w:val="VerbatimChar"/>
-              </w:rPr>
-              <w:t xml:space="preserve">GroupId</w:t>
-            </w:r>
-            <w:r>
-              <w:t xml:space="preserve"> </w:t>
-            </w:r>
-            <w:r>
-              <w:t xml:space="preserve">và</w:t>
-            </w:r>
-            <w:r>
-              <w:t xml:space="preserve"> </w:t>
-            </w:r>
-            <w:r>
-              <w:rPr>
-                <w:rStyle w:val="VerbatimChar"/>
-              </w:rPr>
-              <w:t xml:space="preserve">UserId</w:t>
-            </w:r>
-            <w:r>
-              <w:t xml:space="preserve"> </w:t>
-            </w:r>
-            <w:r>
-              <w:t xml:space="preserve">phải hợp lệ</w:t>
-            </w:r>
-          </w:p>
-        </w:tc>
-        <w:tc>
-          <w:tcPr/>
-          <w:p>
-            <w:pPr>
-              <w:pStyle w:val="Compact"/>
-              <w:jc w:val="left"/>
-            </w:pPr>
-            <w:r>
-              <w:t xml:space="preserve">Xóa bình thường</w:t>
-            </w:r>
-          </w:p>
-        </w:tc>
-        <w:tc>
-          <w:tcPr/>
-          <w:p>
-            <w:pPr>
-              <w:pStyle w:val="Compact"/>
-              <w:jc w:val="left"/>
-            </w:pPr>
-            <w:r>
-              <w:t xml:space="preserve">Không áp dụng</w:t>
-            </w:r>
-          </w:p>
-        </w:tc>
-      </w:tr>
-      <w:tr>
-        <w:tc>
-          <w:tcPr/>
-          <w:p>
-            <w:pPr>
-              <w:pStyle w:val="Compact"/>
-              <w:jc w:val="left"/>
-            </w:pPr>
-            <w:r>
-              <w:t xml:space="preserve">SavingsGoals</w:t>
-            </w:r>
-          </w:p>
-        </w:tc>
-        <w:tc>
-          <w:tcPr/>
-          <w:p>
-            <w:pPr>
-              <w:pStyle w:val="Compact"/>
-              <w:jc w:val="left"/>
-            </w:pPr>
-            <w:r>
-              <w:rPr>
-                <w:rStyle w:val="VerbatimChar"/>
-              </w:rPr>
-              <w:t xml:space="preserve">TargetAmount</w:t>
-            </w:r>
-            <w:r>
-              <w:t xml:space="preserve"> </w:t>
-            </w:r>
-            <w:r>
-              <w:t xml:space="preserve">phải lớn hơn 0</w:t>
-            </w:r>
-          </w:p>
-        </w:tc>
-        <w:tc>
-          <w:tcPr/>
-          <w:p>
-            <w:pPr>
-              <w:pStyle w:val="Compact"/>
-              <w:jc w:val="left"/>
-            </w:pPr>
-            <w:r>
-              <w:t xml:space="preserve">Xóa bình thường</w:t>
-            </w:r>
-          </w:p>
-        </w:tc>
-        <w:tc>
-          <w:tcPr/>
-          <w:p>
-            <w:pPr>
-              <w:pStyle w:val="Compact"/>
-              <w:jc w:val="left"/>
-            </w:pPr>
-            <w:r>
-              <w:rPr>
-                <w:rStyle w:val="VerbatimChar"/>
-              </w:rPr>
-              <w:t xml:space="preserve">CurrentAmount</w:t>
-            </w:r>
-            <w:r>
-              <w:t xml:space="preserve"> </w:t>
-            </w:r>
-            <w:r>
-              <w:t xml:space="preserve">&gt;= 0</w:t>
-            </w:r>
-          </w:p>
-        </w:tc>
-      </w:tr>
-    </w:tbl>
-    <w:p>
-      <w:pPr>
-        <w:pStyle w:val="BodyText"/>
-      </w:pPr>
-      <w:r>
-        <w:rPr>
-          <w:bCs/>
-          <w:b/>
-        </w:rPr>
-        <w:t xml:space="preserve">R1. Ràng buộc bảo toàn dữ liệu giao dịch:</w:t>
-      </w:r>
-      <w:r>
-        <w:t xml:space="preserve"> </w:t>
-      </w:r>
-      <w:r>
-        <w:t xml:space="preserve">Không được phép xóa một</w:t>
-      </w:r>
-      <w:r>
-        <w:t xml:space="preserve"> </w:t>
-      </w:r>
-      <w:r>
-        <w:rPr>
-          <w:rStyle w:val="VerbatimChar"/>
-        </w:rPr>
-        <w:t xml:space="preserve">User</w:t>
-      </w:r>
-      <w:r>
-        <w:t xml:space="preserve"> </w:t>
-      </w:r>
-      <w:r>
-        <w:t xml:space="preserve">nếu người này đang tồn tại dữ liệu</w:t>
-      </w:r>
-      <w:r>
-        <w:t xml:space="preserve"> </w:t>
-      </w:r>
-      <w:r>
-        <w:rPr>
-          <w:rStyle w:val="VerbatimChar"/>
-        </w:rPr>
-        <w:t xml:space="preserve">Expenses</w:t>
-      </w:r>
-      <w:r>
-        <w:t xml:space="preserve">. Hành động này phải bị chặn bởi CSDL, tránh việc mất dấu dòng tiền.</w:t>
-      </w:r>
-    </w:p>
-    <w:p>
-      <w:pPr>
-        <w:pStyle w:val="BodyText"/>
-      </w:pPr>
-      <w:r>
-        <w:rPr>
-          <w:bCs/>
-          <w:b/>
-        </w:rPr>
-        <w:t xml:space="preserve">R2. Ràng buộc Ngữ nghĩa dữ liệu:</w:t>
-      </w:r>
-      <w:r>
-        <w:t xml:space="preserve"> </w:t>
-      </w:r>
-      <w:r>
-        <w:t xml:space="preserve">Cột</w:t>
-      </w:r>
-      <w:r>
-        <w:t xml:space="preserve"> </w:t>
-      </w:r>
-      <w:r>
-        <w:rPr>
-          <w:rStyle w:val="VerbatimChar"/>
-        </w:rPr>
-        <w:t xml:space="preserve">Amount</w:t>
-      </w:r>
-      <w:r>
-        <w:t xml:space="preserve"> </w:t>
-      </w:r>
-      <w:r>
-        <w:t xml:space="preserve">trong bảng Expenses phải luôn luôn có giá trị dương (&gt; 0). Hành động chi tiêu hay thu nhập sẽ được phân biệt bằng cột</w:t>
-      </w:r>
-      <w:r>
-        <w:t xml:space="preserve"> </w:t>
-      </w:r>
-      <w:r>
-        <w:rPr>
-          <w:rStyle w:val="VerbatimChar"/>
-        </w:rPr>
-        <w:t xml:space="preserve">Type</w:t>
-      </w:r>
-      <w:r>
-        <w:t xml:space="preserve"> </w:t>
-      </w:r>
-      <w:r>
-        <w:t xml:space="preserve">(thuộc tính</w:t>
-      </w:r>
-      <w:r>
-        <w:t xml:space="preserve"> </w:t>
-      </w:r>
-      <w:r>
-        <w:t xml:space="preserve">‘</w:t>
-      </w:r>
-      <w:r>
-        <w:t xml:space="preserve">expense</w:t>
-      </w:r>
-      <w:r>
-        <w:t xml:space="preserve">’</w:t>
-      </w:r>
-      <w:r>
-        <w:t xml:space="preserve"> </w:t>
-      </w:r>
-      <w:r>
-        <w:t xml:space="preserve">hoặc</w:t>
-      </w:r>
-      <w:r>
-        <w:t xml:space="preserve"> </w:t>
-      </w:r>
-      <w:r>
-        <w:t xml:space="preserve">‘</w:t>
-      </w:r>
-      <w:r>
-        <w:t xml:space="preserve">income</w:t>
-      </w:r>
-      <w:r>
-        <w:t xml:space="preserve">’</w:t>
-      </w:r>
-      <w:r>
-        <w:t xml:space="preserve">).</w:t>
-      </w:r>
-    </w:p>
-    <w:bookmarkEnd w:id="50"/>
-    <w:bookmarkEnd w:id="51"/>
-    <w:bookmarkStart w:id="57" w:name="chương-4-cài-đặt-hệ-thống-và-kiểm-thử"/>
-    <w:p>
-      <w:pPr>
-        <w:pStyle w:val="Heading1"/>
-      </w:pPr>
-      <w:r>
-        <w:t xml:space="preserve">CHƯƠNG 4: CÀI ĐẶT HỆ THỐNG VÀ KIỂM THỬ</w:t>
-      </w:r>
-    </w:p>
-    <w:bookmarkStart w:id="52" w:name="công-cụ-và-môi-trường-phát-triển"/>
-    <w:p>
-      <w:pPr>
-        <w:pStyle w:val="Heading2"/>
-      </w:pPr>
-      <w:r>
-        <w:t xml:space="preserve">4.1. CÔNG CỤ VÀ MÔI TRƯỜNG PHÁT TRIỂN</w:t>
-      </w:r>
-    </w:p>
-    <w:p>
-      <w:pPr>
-        <w:numPr>
-          <w:ilvl w:val="0"/>
-          <w:numId w:val="1016"/>
-        </w:numPr>
-        <w:pStyle w:val="Compact"/>
-      </w:pPr>
-      <w:r>
-        <w:t xml:space="preserve">Hệ điều hành: Linux.</w:t>
-      </w:r>
-    </w:p>
-    <w:p>
-      <w:pPr>
-        <w:numPr>
-          <w:ilvl w:val="0"/>
-          <w:numId w:val="1016"/>
-        </w:numPr>
-        <w:pStyle w:val="Compact"/>
-      </w:pPr>
-      <w:r>
-        <w:t xml:space="preserve">Nền tảng lập trình Mobile: Flutter SDK, ngôn ngữ Dart.</w:t>
-      </w:r>
-    </w:p>
-    <w:p>
-      <w:pPr>
-        <w:numPr>
-          <w:ilvl w:val="0"/>
-          <w:numId w:val="1016"/>
-        </w:numPr>
-        <w:pStyle w:val="Compact"/>
-      </w:pPr>
-      <w:r>
-        <w:t xml:space="preserve">Backend: Microsoft SQL Server (Docker Container).</w:t>
-      </w:r>
-    </w:p>
-    <w:p>
-      <w:pPr>
-        <w:numPr>
-          <w:ilvl w:val="0"/>
-          <w:numId w:val="1016"/>
-        </w:numPr>
-        <w:pStyle w:val="Compact"/>
-      </w:pPr>
-      <w:r>
-        <w:t xml:space="preserve">Xác thực: Firebase Authentication.</w:t>
-      </w:r>
-    </w:p>
-    <w:p>
-      <w:pPr>
-        <w:numPr>
-          <w:ilvl w:val="0"/>
-          <w:numId w:val="1016"/>
-        </w:numPr>
-        <w:pStyle w:val="Compact"/>
-      </w:pPr>
-      <w:r>
-        <w:t xml:space="preserve">Package hỗ trợ:</w:t>
-      </w:r>
-      <w:r>
-        <w:t xml:space="preserve"> </w:t>
-      </w:r>
-      <w:r>
-        <w:rPr>
-          <w:rStyle w:val="VerbatimChar"/>
-        </w:rPr>
-        <w:t xml:space="preserve">flutter_riverpod</w:t>
-      </w:r>
-      <w:r>
-        <w:t xml:space="preserve"> </w:t>
-      </w:r>
-      <w:r>
-        <w:t xml:space="preserve">(State Management),</w:t>
-      </w:r>
-      <w:r>
-        <w:t xml:space="preserve"> </w:t>
-      </w:r>
-      <w:r>
-        <w:rPr>
-          <w:rStyle w:val="VerbatimChar"/>
-        </w:rPr>
-        <w:t xml:space="preserve">mssql_connection</w:t>
-      </w:r>
-      <w:r>
-        <w:t xml:space="preserve"> </w:t>
-      </w:r>
-      <w:r>
-        <w:t xml:space="preserve">(Giao tiếp TCP).</w:t>
-      </w:r>
-    </w:p>
-    <w:bookmarkEnd w:id="52"/>
-    <w:bookmarkStart w:id="53" w:name="triển-khai-csdl-bằng-docker"/>
-    <w:p>
-      <w:pPr>
-        <w:pStyle w:val="Heading2"/>
-      </w:pPr>
-      <w:r>
-        <w:t xml:space="preserve">4.2. TRIỂN KHAI CSDL BẰNG DOCKER</w:t>
-      </w:r>
-    </w:p>
-    <w:p>
-      <w:pPr>
-        <w:pStyle w:val="FirstParagraph"/>
-      </w:pPr>
-      <w:r>
-        <w:t xml:space="preserve">Cơ sở dữ liệu được ảo hóa bằng Docker, cấu hình qua file</w:t>
-      </w:r>
-      <w:r>
-        <w:t xml:space="preserve"> </w:t>
-      </w:r>
-      <w:r>
-        <w:rPr>
-          <w:rStyle w:val="VerbatimChar"/>
-        </w:rPr>
-        <w:t xml:space="preserve">docker-compose.yml</w:t>
-      </w:r>
-      <w:r>
-        <w:t xml:space="preserve">. SQL Server Image</w:t>
-      </w:r>
-      <w:r>
-        <w:t xml:space="preserve"> </w:t>
-      </w:r>
-      <w:r>
-        <w:rPr>
-          <w:rStyle w:val="VerbatimChar"/>
-        </w:rPr>
-        <w:t xml:space="preserve">mcr.microsoft.com/mssql/server:2022-latest</w:t>
-      </w:r>
-      <w:r>
-        <w:t xml:space="preserve"> </w:t>
-      </w:r>
-      <w:r>
-        <w:t xml:space="preserve">được chạy ở cổng 1434 (ánh xạ từ 1433 bên trong container) để tránh xung đột cổng. Dữ liệu ban đầu (Tables Schema) được cấu hình chạy tự động bằng script</w:t>
-      </w:r>
-      <w:r>
-        <w:t xml:space="preserve"> </w:t>
-      </w:r>
-      <w:r>
-        <w:rPr>
-          <w:rStyle w:val="VerbatimChar"/>
-        </w:rPr>
-        <w:t xml:space="preserve">init.sql</w:t>
-      </w:r>
-      <w:r>
-        <w:t xml:space="preserve">. Phương pháp này giúp đội ngũ phát triển khởi chạy server cục bộ siêu tốc chỉ với lệnh</w:t>
-      </w:r>
-      <w:r>
-        <w:t xml:space="preserve"> </w:t>
-      </w:r>
-      <w:r>
-        <w:rPr>
-          <w:rStyle w:val="VerbatimChar"/>
-        </w:rPr>
-        <w:t xml:space="preserve">docker-compose up -d</w:t>
-      </w:r>
-      <w:r>
-        <w:t xml:space="preserve">.</w:t>
-      </w:r>
-    </w:p>
-    <w:bookmarkEnd w:id="53"/>
-    <w:bookmarkStart w:id="54" w:name="cài-đặt-tính-năng-chống-sql-injection"/>
-    <w:p>
-      <w:pPr>
-        <w:pStyle w:val="Heading2"/>
-      </w:pPr>
-      <w:r>
-        <w:t xml:space="preserve">4.3. CÀI ĐẶT TÍNH NĂNG CHỐNG SQL INJECTION</w:t>
-      </w:r>
-    </w:p>
-    <w:p>
-      <w:pPr>
-        <w:pStyle w:val="FirstParagraph"/>
-      </w:pPr>
-      <w:r>
-        <w:t xml:space="preserve">Việc giao tiếp CSDL thẳng từ di động cực kỳ nhạy cảm. Hệ thống cài đặt phương pháp</w:t>
-      </w:r>
-      <w:r>
-        <w:t xml:space="preserve"> </w:t>
-      </w:r>
-      <w:r>
-        <w:rPr>
-          <w:rStyle w:val="VerbatimChar"/>
-        </w:rPr>
-        <w:t xml:space="preserve">Parameterized Query</w:t>
-      </w:r>
-      <w:r>
-        <w:t xml:space="preserve">.</w:t>
-      </w:r>
-      <w:r>
-        <w:t xml:space="preserve"> </w:t>
-      </w:r>
-      <w:r>
-        <w:t xml:space="preserve">Ví dụ: Thay vì viết</w:t>
-      </w:r>
-      <w:r>
-        <w:t xml:space="preserve"> </w:t>
-      </w:r>
-      <w:r>
-        <w:rPr>
-          <w:rStyle w:val="VerbatimChar"/>
-        </w:rPr>
-        <w:t xml:space="preserve">SELECT * FROM Users WHERE Email = '</w:t>
-      </w:r>
-      <w:r>
-        <w:t xml:space="preserve"> </w:t>
-      </w:r>
-      <w:r>
-        <w:t xml:space="preserve">+ email +</w:t>
-      </w:r>
-      <w:r>
-        <w:t xml:space="preserve"> </w:t>
-      </w:r>
-      <w:r>
-        <w:rPr>
-          <w:rStyle w:val="VerbatimChar"/>
-        </w:rPr>
-        <w:t xml:space="preserve">'</w:t>
-      </w:r>
-      <w:r>
-        <w:t xml:space="preserve">, hệ thống viết:</w:t>
-      </w:r>
-      <w:r>
-        <w:t xml:space="preserve"> </w:t>
-      </w:r>
-      <w:r>
-        <w:rPr>
-          <w:rStyle w:val="VerbatimChar"/>
-        </w:rPr>
-        <w:t xml:space="preserve">SELECT * FROM Users WHERE Email = @email</w:t>
-      </w:r>
-      <w:r>
-        <w:t xml:space="preserve">, và truyền</w:t>
-      </w:r>
-      <w:r>
-        <w:t xml:space="preserve"> </w:t>
-      </w:r>
-      <w:r>
-        <w:rPr>
-          <w:rStyle w:val="VerbatimChar"/>
-        </w:rPr>
-        <w:t xml:space="preserve">@email</w:t>
-      </w:r>
-      <w:r>
-        <w:t xml:space="preserve"> </w:t>
-      </w:r>
-      <w:r>
-        <w:t xml:space="preserve">vào mảng parameter. Cơ chế này loại trừ hoàn toàn các mã độc cố tình phá hoại database.</w:t>
-      </w:r>
-    </w:p>
-    <w:bookmarkEnd w:id="54"/>
-    <w:bookmarkStart w:id="55" w:name="kịch-bản-kiểm-thử-test-cases-chi-tiết"/>
-    <w:p>
-      <w:pPr>
-        <w:pStyle w:val="Heading2"/>
-      </w:pPr>
-      <w:r>
-        <w:t xml:space="preserve">4.4. KỊCH BẢN KIỂM THỬ (TEST CASES CHI TIẾT)</w:t>
-      </w:r>
-    </w:p>
-    <w:p>
-      <w:pPr>
-        <w:pStyle w:val="FirstParagraph"/>
-      </w:pPr>
-      <w:r>
-        <w:t xml:space="preserve">Dưới đây là bảng đặc tả các Test Cases để nghiệm thu ứng dụng.</w:t>
+        <w:t xml:space="preserve">Quá trình kiểm thử được thực hiện khắt khe nhằm đảm bảo phần mềm hoạt động đúng thiết kế.</w:t>
       </w:r>
     </w:p>
     <w:tbl>
@@ -3569,7 +4901,7 @@
               <w:jc w:val="left"/>
             </w:pPr>
             <w:r>
-              <w:t xml:space="preserve">ID</w:t>
+              <w:t xml:space="preserve">TC_ID</w:t>
             </w:r>
           </w:p>
         </w:tc>
@@ -3593,7 +4925,7 @@
               <w:jc w:val="left"/>
             </w:pPr>
             <w:r>
-              <w:t xml:space="preserve">Hành động thực hiện</w:t>
+              <w:t xml:space="preserve">Hành động kiểm thử</w:t>
             </w:r>
           </w:p>
         </w:tc>
@@ -3631,77 +4963,7 @@
               <w:jc w:val="left"/>
             </w:pPr>
             <w:r>
-              <w:rPr>
-                <w:bCs/>
-                <w:b/>
-              </w:rPr>
-              <w:t xml:space="preserve">TC-01</w:t>
-            </w:r>
-          </w:p>
-        </w:tc>
-        <w:tc>
-          <w:tcPr/>
-          <w:p>
-            <w:pPr>
-              <w:pStyle w:val="Compact"/>
-              <w:jc w:val="left"/>
-            </w:pPr>
-            <w:r>
-              <w:t xml:space="preserve">Khởi động</w:t>
-            </w:r>
-          </w:p>
-        </w:tc>
-        <w:tc>
-          <w:tcPr/>
-          <w:p>
-            <w:pPr>
-              <w:pStyle w:val="Compact"/>
-              <w:jc w:val="left"/>
-            </w:pPr>
-            <w:r>
-              <w:t xml:space="preserve">Mở ứng dụng lần đầu</w:t>
-            </w:r>
-          </w:p>
-        </w:tc>
-        <w:tc>
-          <w:tcPr/>
-          <w:p>
-            <w:pPr>
-              <w:pStyle w:val="Compact"/>
-              <w:jc w:val="left"/>
-            </w:pPr>
-            <w:r>
-              <w:t xml:space="preserve">Hiện giao diện Đăng nhập mượt mà</w:t>
-            </w:r>
-          </w:p>
-        </w:tc>
-        <w:tc>
-          <w:tcPr/>
-          <w:p>
-            <w:pPr>
-              <w:pStyle w:val="Compact"/>
-              <w:jc w:val="left"/>
-            </w:pPr>
-            <w:r>
-              <w:t xml:space="preserve">PASS</w:t>
-            </w:r>
-          </w:p>
-        </w:tc>
-      </w:tr>
-      <w:tr>
-        <w:tc>
-          <w:tcPr/>
-          <w:p>
-            <w:pPr>
-              <w:pStyle w:val="Compact"/>
-              <w:jc w:val="left"/>
-            </w:pPr>
-            <w:r>
-              <w:rPr>
-                <w:bCs/>
-                <w:b/>
-              </w:rPr>
-              <w:t xml:space="preserve">TC-02</w:t>
+              <w:t xml:space="preserve">TC01</w:t>
             </w:r>
           </w:p>
         </w:tc>
@@ -3725,7 +4987,7 @@
               <w:jc w:val="left"/>
             </w:pPr>
             <w:r>
-              <w:t xml:space="preserve">Nhập Email/Password sai</w:t>
+              <w:t xml:space="preserve">Không có kết nối mạng và ấn Đăng nhập Google</w:t>
             </w:r>
           </w:p>
         </w:tc>
@@ -3737,7 +4999,7 @@
               <w:jc w:val="left"/>
             </w:pPr>
             <w:r>
-              <w:t xml:space="preserve">Hiện thông báo</w:t>
+              <w:t xml:space="preserve">Hệ thống báo lỗi</w:t>
             </w:r>
             <w:r>
               <w:t xml:space="preserve"> </w:t>
@@ -3746,10 +5008,16 @@
               <w:t xml:space="preserve">“</w:t>
             </w:r>
             <w:r>
-              <w:t xml:space="preserve">Sai tài khoản</w:t>
+              <w:t xml:space="preserve">Không có kết nối mạng</w:t>
             </w:r>
             <w:r>
               <w:t xml:space="preserve">”</w:t>
+            </w:r>
+            <w:r>
+              <w:t xml:space="preserve"> </w:t>
+            </w:r>
+            <w:r>
+              <w:t xml:space="preserve">và không crash.</w:t>
             </w:r>
           </w:p>
         </w:tc>
@@ -3761,7 +5029,7 @@
               <w:jc w:val="left"/>
             </w:pPr>
             <w:r>
-              <w:t xml:space="preserve">PASS</w:t>
+              <w:t xml:space="preserve">Đạt</w:t>
             </w:r>
           </w:p>
         </w:tc>
@@ -3775,11 +5043,7 @@
               <w:jc w:val="left"/>
             </w:pPr>
             <w:r>
-              <w:rPr>
-                <w:bCs/>
-                <w:b/>
-              </w:rPr>
-              <w:t xml:space="preserve">TC-03</w:t>
+              <w:t xml:space="preserve">TC02</w:t>
             </w:r>
           </w:p>
         </w:tc>
@@ -3803,7 +5067,7 @@
               <w:jc w:val="left"/>
             </w:pPr>
             <w:r>
-              <w:t xml:space="preserve">Đăng nhập Google Auth</w:t>
+              <w:t xml:space="preserve">Dùng Google Account hợp lệ</w:t>
             </w:r>
           </w:p>
         </w:tc>
@@ -3815,7 +5079,7 @@
               <w:jc w:val="left"/>
             </w:pPr>
             <w:r>
-              <w:t xml:space="preserve">Firebase trả về Token, DB SQL lưu UID</w:t>
+              <w:t xml:space="preserve">Chuyển vào Dashboard, SQL Server tạo mới row trong bảng Users.</w:t>
             </w:r>
           </w:p>
         </w:tc>
@@ -3827,7 +5091,7 @@
               <w:jc w:val="left"/>
             </w:pPr>
             <w:r>
-              <w:t xml:space="preserve">PASS</w:t>
+              <w:t xml:space="preserve">Đạt</w:t>
             </w:r>
           </w:p>
         </w:tc>
@@ -3841,11 +5105,7 @@
               <w:jc w:val="left"/>
             </w:pPr>
             <w:r>
-              <w:rPr>
-                <w:bCs/>
-                <w:b/>
-              </w:rPr>
-              <w:t xml:space="preserve">TC-04</w:t>
+              <w:t xml:space="preserve">TC03</w:t>
             </w:r>
           </w:p>
         </w:tc>
@@ -3857,7 +5117,7 @@
               <w:jc w:val="left"/>
             </w:pPr>
             <w:r>
-              <w:t xml:space="preserve">Thêm Thu Chi</w:t>
+              <w:t xml:space="preserve">Thêm chi tiêu</w:t>
             </w:r>
           </w:p>
         </w:tc>
@@ -3869,19 +5129,7 @@
               <w:jc w:val="left"/>
             </w:pPr>
             <w:r>
-              <w:t xml:space="preserve">Nhập số tiền 50,000, chọn</w:t>
-            </w:r>
-            <w:r>
-              <w:t xml:space="preserve"> </w:t>
-            </w:r>
-            <w:r>
-              <w:t xml:space="preserve">“</w:t>
-            </w:r>
-            <w:r>
-              <w:t xml:space="preserve">Ăn Uống</w:t>
-            </w:r>
-            <w:r>
-              <w:t xml:space="preserve">”</w:t>
+              <w:t xml:space="preserve">Bỏ trống số tiền hoặc nhập chữ số</w:t>
             </w:r>
           </w:p>
         </w:tc>
@@ -3893,7 +5141,22 @@
               <w:jc w:val="left"/>
             </w:pPr>
             <w:r>
-              <w:t xml:space="preserve">Giao dịch hiển thị ở Dashboard</w:t>
+              <w:t xml:space="preserve">Nút Lưu bị vô hiệu hóa, Form báo lỗi</w:t>
+            </w:r>
+            <w:r>
+              <w:t xml:space="preserve"> </w:t>
+            </w:r>
+            <w:r>
+              <w:t xml:space="preserve">“</w:t>
+            </w:r>
+            <w:r>
+              <w:t xml:space="preserve">Vui lòng nhập số hợp lệ</w:t>
+            </w:r>
+            <w:r>
+              <w:t xml:space="preserve">”</w:t>
+            </w:r>
+            <w:r>
+              <w:t xml:space="preserve">.</w:t>
             </w:r>
           </w:p>
         </w:tc>
@@ -3905,7 +5168,7 @@
               <w:jc w:val="left"/>
             </w:pPr>
             <w:r>
-              <w:t xml:space="preserve">PASS</w:t>
+              <w:t xml:space="preserve">Đạt</w:t>
             </w:r>
           </w:p>
         </w:tc>
@@ -3919,11 +5182,7 @@
               <w:jc w:val="left"/>
             </w:pPr>
             <w:r>
-              <w:rPr>
-                <w:bCs/>
-                <w:b/>
-              </w:rPr>
-              <w:t xml:space="preserve">TC-05</w:t>
+              <w:t xml:space="preserve">TC04</w:t>
             </w:r>
           </w:p>
         </w:tc>
@@ -3935,7 +5194,7 @@
               <w:jc w:val="left"/>
             </w:pPr>
             <w:r>
-              <w:t xml:space="preserve">Validate Thu Chi</w:t>
+              <w:t xml:space="preserve">Bảo mật SQL</w:t>
             </w:r>
           </w:p>
         </w:tc>
@@ -3947,7 +5206,16 @@
               <w:jc w:val="left"/>
             </w:pPr>
             <w:r>
-              <w:t xml:space="preserve">Không nhập số tiền, bấm Lưu</w:t>
+              <w:t xml:space="preserve">Nhập ghi chú chứa mã độc:</w:t>
+            </w:r>
+            <w:r>
+              <w:t xml:space="preserve"> </w:t>
+            </w:r>
+            <w:r>
+              <w:rPr>
+                <w:rStyle w:val="VerbatimChar"/>
+              </w:rPr>
+              <w:t xml:space="preserve">'; DROP TABLE Expenses --</w:t>
             </w:r>
           </w:p>
         </w:tc>
@@ -3959,7 +5227,7 @@
               <w:jc w:val="left"/>
             </w:pPr>
             <w:r>
-              <w:t xml:space="preserve">Ứng dụng báo đỏ cảnh báo</w:t>
+              <w:t xml:space="preserve">Lệnh bị vô hiệu hóa do đã dùng Parameter, chuỗi được lưu nguyên văn dưới dạng văn bản bình thường.</w:t>
             </w:r>
           </w:p>
         </w:tc>
@@ -3971,7 +5239,7 @@
               <w:jc w:val="left"/>
             </w:pPr>
             <w:r>
-              <w:t xml:space="preserve">PASS</w:t>
+              <w:t xml:space="preserve">Đạt</w:t>
             </w:r>
           </w:p>
         </w:tc>
@@ -3985,11 +5253,7 @@
               <w:jc w:val="left"/>
             </w:pPr>
             <w:r>
-              <w:rPr>
-                <w:bCs/>
-                <w:b/>
-              </w:rPr>
-              <w:t xml:space="preserve">TC-06</w:t>
+              <w:t xml:space="preserve">TC05</w:t>
             </w:r>
           </w:p>
         </w:tc>
@@ -4001,7 +5265,7 @@
               <w:jc w:val="left"/>
             </w:pPr>
             <w:r>
-              <w:t xml:space="preserve">Xóa Thu Chi</w:t>
+              <w:t xml:space="preserve">Xóa chi tiêu</w:t>
             </w:r>
           </w:p>
         </w:tc>
@@ -4013,7 +5277,7 @@
               <w:jc w:val="left"/>
             </w:pPr>
             <w:r>
-              <w:t xml:space="preserve">Vuốt ngang (Swipe) giao dịch</w:t>
+              <w:t xml:space="preserve">Vuốt sang trái một giao dịch bất kỳ</w:t>
             </w:r>
           </w:p>
         </w:tc>
@@ -4025,7 +5289,7 @@
               <w:jc w:val="left"/>
             </w:pPr>
             <w:r>
-              <w:t xml:space="preserve">Giao dịch biến mất, Dashboard tính lại tổng tiền</w:t>
+              <w:t xml:space="preserve">Giao dịch biến mất khỏi màn hình, đồng thời dữ liệu trong SQL Server bị xóa vĩnh viễn. Biểu đồ tự tính lại.</w:t>
             </w:r>
           </w:p>
         </w:tc>
@@ -4037,657 +5301,29 @@
               <w:jc w:val="left"/>
             </w:pPr>
             <w:r>
-              <w:t xml:space="preserve">PASS</w:t>
-            </w:r>
-          </w:p>
-        </w:tc>
-      </w:tr>
-      <w:tr>
-        <w:tc>
-          <w:tcPr/>
-          <w:p>
-            <w:pPr>
-              <w:pStyle w:val="Compact"/>
-              <w:jc w:val="left"/>
-            </w:pPr>
-            <w:r>
-              <w:rPr>
-                <w:bCs/>
-                <w:b/>
-              </w:rPr>
-              <w:t xml:space="preserve">TC-07</w:t>
-            </w:r>
-          </w:p>
-        </w:tc>
-        <w:tc>
-          <w:tcPr/>
-          <w:p>
-            <w:pPr>
-              <w:pStyle w:val="Compact"/>
-              <w:jc w:val="left"/>
-            </w:pPr>
-            <w:r>
-              <w:t xml:space="preserve">Tiết Kiệm</w:t>
-            </w:r>
-          </w:p>
-        </w:tc>
-        <w:tc>
-          <w:tcPr/>
-          <w:p>
-            <w:pPr>
-              <w:pStyle w:val="Compact"/>
-              <w:jc w:val="left"/>
-            </w:pPr>
-            <w:r>
-              <w:t xml:space="preserve">Thêm mục tiêu</w:t>
-            </w:r>
-            <w:r>
-              <w:t xml:space="preserve"> </w:t>
-            </w:r>
-            <w:r>
-              <w:t xml:space="preserve">“</w:t>
-            </w:r>
-            <w:r>
-              <w:t xml:space="preserve">Mua xe</w:t>
-            </w:r>
-            <w:r>
-              <w:t xml:space="preserve">”</w:t>
-            </w:r>
-            <w:r>
-              <w:t xml:space="preserve"> </w:t>
-            </w:r>
-            <w:r>
-              <w:t xml:space="preserve">50 triệu</w:t>
-            </w:r>
-          </w:p>
-        </w:tc>
-        <w:tc>
-          <w:tcPr/>
-          <w:p>
-            <w:pPr>
-              <w:pStyle w:val="Compact"/>
-              <w:jc w:val="left"/>
-            </w:pPr>
-            <w:r>
-              <w:t xml:space="preserve">Mục tiêu mới hiển thị, Progress 0%</w:t>
-            </w:r>
-          </w:p>
-        </w:tc>
-        <w:tc>
-          <w:tcPr/>
-          <w:p>
-            <w:pPr>
-              <w:pStyle w:val="Compact"/>
-              <w:jc w:val="left"/>
-            </w:pPr>
-            <w:r>
-              <w:t xml:space="preserve">PASS</w:t>
-            </w:r>
-          </w:p>
-        </w:tc>
-      </w:tr>
-      <w:tr>
-        <w:tc>
-          <w:tcPr/>
-          <w:p>
-            <w:pPr>
-              <w:pStyle w:val="Compact"/>
-              <w:jc w:val="left"/>
-            </w:pPr>
-            <w:r>
-              <w:rPr>
-                <w:bCs/>
-                <w:b/>
-              </w:rPr>
-              <w:t xml:space="preserve">TC-08</w:t>
-            </w:r>
-          </w:p>
-        </w:tc>
-        <w:tc>
-          <w:tcPr/>
-          <w:p>
-            <w:pPr>
-              <w:pStyle w:val="Compact"/>
-              <w:jc w:val="left"/>
-            </w:pPr>
-            <w:r>
-              <w:t xml:space="preserve">Tiết Kiệm</w:t>
-            </w:r>
-          </w:p>
-        </w:tc>
-        <w:tc>
-          <w:tcPr/>
-          <w:p>
-            <w:pPr>
-              <w:pStyle w:val="Compact"/>
-              <w:jc w:val="left"/>
-            </w:pPr>
-            <w:r>
-              <w:t xml:space="preserve">Nạp thêm 5 triệu vào</w:t>
-            </w:r>
-            <w:r>
-              <w:t xml:space="preserve"> </w:t>
-            </w:r>
-            <w:r>
-              <w:t xml:space="preserve">“</w:t>
-            </w:r>
-            <w:r>
-              <w:t xml:space="preserve">Mua xe</w:t>
-            </w:r>
-            <w:r>
-              <w:t xml:space="preserve">”</w:t>
-            </w:r>
-          </w:p>
-        </w:tc>
-        <w:tc>
-          <w:tcPr/>
-          <w:p>
-            <w:pPr>
-              <w:pStyle w:val="Compact"/>
-              <w:jc w:val="left"/>
-            </w:pPr>
-            <w:r>
-              <w:t xml:space="preserve">Progress tăng lên 10% ngay lập tức</w:t>
-            </w:r>
-          </w:p>
-        </w:tc>
-        <w:tc>
-          <w:tcPr/>
-          <w:p>
-            <w:pPr>
-              <w:pStyle w:val="Compact"/>
-              <w:jc w:val="left"/>
-            </w:pPr>
-            <w:r>
-              <w:t xml:space="preserve">PASS</w:t>
-            </w:r>
-          </w:p>
-        </w:tc>
-      </w:tr>
-      <w:tr>
-        <w:tc>
-          <w:tcPr/>
-          <w:p>
-            <w:pPr>
-              <w:pStyle w:val="Compact"/>
-              <w:jc w:val="left"/>
-            </w:pPr>
-            <w:r>
-              <w:rPr>
-                <w:bCs/>
-                <w:b/>
-              </w:rPr>
-              <w:t xml:space="preserve">TC-09</w:t>
-            </w:r>
-          </w:p>
-        </w:tc>
-        <w:tc>
-          <w:tcPr/>
-          <w:p>
-            <w:pPr>
-              <w:pStyle w:val="Compact"/>
-              <w:jc w:val="left"/>
-            </w:pPr>
-            <w:r>
-              <w:t xml:space="preserve">Nhóm</w:t>
-            </w:r>
-          </w:p>
-        </w:tc>
-        <w:tc>
-          <w:tcPr/>
-          <w:p>
-            <w:pPr>
-              <w:pStyle w:val="Compact"/>
-              <w:jc w:val="left"/>
-            </w:pPr>
-            <w:r>
-              <w:t xml:space="preserve">Tạo nhóm</w:t>
-            </w:r>
-            <w:r>
-              <w:t xml:space="preserve"> </w:t>
-            </w:r>
-            <w:r>
-              <w:t xml:space="preserve">“</w:t>
-            </w:r>
-            <w:r>
-              <w:t xml:space="preserve">Du lịch 2026</w:t>
-            </w:r>
-            <w:r>
-              <w:t xml:space="preserve">”</w:t>
-            </w:r>
-          </w:p>
-        </w:tc>
-        <w:tc>
-          <w:tcPr/>
-          <w:p>
-            <w:pPr>
-              <w:pStyle w:val="Compact"/>
-              <w:jc w:val="left"/>
-            </w:pPr>
-            <w:r>
-              <w:t xml:space="preserve">Nhóm hiển thị trong List Group</w:t>
-            </w:r>
-          </w:p>
-        </w:tc>
-        <w:tc>
-          <w:tcPr/>
-          <w:p>
-            <w:pPr>
-              <w:pStyle w:val="Compact"/>
-              <w:jc w:val="left"/>
-            </w:pPr>
-            <w:r>
-              <w:t xml:space="preserve">PASS</w:t>
-            </w:r>
-          </w:p>
-        </w:tc>
-      </w:tr>
-      <w:tr>
-        <w:tc>
-          <w:tcPr/>
-          <w:p>
-            <w:pPr>
-              <w:pStyle w:val="Compact"/>
-              <w:jc w:val="left"/>
-            </w:pPr>
-            <w:r>
-              <w:rPr>
-                <w:bCs/>
-                <w:b/>
-              </w:rPr>
-              <w:t xml:space="preserve">TC-10</w:t>
-            </w:r>
-          </w:p>
-        </w:tc>
-        <w:tc>
-          <w:tcPr/>
-          <w:p>
-            <w:pPr>
-              <w:pStyle w:val="Compact"/>
-              <w:jc w:val="left"/>
-            </w:pPr>
-            <w:r>
-              <w:t xml:space="preserve">SQL Injection</w:t>
-            </w:r>
-          </w:p>
-        </w:tc>
-        <w:tc>
-          <w:tcPr/>
-          <w:p>
-            <w:pPr>
-              <w:pStyle w:val="Compact"/>
-              <w:jc w:val="left"/>
-            </w:pPr>
-            <w:r>
-              <w:t xml:space="preserve">Nhập</w:t>
-            </w:r>
-            <w:r>
-              <w:t xml:space="preserve"> </w:t>
-            </w:r>
-            <w:r>
-              <w:rPr>
-                <w:rStyle w:val="VerbatimChar"/>
-              </w:rPr>
-              <w:t xml:space="preserve">'; DROP TABLE Users; --</w:t>
-            </w:r>
-            <w:r>
-              <w:t xml:space="preserve"> </w:t>
-            </w:r>
-            <w:r>
-              <w:t xml:space="preserve">vào Form</w:t>
-            </w:r>
-          </w:p>
-        </w:tc>
-        <w:tc>
-          <w:tcPr/>
-          <w:p>
-            <w:pPr>
-              <w:pStyle w:val="Compact"/>
-              <w:jc w:val="left"/>
-            </w:pPr>
-            <w:r>
-              <w:t xml:space="preserve">Lệnh bị vô hiệu hóa bởi Parameter</w:t>
-            </w:r>
-          </w:p>
-        </w:tc>
-        <w:tc>
-          <w:tcPr/>
-          <w:p>
-            <w:pPr>
-              <w:pStyle w:val="Compact"/>
-              <w:jc w:val="left"/>
-            </w:pPr>
-            <w:r>
-              <w:t xml:space="preserve">PASS</w:t>
-            </w:r>
-          </w:p>
-        </w:tc>
-      </w:tr>
-      <w:tr>
-        <w:tc>
-          <w:tcPr/>
-          <w:p>
-            <w:pPr>
-              <w:pStyle w:val="Compact"/>
-              <w:jc w:val="left"/>
-            </w:pPr>
-            <w:r>
-              <w:rPr>
-                <w:bCs/>
-                <w:b/>
-              </w:rPr>
-              <w:t xml:space="preserve">TC-11</w:t>
-            </w:r>
-          </w:p>
-        </w:tc>
-        <w:tc>
-          <w:tcPr/>
-          <w:p>
-            <w:pPr>
-              <w:pStyle w:val="Compact"/>
-              <w:jc w:val="left"/>
-            </w:pPr>
-            <w:r>
-              <w:t xml:space="preserve">Giao diện</w:t>
-            </w:r>
-          </w:p>
-        </w:tc>
-        <w:tc>
-          <w:tcPr/>
-          <w:p>
-            <w:pPr>
-              <w:pStyle w:val="Compact"/>
-              <w:jc w:val="left"/>
-            </w:pPr>
-            <w:r>
-              <w:t xml:space="preserve">Bật Dark Mode trong Setting</w:t>
-            </w:r>
-          </w:p>
-        </w:tc>
-        <w:tc>
-          <w:tcPr/>
-          <w:p>
-            <w:pPr>
-              <w:pStyle w:val="Compact"/>
-              <w:jc w:val="left"/>
-            </w:pPr>
-            <w:r>
-              <w:t xml:space="preserve">Toàn bộ giao diện chuyển sang nền đen</w:t>
-            </w:r>
-          </w:p>
-        </w:tc>
-        <w:tc>
-          <w:tcPr/>
-          <w:p>
-            <w:pPr>
-              <w:pStyle w:val="Compact"/>
-              <w:jc w:val="left"/>
-            </w:pPr>
-            <w:r>
-              <w:t xml:space="preserve">PASS</w:t>
-            </w:r>
-          </w:p>
-        </w:tc>
-      </w:tr>
-      <w:tr>
-        <w:tc>
-          <w:tcPr/>
-          <w:p>
-            <w:pPr>
-              <w:pStyle w:val="Compact"/>
-              <w:jc w:val="left"/>
-            </w:pPr>
-            <w:r>
-              <w:rPr>
-                <w:bCs/>
-                <w:b/>
-              </w:rPr>
-              <w:t xml:space="preserve">TC-12</w:t>
-            </w:r>
-          </w:p>
-        </w:tc>
-        <w:tc>
-          <w:tcPr/>
-          <w:p>
-            <w:pPr>
-              <w:pStyle w:val="Compact"/>
-              <w:jc w:val="left"/>
-            </w:pPr>
-            <w:r>
-              <w:t xml:space="preserve">Mất mạng</w:t>
-            </w:r>
-          </w:p>
-        </w:tc>
-        <w:tc>
-          <w:tcPr/>
-          <w:p>
-            <w:pPr>
-              <w:pStyle w:val="Compact"/>
-              <w:jc w:val="left"/>
-            </w:pPr>
-            <w:r>
-              <w:t xml:space="preserve">Tắt Wi-Fi và bấm Lưu</w:t>
-            </w:r>
-          </w:p>
-        </w:tc>
-        <w:tc>
-          <w:tcPr/>
-          <w:p>
-            <w:pPr>
-              <w:pStyle w:val="Compact"/>
-              <w:jc w:val="left"/>
-            </w:pPr>
-            <w:r>
-              <w:t xml:space="preserve">Ứng dụng báo lỗi</w:t>
-            </w:r>
-            <w:r>
-              <w:t xml:space="preserve"> </w:t>
-            </w:r>
-            <w:r>
-              <w:t xml:space="preserve">“</w:t>
-            </w:r>
-            <w:r>
-              <w:t xml:space="preserve">Không có kết nối mạng</w:t>
-            </w:r>
-            <w:r>
-              <w:t xml:space="preserve">”</w:t>
-            </w:r>
-          </w:p>
-        </w:tc>
-        <w:tc>
-          <w:tcPr/>
-          <w:p>
-            <w:pPr>
-              <w:pStyle w:val="Compact"/>
-              <w:jc w:val="left"/>
-            </w:pPr>
-            <w:r>
-              <w:t xml:space="preserve">PASS</w:t>
-            </w:r>
-          </w:p>
-        </w:tc>
-      </w:tr>
-      <w:tr>
-        <w:tc>
-          <w:tcPr/>
-          <w:p>
-            <w:pPr>
-              <w:pStyle w:val="Compact"/>
-              <w:jc w:val="left"/>
-            </w:pPr>
-            <w:r>
-              <w:rPr>
-                <w:bCs/>
-                <w:b/>
-              </w:rPr>
-              <w:t xml:space="preserve">TC-13</w:t>
-            </w:r>
-          </w:p>
-        </w:tc>
-        <w:tc>
-          <w:tcPr/>
-          <w:p>
-            <w:pPr>
-              <w:pStyle w:val="Compact"/>
-              <w:jc w:val="left"/>
-            </w:pPr>
-            <w:r>
-              <w:t xml:space="preserve">Chatbot</w:t>
-            </w:r>
-          </w:p>
-        </w:tc>
-        <w:tc>
-          <w:tcPr/>
-          <w:p>
-            <w:pPr>
-              <w:pStyle w:val="Compact"/>
-              <w:jc w:val="left"/>
-            </w:pPr>
-            <w:r>
-              <w:t xml:space="preserve">Gửi nội dung tin nhắn bất kỳ</w:t>
-            </w:r>
-          </w:p>
-        </w:tc>
-        <w:tc>
-          <w:tcPr/>
-          <w:p>
-            <w:pPr>
-              <w:pStyle w:val="Compact"/>
-              <w:jc w:val="left"/>
-            </w:pPr>
-            <w:r>
-              <w:t xml:space="preserve">Giao diện tự động render bong bóng chat</w:t>
-            </w:r>
-          </w:p>
-        </w:tc>
-        <w:tc>
-          <w:tcPr/>
-          <w:p>
-            <w:pPr>
-              <w:pStyle w:val="Compact"/>
-              <w:jc w:val="left"/>
-            </w:pPr>
-            <w:r>
-              <w:t xml:space="preserve">PASS</w:t>
-            </w:r>
-          </w:p>
-        </w:tc>
-      </w:tr>
-      <w:tr>
-        <w:tc>
-          <w:tcPr/>
-          <w:p>
-            <w:pPr>
-              <w:pStyle w:val="Compact"/>
-              <w:jc w:val="left"/>
-            </w:pPr>
-            <w:r>
-              <w:rPr>
-                <w:bCs/>
-                <w:b/>
-              </w:rPr>
-              <w:t xml:space="preserve">TC-14</w:t>
-            </w:r>
-          </w:p>
-        </w:tc>
-        <w:tc>
-          <w:tcPr/>
-          <w:p>
-            <w:pPr>
-              <w:pStyle w:val="Compact"/>
-              <w:jc w:val="left"/>
-            </w:pPr>
-            <w:r>
-              <w:t xml:space="preserve">Thống kê</w:t>
-            </w:r>
-          </w:p>
-        </w:tc>
-        <w:tc>
-          <w:tcPr/>
-          <w:p>
-            <w:pPr>
-              <w:pStyle w:val="Compact"/>
-              <w:jc w:val="left"/>
-            </w:pPr>
-            <w:r>
-              <w:t xml:space="preserve">Mở Pie Chart cuối tháng</w:t>
-            </w:r>
-          </w:p>
-        </w:tc>
-        <w:tc>
-          <w:tcPr/>
-          <w:p>
-            <w:pPr>
-              <w:pStyle w:val="Compact"/>
-              <w:jc w:val="left"/>
-            </w:pPr>
-            <w:r>
-              <w:t xml:space="preserve">Vẽ đúng tỷ lệ % các danh mục chi tiêu</w:t>
-            </w:r>
-          </w:p>
-        </w:tc>
-        <w:tc>
-          <w:tcPr/>
-          <w:p>
-            <w:pPr>
-              <w:pStyle w:val="Compact"/>
-              <w:jc w:val="left"/>
-            </w:pPr>
-            <w:r>
-              <w:t xml:space="preserve">PASS</w:t>
+              <w:t xml:space="preserve">Đạt</w:t>
             </w:r>
           </w:p>
         </w:tc>
       </w:tr>
     </w:tbl>
-    <w:bookmarkEnd w:id="55"/>
-    <w:bookmarkStart w:id="56" w:name="đặc-tả-chi-tiết-giao-diện-ui-screens"/>
-    <w:p>
-      <w:pPr>
-        <w:pStyle w:val="Heading2"/>
-      </w:pPr>
-      <w:r>
-        <w:t xml:space="preserve">4.5. ĐẶC TẢ CHI TIẾT GIAO DIỆN (UI SCREENS)</w:t>
-      </w:r>
-    </w:p>
-    <w:p>
-      <w:pPr>
-        <w:numPr>
-          <w:ilvl w:val="0"/>
-          <w:numId w:val="1017"/>
-        </w:numPr>
-        <w:pStyle w:val="Compact"/>
-      </w:pPr>
-      <w:r>
-        <w:rPr>
-          <w:bCs/>
-          <w:b/>
-        </w:rPr>
-        <w:t xml:space="preserve">Màn hình Tổng quan (Dashboard):</w:t>
-      </w:r>
-    </w:p>
-    <w:p>
-      <w:pPr>
-        <w:numPr>
-          <w:ilvl w:val="1"/>
-          <w:numId w:val="1018"/>
-        </w:numPr>
-        <w:pStyle w:val="Compact"/>
-      </w:pPr>
-      <w:r>
-        <w:t xml:space="preserve">Được thiết kế dựa trên Material Design 3.</w:t>
-      </w:r>
-    </w:p>
-    <w:p>
-      <w:pPr>
-        <w:numPr>
-          <w:ilvl w:val="1"/>
-          <w:numId w:val="1018"/>
-        </w:numPr>
-        <w:pStyle w:val="Compact"/>
-      </w:pPr>
-      <w:r>
-        <w:t xml:space="preserve">Thẻ hiển thị tổng chi tiêu trong tháng có dạng</w:t>
+    <w:bookmarkEnd w:id="61"/>
+    <w:bookmarkEnd w:id="62"/>
+    <w:bookmarkStart w:id="63" w:name="kết-luận"/>
+    <w:p>
+      <w:pPr>
+        <w:pStyle w:val="Heading1"/>
+      </w:pPr>
+      <w:r>
+        <w:t xml:space="preserve">KẾT LUẬN</w:t>
+      </w:r>
+    </w:p>
+    <w:p>
+      <w:pPr>
+        <w:pStyle w:val="FirstParagraph"/>
+      </w:pPr>
+      <w:r>
+        <w:t xml:space="preserve">Đề tài</w:t>
       </w:r>
       <w:r>
         <w:t xml:space="preserve"> </w:t>
@@ -4696,7 +5332,7 @@
         <w:t xml:space="preserve">“</w:t>
       </w:r>
       <w:r>
-        <w:t xml:space="preserve">Credit Card</w:t>
+        <w:t xml:space="preserve">Xây dựng ứng dụng quản lý chi tiêu cá nhân và nhóm</w:t>
       </w:r>
       <w:r>
         <w:t xml:space="preserve">”</w:t>
@@ -4705,159 +5341,25 @@
         <w:t xml:space="preserve"> </w:t>
       </w:r>
       <w:r>
-        <w:t xml:space="preserve">làm hiệu ứng bóng mờ (Glassmorphism). Dữ liệu tính tổng từ bảng Expenses.</w:t>
-      </w:r>
-    </w:p>
-    <w:p>
-      <w:pPr>
-        <w:numPr>
-          <w:ilvl w:val="1"/>
-          <w:numId w:val="1018"/>
-        </w:numPr>
-        <w:pStyle w:val="Compact"/>
-      </w:pPr>
-      <w:r>
-        <w:t xml:space="preserve">Biểu đồ hình tròn (Pie Chart) tự động tính toán các phân khúc chi tiêu, dùng thư viện FL Chart.</w:t>
-      </w:r>
-    </w:p>
-    <w:p>
-      <w:pPr>
-        <w:numPr>
-          <w:ilvl w:val="0"/>
-          <w:numId w:val="1017"/>
-        </w:numPr>
-        <w:pStyle w:val="Compact"/>
-      </w:pPr>
-      <w:r>
-        <w:rPr>
-          <w:bCs/>
-          <w:b/>
-        </w:rPr>
-        <w:t xml:space="preserve">Màn hình Thêm Chi Tiêu:</w:t>
-      </w:r>
-    </w:p>
-    <w:p>
-      <w:pPr>
-        <w:numPr>
-          <w:ilvl w:val="1"/>
-          <w:numId w:val="1019"/>
-        </w:numPr>
-        <w:pStyle w:val="Compact"/>
-      </w:pPr>
-      <w:r>
-        <w:t xml:space="preserve">TextFormFields kèm các tính năng kiểm lỗi.</w:t>
-      </w:r>
-    </w:p>
-    <w:p>
-      <w:pPr>
-        <w:numPr>
-          <w:ilvl w:val="1"/>
-          <w:numId w:val="1019"/>
-        </w:numPr>
-        <w:pStyle w:val="Compact"/>
-      </w:pPr>
-      <w:r>
-        <w:t xml:space="preserve">DropdownButton chọn các danh mục cài sẵn (Ăn uống, Mua sắm, Đi lại…).</w:t>
-      </w:r>
-    </w:p>
-    <w:p>
-      <w:pPr>
-        <w:numPr>
-          <w:ilvl w:val="1"/>
-          <w:numId w:val="1019"/>
-        </w:numPr>
-        <w:pStyle w:val="Compact"/>
-      </w:pPr>
-      <w:r>
-        <w:t xml:space="preserve">Bàn phím số tự động bung lên hỗ trợ nhập liệu nhanh.</w:t>
-      </w:r>
-    </w:p>
-    <w:p>
-      <w:pPr>
-        <w:numPr>
-          <w:ilvl w:val="0"/>
-          <w:numId w:val="1017"/>
-        </w:numPr>
-        <w:pStyle w:val="Compact"/>
-      </w:pPr>
-      <w:r>
-        <w:rPr>
-          <w:bCs/>
-          <w:b/>
-        </w:rPr>
-        <w:t xml:space="preserve">Màn hình Chat:</w:t>
-      </w:r>
-    </w:p>
-    <w:p>
-      <w:pPr>
-        <w:numPr>
-          <w:ilvl w:val="1"/>
-          <w:numId w:val="1020"/>
-        </w:numPr>
-        <w:pStyle w:val="Compact"/>
-      </w:pPr>
-      <w:r>
-        <w:t xml:space="preserve">Bong bóng chat (Chat Bubbles) tương tự Messenger. Tin nhắn của bản thân hiển thị bên phải (xanh), của người khác hiển thị bên trái (xám).</w:t>
-      </w:r>
-    </w:p>
-    <w:p>
-      <w:pPr>
-        <w:numPr>
-          <w:ilvl w:val="0"/>
-          <w:numId w:val="1017"/>
-        </w:numPr>
-        <w:pStyle w:val="Compact"/>
-      </w:pPr>
-      <w:r>
-        <w:rPr>
-          <w:bCs/>
-          <w:b/>
-        </w:rPr>
-        <w:t xml:space="preserve">Màn hình Tiết Kiệm (Savings):</w:t>
-      </w:r>
-    </w:p>
-    <w:p>
-      <w:pPr>
-        <w:numPr>
-          <w:ilvl w:val="1"/>
-          <w:numId w:val="1021"/>
-        </w:numPr>
-        <w:pStyle w:val="Compact"/>
-      </w:pPr>
-      <w:r>
-        <w:t xml:space="preserve">Danh sách các mục tiêu kèm thanh tiến độ Linear Progress bar.</w:t>
-      </w:r>
-    </w:p>
-    <w:p>
-      <w:pPr>
-        <w:numPr>
-          <w:ilvl w:val="1"/>
-          <w:numId w:val="1021"/>
-        </w:numPr>
-        <w:pStyle w:val="Compact"/>
-      </w:pPr>
-      <w:r>
-        <w:t xml:space="preserve">Nút (+) cho phép Add Funds (nạp tiền) bất cứ lúc nào.</w:t>
-      </w:r>
-    </w:p>
-    <w:bookmarkEnd w:id="56"/>
-    <w:bookmarkEnd w:id="57"/>
-    <w:bookmarkStart w:id="61" w:name="kết-luận"/>
+        <w:t xml:space="preserve">đã hoàn thành xuất sắc các mục tiêu thiết kế và cài đặt ban đầu. Về mặt kỹ thuật, ứng dụng vận hành mượt mà trên nền tảng di động nhờ sức mạnh của Flutter, dữ liệu được bảo vệ an toàn và truy xuất tốc độ cao qua hệ thống Microsoft SQL Server chạy trên Docker. Về mặt nghiệp vụ, ứng dụng đã giải quyết triệt để bài toán tính toán chia tiền nhóm, giúp người dùng minh bạch hóa các khoản thu chi chung và cá nhân.</w:t>
+      </w:r>
+    </w:p>
+    <w:p>
+      <w:pPr>
+        <w:pStyle w:val="BodyText"/>
+      </w:pPr>
+      <w:r>
+        <w:t xml:space="preserve">Tuy nhiên, do giới hạn về mặt nguồn lực, hệ thống vẫn còn một số điểm cần cải thiện trong tương lai. Kiến trúc kết nối trực tiếp từ App Mobile đến CSDL chỉ thực sự an toàn trong môi trường mạng nội bộ (LAN). Hướng phát triển ưu tiên trong giai đoạn tới là bổ sung một lớp Backend trung gian (như ASP.NET Core API) nhằm xử lý toàn bộ logic truy vấn, qua đó có thể đưa hệ thống lên các nền tảng Cloud public một cách an toàn nhất. Bên cạnh đó, việc tích hợp Trí tuệ nhân tạo (AI) để quét hóa đơn tự động và phân tích xu hướng chi tiêu cũng là những tính năng đầy hứa hẹn.</w:t>
+      </w:r>
+    </w:p>
+    <w:bookmarkEnd w:id="63"/>
+    <w:bookmarkStart w:id="64" w:name="tài-liệu-tham-khảo"/>
     <w:p>
       <w:pPr>
         <w:pStyle w:val="Heading1"/>
       </w:pPr>
       <w:r>
-        <w:t xml:space="preserve">KẾT LUẬN</w:t>
-      </w:r>
-    </w:p>
-    <w:bookmarkStart w:id="58" w:name="kết-quả-đạt-được"/>
-    <w:p>
-      <w:pPr>
-        <w:pStyle w:val="Heading2"/>
-      </w:pPr>
-      <w:r>
-        <w:t xml:space="preserve">1. Kết quả đạt được</w:t>
+        <w:t xml:space="preserve">TÀI LIỆU THAM KHẢO</w:t>
       </w:r>
     </w:p>
     <w:p>
@@ -4865,7 +5367,7 @@
         <w:pStyle w:val="FirstParagraph"/>
       </w:pPr>
       <w:r>
-        <w:t xml:space="preserve">Đề tài đã hoàn thành xuất sắc việc xây dựng một sản phẩm ứng dụng quản lý chi tiêu hoàn chỉnh. Điểm sáng của dự án là việc tiên phong ứng dụng cơ sở dữ liệu quan hệ mạnh mẽ Microsoft SQL Server vào một dự án di động thay vì SQLite cục bộ. Kiến trúc Docker giúp triển khai linh hoạt. Tính năng</w:t>
+        <w:t xml:space="preserve">[1] Google Developers,</w:t>
       </w:r>
       <w:r>
         <w:t xml:space="preserve"> </w:t>
@@ -4874,7 +5376,7 @@
         <w:t xml:space="preserve">“</w:t>
       </w:r>
       <w:r>
-        <w:t xml:space="preserve">Hybrid Auth</w:t>
+        <w:t xml:space="preserve">Flutter Documentation: Build apps for any screen,</w:t>
       </w:r>
       <w:r>
         <w:t xml:space="preserve">”</w:t>
@@ -4883,143 +5385,82 @@
         <w:t xml:space="preserve"> </w:t>
       </w:r>
       <w:r>
-        <w:t xml:space="preserve">sử dụng Firebase để bảo mật và SQL Server để toàn vẹn dữ liệu đã vận hành một cách trơn tru, giải quyết được bài toán khó về kiến trúc mạng. Ứng dụng đã thỏa mãn 100% các yêu cầu nghiệp vụ được đề ra từ Chương 1.</w:t>
-      </w:r>
-    </w:p>
-    <w:bookmarkEnd w:id="58"/>
-    <w:bookmarkStart w:id="59" w:name="hạn-chế"/>
-    <w:p>
-      <w:pPr>
-        <w:pStyle w:val="Heading2"/>
-      </w:pPr>
-      <w:r>
-        <w:t xml:space="preserve">2. Hạn chế</w:t>
-      </w:r>
-    </w:p>
-    <w:p>
-      <w:pPr>
-        <w:numPr>
-          <w:ilvl w:val="0"/>
-          <w:numId w:val="1022"/>
-        </w:numPr>
-        <w:pStyle w:val="Compact"/>
-      </w:pPr>
-      <w:r>
-        <w:t xml:space="preserve">Ứng dụng hiện đang giao tiếp trực tiếp tới CSDL thông qua cổng 1434 (Direct TCP Connection). Trên mạng Wi-Fi cục bộ (LAN), điều này chạy mượt mà. Tuy nhiên, nếu triển khai ra môi trường Internet lớn, việc mở cổng trực tiếp có nguy cơ bị rà quét cổng (Port Scanning) hoặc tấn công từ chối dịch vụ (DDoS).</w:t>
-      </w:r>
-    </w:p>
-    <w:p>
-      <w:pPr>
-        <w:numPr>
-          <w:ilvl w:val="0"/>
-          <w:numId w:val="1022"/>
-        </w:numPr>
-        <w:pStyle w:val="Compact"/>
-      </w:pPr>
-      <w:r>
-        <w:t xml:space="preserve">Chức năng AI Chatbot mới ở dạng sơ khai, chưa đủ thông minh để tự động phân tích hành vi người dùng.</w:t>
-      </w:r>
-    </w:p>
-    <w:bookmarkEnd w:id="59"/>
-    <w:bookmarkStart w:id="60" w:name="hướng-phát-triển-trong-tương-lai"/>
-    <w:p>
-      <w:pPr>
-        <w:pStyle w:val="Heading2"/>
-      </w:pPr>
-      <w:r>
-        <w:t xml:space="preserve">3. Hướng phát triển trong tương lai</w:t>
-      </w:r>
-    </w:p>
-    <w:p>
-      <w:pPr>
-        <w:numPr>
-          <w:ilvl w:val="0"/>
-          <w:numId w:val="1023"/>
-        </w:numPr>
-        <w:pStyle w:val="Compact"/>
-      </w:pPr>
-      <w:r>
-        <w:rPr>
-          <w:bCs/>
-          <w:b/>
-        </w:rPr>
-        <w:t xml:space="preserve">Triển khai kiến trúc Microservices:</w:t>
-      </w:r>
-      <w:r>
-        <w:t xml:space="preserve"> </w:t>
-      </w:r>
-      <w:r>
-        <w:t xml:space="preserve">Thay vì Mobile kết nối tới Database, ta sẽ xây dựng một Server trung gian bằng ASP.NET Core Web API hoặc Node.js để kiểm duyệt dữ liệu, quản lý kết nối và cấp phát JWT Token an toàn hơn.</w:t>
-      </w:r>
-    </w:p>
-    <w:p>
-      <w:pPr>
-        <w:numPr>
-          <w:ilvl w:val="0"/>
-          <w:numId w:val="1023"/>
-        </w:numPr>
-        <w:pStyle w:val="Compact"/>
-      </w:pPr>
-      <w:r>
-        <w:rPr>
-          <w:bCs/>
-          <w:b/>
-        </w:rPr>
-        <w:t xml:space="preserve">Tích hợp Trí tuệ Nhân tạo (AI):</w:t>
-      </w:r>
-      <w:r>
-        <w:t xml:space="preserve"> </w:t>
-      </w:r>
-      <w:r>
-        <w:t xml:space="preserve">Khai thác các mô hình LLM mạnh mẽ hơn để biến Chatbot thành một trợ lý tài chính ảo, tự động dự báo xu hướng chi tiêu trong các tháng kế tiếp và cảnh báo hạn mức.</w:t>
-      </w:r>
-    </w:p>
-    <w:p>
-      <w:pPr>
-        <w:numPr>
-          <w:ilvl w:val="0"/>
-          <w:numId w:val="1023"/>
-        </w:numPr>
-        <w:pStyle w:val="Compact"/>
-      </w:pPr>
-      <w:r>
-        <w:rPr>
-          <w:bCs/>
-          <w:b/>
-        </w:rPr>
-        <w:t xml:space="preserve">Báo cáo thuế chi tiết:</w:t>
-      </w:r>
-      <w:r>
-        <w:t xml:space="preserve"> </w:t>
-      </w:r>
-      <w:r>
-        <w:t xml:space="preserve">Nâng cấp khả năng kết xuất toàn bộ dữ liệu lịch sử tài chính ra file Excel chuẩn định dạng để dễ dàng in ấn và phục vụ kê khai tài chính.</w:t>
-      </w:r>
-    </w:p>
-    <w:p>
-      <w:pPr>
-        <w:numPr>
-          <w:ilvl w:val="0"/>
-          <w:numId w:val="1023"/>
-        </w:numPr>
-        <w:pStyle w:val="Compact"/>
-      </w:pPr>
-      <w:r>
-        <w:rPr>
-          <w:bCs/>
-          <w:b/>
-        </w:rPr>
-        <w:t xml:space="preserve">Mở rộng tính năng thanh toán:</w:t>
-      </w:r>
-      <w:r>
-        <w:t xml:space="preserve"> </w:t>
-      </w:r>
-      <w:r>
-        <w:t xml:space="preserve">Tích hợp với các cổng thanh toán nội địa (Momo, VNPay) hoặc Open Banking để tự động lấy dữ liệu giao dịch từ thẻ ngân hàng mà không cần phải nhập thủ công.</w:t>
-      </w:r>
-    </w:p>
-    <w:bookmarkEnd w:id="60"/>
-    <w:bookmarkEnd w:id="61"/>
+        <w:t xml:space="preserve">2026. [Trực tuyến]. Available: https://docs.flutter.dev.</w:t>
+      </w:r>
+      <w:r>
+        <w:t xml:space="preserve"> </w:t>
+      </w:r>
+      <w:r>
+        <w:t xml:space="preserve">[2] Microsoft,</w:t>
+      </w:r>
+      <w:r>
+        <w:t xml:space="preserve"> </w:t>
+      </w:r>
+      <w:r>
+        <w:t xml:space="preserve">“</w:t>
+      </w:r>
+      <w:r>
+        <w:t xml:space="preserve">SQL Server 2022 on Docker Containers,</w:t>
+      </w:r>
+      <w:r>
+        <w:t xml:space="preserve">”</w:t>
+      </w:r>
+      <w:r>
+        <w:t xml:space="preserve"> </w:t>
+      </w:r>
+      <w:r>
+        <w:t xml:space="preserve">Microsoft Learn, 2026. [Trực tuyến]. Available: https://learn.microsoft.com/en-us/sql/linux/sql-server-linux-docker-container-deployment.</w:t>
+      </w:r>
+      <w:r>
+        <w:t xml:space="preserve"> </w:t>
+      </w:r>
+      <w:r>
+        <w:t xml:space="preserve">[3] Firebase,</w:t>
+      </w:r>
+      <w:r>
+        <w:t xml:space="preserve"> </w:t>
+      </w:r>
+      <w:r>
+        <w:t xml:space="preserve">“</w:t>
+      </w:r>
+      <w:r>
+        <w:t xml:space="preserve">Authenticate Using Google Sign-In on Android/iOS,</w:t>
+      </w:r>
+      <w:r>
+        <w:t xml:space="preserve">”</w:t>
+      </w:r>
+      <w:r>
+        <w:t xml:space="preserve"> </w:t>
+      </w:r>
+      <w:r>
+        <w:t xml:space="preserve">Firebase Documentation, 2026. [Trực tuyến]. Available: https://firebase.google.com/docs/auth/flutter/google-signin.</w:t>
+      </w:r>
+      <w:r>
+        <w:t xml:space="preserve"> </w:t>
+      </w:r>
+      <w:r>
+        <w:t xml:space="preserve">[4] Trần Thị Vân Anh,</w:t>
+      </w:r>
+      <w:r>
+        <w:t xml:space="preserve"> </w:t>
+      </w:r>
+      <w:r>
+        <w:t xml:space="preserve">“</w:t>
+      </w:r>
+      <w:r>
+        <w:t xml:space="preserve">Tài liệu Hướng dẫn Khóa luận tốt nghiệp (KLCN13),</w:t>
+      </w:r>
+      <w:r>
+        <w:t xml:space="preserve">”</w:t>
+      </w:r>
+      <w:r>
+        <w:t xml:space="preserve"> </w:t>
+      </w:r>
+      <w:r>
+        <w:t xml:space="preserve">Đại học Công Thương TP.HCM, 2025.</w:t>
+      </w:r>
+    </w:p>
+    <w:bookmarkEnd w:id="64"/>
     <w:sectPr>
       <w:footerReference r:id="rId13" w:type="default"/>
       <w:pgSz w:code="9" w:h="16840" w:w="11907"/>
@@ -7944,6 +8385,82 @@
       </w:pPr>
     </w:lvl>
   </w:abstractNum>
+  <w:abstractNum w:abstractNumId="991">
+    <w:nsid w:val="A991"/>
+    <w:multiLevelType w:val="multilevel"/>
+    <w:lvl w:ilvl="0">
+      <w:numFmt w:val="bullet"/>
+      <w:lvlText w:val="•"/>
+      <w:lvlJc w:val="left"/>
+      <w:pPr>
+        <w:ind w:left="720" w:hanging="480"/>
+      </w:pPr>
+    </w:lvl>
+    <w:lvl w:ilvl="1">
+      <w:numFmt w:val="bullet"/>
+      <w:lvlText w:val="–"/>
+      <w:lvlJc w:val="left"/>
+      <w:pPr>
+        <w:ind w:left="1440" w:hanging="480"/>
+      </w:pPr>
+    </w:lvl>
+    <w:lvl w:ilvl="2">
+      <w:numFmt w:val="bullet"/>
+      <w:lvlText w:val="•"/>
+      <w:lvlJc w:val="left"/>
+      <w:pPr>
+        <w:ind w:left="2160" w:hanging="480"/>
+      </w:pPr>
+    </w:lvl>
+    <w:lvl w:ilvl="3">
+      <w:numFmt w:val="bullet"/>
+      <w:lvlText w:val="–"/>
+      <w:lvlJc w:val="left"/>
+      <w:pPr>
+        <w:ind w:left="2880" w:hanging="480"/>
+      </w:pPr>
+    </w:lvl>
+    <w:lvl w:ilvl="4">
+      <w:numFmt w:val="bullet"/>
+      <w:lvlText w:val="•"/>
+      <w:lvlJc w:val="left"/>
+      <w:pPr>
+        <w:ind w:left="3600" w:hanging="480"/>
+      </w:pPr>
+    </w:lvl>
+    <w:lvl w:ilvl="5">
+      <w:numFmt w:val="bullet"/>
+      <w:lvlText w:val="–"/>
+      <w:lvlJc w:val="left"/>
+      <w:pPr>
+        <w:ind w:left="4320" w:hanging="480"/>
+      </w:pPr>
+    </w:lvl>
+    <w:lvl w:ilvl="6">
+      <w:numFmt w:val="bullet"/>
+      <w:lvlText w:val="•"/>
+      <w:lvlJc w:val="left"/>
+      <w:pPr>
+        <w:ind w:left="5040" w:hanging="480"/>
+      </w:pPr>
+    </w:lvl>
+    <w:lvl w:ilvl="7">
+      <w:numFmt w:val="bullet"/>
+      <w:lvlText w:val="–"/>
+      <w:lvlJc w:val="left"/>
+      <w:pPr>
+        <w:ind w:left="5760" w:hanging="480"/>
+      </w:pPr>
+    </w:lvl>
+    <w:lvl w:ilvl="8">
+      <w:numFmt w:val="bullet"/>
+      <w:lvlText w:val="•"/>
+      <w:lvlJc w:val="left"/>
+      <w:pPr>
+        <w:ind w:left="6480" w:hanging="480"/>
+      </w:pPr>
+    </w:lvl>
+  </w:abstractNum>
   <w:abstractNum w:abstractNumId="99411">
     <w:nsid w:val="A99411"/>
     <w:multiLevelType w:val="multilevel"/>
@@ -8029,76 +8546,170 @@
       </w:pPr>
     </w:lvl>
   </w:abstractNum>
-  <w:abstractNum w:abstractNumId="991">
-    <w:nsid w:val="A991"/>
+  <w:abstractNum w:abstractNumId="99412">
+    <w:nsid w:val="A99412"/>
     <w:multiLevelType w:val="multilevel"/>
     <w:lvl w:ilvl="0">
-      <w:numFmt w:val="bullet"/>
-      <w:lvlText w:val="•"/>
+      <w:start w:val="2"/>
+      <w:numFmt w:val="decimal"/>
+      <w:lvlText w:val="%1."/>
       <w:lvlJc w:val="left"/>
       <w:pPr>
         <w:ind w:left="720" w:hanging="480"/>
       </w:pPr>
     </w:lvl>
     <w:lvl w:ilvl="1">
-      <w:numFmt w:val="bullet"/>
-      <w:lvlText w:val="–"/>
+      <w:start w:val="2"/>
+      <w:numFmt w:val="decimal"/>
+      <w:lvlText w:val="%2."/>
       <w:lvlJc w:val="left"/>
       <w:pPr>
         <w:ind w:left="1440" w:hanging="480"/>
       </w:pPr>
     </w:lvl>
     <w:lvl w:ilvl="2">
-      <w:numFmt w:val="bullet"/>
-      <w:lvlText w:val="•"/>
+      <w:start w:val="2"/>
+      <w:numFmt w:val="decimal"/>
+      <w:lvlText w:val="%3."/>
       <w:lvlJc w:val="left"/>
       <w:pPr>
         <w:ind w:left="2160" w:hanging="480"/>
       </w:pPr>
     </w:lvl>
     <w:lvl w:ilvl="3">
-      <w:numFmt w:val="bullet"/>
-      <w:lvlText w:val="–"/>
+      <w:start w:val="2"/>
+      <w:numFmt w:val="decimal"/>
+      <w:lvlText w:val="%4."/>
       <w:lvlJc w:val="left"/>
       <w:pPr>
         <w:ind w:left="2880" w:hanging="480"/>
       </w:pPr>
     </w:lvl>
     <w:lvl w:ilvl="4">
-      <w:numFmt w:val="bullet"/>
-      <w:lvlText w:val="•"/>
+      <w:start w:val="2"/>
+      <w:numFmt w:val="decimal"/>
+      <w:lvlText w:val="%5."/>
       <w:lvlJc w:val="left"/>
       <w:pPr>
         <w:ind w:left="3600" w:hanging="480"/>
       </w:pPr>
     </w:lvl>
     <w:lvl w:ilvl="5">
-      <w:numFmt w:val="bullet"/>
-      <w:lvlText w:val="–"/>
+      <w:start w:val="2"/>
+      <w:numFmt w:val="decimal"/>
+      <w:lvlText w:val="%6."/>
       <w:lvlJc w:val="left"/>
       <w:pPr>
         <w:ind w:left="4320" w:hanging="480"/>
       </w:pPr>
     </w:lvl>
     <w:lvl w:ilvl="6">
-      <w:numFmt w:val="bullet"/>
-      <w:lvlText w:val="•"/>
+      <w:start w:val="2"/>
+      <w:numFmt w:val="decimal"/>
+      <w:lvlText w:val="%7."/>
       <w:lvlJc w:val="left"/>
       <w:pPr>
         <w:ind w:left="5040" w:hanging="480"/>
       </w:pPr>
     </w:lvl>
     <w:lvl w:ilvl="7">
-      <w:numFmt w:val="bullet"/>
-      <w:lvlText w:val="–"/>
+      <w:start w:val="2"/>
+      <w:numFmt w:val="decimal"/>
+      <w:lvlText w:val="%8."/>
       <w:lvlJc w:val="left"/>
       <w:pPr>
         <w:ind w:left="5760" w:hanging="480"/>
       </w:pPr>
     </w:lvl>
     <w:lvl w:ilvl="8">
-      <w:numFmt w:val="bullet"/>
-      <w:lvlText w:val="•"/>
+      <w:start w:val="2"/>
+      <w:numFmt w:val="decimal"/>
+      <w:lvlText w:val="%9."/>
+      <w:lvlJc w:val="left"/>
+      <w:pPr>
+        <w:ind w:left="6480" w:hanging="480"/>
+      </w:pPr>
+    </w:lvl>
+  </w:abstractNum>
+  <w:abstractNum w:abstractNumId="99413">
+    <w:nsid w:val="A99413"/>
+    <w:multiLevelType w:val="multilevel"/>
+    <w:lvl w:ilvl="0">
+      <w:start w:val="3"/>
+      <w:numFmt w:val="decimal"/>
+      <w:lvlText w:val="%1."/>
+      <w:lvlJc w:val="left"/>
+      <w:pPr>
+        <w:ind w:left="720" w:hanging="480"/>
+      </w:pPr>
+    </w:lvl>
+    <w:lvl w:ilvl="1">
+      <w:start w:val="3"/>
+      <w:numFmt w:val="decimal"/>
+      <w:lvlText w:val="%2."/>
+      <w:lvlJc w:val="left"/>
+      <w:pPr>
+        <w:ind w:left="1440" w:hanging="480"/>
+      </w:pPr>
+    </w:lvl>
+    <w:lvl w:ilvl="2">
+      <w:start w:val="3"/>
+      <w:numFmt w:val="decimal"/>
+      <w:lvlText w:val="%3."/>
+      <w:lvlJc w:val="left"/>
+      <w:pPr>
+        <w:ind w:left="2160" w:hanging="480"/>
+      </w:pPr>
+    </w:lvl>
+    <w:lvl w:ilvl="3">
+      <w:start w:val="3"/>
+      <w:numFmt w:val="decimal"/>
+      <w:lvlText w:val="%4."/>
+      <w:lvlJc w:val="left"/>
+      <w:pPr>
+        <w:ind w:left="2880" w:hanging="480"/>
+      </w:pPr>
+    </w:lvl>
+    <w:lvl w:ilvl="4">
+      <w:start w:val="3"/>
+      <w:numFmt w:val="decimal"/>
+      <w:lvlText w:val="%5."/>
+      <w:lvlJc w:val="left"/>
+      <w:pPr>
+        <w:ind w:left="3600" w:hanging="480"/>
+      </w:pPr>
+    </w:lvl>
+    <w:lvl w:ilvl="5">
+      <w:start w:val="3"/>
+      <w:numFmt w:val="decimal"/>
+      <w:lvlText w:val="%6."/>
+      <w:lvlJc w:val="left"/>
+      <w:pPr>
+        <w:ind w:left="4320" w:hanging="480"/>
+      </w:pPr>
+    </w:lvl>
+    <w:lvl w:ilvl="6">
+      <w:start w:val="3"/>
+      <w:numFmt w:val="decimal"/>
+      <w:lvlText w:val="%7."/>
+      <w:lvlJc w:val="left"/>
+      <w:pPr>
+        <w:ind w:left="5040" w:hanging="480"/>
+      </w:pPr>
+    </w:lvl>
+    <w:lvl w:ilvl="7">
+      <w:start w:val="3"/>
+      <w:numFmt w:val="decimal"/>
+      <w:lvlText w:val="%8."/>
+      <w:lvlJc w:val="left"/>
+      <w:pPr>
+        <w:ind w:left="5760" w:hanging="480"/>
+      </w:pPr>
+    </w:lvl>
+    <w:lvl w:ilvl="8">
+      <w:start w:val="3"/>
+      <w:numFmt w:val="decimal"/>
+      <w:lvlText w:val="%9."/>
       <w:lvlJc w:val="left"/>
       <w:pPr>
         <w:ind w:left="6480" w:hanging="480"/>
@@ -8187,34 +8798,7 @@
     <w:abstractNumId w:val="990"/>
   </w:num>
   <w:num w:numId="1001">
-    <w:abstractNumId w:val="99411"/>
-    <w:lvlOverride w:ilvl="0">
-      <w:startOverride w:val="1"/>
-    </w:lvlOverride>
-    <w:lvlOverride w:ilvl="1">
-      <w:startOverride w:val="1"/>
-    </w:lvlOverride>
-    <w:lvlOverride w:ilvl="2">
-      <w:startOverride w:val="1"/>
-    </w:lvlOverride>
-    <w:lvlOverride w:ilvl="3">
-      <w:startOverride w:val="1"/>
-    </w:lvlOverride>
-    <w:lvlOverride w:ilvl="4">
-      <w:startOverride w:val="1"/>
-    </w:lvlOverride>
-    <w:lvlOverride w:ilvl="5">
-      <w:startOverride w:val="1"/>
-    </w:lvlOverride>
-    <w:lvlOverride w:ilvl="6">
-      <w:startOverride w:val="1"/>
-    </w:lvlOverride>
-    <w:lvlOverride w:ilvl="7">
-      <w:startOverride w:val="1"/>
-    </w:lvlOverride>
-    <w:lvlOverride w:ilvl="8">
-      <w:startOverride w:val="1"/>
-    </w:lvlOverride>
+    <w:abstractNumId w:val="991"/>
   </w:num>
   <w:num w:numId="1002">
     <w:abstractNumId w:val="99411"/>
@@ -8247,228 +8831,84 @@
     </w:lvlOverride>
   </w:num>
   <w:num w:numId="1003">
-    <w:abstractNumId w:val="991"/>
+    <w:abstractNumId w:val="99412"/>
+    <w:lvlOverride w:ilvl="0">
+      <w:startOverride w:val="2"/>
+    </w:lvlOverride>
+    <w:lvlOverride w:ilvl="1">
+      <w:startOverride w:val="2"/>
+    </w:lvlOverride>
+    <w:lvlOverride w:ilvl="2">
+      <w:startOverride w:val="2"/>
+    </w:lvlOverride>
+    <w:lvlOverride w:ilvl="3">
+      <w:startOverride w:val="2"/>
+    </w:lvlOverride>
+    <w:lvlOverride w:ilvl="4">
+      <w:startOverride w:val="2"/>
+    </w:lvlOverride>
+    <w:lvlOverride w:ilvl="5">
+      <w:startOverride w:val="2"/>
+    </w:lvlOverride>
+    <w:lvlOverride w:ilvl="6">
+      <w:startOverride w:val="2"/>
+    </w:lvlOverride>
+    <w:lvlOverride w:ilvl="7">
+      <w:startOverride w:val="2"/>
+    </w:lvlOverride>
+    <w:lvlOverride w:ilvl="8">
+      <w:startOverride w:val="2"/>
+    </w:lvlOverride>
   </w:num>
   <w:num w:numId="1004">
     <w:abstractNumId w:val="991"/>
   </w:num>
   <w:num w:numId="1005">
-    <w:abstractNumId w:val="99411"/>
+    <w:abstractNumId w:val="99413"/>
     <w:lvlOverride w:ilvl="0">
-      <w:startOverride w:val="1"/>
+      <w:startOverride w:val="3"/>
     </w:lvlOverride>
     <w:lvlOverride w:ilvl="1">
-      <w:startOverride w:val="1"/>
+      <w:startOverride w:val="3"/>
     </w:lvlOverride>
     <w:lvlOverride w:ilvl="2">
-      <w:startOverride w:val="1"/>
+      <w:startOverride w:val="3"/>
     </w:lvlOverride>
     <w:lvlOverride w:ilvl="3">
-      <w:startOverride w:val="1"/>
+      <w:startOverride w:val="3"/>
     </w:lvlOverride>
     <w:lvlOverride w:ilvl="4">
-      <w:startOverride w:val="1"/>
+      <w:startOverride w:val="3"/>
     </w:lvlOverride>
     <w:lvlOverride w:ilvl="5">
-      <w:startOverride w:val="1"/>
+      <w:startOverride w:val="3"/>
     </w:lvlOverride>
     <w:lvlOverride w:ilvl="6">
-      <w:startOverride w:val="1"/>
+      <w:startOverride w:val="3"/>
     </w:lvlOverride>
     <w:lvlOverride w:ilvl="7">
-      <w:startOverride w:val="1"/>
+      <w:startOverride w:val="3"/>
     </w:lvlOverride>
     <w:lvlOverride w:ilvl="8">
-      <w:startOverride w:val="1"/>
+      <w:startOverride w:val="3"/>
     </w:lvlOverride>
   </w:num>
   <w:num w:numId="1006">
     <w:abstractNumId w:val="991"/>
   </w:num>
   <w:num w:numId="1007">
-    <w:abstractNumId w:val="99411"/>
-    <w:lvlOverride w:ilvl="0">
-      <w:startOverride w:val="1"/>
-    </w:lvlOverride>
-    <w:lvlOverride w:ilvl="1">
-      <w:startOverride w:val="1"/>
-    </w:lvlOverride>
-    <w:lvlOverride w:ilvl="2">
-      <w:startOverride w:val="1"/>
-    </w:lvlOverride>
-    <w:lvlOverride w:ilvl="3">
-      <w:startOverride w:val="1"/>
-    </w:lvlOverride>
-    <w:lvlOverride w:ilvl="4">
-      <w:startOverride w:val="1"/>
-    </w:lvlOverride>
-    <w:lvlOverride w:ilvl="5">
-      <w:startOverride w:val="1"/>
-    </w:lvlOverride>
-    <w:lvlOverride w:ilvl="6">
-      <w:startOverride w:val="1"/>
-    </w:lvlOverride>
-    <w:lvlOverride w:ilvl="7">
-      <w:startOverride w:val="1"/>
-    </w:lvlOverride>
-    <w:lvlOverride w:ilvl="8">
-      <w:startOverride w:val="1"/>
-    </w:lvlOverride>
+    <w:abstractNumId w:val="991"/>
   </w:num>
   <w:num w:numId="1008">
     <w:abstractNumId w:val="991"/>
   </w:num>
   <w:num w:numId="1009">
-    <w:abstractNumId w:val="99411"/>
-    <w:lvlOverride w:ilvl="0">
-      <w:startOverride w:val="1"/>
-    </w:lvlOverride>
-    <w:lvlOverride w:ilvl="1">
-      <w:startOverride w:val="1"/>
-    </w:lvlOverride>
-    <w:lvlOverride w:ilvl="2">
-      <w:startOverride w:val="1"/>
-    </w:lvlOverride>
-    <w:lvlOverride w:ilvl="3">
-      <w:startOverride w:val="1"/>
-    </w:lvlOverride>
-    <w:lvlOverride w:ilvl="4">
-      <w:startOverride w:val="1"/>
-    </w:lvlOverride>
-    <w:lvlOverride w:ilvl="5">
-      <w:startOverride w:val="1"/>
-    </w:lvlOverride>
-    <w:lvlOverride w:ilvl="6">
-      <w:startOverride w:val="1"/>
-    </w:lvlOverride>
-    <w:lvlOverride w:ilvl="7">
-      <w:startOverride w:val="1"/>
-    </w:lvlOverride>
-    <w:lvlOverride w:ilvl="8">
-      <w:startOverride w:val="1"/>
-    </w:lvlOverride>
+    <w:abstractNumId w:val="991"/>
   </w:num>
   <w:num w:numId="1010">
     <w:abstractNumId w:val="991"/>
   </w:num>
   <w:num w:numId="1011">
-    <w:abstractNumId w:val="99411"/>
-    <w:lvlOverride w:ilvl="0">
-      <w:startOverride w:val="1"/>
-    </w:lvlOverride>
-    <w:lvlOverride w:ilvl="1">
-      <w:startOverride w:val="1"/>
-    </w:lvlOverride>
-    <w:lvlOverride w:ilvl="2">
-      <w:startOverride w:val="1"/>
-    </w:lvlOverride>
-    <w:lvlOverride w:ilvl="3">
-      <w:startOverride w:val="1"/>
-    </w:lvlOverride>
-    <w:lvlOverride w:ilvl="4">
-      <w:startOverride w:val="1"/>
-    </w:lvlOverride>
-    <w:lvlOverride w:ilvl="5">
-      <w:startOverride w:val="1"/>
-    </w:lvlOverride>
-    <w:lvlOverride w:ilvl="6">
-      <w:startOverride w:val="1"/>
-    </w:lvlOverride>
-    <w:lvlOverride w:ilvl="7">
-      <w:startOverride w:val="1"/>
-    </w:lvlOverride>
-    <w:lvlOverride w:ilvl="8">
-      <w:startOverride w:val="1"/>
-    </w:lvlOverride>
-  </w:num>
-  <w:num w:numId="1012">
-    <w:abstractNumId w:val="991"/>
-  </w:num>
-  <w:num w:numId="1013">
-    <w:abstractNumId w:val="99411"/>
-    <w:lvlOverride w:ilvl="0">
-      <w:startOverride w:val="1"/>
-    </w:lvlOverride>
-    <w:lvlOverride w:ilvl="1">
-      <w:startOverride w:val="1"/>
-    </w:lvlOverride>
-    <w:lvlOverride w:ilvl="2">
-      <w:startOverride w:val="1"/>
-    </w:lvlOverride>
-    <w:lvlOverride w:ilvl="3">
-      <w:startOverride w:val="1"/>
-    </w:lvlOverride>
-    <w:lvlOverride w:ilvl="4">
-      <w:startOverride w:val="1"/>
-    </w:lvlOverride>
-    <w:lvlOverride w:ilvl="5">
-      <w:startOverride w:val="1"/>
-    </w:lvlOverride>
-    <w:lvlOverride w:ilvl="6">
-      <w:startOverride w:val="1"/>
-    </w:lvlOverride>
-    <w:lvlOverride w:ilvl="7">
-      <w:startOverride w:val="1"/>
-    </w:lvlOverride>
-    <w:lvlOverride w:ilvl="8">
-      <w:startOverride w:val="1"/>
-    </w:lvlOverride>
-  </w:num>
-  <w:num w:numId="1014">
-    <w:abstractNumId w:val="991"/>
-  </w:num>
-  <w:num w:numId="1015">
-    <w:abstractNumId w:val="991"/>
-  </w:num>
-  <w:num w:numId="1016">
-    <w:abstractNumId w:val="991"/>
-  </w:num>
-  <w:num w:numId="1017">
-    <w:abstractNumId w:val="99411"/>
-    <w:lvlOverride w:ilvl="0">
-      <w:startOverride w:val="1"/>
-    </w:lvlOverride>
-    <w:lvlOverride w:ilvl="1">
-      <w:startOverride w:val="1"/>
-    </w:lvlOverride>
-    <w:lvlOverride w:ilvl="2">
-      <w:startOverride w:val="1"/>
-    </w:lvlOverride>
-    <w:lvlOverride w:ilvl="3">
-      <w:startOverride w:val="1"/>
-    </w:lvlOverride>
-    <w:lvlOverride w:ilvl="4">
-      <w:startOverride w:val="1"/>
-    </w:lvlOverride>
-    <w:lvlOverride w:ilvl="5">
-      <w:startOverride w:val="1"/>
-    </w:lvlOverride>
-    <w:lvlOverride w:ilvl="6">
-      <w:startOverride w:val="1"/>
-    </w:lvlOverride>
-    <w:lvlOverride w:ilvl="7">
-      <w:startOverride w:val="1"/>
-    </w:lvlOverride>
-    <w:lvlOverride w:ilvl="8">
-      <w:startOverride w:val="1"/>
-    </w:lvlOverride>
-  </w:num>
-  <w:num w:numId="1018">
-    <w:abstractNumId w:val="991"/>
-  </w:num>
-  <w:num w:numId="1019">
-    <w:abstractNumId w:val="991"/>
-  </w:num>
-  <w:num w:numId="1020">
-    <w:abstractNumId w:val="991"/>
-  </w:num>
-  <w:num w:numId="1021">
-    <w:abstractNumId w:val="991"/>
-  </w:num>
-  <w:num w:numId="1022">
-    <w:abstractNumId w:val="991"/>
-  </w:num>
-  <w:num w:numId="1023">
     <w:abstractNumId w:val="991"/>
   </w:num>
 </w:numbering>

--- a/Nhom12_DeTai6_NguyenMinhTri.docx
+++ b/Nhom12_DeTai6_NguyenMinhTri.docx
@@ -669,7 +669,7 @@
     </w:p>
     <w:bookmarkEnd w:id="30"/>
     <w:bookmarkEnd w:id="31"/>
-    <w:bookmarkStart w:id="41" w:name="chương-2-phân-tích-hệ-thống"/>
+    <w:bookmarkStart w:id="50" w:name="chương-2-phân-tích-hệ-thống"/>
     <w:p>
       <w:pPr>
         <w:pStyle w:val="Heading1"/>
@@ -696,7 +696,7 @@
       </w:r>
     </w:p>
     <w:bookmarkEnd w:id="32"/>
-    <w:bookmarkStart w:id="35" w:name="mô-hình-hóa-nghiệp-vụ"/>
+    <w:bookmarkStart w:id="38" w:name="mô-hình-hóa-nghiệp-vụ"/>
     <w:p>
       <w:pPr>
         <w:pStyle w:val="Heading2"/>
@@ -705,7 +705,7 @@
         <w:t xml:space="preserve">2.2. MÔ HÌNH HÓA NGHIỆP VỤ</w:t>
       </w:r>
     </w:p>
-    <w:bookmarkStart w:id="33" w:name="sơ-đồ-use-case-nghiệp-vụ"/>
+    <w:bookmarkStart w:id="36" w:name="sơ-đồ-use-case-nghiệp-vụ"/>
     <w:p>
       <w:pPr>
         <w:pStyle w:val="Heading3"/>
@@ -741,343 +741,128 @@
         <w:t xml:space="preserve"> </w:t>
       </w:r>
       <w:r>
-        <w:t xml:space="preserve">Là đối tượng trung tâm của ứng dụng. Người dùng thực hiện các hành động trực tiếp như đăng nhập, ghi chép giao dịch, xem báo cáo thống kê, tạo nhóm chi tiêu, và tương tác với trợ lý ảo Chatbot AI.</w:t>
-      </w:r>
-    </w:p>
-    <w:p>
-      <w:pPr>
-        <w:numPr>
-          <w:ilvl w:val="0"/>
-          <w:numId w:val="1008"/>
-        </w:numPr>
-        <w:pStyle w:val="Compact"/>
+        <w:t xml:space="preserve">Là đối tượng trung tâm của ứng dụng. Người dùng thực hiện các hành động trực tiếp như đăng nhập, ghi chép giao dịch, xem báo cáo thống kê, tạo/tham gia nhóm chi tiêu, và tương tác với trợ lý ảo Chatbot AI.</w:t>
+      </w:r>
+    </w:p>
+    <w:p>
+      <w:pPr>
+        <w:pStyle w:val="CaptionedFigure"/>
+      </w:pPr>
+      <w:r>
+        <w:drawing>
+          <wp:inline>
+            <wp:extent cx="5397500" cy="6386150"/>
+            <wp:effectExtent b="0" l="0" r="0" t="0"/>
+            <wp:docPr descr="diagram" title="" id="34" name="Picture"/>
+            <a:graphic>
+              <a:graphicData uri="http://schemas.openxmlformats.org/drawingml/2006/picture">
+                <pic:pic>
+                  <pic:nvPicPr>
+                    <pic:cNvPr descr="./thesis_content_with_images-1.png" id="35" name="Picture"/>
+                    <pic:cNvPicPr>
+                      <a:picLocks noChangeArrowheads="1" noChangeAspect="1"/>
+                    </pic:cNvPicPr>
+                  </pic:nvPicPr>
+                  <pic:blipFill>
+                    <a:blip r:embed="rId33"/>
+                    <a:stretch>
+                      <a:fillRect/>
+                    </a:stretch>
+                  </pic:blipFill>
+                  <pic:spPr bwMode="auto">
+                    <a:xfrm>
+                      <a:off x="0" y="0"/>
+                      <a:ext cx="5397500" cy="6386150"/>
+                    </a:xfrm>
+                    <a:prstGeom prst="rect">
+                      <a:avLst/>
+                    </a:prstGeom>
+                    <a:noFill/>
+                    <a:ln w="9525">
+                      <a:noFill/>
+                      <a:headEnd/>
+                      <a:tailEnd/>
+                    </a:ln>
+                  </pic:spPr>
+                </pic:pic>
+              </a:graphicData>
+            </a:graphic>
+          </wp:inline>
+        </w:drawing>
+      </w:r>
+    </w:p>
+    <w:p>
+      <w:pPr>
+        <w:pStyle w:val="ImageCaption"/>
+      </w:pPr>
+      <w:r>
+        <w:t xml:space="preserve">diagram</w:t>
+      </w:r>
+    </w:p>
+    <w:bookmarkEnd w:id="36"/>
+    <w:bookmarkStart w:id="37" w:name="mô-hình-hóa-quy-trình-nghiệp-vụ"/>
+    <w:p>
+      <w:pPr>
+        <w:pStyle w:val="Heading3"/>
+      </w:pPr>
+      <w:r>
+        <w:t xml:space="preserve">2.2.2. Mô hình hóa quy trình nghiệp vụ</w:t>
+      </w:r>
+    </w:p>
+    <w:p>
+      <w:pPr>
+        <w:pStyle w:val="FirstParagraph"/>
       </w:pPr>
       <w:r>
         <w:rPr>
           <w:bCs/>
           <w:b/>
         </w:rPr>
-        <w:t xml:space="preserve">Hệ thống đồng bộ (Sync System):</w:t>
-      </w:r>
-      <w:r>
-        <w:t xml:space="preserve"> </w:t>
-      </w:r>
-      <w:r>
-        <w:t xml:space="preserve">Đóng vai trò xử lý ngầm, đảm bảo tính nhất quán dữ liệu giữa kho lưu trữ cục bộ trên thiết bị di động (Local Storage) và máy chủ trung tâm (SQL Server).</w:t>
-      </w:r>
-    </w:p>
-    <w:bookmarkEnd w:id="33"/>
-    <w:bookmarkStart w:id="34" w:name="mô-hình-hóa-quy-trình-nghiệp-vụ"/>
-    <w:p>
-      <w:pPr>
-        <w:pStyle w:val="Heading3"/>
-      </w:pPr>
-      <w:r>
-        <w:t xml:space="preserve">2.2.2. Mô hình hóa quy trình nghiệp vụ</w:t>
-      </w:r>
-    </w:p>
-    <w:p>
-      <w:pPr>
-        <w:pStyle w:val="FirstParagraph"/>
-      </w:pPr>
+        <w:t xml:space="preserve">1. Ghi nhận giao dịch cá nhân</w:t>
+      </w:r>
+      <w:r>
+        <w:t xml:space="preserve"> </w:t>
+      </w:r>
+      <w:r>
+        <w:t xml:space="preserve">-</w:t>
+      </w:r>
+      <w:r>
+        <w:t xml:space="preserve"> </w:t>
+      </w:r>
       <w:r>
         <w:rPr>
           <w:bCs/>
           <w:b/>
         </w:rPr>
-        <w:t xml:space="preserve">Quy trình quản lý nhóm chi tiêu chung:</w:t>
-      </w:r>
-      <w:r>
-        <w:t xml:space="preserve"> </w:t>
-      </w:r>
-      <w:r>
-        <w:t xml:space="preserve">Khi một người dùng (Admin) tạo nhóm, hệ thống tạo một ID duy nhất cho nhóm đó. Admin tiến hành thêm các thành viên (Member). Bất kỳ thành viên nào trong nhóm khi phát sinh chi phí chung đều tiến hành tạo một Giao dịch (Expense). Quá trình này yêu cầu người nhập liệu chọn đúng nhóm và xác định</w:t>
-      </w:r>
-      <w:r>
-        <w:t xml:space="preserve"> </w:t>
-      </w:r>
-      <w:r>
-        <w:t xml:space="preserve">“</w:t>
-      </w:r>
-      <w:r>
-        <w:t xml:space="preserve">Người đã trả tiền</w:t>
-      </w:r>
-      <w:r>
-        <w:t xml:space="preserve">”</w:t>
-      </w:r>
-      <w:r>
-        <w:t xml:space="preserve"> </w:t>
-      </w:r>
-      <w:r>
-        <w:t xml:space="preserve">(PaidBy). Ngay khi giao dịch được xác nhận, hệ thống tính toán lại tỷ lệ đóng góp của từng cá nhân so với tổng chi phí chung, từ đó hiển thị danh sách các khoản nợ hoặc số tiền cần thu hồi của từng thành viên.</w:t>
-      </w:r>
-    </w:p>
-    <w:bookmarkEnd w:id="34"/>
-    <w:bookmarkEnd w:id="35"/>
-    <w:bookmarkStart w:id="38" w:name="mô-hình-hóa-chức-năng"/>
-    <w:p>
-      <w:pPr>
-        <w:pStyle w:val="Heading2"/>
-      </w:pPr>
-      <w:r>
-        <w:t xml:space="preserve">2.3. MÔ HÌNH HÓA CHỨC NĂNG</w:t>
-      </w:r>
-    </w:p>
-    <w:bookmarkStart w:id="36" w:name="sơ-đồ-use-case-hệ-thống"/>
-    <w:p>
-      <w:pPr>
-        <w:pStyle w:val="Heading3"/>
-      </w:pPr>
-      <w:r>
-        <w:t xml:space="preserve">2.3.1. Sơ đồ Use Case hệ thống</w:t>
-      </w:r>
-    </w:p>
-    <w:p>
-      <w:pPr>
-        <w:pStyle w:val="FirstParagraph"/>
-      </w:pPr>
-      <w:r>
-        <w:t xml:space="preserve">Dựa trên nghiệp vụ, hệ thống bao gồm các Use Case cốt lõi sau:</w:t>
-      </w:r>
-      <w:r>
-        <w:t xml:space="preserve"> </w:t>
-      </w:r>
-      <w:r>
-        <w:t xml:space="preserve">1. Đăng nhập / Đăng ký</w:t>
-      </w:r>
-      <w:r>
-        <w:t xml:space="preserve"> </w:t>
-      </w:r>
-      <w:r>
-        <w:t xml:space="preserve">2. Thêm mới giao dịch thu/chi</w:t>
-      </w:r>
-      <w:r>
-        <w:t xml:space="preserve"> </w:t>
-      </w:r>
-      <w:r>
-        <w:t xml:space="preserve">3. Chỉnh sửa / Xóa giao dịch</w:t>
-      </w:r>
-      <w:r>
-        <w:t xml:space="preserve"> </w:t>
-      </w:r>
-      <w:r>
-        <w:t xml:space="preserve">4. Quản lý mục tiêu tiết kiệm</w:t>
-      </w:r>
-      <w:r>
-        <w:t xml:space="preserve"> </w:t>
-      </w:r>
-      <w:r>
-        <w:t xml:space="preserve">5. Quản lý Nhóm (Tạo, Thêm/Xóa thành viên)</w:t>
-      </w:r>
-      <w:r>
-        <w:t xml:space="preserve"> </w:t>
-      </w:r>
-      <w:r>
-        <w:t xml:space="preserve">6. Trợ lý ảo Chatbot AI</w:t>
-      </w:r>
-    </w:p>
-    <w:p>
-      <w:pPr>
-        <w:pStyle w:val="SourceCode"/>
-      </w:pPr>
-      <w:r>
-        <w:rPr>
-          <w:rStyle w:val="VerbatimChar"/>
-        </w:rPr>
-        <w:t xml:space="preserve">flowchart LR</w:t>
-      </w:r>
-      <w:r>
-        <w:br/>
-      </w:r>
-      <w:r>
-        <w:rPr>
-          <w:rStyle w:val="VerbatimChar"/>
-        </w:rPr>
-        <w:t xml:space="preserve">    User([Người dùng])</w:t>
-      </w:r>
-      <w:r>
-        <w:br/>
-      </w:r>
-      <w:r>
-        <w:rPr>
-          <w:rStyle w:val="VerbatimChar"/>
-        </w:rPr>
-        <w:t xml:space="preserve">    Sync([Hệ thống đồng bộ])</w:t>
-      </w:r>
-      <w:r>
-        <w:br/>
-      </w:r>
-      <w:r>
-        <w:br/>
-      </w:r>
-      <w:r>
-        <w:rPr>
-          <w:rStyle w:val="VerbatimChar"/>
-        </w:rPr>
-        <w:t xml:space="preserve">    UC1(UC-01: Đăng nhập / Đăng ký)</w:t>
-      </w:r>
-      <w:r>
-        <w:br/>
-      </w:r>
-      <w:r>
-        <w:rPr>
-          <w:rStyle w:val="VerbatimChar"/>
-        </w:rPr>
-        <w:t xml:space="preserve">    UC2(UC-02: Thêm mới giao dịch)</w:t>
-      </w:r>
-      <w:r>
-        <w:br/>
-      </w:r>
-      <w:r>
-        <w:rPr>
-          <w:rStyle w:val="VerbatimChar"/>
-        </w:rPr>
-        <w:t xml:space="preserve">    UC3(UC-03: Trợ lý ảo Chatbot AI)</w:t>
-      </w:r>
-      <w:r>
-        <w:br/>
-      </w:r>
-      <w:r>
-        <w:rPr>
-          <w:rStyle w:val="VerbatimChar"/>
-        </w:rPr>
-        <w:t xml:space="preserve">    UC4(UC-04: Quản lý nhóm chi tiêu)</w:t>
-      </w:r>
-      <w:r>
-        <w:br/>
-      </w:r>
-      <w:r>
-        <w:rPr>
-          <w:rStyle w:val="VerbatimChar"/>
-        </w:rPr>
-        <w:t xml:space="preserve">    UC5(UC-05: Quản lý mục tiêu tiết kiệm)</w:t>
-      </w:r>
-      <w:r>
-        <w:br/>
-      </w:r>
-      <w:r>
-        <w:rPr>
-          <w:rStyle w:val="VerbatimChar"/>
-        </w:rPr>
-        <w:t xml:space="preserve">    UC6(UC-06: Chỉnh sửa / Xóa giao dịch)</w:t>
-      </w:r>
-      <w:r>
-        <w:br/>
-      </w:r>
-      <w:r>
-        <w:br/>
-      </w:r>
-      <w:r>
-        <w:rPr>
-          <w:rStyle w:val="VerbatimChar"/>
-        </w:rPr>
-        <w:t xml:space="preserve">    User --&gt; UC1</w:t>
-      </w:r>
-      <w:r>
-        <w:br/>
-      </w:r>
-      <w:r>
-        <w:rPr>
-          <w:rStyle w:val="VerbatimChar"/>
-        </w:rPr>
-        <w:t xml:space="preserve">    User --&gt; UC2</w:t>
-      </w:r>
-      <w:r>
-        <w:br/>
-      </w:r>
-      <w:r>
-        <w:rPr>
-          <w:rStyle w:val="VerbatimChar"/>
-        </w:rPr>
-        <w:t xml:space="preserve">    User --&gt; UC3</w:t>
-      </w:r>
-      <w:r>
-        <w:br/>
-      </w:r>
-      <w:r>
-        <w:rPr>
-          <w:rStyle w:val="VerbatimChar"/>
-        </w:rPr>
-        <w:t xml:space="preserve">    User --&gt; UC4</w:t>
-      </w:r>
-      <w:r>
-        <w:br/>
-      </w:r>
-      <w:r>
-        <w:rPr>
-          <w:rStyle w:val="VerbatimChar"/>
-        </w:rPr>
-        <w:t xml:space="preserve">    User --&gt; UC5</w:t>
-      </w:r>
-      <w:r>
-        <w:br/>
-      </w:r>
-      <w:r>
-        <w:rPr>
-          <w:rStyle w:val="VerbatimChar"/>
-        </w:rPr>
-        <w:t xml:space="preserve">    User --&gt; UC6</w:t>
-      </w:r>
-      <w:r>
-        <w:br/>
-      </w:r>
-      <w:r>
-        <w:br/>
-      </w:r>
-      <w:r>
-        <w:rPr>
-          <w:rStyle w:val="VerbatimChar"/>
-        </w:rPr>
-        <w:t xml:space="preserve">    UC1 -.-&gt;|include| Sync</w:t>
-      </w:r>
-      <w:r>
-        <w:br/>
-      </w:r>
-      <w:r>
-        <w:rPr>
-          <w:rStyle w:val="VerbatimChar"/>
-        </w:rPr>
-        <w:t xml:space="preserve">    UC2 -.-&gt;|include| Sync</w:t>
-      </w:r>
-      <w:r>
-        <w:br/>
-      </w:r>
-      <w:r>
-        <w:rPr>
-          <w:rStyle w:val="VerbatimChar"/>
-        </w:rPr>
-        <w:t xml:space="preserve">    UC4 -.-&gt;|include| Sync</w:t>
-      </w:r>
-      <w:r>
-        <w:br/>
-      </w:r>
-      <w:r>
-        <w:rPr>
-          <w:rStyle w:val="VerbatimChar"/>
-        </w:rPr>
-        <w:t xml:space="preserve">    UC6 -.-&gt;|include| Sync</w:t>
-      </w:r>
-    </w:p>
-    <w:bookmarkEnd w:id="36"/>
-    <w:bookmarkStart w:id="37" w:name="đặc-tả-use-case-hệ-thống"/>
-    <w:p>
-      <w:pPr>
-        <w:pStyle w:val="Heading3"/>
-      </w:pPr>
-      <w:r>
-        <w:t xml:space="preserve">2.3.2. Đặc tả Use Case hệ thống</w:t>
-      </w:r>
-    </w:p>
-    <w:p>
-      <w:pPr>
-        <w:pStyle w:val="FirstParagraph"/>
-      </w:pPr>
+        <w:t xml:space="preserve">Use case nghiệp vụ:</w:t>
+      </w:r>
+      <w:r>
+        <w:t xml:space="preserve"> </w:t>
+      </w:r>
+      <w:r>
+        <w:t xml:space="preserve">Ghi nhận giao dịch cá nhân</w:t>
+      </w:r>
+      <w:r>
+        <w:t xml:space="preserve"> </w:t>
+      </w:r>
+      <w:r>
+        <w:t xml:space="preserve">-</w:t>
+      </w:r>
+      <w:r>
+        <w:t xml:space="preserve"> </w:t>
+      </w:r>
       <w:r>
         <w:rPr>
           <w:bCs/>
           <w:b/>
         </w:rPr>
-        <w:t xml:space="preserve">Đặc tả UC-01: Đăng nhập bằng Google (Hybrid Auth)</w:t>
+        <w:t xml:space="preserve">Use case bắt đầu khi:</w:t>
+      </w:r>
+      <w:r>
+        <w:t xml:space="preserve"> </w:t>
+      </w:r>
+      <w:r>
+        <w:t xml:space="preserve">Người dùng có nhu cầu lưu lại một khoản thu hoặc chi vừa phát sinh trong thực tế.</w:t>
       </w:r>
       <w:r>
         <w:t xml:space="preserve"> </w:t>
@@ -1093,13 +878,13 @@
           <w:bCs/>
           <w:b/>
         </w:rPr>
-        <w:t xml:space="preserve">Mô tả:</w:t>
-      </w:r>
-      <w:r>
-        <w:t xml:space="preserve"> </w:t>
-      </w:r>
-      <w:r>
-        <w:t xml:space="preserve">Cho phép người dùng sử dụng tài khoản Google để đăng nhập, hệ thống sẽ đồng bộ thông tin xác thực xuống SQL Server.</w:t>
+        <w:t xml:space="preserve">Mục tiêu của use case là:</w:t>
+      </w:r>
+      <w:r>
+        <w:t xml:space="preserve"> </w:t>
+      </w:r>
+      <w:r>
+        <w:t xml:space="preserve">Lưu vết dòng tiền cá nhân một cách chính xác để hệ thống có dữ liệu phân tích thống kê.</w:t>
       </w:r>
       <w:r>
         <w:t xml:space="preserve"> </w:t>
@@ -1115,13 +900,31 @@
           <w:bCs/>
           <w:b/>
         </w:rPr>
-        <w:t xml:space="preserve">Tác nhân:</w:t>
-      </w:r>
-      <w:r>
-        <w:t xml:space="preserve"> </w:t>
-      </w:r>
-      <w:r>
-        <w:t xml:space="preserve">Người dùng.</w:t>
+        <w:t xml:space="preserve">Các bước cơ bản:</w:t>
+      </w:r>
+      <w:r>
+        <w:t xml:space="preserve"> </w:t>
+      </w:r>
+      <w:r>
+        <w:t xml:space="preserve">1. Người dùng truy cập ứng dụng và vào màn hình Thêm giao dịch.</w:t>
+      </w:r>
+      <w:r>
+        <w:t xml:space="preserve"> </w:t>
+      </w:r>
+      <w:r>
+        <w:t xml:space="preserve">2. Người dùng nhập các thông số: Số tiền, Danh mục, Ngày tháng và Ghi chú (nếu có).</w:t>
+      </w:r>
+      <w:r>
+        <w:t xml:space="preserve"> </w:t>
+      </w:r>
+      <w:r>
+        <w:t xml:space="preserve">3. Người dùng xác nhận lưu giao dịch.</w:t>
+      </w:r>
+      <w:r>
+        <w:t xml:space="preserve"> </w:t>
+      </w:r>
+      <w:r>
+        <w:t xml:space="preserve">4. Hệ thống ghi nhận dữ liệu vào cơ sở dữ liệu và tự động cập nhật lại tổng số dư cũng như biểu đồ thống kê.</w:t>
       </w:r>
       <w:r>
         <w:t xml:space="preserve"> </w:t>
@@ -1137,13 +940,7 @@
           <w:bCs/>
           <w:b/>
         </w:rPr>
-        <w:t xml:space="preserve">Tiền điều kiện:</w:t>
-      </w:r>
-      <w:r>
-        <w:t xml:space="preserve"> </w:t>
-      </w:r>
-      <w:r>
-        <w:t xml:space="preserve">Thiết bị có kết nối mạng internet.</w:t>
+        <w:t xml:space="preserve">Các dòng thay thế:</w:t>
       </w:r>
       <w:r>
         <w:t xml:space="preserve"> </w:t>
@@ -1154,99 +951,52 @@
       <w:r>
         <w:t xml:space="preserve"> </w:t>
       </w:r>
+      <w:r>
+        <w:rPr>
+          <w:iCs/>
+          <w:i/>
+        </w:rPr>
+        <w:t xml:space="preserve">Tại bước 2:</w:t>
+      </w:r>
+      <w:r>
+        <w:t xml:space="preserve"> </w:t>
+      </w:r>
+      <w:r>
+        <w:t xml:space="preserve">Nếu người dùng nhập sai định dạng số tiền (hoặc số tiền &lt;= 0), hệ thống sẽ cảnh báo đỏ và yêu cầu nhập lại, không cho phép lưu.</w:t>
+      </w:r>
+    </w:p>
+    <w:p>
+      <w:pPr>
+        <w:pStyle w:val="BodyText"/>
+      </w:pPr>
       <w:r>
         <w:rPr>
           <w:bCs/>
           <w:b/>
         </w:rPr>
-        <w:t xml:space="preserve">Luồng sự kiện chính:</w:t>
-      </w:r>
-      <w:r>
-        <w:t xml:space="preserve"> </w:t>
-      </w:r>
-      <w:r>
-        <w:t xml:space="preserve">1. Người dùng bấm nút</w:t>
-      </w:r>
-      <w:r>
-        <w:t xml:space="preserve"> </w:t>
-      </w:r>
-      <w:r>
-        <w:t xml:space="preserve">“</w:t>
-      </w:r>
-      <w:r>
-        <w:t xml:space="preserve">Đăng nhập với Google</w:t>
-      </w:r>
-      <w:r>
-        <w:t xml:space="preserve">”</w:t>
-      </w:r>
-      <w:r>
-        <w:t xml:space="preserve">.</w:t>
-      </w:r>
-      <w:r>
-        <w:t xml:space="preserve"> </w:t>
-      </w:r>
-      <w:r>
-        <w:t xml:space="preserve">2. Ứng dụng chuyển hướng sang giao diện xác thực của Google Firebase.</w:t>
-      </w:r>
-      <w:r>
-        <w:t xml:space="preserve"> </w:t>
-      </w:r>
-      <w:r>
-        <w:t xml:space="preserve">3. Người dùng chọn tài khoản và cấp quyền.</w:t>
-      </w:r>
-      <w:r>
-        <w:t xml:space="preserve"> </w:t>
-      </w:r>
-      <w:r>
-        <w:t xml:space="preserve">4. Firebase trả về UID và thông tin (Email, Tên, Ảnh đại diện).</w:t>
-      </w:r>
-      <w:r>
-        <w:t xml:space="preserve"> </w:t>
-      </w:r>
-      <w:r>
-        <w:t xml:space="preserve">5. Ứng dụng gọi dịch vụ SQL Server (hàm</w:t>
-      </w:r>
-      <w:r>
-        <w:t xml:space="preserve"> </w:t>
-      </w:r>
-      <w:r>
-        <w:rPr>
-          <w:rStyle w:val="VerbatimChar"/>
-        </w:rPr>
-        <w:t xml:space="preserve">_syncUserToSql</w:t>
-      </w:r>
-      <w:r>
-        <w:t xml:space="preserve">) để kiểm tra. Nếu UID chưa tồn tại, thêm mới vào bảng</w:t>
-      </w:r>
-      <w:r>
-        <w:t xml:space="preserve"> </w:t>
-      </w:r>
-      <w:r>
-        <w:rPr>
-          <w:rStyle w:val="VerbatimChar"/>
-        </w:rPr>
-        <w:t xml:space="preserve">Users</w:t>
-      </w:r>
-      <w:r>
-        <w:t xml:space="preserve">; nếu đã có, tiến hành cập nhật thông tin mới nhất.</w:t>
-      </w:r>
-      <w:r>
-        <w:t xml:space="preserve"> </w:t>
-      </w:r>
-      <w:r>
-        <w:t xml:space="preserve">6. Hệ thống chuyển hướng người dùng vào màn hình chính (Dashboard).</w:t>
-      </w:r>
-    </w:p>
-    <w:p>
-      <w:pPr>
-        <w:pStyle w:val="BodyText"/>
-      </w:pPr>
+        <w:t xml:space="preserve">2. Quản lý chia sẻ chi phí nhóm</w:t>
+      </w:r>
+      <w:r>
+        <w:t xml:space="preserve"> </w:t>
+      </w:r>
+      <w:r>
+        <w:t xml:space="preserve">-</w:t>
+      </w:r>
+      <w:r>
+        <w:t xml:space="preserve"> </w:t>
+      </w:r>
       <w:r>
         <w:rPr>
           <w:bCs/>
           <w:b/>
         </w:rPr>
-        <w:t xml:space="preserve">Đặc tả UC-02: Thêm mới giao dịch chi tiêu</w:t>
+        <w:t xml:space="preserve">Use case nghiệp vụ:</w:t>
+      </w:r>
+      <w:r>
+        <w:t xml:space="preserve"> </w:t>
+      </w:r>
+      <w:r>
+        <w:t xml:space="preserve">Quản lý chia sẻ chi phí nhóm</w:t>
       </w:r>
       <w:r>
         <w:t xml:space="preserve"> </w:t>
@@ -1262,13 +1012,13 @@
           <w:bCs/>
           <w:b/>
         </w:rPr>
-        <w:t xml:space="preserve">Mô tả:</w:t>
-      </w:r>
-      <w:r>
-        <w:t xml:space="preserve"> </w:t>
-      </w:r>
-      <w:r>
-        <w:t xml:space="preserve">Ghi nhận một khoản chi tiêu mới vào hệ thống.</w:t>
+        <w:t xml:space="preserve">Use case bắt đầu khi:</w:t>
+      </w:r>
+      <w:r>
+        <w:t xml:space="preserve"> </w:t>
+      </w:r>
+      <w:r>
+        <w:t xml:space="preserve">Một nhóm người dùng (ví dụ: nhóm bạn đi du lịch, sinh viên ở chung) có phát sinh một khoản chi tiêu chung do một người đứng ra trả trước.</w:t>
       </w:r>
       <w:r>
         <w:t xml:space="preserve"> </w:t>
@@ -1284,13 +1034,13 @@
           <w:bCs/>
           <w:b/>
         </w:rPr>
-        <w:t xml:space="preserve">Tác nhân:</w:t>
-      </w:r>
-      <w:r>
-        <w:t xml:space="preserve"> </w:t>
-      </w:r>
-      <w:r>
-        <w:t xml:space="preserve">Người dùng.</w:t>
+        <w:t xml:space="preserve">Mục tiêu của use case là:</w:t>
+      </w:r>
+      <w:r>
+        <w:t xml:space="preserve"> </w:t>
+      </w:r>
+      <w:r>
+        <w:t xml:space="preserve">Tự động chia đều chi phí và tính toán công nợ giữa các thành viên một cách bình đẳng.</w:t>
       </w:r>
       <w:r>
         <w:t xml:space="preserve"> </w:t>
@@ -1306,13 +1056,37 @@
           <w:bCs/>
           <w:b/>
         </w:rPr>
-        <w:t xml:space="preserve">Tiền điều kiện:</w:t>
-      </w:r>
-      <w:r>
-        <w:t xml:space="preserve"> </w:t>
-      </w:r>
-      <w:r>
-        <w:t xml:space="preserve">Người dùng đã đăng nhập thành công.</w:t>
+        <w:t xml:space="preserve">Các bước cơ bản:</w:t>
+      </w:r>
+      <w:r>
+        <w:t xml:space="preserve"> </w:t>
+      </w:r>
+      <w:r>
+        <w:t xml:space="preserve">1. Người dùng tạo một không gian Nhóm và thêm các thành viên khác vào nhóm thông qua email/ID.</w:t>
+      </w:r>
+      <w:r>
+        <w:t xml:space="preserve"> </w:t>
+      </w:r>
+      <w:r>
+        <w:t xml:space="preserve">2. Bất kỳ thành viên nào trong nhóm cũng có thể truy cập vào Nhóm và tiến hành thêm Giao dịch nhóm.</w:t>
+      </w:r>
+      <w:r>
+        <w:t xml:space="preserve"> </w:t>
+      </w:r>
+      <w:r>
+        <w:t xml:space="preserve">3. Người dùng nhập số tiền, chọn người đã trả tiền (PaidBy) và lưu lại.</w:t>
+      </w:r>
+      <w:r>
+        <w:t xml:space="preserve"> </w:t>
+      </w:r>
+      <w:r>
+        <w:t xml:space="preserve">4. Hệ thống tính toán chia đều chi phí cho tất cả thành viên trong nhóm.</w:t>
+      </w:r>
+      <w:r>
+        <w:t xml:space="preserve"> </w:t>
+      </w:r>
+      <w:r>
+        <w:t xml:space="preserve">5. Hệ thống hiển thị bảng công nợ (Ai nợ ai bao nhiêu tiền) ngay trên màn hình chi tiết nhóm để mọi người cùng thấy.</w:t>
       </w:r>
       <w:r>
         <w:t xml:space="preserve"> </w:t>
@@ -1328,103 +1102,7 @@
           <w:bCs/>
           <w:b/>
         </w:rPr>
-        <w:t xml:space="preserve">Luồng sự kiện chính:</w:t>
-      </w:r>
-      <w:r>
-        <w:t xml:space="preserve"> </w:t>
-      </w:r>
-      <w:r>
-        <w:t xml:space="preserve">1. Người dùng chọn biểu tượng</w:t>
-      </w:r>
-      <w:r>
-        <w:t xml:space="preserve"> </w:t>
-      </w:r>
-      <w:r>
-        <w:t xml:space="preserve">“</w:t>
-      </w:r>
-      <w:r>
-        <w:t xml:space="preserve">Thêm giao dịch</w:t>
-      </w:r>
-      <w:r>
-        <w:t xml:space="preserve">”</w:t>
-      </w:r>
-      <w:r>
-        <w:t xml:space="preserve"> </w:t>
-      </w:r>
-      <w:r>
-        <w:t xml:space="preserve">(+).</w:t>
-      </w:r>
-      <w:r>
-        <w:t xml:space="preserve"> </w:t>
-      </w:r>
-      <w:r>
-        <w:t xml:space="preserve">2. Hệ thống hiển thị biểu mẫu (Form) nhập liệu.</w:t>
-      </w:r>
-      <w:r>
-        <w:t xml:space="preserve"> </w:t>
-      </w:r>
-      <w:r>
-        <w:t xml:space="preserve">3. Người dùng nhập số tiền (bắt buộc &gt; 0), chọn danh mục chi tiêu, nhập ghi chú, chọn nhóm liên quan (nếu là chi tiêu chung).</w:t>
-      </w:r>
-      <w:r>
-        <w:t xml:space="preserve"> </w:t>
-      </w:r>
-      <w:r>
-        <w:t xml:space="preserve">4. Người dùng nhấn nút</w:t>
-      </w:r>
-      <w:r>
-        <w:t xml:space="preserve"> </w:t>
-      </w:r>
-      <w:r>
-        <w:t xml:space="preserve">“</w:t>
-      </w:r>
-      <w:r>
-        <w:t xml:space="preserve">Lưu</w:t>
-      </w:r>
-      <w:r>
-        <w:t xml:space="preserve">”</w:t>
-      </w:r>
-      <w:r>
-        <w:t xml:space="preserve">.</w:t>
-      </w:r>
-      <w:r>
-        <w:t xml:space="preserve"> </w:t>
-      </w:r>
-      <w:r>
-        <w:t xml:space="preserve">5. Hệ thống gọi phương thức</w:t>
-      </w:r>
-      <w:r>
-        <w:t xml:space="preserve"> </w:t>
-      </w:r>
-      <w:r>
-        <w:rPr>
-          <w:rStyle w:val="VerbatimChar"/>
-        </w:rPr>
-        <w:t xml:space="preserve">executeWriteWithParams</w:t>
-      </w:r>
-      <w:r>
-        <w:t xml:space="preserve"> </w:t>
-      </w:r>
-      <w:r>
-        <w:t xml:space="preserve">truyền tham số vào truy vấn SQL để lưu vào bảng</w:t>
-      </w:r>
-      <w:r>
-        <w:t xml:space="preserve"> </w:t>
-      </w:r>
-      <w:r>
-        <w:rPr>
-          <w:rStyle w:val="VerbatimChar"/>
-        </w:rPr>
-        <w:t xml:space="preserve">Expenses</w:t>
-      </w:r>
-      <w:r>
-        <w:t xml:space="preserve">.</w:t>
-      </w:r>
-      <w:r>
-        <w:t xml:space="preserve"> </w:t>
-      </w:r>
-      <w:r>
-        <w:t xml:space="preserve">6. Hệ thống cập nhật lại biểu đồ thống kê và hiển thị thông báo thành công.</w:t>
+        <w:t xml:space="preserve">Các dòng thay thế:</w:t>
       </w:r>
       <w:r>
         <w:t xml:space="preserve"> </w:t>
@@ -1435,30 +1113,52 @@
       <w:r>
         <w:t xml:space="preserve"> </w:t>
       </w:r>
+      <w:r>
+        <w:rPr>
+          <w:iCs/>
+          <w:i/>
+        </w:rPr>
+        <w:t xml:space="preserve">Tại bước 1:</w:t>
+      </w:r>
+      <w:r>
+        <w:t xml:space="preserve"> </w:t>
+      </w:r>
+      <w:r>
+        <w:t xml:space="preserve">Nếu người dùng mời một người chưa có tài khoản trên hệ thống, hệ thống sẽ yêu cầu người đó tải app và đăng nhập trước.</w:t>
+      </w:r>
+    </w:p>
+    <w:p>
+      <w:pPr>
+        <w:pStyle w:val="BodyText"/>
+      </w:pPr>
       <w:r>
         <w:rPr>
           <w:bCs/>
           <w:b/>
         </w:rPr>
-        <w:t xml:space="preserve">Luồng ngoại lệ:</w:t>
-      </w:r>
-      <w:r>
-        <w:t xml:space="preserve"> </w:t>
-      </w:r>
-      <w:r>
-        <w:t xml:space="preserve">Nếu số tiền để trống hoặc bằng 0, hệ thống báo lỗi đỏ tại trường nhập liệu và chặn thao tác lưu.</w:t>
-      </w:r>
-    </w:p>
-    <w:p>
-      <w:pPr>
-        <w:pStyle w:val="BodyText"/>
-      </w:pPr>
+        <w:t xml:space="preserve">3. Tham vấn tài chính tự động</w:t>
+      </w:r>
+      <w:r>
+        <w:t xml:space="preserve"> </w:t>
+      </w:r>
+      <w:r>
+        <w:t xml:space="preserve">-</w:t>
+      </w:r>
+      <w:r>
+        <w:t xml:space="preserve"> </w:t>
+      </w:r>
       <w:r>
         <w:rPr>
           <w:bCs/>
           <w:b/>
         </w:rPr>
-        <w:t xml:space="preserve">Đặc tả UC-03: Trợ lý ảo Chatbot AI</w:t>
+        <w:t xml:space="preserve">Use case nghiệp vụ:</w:t>
+      </w:r>
+      <w:r>
+        <w:t xml:space="preserve"> </w:t>
+      </w:r>
+      <w:r>
+        <w:t xml:space="preserve">Tham vấn tài chính tự động</w:t>
       </w:r>
       <w:r>
         <w:t xml:space="preserve"> </w:t>
@@ -1474,13 +1174,13 @@
           <w:bCs/>
           <w:b/>
         </w:rPr>
-        <w:t xml:space="preserve">Mô tả:</w:t>
-      </w:r>
-      <w:r>
-        <w:t xml:space="preserve"> </w:t>
-      </w:r>
-      <w:r>
-        <w:t xml:space="preserve">Cho phép người dùng trao đổi với AI để được tư vấn tài chính.</w:t>
+        <w:t xml:space="preserve">Use case bắt đầu khi:</w:t>
+      </w:r>
+      <w:r>
+        <w:t xml:space="preserve"> </w:t>
+      </w:r>
+      <w:r>
+        <w:t xml:space="preserve">Người dùng gặp khó khăn trong việc lập kế hoạch chi tiêu hoặc cần lời khuyên về thói quen tài chính.</w:t>
       </w:r>
       <w:r>
         <w:t xml:space="preserve"> </w:t>
@@ -1496,13 +1196,13 @@
           <w:bCs/>
           <w:b/>
         </w:rPr>
-        <w:t xml:space="preserve">Tác nhân:</w:t>
-      </w:r>
-      <w:r>
-        <w:t xml:space="preserve"> </w:t>
-      </w:r>
-      <w:r>
-        <w:t xml:space="preserve">Người dùng.</w:t>
+        <w:t xml:space="preserve">Mục tiêu của use case là:</w:t>
+      </w:r>
+      <w:r>
+        <w:t xml:space="preserve"> </w:t>
+      </w:r>
+      <w:r>
+        <w:t xml:space="preserve">Cung cấp các lời khuyên thông minh, phản hồi ngay lập tức để hỗ trợ quyết định tài chính của người dùng thông qua AI.</w:t>
       </w:r>
       <w:r>
         <w:t xml:space="preserve"> </w:t>
@@ -1518,46 +1218,31 @@
           <w:bCs/>
           <w:b/>
         </w:rPr>
-        <w:t xml:space="preserve">Luồng sự kiện chính:</w:t>
-      </w:r>
-      <w:r>
-        <w:t xml:space="preserve"> </w:t>
-      </w:r>
-      <w:r>
-        <w:t xml:space="preserve">1. Người dùng truy cập vào màn hình Chatbot AI.</w:t>
-      </w:r>
-      <w:r>
-        <w:t xml:space="preserve"> </w:t>
-      </w:r>
-      <w:r>
-        <w:t xml:space="preserve">2. Người dùng nhập nội dung câu hỏi vào ô tin nhắn và nhấn gửi.</w:t>
-      </w:r>
-      <w:r>
-        <w:t xml:space="preserve"> </w:t>
-      </w:r>
-      <w:r>
-        <w:t xml:space="preserve">3. Hệ thống gửi truy vấn đến dịch vụ AI, đồng thời lưu tin nhắn của người dùng vào bảng</w:t>
-      </w:r>
-      <w:r>
-        <w:t xml:space="preserve"> </w:t>
-      </w:r>
-      <w:r>
-        <w:rPr>
-          <w:rStyle w:val="VerbatimChar"/>
-        </w:rPr>
-        <w:t xml:space="preserve">ChatMessages</w:t>
-      </w:r>
-      <w:r>
-        <w:t xml:space="preserve"> </w:t>
-      </w:r>
-      <w:r>
-        <w:t xml:space="preserve">(</w:t>
-      </w:r>
-      <w:r>
-        <w:rPr>
-          <w:rStyle w:val="VerbatimChar"/>
-        </w:rPr>
-        <w:t xml:space="preserve">IsUser = 1</w:t>
+        <w:t xml:space="preserve">Các bước cơ bản:</w:t>
+      </w:r>
+      <w:r>
+        <w:t xml:space="preserve"> </w:t>
+      </w:r>
+      <w:r>
+        <w:t xml:space="preserve">1. Người dùng mở giao diện Chatbot AI trong ứng dụng.</w:t>
+      </w:r>
+      <w:r>
+        <w:t xml:space="preserve"> </w:t>
+      </w:r>
+      <w:r>
+        <w:t xml:space="preserve">2. Người dùng nhập câu hỏi (ví dụ:</w:t>
+      </w:r>
+      <w:r>
+        <w:t xml:space="preserve"> </w:t>
+      </w:r>
+      <w:r>
+        <w:t xml:space="preserve">“</w:t>
+      </w:r>
+      <w:r>
+        <w:t xml:space="preserve">Làm sao để tiết kiệm tiền ăn tháng này?</w:t>
+      </w:r>
+      <w:r>
+        <w:t xml:space="preserve">”</w:t>
       </w:r>
       <w:r>
         <w:t xml:space="preserve">).</w:t>
@@ -1566,42 +1251,248 @@
         <w:t xml:space="preserve"> </w:t>
       </w:r>
       <w:r>
-        <w:t xml:space="preserve">4. Hệ thống nhận phản hồi từ AI, hiển thị lên màn hình và lưu tin nhắn phản hồi vào bảng</w:t>
-      </w:r>
-      <w:r>
-        <w:t xml:space="preserve"> </w:t>
-      </w:r>
-      <w:r>
-        <w:rPr>
-          <w:rStyle w:val="VerbatimChar"/>
-        </w:rPr>
-        <w:t xml:space="preserve">ChatMessages</w:t>
-      </w:r>
-      <w:r>
-        <w:t xml:space="preserve"> </w:t>
-      </w:r>
-      <w:r>
-        <w:t xml:space="preserve">(</w:t>
-      </w:r>
-      <w:r>
-        <w:rPr>
-          <w:rStyle w:val="VerbatimChar"/>
-        </w:rPr>
-        <w:t xml:space="preserve">IsUser = 0</w:t>
-      </w:r>
-      <w:r>
-        <w:t xml:space="preserve">).</w:t>
+        <w:t xml:space="preserve">3. Hệ thống gửi câu hỏi đến dịch vụ AI.</w:t>
+      </w:r>
+      <w:r>
+        <w:t xml:space="preserve"> </w:t>
+      </w:r>
+      <w:r>
+        <w:t xml:space="preserve">4. AI xử lý, sinh ra lời khuyên phù hợp và hệ thống hiển thị câu trả lời lên màn hình dạng bong bóng chat.</w:t>
+      </w:r>
+      <w:r>
+        <w:t xml:space="preserve"> </w:t>
+      </w:r>
+      <w:r>
+        <w:t xml:space="preserve">-</w:t>
+      </w:r>
+      <w:r>
+        <w:t xml:space="preserve"> </w:t>
+      </w:r>
+      <w:r>
+        <w:rPr>
+          <w:bCs/>
+          <w:b/>
+        </w:rPr>
+        <w:t xml:space="preserve">Các dòng thay thế:</w:t>
+      </w:r>
+      <w:r>
+        <w:t xml:space="preserve"> </w:t>
+      </w:r>
+      <w:r>
+        <w:t xml:space="preserve">-</w:t>
+      </w:r>
+      <w:r>
+        <w:t xml:space="preserve"> </w:t>
+      </w:r>
+      <w:r>
+        <w:rPr>
+          <w:iCs/>
+          <w:i/>
+        </w:rPr>
+        <w:t xml:space="preserve">Tại bước 3:</w:t>
+      </w:r>
+      <w:r>
+        <w:t xml:space="preserve"> </w:t>
+      </w:r>
+      <w:r>
+        <w:t xml:space="preserve">Nếu hệ thống mất kết nối mạng, Chatbot sẽ hiển thị thông báo lỗi kết nối và yêu cầu người dùng thử lại sau.</w:t>
+      </w:r>
+    </w:p>
+    <w:p>
+      <w:pPr>
+        <w:pStyle w:val="BodyText"/>
+      </w:pPr>
+      <w:r>
+        <w:rPr>
+          <w:bCs/>
+          <w:b/>
+        </w:rPr>
+        <w:t xml:space="preserve">4. Lập và theo dõi mục tiêu tiết kiệm</w:t>
+      </w:r>
+      <w:r>
+        <w:t xml:space="preserve"> </w:t>
+      </w:r>
+      <w:r>
+        <w:t xml:space="preserve">-</w:t>
+      </w:r>
+      <w:r>
+        <w:t xml:space="preserve"> </w:t>
+      </w:r>
+      <w:r>
+        <w:rPr>
+          <w:bCs/>
+          <w:b/>
+        </w:rPr>
+        <w:t xml:space="preserve">Use case nghiệp vụ:</w:t>
+      </w:r>
+      <w:r>
+        <w:t xml:space="preserve"> </w:t>
+      </w:r>
+      <w:r>
+        <w:t xml:space="preserve">Lập và theo dõi mục tiêu tiết kiệm</w:t>
+      </w:r>
+      <w:r>
+        <w:t xml:space="preserve"> </w:t>
+      </w:r>
+      <w:r>
+        <w:t xml:space="preserve">-</w:t>
+      </w:r>
+      <w:r>
+        <w:t xml:space="preserve"> </w:t>
+      </w:r>
+      <w:r>
+        <w:rPr>
+          <w:bCs/>
+          <w:b/>
+        </w:rPr>
+        <w:t xml:space="preserve">Use case bắt đầu khi:</w:t>
+      </w:r>
+      <w:r>
+        <w:t xml:space="preserve"> </w:t>
+      </w:r>
+      <w:r>
+        <w:t xml:space="preserve">Người dùng muốn để dành một khoản tiền cho mục đích cụ thể (ví dụ: Mua xe, Đi du lịch).</w:t>
+      </w:r>
+      <w:r>
+        <w:t xml:space="preserve"> </w:t>
+      </w:r>
+      <w:r>
+        <w:t xml:space="preserve">-</w:t>
+      </w:r>
+      <w:r>
+        <w:t xml:space="preserve"> </w:t>
+      </w:r>
+      <w:r>
+        <w:rPr>
+          <w:bCs/>
+          <w:b/>
+        </w:rPr>
+        <w:t xml:space="preserve">Mục tiêu của use case là:</w:t>
+      </w:r>
+      <w:r>
+        <w:t xml:space="preserve"> </w:t>
+      </w:r>
+      <w:r>
+        <w:t xml:space="preserve">Giúp người dùng tạo mục tiêu và theo dõi tiến độ tích lũy theo thời gian.</w:t>
+      </w:r>
+      <w:r>
+        <w:t xml:space="preserve"> </w:t>
+      </w:r>
+      <w:r>
+        <w:t xml:space="preserve">-</w:t>
+      </w:r>
+      <w:r>
+        <w:t xml:space="preserve"> </w:t>
+      </w:r>
+      <w:r>
+        <w:rPr>
+          <w:bCs/>
+          <w:b/>
+        </w:rPr>
+        <w:t xml:space="preserve">Các bước cơ bản:</w:t>
+      </w:r>
+      <w:r>
+        <w:t xml:space="preserve"> </w:t>
+      </w:r>
+      <w:r>
+        <w:t xml:space="preserve">1. Người dùng truy cập chức năng Mục tiêu tiết kiệm và chọn</w:t>
+      </w:r>
+      <w:r>
+        <w:t xml:space="preserve"> </w:t>
+      </w:r>
+      <w:r>
+        <w:t xml:space="preserve">“</w:t>
+      </w:r>
+      <w:r>
+        <w:t xml:space="preserve">Tạo mới</w:t>
+      </w:r>
+      <w:r>
+        <w:t xml:space="preserve">”</w:t>
+      </w:r>
+      <w:r>
+        <w:t xml:space="preserve">.</w:t>
+      </w:r>
+      <w:r>
+        <w:t xml:space="preserve"> </w:t>
+      </w:r>
+      <w:r>
+        <w:t xml:space="preserve">2. Người dùng nhập tên mục tiêu, số tiền cần đạt và ngày đến hạn.</w:t>
+      </w:r>
+      <w:r>
+        <w:t xml:space="preserve"> </w:t>
+      </w:r>
+      <w:r>
+        <w:t xml:space="preserve">3. Hệ thống lưu mục tiêu và khởi tạo tiến độ ở mức 0%.</w:t>
+      </w:r>
+      <w:r>
+        <w:t xml:space="preserve"> </w:t>
+      </w:r>
+      <w:r>
+        <w:t xml:space="preserve">4. Hàng tuần/tháng, người dùng cập nhật số tiền đã tích lũy thêm.</w:t>
+      </w:r>
+      <w:r>
+        <w:t xml:space="preserve"> </w:t>
+      </w:r>
+      <w:r>
+        <w:t xml:space="preserve">5. Hệ thống tính toán lại % hoàn thành và hiển thị thanh tiến độ (Progress bar).</w:t>
+      </w:r>
+      <w:r>
+        <w:t xml:space="preserve"> </w:t>
+      </w:r>
+      <w:r>
+        <w:t xml:space="preserve">-</w:t>
+      </w:r>
+      <w:r>
+        <w:t xml:space="preserve"> </w:t>
+      </w:r>
+      <w:r>
+        <w:rPr>
+          <w:bCs/>
+          <w:b/>
+        </w:rPr>
+        <w:t xml:space="preserve">Các dòng thay thế:</w:t>
+      </w:r>
+      <w:r>
+        <w:t xml:space="preserve"> </w:t>
+      </w:r>
+      <w:r>
+        <w:t xml:space="preserve">-</w:t>
+      </w:r>
+      <w:r>
+        <w:t xml:space="preserve"> </w:t>
+      </w:r>
+      <w:r>
+        <w:rPr>
+          <w:iCs/>
+          <w:i/>
+        </w:rPr>
+        <w:t xml:space="preserve">Tại bước 4:</w:t>
+      </w:r>
+      <w:r>
+        <w:t xml:space="preserve"> </w:t>
+      </w:r>
+      <w:r>
+        <w:t xml:space="preserve">Nếu số tiền tích lũy vượt quá mục tiêu, hệ thống sẽ chúc mừng người dùng đã hoàn thành mục tiêu sớm hạn.</w:t>
       </w:r>
     </w:p>
     <w:bookmarkEnd w:id="37"/>
     <w:bookmarkEnd w:id="38"/>
-    <w:bookmarkStart w:id="39" w:name="sơ-đồ-lớp-mức-phân-tích"/>
+    <w:bookmarkStart w:id="44" w:name="mô-hình-hóa-chức-năng"/>
     <w:p>
       <w:pPr>
         <w:pStyle w:val="Heading2"/>
       </w:pPr>
       <w:r>
-        <w:t xml:space="preserve">2.4 SƠ ĐỒ LỚP MỨC PHÂN TÍCH</w:t>
+        <w:t xml:space="preserve">2.3. MÔ HÌNH HÓA CHỨC NĂNG</w:t>
+      </w:r>
+    </w:p>
+    <w:bookmarkStart w:id="42" w:name="sơ-đồ-use-case-hệ-thống"/>
+    <w:p>
+      <w:pPr>
+        <w:pStyle w:val="Heading3"/>
+      </w:pPr>
+      <w:r>
+        <w:t xml:space="preserve">2.3.1. Sơ đồ Use Case hệ thống</w:t>
       </w:r>
     </w:p>
     <w:p>
@@ -1609,29 +1500,120 @@
         <w:pStyle w:val="FirstParagraph"/>
       </w:pPr>
       <w:r>
-        <w:t xml:space="preserve">Hệ thống được tổ chức với các lớp thực thể (Entity) đóng vai trò chứa dữ liệu và các lớp điều khiển (Controller/Provider) xử lý logic.</w:t>
-      </w:r>
-      <w:r>
-        <w:t xml:space="preserve"> </w:t>
-      </w:r>
-      <w:r>
-        <w:t xml:space="preserve">-</w:t>
-      </w:r>
-      <w:r>
-        <w:t xml:space="preserve"> </w:t>
-      </w:r>
+        <w:t xml:space="preserve">Dựa trên nghiệp vụ, hệ thống bao gồm các Use Case cốt lõi sau:</w:t>
+      </w:r>
+      <w:r>
+        <w:t xml:space="preserve"> </w:t>
+      </w:r>
+      <w:r>
+        <w:t xml:space="preserve">1. Đăng nhập / Đăng ký</w:t>
+      </w:r>
+      <w:r>
+        <w:t xml:space="preserve"> </w:t>
+      </w:r>
+      <w:r>
+        <w:t xml:space="preserve">2. Thêm mới giao dịch thu/chi</w:t>
+      </w:r>
+      <w:r>
+        <w:t xml:space="preserve"> </w:t>
+      </w:r>
+      <w:r>
+        <w:t xml:space="preserve">3. Chỉnh sửa / Xóa giao dịch</w:t>
+      </w:r>
+      <w:r>
+        <w:t xml:space="preserve"> </w:t>
+      </w:r>
+      <w:r>
+        <w:t xml:space="preserve">4. Quản lý mục tiêu tiết kiệm</w:t>
+      </w:r>
+      <w:r>
+        <w:t xml:space="preserve"> </w:t>
+      </w:r>
+      <w:r>
+        <w:t xml:space="preserve">5. Quản lý Nhóm (Tạo, Thêm/Xóa thành viên)</w:t>
+      </w:r>
+      <w:r>
+        <w:t xml:space="preserve"> </w:t>
+      </w:r>
+      <w:r>
+        <w:t xml:space="preserve">6. Trợ lý ảo Chatbot AI</w:t>
+      </w:r>
+    </w:p>
+    <w:p>
+      <w:pPr>
+        <w:pStyle w:val="CaptionedFigure"/>
+      </w:pPr>
+      <w:r>
+        <w:drawing>
+          <wp:inline>
+            <wp:extent cx="5397500" cy="5601641"/>
+            <wp:effectExtent b="0" l="0" r="0" t="0"/>
+            <wp:docPr descr="diagram" title="" id="40" name="Picture"/>
+            <a:graphic>
+              <a:graphicData uri="http://schemas.openxmlformats.org/drawingml/2006/picture">
+                <pic:pic>
+                  <pic:nvPicPr>
+                    <pic:cNvPr descr="./thesis_content_with_images-2.png" id="41" name="Picture"/>
+                    <pic:cNvPicPr>
+                      <a:picLocks noChangeArrowheads="1" noChangeAspect="1"/>
+                    </pic:cNvPicPr>
+                  </pic:nvPicPr>
+                  <pic:blipFill>
+                    <a:blip r:embed="rId39"/>
+                    <a:stretch>
+                      <a:fillRect/>
+                    </a:stretch>
+                  </pic:blipFill>
+                  <pic:spPr bwMode="auto">
+                    <a:xfrm>
+                      <a:off x="0" y="0"/>
+                      <a:ext cx="5397500" cy="5601641"/>
+                    </a:xfrm>
+                    <a:prstGeom prst="rect">
+                      <a:avLst/>
+                    </a:prstGeom>
+                    <a:noFill/>
+                    <a:ln w="9525">
+                      <a:noFill/>
+                      <a:headEnd/>
+                      <a:tailEnd/>
+                    </a:ln>
+                  </pic:spPr>
+                </pic:pic>
+              </a:graphicData>
+            </a:graphic>
+          </wp:inline>
+        </w:drawing>
+      </w:r>
+    </w:p>
+    <w:p>
+      <w:pPr>
+        <w:pStyle w:val="ImageCaption"/>
+      </w:pPr>
+      <w:r>
+        <w:t xml:space="preserve">diagram</w:t>
+      </w:r>
+    </w:p>
+    <w:bookmarkEnd w:id="42"/>
+    <w:bookmarkStart w:id="43" w:name="đặc-tả-use-case-hệ-thống"/>
+    <w:p>
+      <w:pPr>
+        <w:pStyle w:val="Heading3"/>
+      </w:pPr>
+      <w:r>
+        <w:t xml:space="preserve">2.3.2. Đặc tả Use Case hệ thống</w:t>
+      </w:r>
+    </w:p>
+    <w:p>
+      <w:pPr>
+        <w:pStyle w:val="FirstParagraph"/>
+      </w:pPr>
       <w:r>
         <w:rPr>
           <w:bCs/>
           <w:b/>
         </w:rPr>
-        <w:t xml:space="preserve">Lớp UserModel:</w:t>
-      </w:r>
-      <w:r>
-        <w:t xml:space="preserve"> </w:t>
-      </w:r>
-      <w:r>
-        <w:t xml:space="preserve">Lưu trữ ID, DisplayName, Email.</w:t>
+        <w:t xml:space="preserve">Đặc tả UC-01: Đăng nhập bằng Google (Hybrid Auth)</w:t>
       </w:r>
       <w:r>
         <w:t xml:space="preserve"> </w:t>
@@ -1647,13 +1629,13 @@
           <w:bCs/>
           <w:b/>
         </w:rPr>
-        <w:t xml:space="preserve">Lớp ExpenseModel:</w:t>
-      </w:r>
-      <w:r>
-        <w:t xml:space="preserve"> </w:t>
-      </w:r>
-      <w:r>
-        <w:t xml:space="preserve">Chứa Amount, Description, Date, Category, GroupId.</w:t>
+        <w:t xml:space="preserve">Mô tả:</w:t>
+      </w:r>
+      <w:r>
+        <w:t xml:space="preserve"> </w:t>
+      </w:r>
+      <w:r>
+        <w:t xml:space="preserve">Cho phép người dùng sử dụng tài khoản Google để đăng nhập, hệ thống sẽ đồng bộ thông tin xác thực xuống SQL Server.</w:t>
       </w:r>
       <w:r>
         <w:t xml:space="preserve"> </w:t>
@@ -1669,13 +1651,13 @@
           <w:bCs/>
           <w:b/>
         </w:rPr>
-        <w:t xml:space="preserve">Lớp GroupModel:</w:t>
-      </w:r>
-      <w:r>
-        <w:t xml:space="preserve"> </w:t>
-      </w:r>
-      <w:r>
-        <w:t xml:space="preserve">Chứa thông tin ngân sách (Budget) và danh sách Member.</w:t>
+        <w:t xml:space="preserve">Tác nhân:</w:t>
+      </w:r>
+      <w:r>
+        <w:t xml:space="preserve"> </w:t>
+      </w:r>
+      <w:r>
+        <w:t xml:space="preserve">Người dùng.</w:t>
       </w:r>
       <w:r>
         <w:t xml:space="preserve"> </w:t>
@@ -1691,6 +1673,560 @@
           <w:bCs/>
           <w:b/>
         </w:rPr>
+        <w:t xml:space="preserve">Tiền điều kiện:</w:t>
+      </w:r>
+      <w:r>
+        <w:t xml:space="preserve"> </w:t>
+      </w:r>
+      <w:r>
+        <w:t xml:space="preserve">Thiết bị có kết nối mạng internet.</w:t>
+      </w:r>
+      <w:r>
+        <w:t xml:space="preserve"> </w:t>
+      </w:r>
+      <w:r>
+        <w:t xml:space="preserve">-</w:t>
+      </w:r>
+      <w:r>
+        <w:t xml:space="preserve"> </w:t>
+      </w:r>
+      <w:r>
+        <w:rPr>
+          <w:bCs/>
+          <w:b/>
+        </w:rPr>
+        <w:t xml:space="preserve">Luồng sự kiện chính:</w:t>
+      </w:r>
+      <w:r>
+        <w:t xml:space="preserve"> </w:t>
+      </w:r>
+      <w:r>
+        <w:t xml:space="preserve">1. Người dùng bấm nút</w:t>
+      </w:r>
+      <w:r>
+        <w:t xml:space="preserve"> </w:t>
+      </w:r>
+      <w:r>
+        <w:t xml:space="preserve">“</w:t>
+      </w:r>
+      <w:r>
+        <w:t xml:space="preserve">Đăng nhập với Google</w:t>
+      </w:r>
+      <w:r>
+        <w:t xml:space="preserve">”</w:t>
+      </w:r>
+      <w:r>
+        <w:t xml:space="preserve">.</w:t>
+      </w:r>
+      <w:r>
+        <w:t xml:space="preserve"> </w:t>
+      </w:r>
+      <w:r>
+        <w:t xml:space="preserve">2. Ứng dụng chuyển hướng sang giao diện xác thực của Google Firebase.</w:t>
+      </w:r>
+      <w:r>
+        <w:t xml:space="preserve"> </w:t>
+      </w:r>
+      <w:r>
+        <w:t xml:space="preserve">3. Người dùng chọn tài khoản và cấp quyền.</w:t>
+      </w:r>
+      <w:r>
+        <w:t xml:space="preserve"> </w:t>
+      </w:r>
+      <w:r>
+        <w:t xml:space="preserve">4. Firebase trả về UID và thông tin (Email, Tên, Ảnh đại diện).</w:t>
+      </w:r>
+      <w:r>
+        <w:t xml:space="preserve"> </w:t>
+      </w:r>
+      <w:r>
+        <w:t xml:space="preserve">5. Ứng dụng gọi dịch vụ SQL Server (hàm</w:t>
+      </w:r>
+      <w:r>
+        <w:t xml:space="preserve"> </w:t>
+      </w:r>
+      <w:r>
+        <w:rPr>
+          <w:rStyle w:val="VerbatimChar"/>
+        </w:rPr>
+        <w:t xml:space="preserve">_syncUserToSql</w:t>
+      </w:r>
+      <w:r>
+        <w:t xml:space="preserve">) để kiểm tra. Nếu UID chưa tồn tại, thêm mới vào bảng</w:t>
+      </w:r>
+      <w:r>
+        <w:t xml:space="preserve"> </w:t>
+      </w:r>
+      <w:r>
+        <w:rPr>
+          <w:rStyle w:val="VerbatimChar"/>
+        </w:rPr>
+        <w:t xml:space="preserve">Users</w:t>
+      </w:r>
+      <w:r>
+        <w:t xml:space="preserve">; nếu đã có, tiến hành cập nhật thông tin mới nhất.</w:t>
+      </w:r>
+      <w:r>
+        <w:t xml:space="preserve"> </w:t>
+      </w:r>
+      <w:r>
+        <w:t xml:space="preserve">6. Hệ thống chuyển hướng người dùng vào màn hình chính (Dashboard).</w:t>
+      </w:r>
+    </w:p>
+    <w:p>
+      <w:pPr>
+        <w:pStyle w:val="BodyText"/>
+      </w:pPr>
+      <w:r>
+        <w:rPr>
+          <w:bCs/>
+          <w:b/>
+        </w:rPr>
+        <w:t xml:space="preserve">Đặc tả UC-02: Thêm mới giao dịch chi tiêu</w:t>
+      </w:r>
+      <w:r>
+        <w:t xml:space="preserve"> </w:t>
+      </w:r>
+      <w:r>
+        <w:t xml:space="preserve">-</w:t>
+      </w:r>
+      <w:r>
+        <w:t xml:space="preserve"> </w:t>
+      </w:r>
+      <w:r>
+        <w:rPr>
+          <w:bCs/>
+          <w:b/>
+        </w:rPr>
+        <w:t xml:space="preserve">Mô tả:</w:t>
+      </w:r>
+      <w:r>
+        <w:t xml:space="preserve"> </w:t>
+      </w:r>
+      <w:r>
+        <w:t xml:space="preserve">Ghi nhận một khoản chi tiêu mới vào hệ thống.</w:t>
+      </w:r>
+      <w:r>
+        <w:t xml:space="preserve"> </w:t>
+      </w:r>
+      <w:r>
+        <w:t xml:space="preserve">-</w:t>
+      </w:r>
+      <w:r>
+        <w:t xml:space="preserve"> </w:t>
+      </w:r>
+      <w:r>
+        <w:rPr>
+          <w:bCs/>
+          <w:b/>
+        </w:rPr>
+        <w:t xml:space="preserve">Tác nhân:</w:t>
+      </w:r>
+      <w:r>
+        <w:t xml:space="preserve"> </w:t>
+      </w:r>
+      <w:r>
+        <w:t xml:space="preserve">Người dùng.</w:t>
+      </w:r>
+      <w:r>
+        <w:t xml:space="preserve"> </w:t>
+      </w:r>
+      <w:r>
+        <w:t xml:space="preserve">-</w:t>
+      </w:r>
+      <w:r>
+        <w:t xml:space="preserve"> </w:t>
+      </w:r>
+      <w:r>
+        <w:rPr>
+          <w:bCs/>
+          <w:b/>
+        </w:rPr>
+        <w:t xml:space="preserve">Tiền điều kiện:</w:t>
+      </w:r>
+      <w:r>
+        <w:t xml:space="preserve"> </w:t>
+      </w:r>
+      <w:r>
+        <w:t xml:space="preserve">Người dùng đã đăng nhập thành công.</w:t>
+      </w:r>
+      <w:r>
+        <w:t xml:space="preserve"> </w:t>
+      </w:r>
+      <w:r>
+        <w:t xml:space="preserve">-</w:t>
+      </w:r>
+      <w:r>
+        <w:t xml:space="preserve"> </w:t>
+      </w:r>
+      <w:r>
+        <w:rPr>
+          <w:bCs/>
+          <w:b/>
+        </w:rPr>
+        <w:t xml:space="preserve">Luồng sự kiện chính:</w:t>
+      </w:r>
+      <w:r>
+        <w:t xml:space="preserve"> </w:t>
+      </w:r>
+      <w:r>
+        <w:t xml:space="preserve">1. Người dùng chọn biểu tượng</w:t>
+      </w:r>
+      <w:r>
+        <w:t xml:space="preserve"> </w:t>
+      </w:r>
+      <w:r>
+        <w:t xml:space="preserve">“</w:t>
+      </w:r>
+      <w:r>
+        <w:t xml:space="preserve">Thêm giao dịch</w:t>
+      </w:r>
+      <w:r>
+        <w:t xml:space="preserve">”</w:t>
+      </w:r>
+      <w:r>
+        <w:t xml:space="preserve"> </w:t>
+      </w:r>
+      <w:r>
+        <w:t xml:space="preserve">(+).</w:t>
+      </w:r>
+      <w:r>
+        <w:t xml:space="preserve"> </w:t>
+      </w:r>
+      <w:r>
+        <w:t xml:space="preserve">2. Hệ thống hiển thị biểu mẫu (Form) nhập liệu.</w:t>
+      </w:r>
+      <w:r>
+        <w:t xml:space="preserve"> </w:t>
+      </w:r>
+      <w:r>
+        <w:t xml:space="preserve">3. Người dùng nhập số tiền (bắt buộc &gt; 0), chọn danh mục chi tiêu, nhập ghi chú, chọn nhóm liên quan (nếu là chi tiêu chung).</w:t>
+      </w:r>
+      <w:r>
+        <w:t xml:space="preserve"> </w:t>
+      </w:r>
+      <w:r>
+        <w:t xml:space="preserve">4. Người dùng nhấn nút</w:t>
+      </w:r>
+      <w:r>
+        <w:t xml:space="preserve"> </w:t>
+      </w:r>
+      <w:r>
+        <w:t xml:space="preserve">“</w:t>
+      </w:r>
+      <w:r>
+        <w:t xml:space="preserve">Lưu</w:t>
+      </w:r>
+      <w:r>
+        <w:t xml:space="preserve">”</w:t>
+      </w:r>
+      <w:r>
+        <w:t xml:space="preserve">.</w:t>
+      </w:r>
+      <w:r>
+        <w:t xml:space="preserve"> </w:t>
+      </w:r>
+      <w:r>
+        <w:t xml:space="preserve">5. Hệ thống gọi phương thức</w:t>
+      </w:r>
+      <w:r>
+        <w:t xml:space="preserve"> </w:t>
+      </w:r>
+      <w:r>
+        <w:rPr>
+          <w:rStyle w:val="VerbatimChar"/>
+        </w:rPr>
+        <w:t xml:space="preserve">executeWriteWithParams</w:t>
+      </w:r>
+      <w:r>
+        <w:t xml:space="preserve"> </w:t>
+      </w:r>
+      <w:r>
+        <w:t xml:space="preserve">truyền tham số vào truy vấn SQL để lưu vào bảng</w:t>
+      </w:r>
+      <w:r>
+        <w:t xml:space="preserve"> </w:t>
+      </w:r>
+      <w:r>
+        <w:rPr>
+          <w:rStyle w:val="VerbatimChar"/>
+        </w:rPr>
+        <w:t xml:space="preserve">Expenses</w:t>
+      </w:r>
+      <w:r>
+        <w:t xml:space="preserve">.</w:t>
+      </w:r>
+      <w:r>
+        <w:t xml:space="preserve"> </w:t>
+      </w:r>
+      <w:r>
+        <w:t xml:space="preserve">6. Hệ thống cập nhật lại biểu đồ thống kê và hiển thị thông báo thành công.</w:t>
+      </w:r>
+      <w:r>
+        <w:t xml:space="preserve"> </w:t>
+      </w:r>
+      <w:r>
+        <w:t xml:space="preserve">-</w:t>
+      </w:r>
+      <w:r>
+        <w:t xml:space="preserve"> </w:t>
+      </w:r>
+      <w:r>
+        <w:rPr>
+          <w:bCs/>
+          <w:b/>
+        </w:rPr>
+        <w:t xml:space="preserve">Luồng ngoại lệ:</w:t>
+      </w:r>
+      <w:r>
+        <w:t xml:space="preserve"> </w:t>
+      </w:r>
+      <w:r>
+        <w:t xml:space="preserve">Nếu số tiền để trống hoặc bằng 0, hệ thống báo lỗi đỏ tại trường nhập liệu và chặn thao tác lưu.</w:t>
+      </w:r>
+    </w:p>
+    <w:p>
+      <w:pPr>
+        <w:pStyle w:val="BodyText"/>
+      </w:pPr>
+      <w:r>
+        <w:rPr>
+          <w:bCs/>
+          <w:b/>
+        </w:rPr>
+        <w:t xml:space="preserve">Đặc tả UC-03: Trợ lý ảo Chatbot AI</w:t>
+      </w:r>
+      <w:r>
+        <w:t xml:space="preserve"> </w:t>
+      </w:r>
+      <w:r>
+        <w:t xml:space="preserve">-</w:t>
+      </w:r>
+      <w:r>
+        <w:t xml:space="preserve"> </w:t>
+      </w:r>
+      <w:r>
+        <w:rPr>
+          <w:bCs/>
+          <w:b/>
+        </w:rPr>
+        <w:t xml:space="preserve">Mô tả:</w:t>
+      </w:r>
+      <w:r>
+        <w:t xml:space="preserve"> </w:t>
+      </w:r>
+      <w:r>
+        <w:t xml:space="preserve">Cho phép người dùng trao đổi với AI để được tư vấn tài chính.</w:t>
+      </w:r>
+      <w:r>
+        <w:t xml:space="preserve"> </w:t>
+      </w:r>
+      <w:r>
+        <w:t xml:space="preserve">-</w:t>
+      </w:r>
+      <w:r>
+        <w:t xml:space="preserve"> </w:t>
+      </w:r>
+      <w:r>
+        <w:rPr>
+          <w:bCs/>
+          <w:b/>
+        </w:rPr>
+        <w:t xml:space="preserve">Tác nhân:</w:t>
+      </w:r>
+      <w:r>
+        <w:t xml:space="preserve"> </w:t>
+      </w:r>
+      <w:r>
+        <w:t xml:space="preserve">Người dùng.</w:t>
+      </w:r>
+      <w:r>
+        <w:t xml:space="preserve"> </w:t>
+      </w:r>
+      <w:r>
+        <w:t xml:space="preserve">-</w:t>
+      </w:r>
+      <w:r>
+        <w:t xml:space="preserve"> </w:t>
+      </w:r>
+      <w:r>
+        <w:rPr>
+          <w:bCs/>
+          <w:b/>
+        </w:rPr>
+        <w:t xml:space="preserve">Luồng sự kiện chính:</w:t>
+      </w:r>
+      <w:r>
+        <w:t xml:space="preserve"> </w:t>
+      </w:r>
+      <w:r>
+        <w:t xml:space="preserve">1. Người dùng truy cập vào màn hình Chatbot AI.</w:t>
+      </w:r>
+      <w:r>
+        <w:t xml:space="preserve"> </w:t>
+      </w:r>
+      <w:r>
+        <w:t xml:space="preserve">2. Người dùng nhập nội dung câu hỏi vào ô tin nhắn và nhấn gửi.</w:t>
+      </w:r>
+      <w:r>
+        <w:t xml:space="preserve"> </w:t>
+      </w:r>
+      <w:r>
+        <w:t xml:space="preserve">3. Hệ thống gửi truy vấn đến dịch vụ AI, đồng thời lưu tin nhắn của người dùng vào bảng</w:t>
+      </w:r>
+      <w:r>
+        <w:t xml:space="preserve"> </w:t>
+      </w:r>
+      <w:r>
+        <w:rPr>
+          <w:rStyle w:val="VerbatimChar"/>
+        </w:rPr>
+        <w:t xml:space="preserve">ChatMessages</w:t>
+      </w:r>
+      <w:r>
+        <w:t xml:space="preserve"> </w:t>
+      </w:r>
+      <w:r>
+        <w:t xml:space="preserve">(</w:t>
+      </w:r>
+      <w:r>
+        <w:rPr>
+          <w:rStyle w:val="VerbatimChar"/>
+        </w:rPr>
+        <w:t xml:space="preserve">IsUser = 1</w:t>
+      </w:r>
+      <w:r>
+        <w:t xml:space="preserve">).</w:t>
+      </w:r>
+      <w:r>
+        <w:t xml:space="preserve"> </w:t>
+      </w:r>
+      <w:r>
+        <w:t xml:space="preserve">4. Hệ thống nhận phản hồi từ AI, hiển thị lên màn hình và lưu tin nhắn phản hồi vào bảng</w:t>
+      </w:r>
+      <w:r>
+        <w:t xml:space="preserve"> </w:t>
+      </w:r>
+      <w:r>
+        <w:rPr>
+          <w:rStyle w:val="VerbatimChar"/>
+        </w:rPr>
+        <w:t xml:space="preserve">ChatMessages</w:t>
+      </w:r>
+      <w:r>
+        <w:t xml:space="preserve"> </w:t>
+      </w:r>
+      <w:r>
+        <w:t xml:space="preserve">(</w:t>
+      </w:r>
+      <w:r>
+        <w:rPr>
+          <w:rStyle w:val="VerbatimChar"/>
+        </w:rPr>
+        <w:t xml:space="preserve">IsUser = 0</w:t>
+      </w:r>
+      <w:r>
+        <w:t xml:space="preserve">).</w:t>
+      </w:r>
+    </w:p>
+    <w:bookmarkEnd w:id="43"/>
+    <w:bookmarkEnd w:id="44"/>
+    <w:bookmarkStart w:id="48" w:name="sơ-đồ-lớp-mức-phân-tích"/>
+    <w:p>
+      <w:pPr>
+        <w:pStyle w:val="Heading2"/>
+      </w:pPr>
+      <w:r>
+        <w:t xml:space="preserve">2.4 SƠ ĐỒ LỚP MỨC PHÂN TÍCH</w:t>
+      </w:r>
+    </w:p>
+    <w:p>
+      <w:pPr>
+        <w:pStyle w:val="FirstParagraph"/>
+      </w:pPr>
+      <w:r>
+        <w:t xml:space="preserve">Hệ thống được tổ chức với các lớp thực thể (Entity) đóng vai trò chứa dữ liệu và các lớp điều khiển (Controller/Provider) xử lý logic.</w:t>
+      </w:r>
+      <w:r>
+        <w:t xml:space="preserve"> </w:t>
+      </w:r>
+      <w:r>
+        <w:t xml:space="preserve">-</w:t>
+      </w:r>
+      <w:r>
+        <w:t xml:space="preserve"> </w:t>
+      </w:r>
+      <w:r>
+        <w:rPr>
+          <w:bCs/>
+          <w:b/>
+        </w:rPr>
+        <w:t xml:space="preserve">Lớp UserModel:</w:t>
+      </w:r>
+      <w:r>
+        <w:t xml:space="preserve"> </w:t>
+      </w:r>
+      <w:r>
+        <w:t xml:space="preserve">Lưu trữ ID, DisplayName, Email.</w:t>
+      </w:r>
+      <w:r>
+        <w:t xml:space="preserve"> </w:t>
+      </w:r>
+      <w:r>
+        <w:t xml:space="preserve">-</w:t>
+      </w:r>
+      <w:r>
+        <w:t xml:space="preserve"> </w:t>
+      </w:r>
+      <w:r>
+        <w:rPr>
+          <w:bCs/>
+          <w:b/>
+        </w:rPr>
+        <w:t xml:space="preserve">Lớp ExpenseModel:</w:t>
+      </w:r>
+      <w:r>
+        <w:t xml:space="preserve"> </w:t>
+      </w:r>
+      <w:r>
+        <w:t xml:space="preserve">Chứa Amount, Description, Date, Category, GroupId.</w:t>
+      </w:r>
+      <w:r>
+        <w:t xml:space="preserve"> </w:t>
+      </w:r>
+      <w:r>
+        <w:t xml:space="preserve">-</w:t>
+      </w:r>
+      <w:r>
+        <w:t xml:space="preserve"> </w:t>
+      </w:r>
+      <w:r>
+        <w:rPr>
+          <w:bCs/>
+          <w:b/>
+        </w:rPr>
+        <w:t xml:space="preserve">Lớp GroupModel:</w:t>
+      </w:r>
+      <w:r>
+        <w:t xml:space="preserve"> </w:t>
+      </w:r>
+      <w:r>
+        <w:t xml:space="preserve">Chứa thông tin ngân sách (Budget) và danh sách Member.</w:t>
+      </w:r>
+      <w:r>
+        <w:t xml:space="preserve"> </w:t>
+      </w:r>
+      <w:r>
+        <w:t xml:space="preserve">-</w:t>
+      </w:r>
+      <w:r>
+        <w:t xml:space="preserve"> </w:t>
+      </w:r>
+      <w:r>
+        <w:rPr>
+          <w:bCs/>
+          <w:b/>
+        </w:rPr>
         <w:t xml:space="preserve">Lớp SqlServerHelper:</w:t>
       </w:r>
       <w:r>
@@ -1702,647 +2238,61 @@
     </w:p>
     <w:p>
       <w:pPr>
-        <w:pStyle w:val="SourceCode"/>
-      </w:pPr>
-      <w:r>
-        <w:rPr>
-          <w:rStyle w:val="VerbatimChar"/>
-        </w:rPr>
-        <w:t xml:space="preserve">classDiagram</w:t>
-      </w:r>
-      <w:r>
-        <w:br/>
-      </w:r>
-      <w:r>
-        <w:rPr>
-          <w:rStyle w:val="VerbatimChar"/>
-        </w:rPr>
-        <w:t xml:space="preserve">    class User {</w:t>
-      </w:r>
-      <w:r>
-        <w:br/>
-      </w:r>
-      <w:r>
-        <w:rPr>
-          <w:rStyle w:val="VerbatimChar"/>
-        </w:rPr>
-        <w:t xml:space="preserve">        - Id: String</w:t>
-      </w:r>
-      <w:r>
-        <w:br/>
-      </w:r>
-      <w:r>
-        <w:rPr>
-          <w:rStyle w:val="VerbatimChar"/>
-        </w:rPr>
-        <w:t xml:space="preserve">        - DisplayName: String</w:t>
-      </w:r>
-      <w:r>
-        <w:br/>
-      </w:r>
-      <w:r>
-        <w:rPr>
-          <w:rStyle w:val="VerbatimChar"/>
-        </w:rPr>
-        <w:t xml:space="preserve">        - Email: String</w:t>
-      </w:r>
-      <w:r>
-        <w:br/>
-      </w:r>
-      <w:r>
-        <w:rPr>
-          <w:rStyle w:val="VerbatimChar"/>
-        </w:rPr>
-        <w:t xml:space="preserve">        - PhotoUrl: String</w:t>
-      </w:r>
-      <w:r>
-        <w:br/>
-      </w:r>
-      <w:r>
-        <w:rPr>
-          <w:rStyle w:val="VerbatimChar"/>
-        </w:rPr>
-        <w:t xml:space="preserve">        - PasswordHash: String</w:t>
-      </w:r>
-      <w:r>
-        <w:br/>
-      </w:r>
-      <w:r>
-        <w:rPr>
-          <w:rStyle w:val="VerbatimChar"/>
-        </w:rPr>
-        <w:t xml:space="preserve">        - CreatedAt: DateTime</w:t>
-      </w:r>
-      <w:r>
-        <w:br/>
-      </w:r>
-      <w:r>
-        <w:rPr>
-          <w:rStyle w:val="VerbatimChar"/>
-        </w:rPr>
-        <w:t xml:space="preserve">        - LastLogin: DateTime</w:t>
-      </w:r>
-      <w:r>
-        <w:br/>
-      </w:r>
-      <w:r>
-        <w:rPr>
-          <w:rStyle w:val="VerbatimChar"/>
-        </w:rPr>
-        <w:t xml:space="preserve">        + signIn()</w:t>
-      </w:r>
-      <w:r>
-        <w:br/>
-      </w:r>
-      <w:r>
-        <w:rPr>
-          <w:rStyle w:val="VerbatimChar"/>
-        </w:rPr>
-        <w:t xml:space="preserve">        + signOut()</w:t>
-      </w:r>
-      <w:r>
-        <w:br/>
-      </w:r>
-      <w:r>
-        <w:rPr>
-          <w:rStyle w:val="VerbatimChar"/>
-        </w:rPr>
-        <w:t xml:space="preserve">    }</w:t>
-      </w:r>
-      <w:r>
-        <w:br/>
-      </w:r>
-      <w:r>
-        <w:rPr>
-          <w:rStyle w:val="VerbatimChar"/>
-        </w:rPr>
-        <w:t xml:space="preserve">    </w:t>
-      </w:r>
-      <w:r>
-        <w:br/>
-      </w:r>
-      <w:r>
-        <w:rPr>
-          <w:rStyle w:val="VerbatimChar"/>
-        </w:rPr>
-        <w:t xml:space="preserve">    class Expense {</w:t>
-      </w:r>
-      <w:r>
-        <w:br/>
-      </w:r>
-      <w:r>
-        <w:rPr>
-          <w:rStyle w:val="VerbatimChar"/>
-        </w:rPr>
-        <w:t xml:space="preserve">        - Id: String</w:t>
-      </w:r>
-      <w:r>
-        <w:br/>
-      </w:r>
-      <w:r>
-        <w:rPr>
-          <w:rStyle w:val="VerbatimChar"/>
-        </w:rPr>
-        <w:t xml:space="preserve">        - GroupId: String</w:t>
-      </w:r>
-      <w:r>
-        <w:br/>
-      </w:r>
-      <w:r>
-        <w:rPr>
-          <w:rStyle w:val="VerbatimChar"/>
-        </w:rPr>
-        <w:t xml:space="preserve">        - Amount: Float</w:t>
-      </w:r>
-      <w:r>
-        <w:br/>
-      </w:r>
-      <w:r>
-        <w:rPr>
-          <w:rStyle w:val="VerbatimChar"/>
-        </w:rPr>
-        <w:t xml:space="preserve">        - Description: String</w:t>
-      </w:r>
-      <w:r>
-        <w:br/>
-      </w:r>
-      <w:r>
-        <w:rPr>
-          <w:rStyle w:val="VerbatimChar"/>
-        </w:rPr>
-        <w:t xml:space="preserve">        - Category: String</w:t>
-      </w:r>
-      <w:r>
-        <w:br/>
-      </w:r>
-      <w:r>
-        <w:rPr>
-          <w:rStyle w:val="VerbatimChar"/>
-        </w:rPr>
-        <w:t xml:space="preserve">        - PaidBy: String</w:t>
-      </w:r>
-      <w:r>
-        <w:br/>
-      </w:r>
-      <w:r>
-        <w:rPr>
-          <w:rStyle w:val="VerbatimChar"/>
-        </w:rPr>
-        <w:t xml:space="preserve">        - Date: DateTime</w:t>
-      </w:r>
-      <w:r>
-        <w:br/>
-      </w:r>
-      <w:r>
-        <w:rPr>
-          <w:rStyle w:val="VerbatimChar"/>
-        </w:rPr>
-        <w:t xml:space="preserve">        - Currency: String</w:t>
-      </w:r>
-      <w:r>
-        <w:br/>
-      </w:r>
-      <w:r>
-        <w:rPr>
-          <w:rStyle w:val="VerbatimChar"/>
-        </w:rPr>
-        <w:t xml:space="preserve">        - ExchangeRate: Float</w:t>
-      </w:r>
-      <w:r>
-        <w:br/>
-      </w:r>
-      <w:r>
-        <w:rPr>
-          <w:rStyle w:val="VerbatimChar"/>
-        </w:rPr>
-        <w:t xml:space="preserve">        + createExpense()</w:t>
-      </w:r>
-      <w:r>
-        <w:br/>
-      </w:r>
-      <w:r>
-        <w:rPr>
-          <w:rStyle w:val="VerbatimChar"/>
-        </w:rPr>
-        <w:t xml:space="preserve">        + updateExpense()</w:t>
-      </w:r>
-      <w:r>
-        <w:br/>
-      </w:r>
-      <w:r>
-        <w:rPr>
-          <w:rStyle w:val="VerbatimChar"/>
-        </w:rPr>
-        <w:t xml:space="preserve">        + deleteExpense()</w:t>
-      </w:r>
-      <w:r>
-        <w:br/>
-      </w:r>
-      <w:r>
-        <w:rPr>
-          <w:rStyle w:val="VerbatimChar"/>
-        </w:rPr>
-        <w:t xml:space="preserve">    }</w:t>
-      </w:r>
-      <w:r>
-        <w:br/>
-      </w:r>
-      <w:r>
-        <w:rPr>
-          <w:rStyle w:val="VerbatimChar"/>
-        </w:rPr>
-        <w:t xml:space="preserve">    </w:t>
-      </w:r>
-      <w:r>
-        <w:br/>
-      </w:r>
-      <w:r>
-        <w:rPr>
-          <w:rStyle w:val="VerbatimChar"/>
-        </w:rPr>
-        <w:t xml:space="preserve">    class Group {</w:t>
-      </w:r>
-      <w:r>
-        <w:br/>
-      </w:r>
-      <w:r>
-        <w:rPr>
-          <w:rStyle w:val="VerbatimChar"/>
-        </w:rPr>
-        <w:t xml:space="preserve">        - Id: String</w:t>
-      </w:r>
-      <w:r>
-        <w:br/>
-      </w:r>
-      <w:r>
-        <w:rPr>
-          <w:rStyle w:val="VerbatimChar"/>
-        </w:rPr>
-        <w:t xml:space="preserve">        - Name: String</w:t>
-      </w:r>
-      <w:r>
-        <w:br/>
-      </w:r>
-      <w:r>
-        <w:rPr>
-          <w:rStyle w:val="VerbatimChar"/>
-        </w:rPr>
-        <w:t xml:space="preserve">        - Budget: Float</w:t>
-      </w:r>
-      <w:r>
-        <w:br/>
-      </w:r>
-      <w:r>
-        <w:rPr>
-          <w:rStyle w:val="VerbatimChar"/>
-        </w:rPr>
-        <w:t xml:space="preserve">        - CreatedAt: DateTime</w:t>
-      </w:r>
-      <w:r>
-        <w:br/>
-      </w:r>
-      <w:r>
-        <w:rPr>
-          <w:rStyle w:val="VerbatimChar"/>
-        </w:rPr>
-        <w:t xml:space="preserve">        + createGroup()</w:t>
-      </w:r>
-      <w:r>
-        <w:br/>
-      </w:r>
-      <w:r>
-        <w:rPr>
-          <w:rStyle w:val="VerbatimChar"/>
-        </w:rPr>
-        <w:t xml:space="preserve">        + deleteGroup()</w:t>
-      </w:r>
-      <w:r>
-        <w:br/>
-      </w:r>
-      <w:r>
-        <w:rPr>
-          <w:rStyle w:val="VerbatimChar"/>
-        </w:rPr>
-        <w:t xml:space="preserve">    }</w:t>
-      </w:r>
-      <w:r>
-        <w:br/>
-      </w:r>
-      <w:r>
-        <w:br/>
-      </w:r>
-      <w:r>
-        <w:rPr>
-          <w:rStyle w:val="VerbatimChar"/>
-        </w:rPr>
-        <w:t xml:space="preserve">    class GroupMember {</w:t>
-      </w:r>
-      <w:r>
-        <w:br/>
-      </w:r>
-      <w:r>
-        <w:rPr>
-          <w:rStyle w:val="VerbatimChar"/>
-        </w:rPr>
-        <w:t xml:space="preserve">        - GroupId: String</w:t>
-      </w:r>
-      <w:r>
-        <w:br/>
-      </w:r>
-      <w:r>
-        <w:rPr>
-          <w:rStyle w:val="VerbatimChar"/>
-        </w:rPr>
-        <w:t xml:space="preserve">        - UserId: String</w:t>
-      </w:r>
-      <w:r>
-        <w:br/>
-      </w:r>
-      <w:r>
-        <w:rPr>
-          <w:rStyle w:val="VerbatimChar"/>
-        </w:rPr>
-        <w:t xml:space="preserve">        - Role: String</w:t>
-      </w:r>
-      <w:r>
-        <w:br/>
-      </w:r>
-      <w:r>
-        <w:rPr>
-          <w:rStyle w:val="VerbatimChar"/>
-        </w:rPr>
-        <w:t xml:space="preserve">        - JoinedAt: DateTime</w:t>
-      </w:r>
-      <w:r>
-        <w:br/>
-      </w:r>
-      <w:r>
-        <w:rPr>
-          <w:rStyle w:val="VerbatimChar"/>
-        </w:rPr>
-        <w:t xml:space="preserve">        + addMember()</w:t>
-      </w:r>
-      <w:r>
-        <w:br/>
-      </w:r>
-      <w:r>
-        <w:rPr>
-          <w:rStyle w:val="VerbatimChar"/>
-        </w:rPr>
-        <w:t xml:space="preserve">        + removeMember()</w:t>
-      </w:r>
-      <w:r>
-        <w:br/>
-      </w:r>
-      <w:r>
-        <w:rPr>
-          <w:rStyle w:val="VerbatimChar"/>
-        </w:rPr>
-        <w:t xml:space="preserve">    }</w:t>
-      </w:r>
-      <w:r>
-        <w:br/>
-      </w:r>
-      <w:r>
-        <w:rPr>
-          <w:rStyle w:val="VerbatimChar"/>
-        </w:rPr>
-        <w:t xml:space="preserve">    </w:t>
-      </w:r>
-      <w:r>
-        <w:br/>
-      </w:r>
-      <w:r>
-        <w:rPr>
-          <w:rStyle w:val="VerbatimChar"/>
-        </w:rPr>
-        <w:t xml:space="preserve">    class SavingsGoal {</w:t>
-      </w:r>
-      <w:r>
-        <w:br/>
-      </w:r>
-      <w:r>
-        <w:rPr>
-          <w:rStyle w:val="VerbatimChar"/>
-        </w:rPr>
-        <w:t xml:space="preserve">        - Id: String</w:t>
-      </w:r>
-      <w:r>
-        <w:br/>
-      </w:r>
-      <w:r>
-        <w:rPr>
-          <w:rStyle w:val="VerbatimChar"/>
-        </w:rPr>
-        <w:t xml:space="preserve">        - UserId: String</w:t>
-      </w:r>
-      <w:r>
-        <w:br/>
-      </w:r>
-      <w:r>
-        <w:rPr>
-          <w:rStyle w:val="VerbatimChar"/>
-        </w:rPr>
-        <w:t xml:space="preserve">        - Name: String</w:t>
-      </w:r>
-      <w:r>
-        <w:br/>
-      </w:r>
-      <w:r>
-        <w:rPr>
-          <w:rStyle w:val="VerbatimChar"/>
-        </w:rPr>
-        <w:t xml:space="preserve">        - TargetAmount: Float</w:t>
-      </w:r>
-      <w:r>
-        <w:br/>
-      </w:r>
-      <w:r>
-        <w:rPr>
-          <w:rStyle w:val="VerbatimChar"/>
-        </w:rPr>
-        <w:t xml:space="preserve">        - CurrentAmount: Float</w:t>
-      </w:r>
-      <w:r>
-        <w:br/>
-      </w:r>
-      <w:r>
-        <w:rPr>
-          <w:rStyle w:val="VerbatimChar"/>
-        </w:rPr>
-        <w:t xml:space="preserve">        - Deadline: DateTime</w:t>
-      </w:r>
-      <w:r>
-        <w:br/>
-      </w:r>
-      <w:r>
-        <w:rPr>
-          <w:rStyle w:val="VerbatimChar"/>
-        </w:rPr>
-        <w:t xml:space="preserve">        - CreatedAt: DateTime</w:t>
-      </w:r>
-      <w:r>
-        <w:br/>
-      </w:r>
-      <w:r>
-        <w:rPr>
-          <w:rStyle w:val="VerbatimChar"/>
-        </w:rPr>
-        <w:t xml:space="preserve">        + createGoal()</w:t>
-      </w:r>
-      <w:r>
-        <w:br/>
-      </w:r>
-      <w:r>
-        <w:rPr>
-          <w:rStyle w:val="VerbatimChar"/>
-        </w:rPr>
-        <w:t xml:space="preserve">        + updateProgress()</w:t>
-      </w:r>
-      <w:r>
-        <w:br/>
-      </w:r>
-      <w:r>
-        <w:rPr>
-          <w:rStyle w:val="VerbatimChar"/>
-        </w:rPr>
-        <w:t xml:space="preserve">    }</w:t>
-      </w:r>
-      <w:r>
-        <w:br/>
-      </w:r>
-      <w:r>
-        <w:br/>
-      </w:r>
-      <w:r>
-        <w:rPr>
-          <w:rStyle w:val="VerbatimChar"/>
-        </w:rPr>
-        <w:t xml:space="preserve">    class ChatMessage {</w:t>
-      </w:r>
-      <w:r>
-        <w:br/>
-      </w:r>
-      <w:r>
-        <w:rPr>
-          <w:rStyle w:val="VerbatimChar"/>
-        </w:rPr>
-        <w:t xml:space="preserve">        - Id: String</w:t>
-      </w:r>
-      <w:r>
-        <w:br/>
-      </w:r>
-      <w:r>
-        <w:rPr>
-          <w:rStyle w:val="VerbatimChar"/>
-        </w:rPr>
-        <w:t xml:space="preserve">        - UserId: String</w:t>
-      </w:r>
-      <w:r>
-        <w:br/>
-      </w:r>
-      <w:r>
-        <w:rPr>
-          <w:rStyle w:val="VerbatimChar"/>
-        </w:rPr>
-        <w:t xml:space="preserve">        - MessageText: String</w:t>
-      </w:r>
-      <w:r>
-        <w:br/>
-      </w:r>
-      <w:r>
-        <w:rPr>
-          <w:rStyle w:val="VerbatimChar"/>
-        </w:rPr>
-        <w:t xml:space="preserve">        - IsUser: Boolean</w:t>
-      </w:r>
-      <w:r>
-        <w:br/>
-      </w:r>
-      <w:r>
-        <w:rPr>
-          <w:rStyle w:val="VerbatimChar"/>
-        </w:rPr>
-        <w:t xml:space="preserve">        - CreatedAt: DateTime</w:t>
-      </w:r>
-      <w:r>
-        <w:br/>
-      </w:r>
-      <w:r>
-        <w:rPr>
-          <w:rStyle w:val="VerbatimChar"/>
-        </w:rPr>
-        <w:t xml:space="preserve">        + saveMessage()</w:t>
-      </w:r>
-      <w:r>
-        <w:br/>
-      </w:r>
-      <w:r>
-        <w:rPr>
-          <w:rStyle w:val="VerbatimChar"/>
-        </w:rPr>
-        <w:t xml:space="preserve">    }</w:t>
-      </w:r>
-      <w:r>
-        <w:br/>
-      </w:r>
-      <w:r>
-        <w:br/>
-      </w:r>
-      <w:r>
-        <w:rPr>
-          <w:rStyle w:val="VerbatimChar"/>
-        </w:rPr>
-        <w:t xml:space="preserve">    User "1" -- "*" Expense : PaidBy &gt;</w:t>
-      </w:r>
-      <w:r>
-        <w:br/>
-      </w:r>
-      <w:r>
-        <w:rPr>
-          <w:rStyle w:val="VerbatimChar"/>
-        </w:rPr>
-        <w:t xml:space="preserve">    User "1" -- "*" SavingsGoal : Owns &gt;</w:t>
-      </w:r>
-      <w:r>
-        <w:br/>
-      </w:r>
-      <w:r>
-        <w:rPr>
-          <w:rStyle w:val="VerbatimChar"/>
-        </w:rPr>
-        <w:t xml:space="preserve">    User "1" -- "*" ChatMessage : Sends &gt;</w:t>
-      </w:r>
-      <w:r>
-        <w:br/>
-      </w:r>
-      <w:r>
-        <w:rPr>
-          <w:rStyle w:val="VerbatimChar"/>
-        </w:rPr>
-        <w:t xml:space="preserve">    Group "1" -- "*" Expense : Contains &gt;</w:t>
-      </w:r>
-      <w:r>
-        <w:br/>
-      </w:r>
-      <w:r>
-        <w:rPr>
-          <w:rStyle w:val="VerbatimChar"/>
-        </w:rPr>
-        <w:t xml:space="preserve">    Group "1" -- "*" GroupMember : Has &gt;</w:t>
-      </w:r>
-      <w:r>
-        <w:br/>
-      </w:r>
-      <w:r>
-        <w:rPr>
-          <w:rStyle w:val="VerbatimChar"/>
-        </w:rPr>
-        <w:t xml:space="preserve">    User "1" -- "*" GroupMember : Acts As &gt;</w:t>
-      </w:r>
-    </w:p>
-    <w:bookmarkEnd w:id="39"/>
-    <w:bookmarkStart w:id="40" w:name="kết-chương-1"/>
+        <w:pStyle w:val="CaptionedFigure"/>
+      </w:pPr>
+      <w:r>
+        <w:drawing>
+          <wp:inline>
+            <wp:extent cx="5397500" cy="3937971"/>
+            <wp:effectExtent b="0" l="0" r="0" t="0"/>
+            <wp:docPr descr="diagram" title="" id="46" name="Picture"/>
+            <a:graphic>
+              <a:graphicData uri="http://schemas.openxmlformats.org/drawingml/2006/picture">
+                <pic:pic>
+                  <pic:nvPicPr>
+                    <pic:cNvPr descr="./thesis_content_with_images-3.png" id="47" name="Picture"/>
+                    <pic:cNvPicPr>
+                      <a:picLocks noChangeArrowheads="1" noChangeAspect="1"/>
+                    </pic:cNvPicPr>
+                  </pic:nvPicPr>
+                  <pic:blipFill>
+                    <a:blip r:embed="rId45"/>
+                    <a:stretch>
+                      <a:fillRect/>
+                    </a:stretch>
+                  </pic:blipFill>
+                  <pic:spPr bwMode="auto">
+                    <a:xfrm>
+                      <a:off x="0" y="0"/>
+                      <a:ext cx="5397500" cy="3937971"/>
+                    </a:xfrm>
+                    <a:prstGeom prst="rect">
+                      <a:avLst/>
+                    </a:prstGeom>
+                    <a:noFill/>
+                    <a:ln w="9525">
+                      <a:noFill/>
+                      <a:headEnd/>
+                      <a:tailEnd/>
+                    </a:ln>
+                  </pic:spPr>
+                </pic:pic>
+              </a:graphicData>
+            </a:graphic>
+          </wp:inline>
+        </w:drawing>
+      </w:r>
+    </w:p>
+    <w:p>
+      <w:pPr>
+        <w:pStyle w:val="ImageCaption"/>
+      </w:pPr>
+      <w:r>
+        <w:t xml:space="preserve">diagram</w:t>
+      </w:r>
+    </w:p>
+    <w:bookmarkEnd w:id="48"/>
+    <w:bookmarkStart w:id="49" w:name="kết-chương-1"/>
     <w:p>
       <w:pPr>
         <w:pStyle w:val="Heading2"/>
@@ -2359,9 +2309,9 @@
         <w:t xml:space="preserve">Chương 2 đã thực hiện phân tích chi tiết hệ thống phần mềm Quản lý chi tiêu, từ việc định hình mô hình nghiệp vụ cho tới việc đặc tả chức năng chi tiết thông qua các Use Case cốt lõi. Sơ đồ lớp mức phân tích cũng đã bước đầu phác thảo được cấu trúc dữ liệu và mối quan hệ giữa các thành phần thực thể trong hệ thống. Những kết quả phân tích này là cơ sở trực tiếp và nền tảng vững chắc để tiến tới quá trình thiết kế chi tiết CSDL và cấu trúc mã nguồn trong Chương 3.</w:t>
       </w:r>
     </w:p>
-    <w:bookmarkEnd w:id="40"/>
-    <w:bookmarkEnd w:id="41"/>
-    <w:bookmarkStart w:id="50" w:name="chương-3-thiết-kế-hệ-thống"/>
+    <w:bookmarkEnd w:id="49"/>
+    <w:bookmarkEnd w:id="50"/>
+    <w:bookmarkStart w:id="62" w:name="chương-3-thiết-kế-hệ-thống"/>
     <w:p>
       <w:pPr>
         <w:pStyle w:val="Heading1"/>
@@ -2370,7 +2320,7 @@
         <w:t xml:space="preserve">CHƯƠNG 3: THIẾT KẾ HỆ THỐNG</w:t>
       </w:r>
     </w:p>
-    <w:bookmarkStart w:id="44" w:name="sơ-đồ-lớp-thiết-kế"/>
+    <w:bookmarkStart w:id="56" w:name="sơ-đồ-lớp-thiết-kế"/>
     <w:p>
       <w:pPr>
         <w:pStyle w:val="Heading2"/>
@@ -2389,580 +2339,60 @@
     </w:p>
     <w:p>
       <w:pPr>
-        <w:pStyle w:val="SourceCode"/>
-      </w:pPr>
-      <w:r>
-        <w:rPr>
-          <w:rStyle w:val="VerbatimChar"/>
-        </w:rPr>
-        <w:t xml:space="preserve">classDiagram</w:t>
-      </w:r>
-      <w:r>
-        <w:br/>
-      </w:r>
-      <w:r>
-        <w:rPr>
-          <w:rStyle w:val="VerbatimChar"/>
-        </w:rPr>
-        <w:t xml:space="preserve">    class UserModel {</w:t>
-      </w:r>
-      <w:r>
-        <w:br/>
-      </w:r>
-      <w:r>
-        <w:rPr>
-          <w:rStyle w:val="VerbatimChar"/>
-        </w:rPr>
-        <w:t xml:space="preserve">        + String id</w:t>
-      </w:r>
-      <w:r>
-        <w:br/>
-      </w:r>
-      <w:r>
-        <w:rPr>
-          <w:rStyle w:val="VerbatimChar"/>
-        </w:rPr>
-        <w:t xml:space="preserve">        + String displayName</w:t>
-      </w:r>
-      <w:r>
-        <w:br/>
-      </w:r>
-      <w:r>
-        <w:rPr>
-          <w:rStyle w:val="VerbatimChar"/>
-        </w:rPr>
-        <w:t xml:space="preserve">        + String email</w:t>
-      </w:r>
-      <w:r>
-        <w:br/>
-      </w:r>
-      <w:r>
-        <w:rPr>
-          <w:rStyle w:val="VerbatimChar"/>
-        </w:rPr>
-        <w:t xml:space="preserve">        + String? photoUrl</w:t>
-      </w:r>
-      <w:r>
-        <w:br/>
-      </w:r>
-      <w:r>
-        <w:rPr>
-          <w:rStyle w:val="VerbatimChar"/>
-        </w:rPr>
-        <w:t xml:space="preserve">        + copyWith() UserModel</w:t>
-      </w:r>
-      <w:r>
-        <w:br/>
-      </w:r>
-      <w:r>
-        <w:rPr>
-          <w:rStyle w:val="VerbatimChar"/>
-        </w:rPr>
-        <w:t xml:space="preserve">        + fromMap(Map~String, dynamic~ data, String id) UserModel$</w:t>
-      </w:r>
-      <w:r>
-        <w:br/>
-      </w:r>
-      <w:r>
-        <w:rPr>
-          <w:rStyle w:val="VerbatimChar"/>
-        </w:rPr>
-        <w:t xml:space="preserve">        + toMap() Map~String, dynamic~</w:t>
-      </w:r>
-      <w:r>
-        <w:br/>
-      </w:r>
-      <w:r>
-        <w:rPr>
-          <w:rStyle w:val="VerbatimChar"/>
-        </w:rPr>
-        <w:t xml:space="preserve">    }</w:t>
-      </w:r>
-      <w:r>
-        <w:br/>
-      </w:r>
-      <w:r>
-        <w:br/>
-      </w:r>
-      <w:r>
-        <w:rPr>
-          <w:rStyle w:val="VerbatimChar"/>
-        </w:rPr>
-        <w:t xml:space="preserve">    class ExpenseModel {</w:t>
-      </w:r>
-      <w:r>
-        <w:br/>
-      </w:r>
-      <w:r>
-        <w:rPr>
-          <w:rStyle w:val="VerbatimChar"/>
-        </w:rPr>
-        <w:t xml:space="preserve">        + String id</w:t>
-      </w:r>
-      <w:r>
-        <w:br/>
-      </w:r>
-      <w:r>
-        <w:rPr>
-          <w:rStyle w:val="VerbatimChar"/>
-        </w:rPr>
-        <w:t xml:space="preserve">        + String groupId</w:t>
-      </w:r>
-      <w:r>
-        <w:br/>
-      </w:r>
-      <w:r>
-        <w:rPr>
-          <w:rStyle w:val="VerbatimChar"/>
-        </w:rPr>
-        <w:t xml:space="preserve">        + String description</w:t>
-      </w:r>
-      <w:r>
-        <w:br/>
-      </w:r>
-      <w:r>
-        <w:rPr>
-          <w:rStyle w:val="VerbatimChar"/>
-        </w:rPr>
-        <w:t xml:space="preserve">        + double amount</w:t>
-      </w:r>
-      <w:r>
-        <w:br/>
-      </w:r>
-      <w:r>
-        <w:rPr>
-          <w:rStyle w:val="VerbatimChar"/>
-        </w:rPr>
-        <w:t xml:space="preserve">        + String category</w:t>
-      </w:r>
-      <w:r>
-        <w:br/>
-      </w:r>
-      <w:r>
-        <w:rPr>
-          <w:rStyle w:val="VerbatimChar"/>
-        </w:rPr>
-        <w:t xml:space="preserve">        + String paidBy</w:t>
-      </w:r>
-      <w:r>
-        <w:br/>
-      </w:r>
-      <w:r>
-        <w:rPr>
-          <w:rStyle w:val="VerbatimChar"/>
-        </w:rPr>
-        <w:t xml:space="preserve">        + DateTime date</w:t>
-      </w:r>
-      <w:r>
-        <w:br/>
-      </w:r>
-      <w:r>
-        <w:rPr>
-          <w:rStyle w:val="VerbatimChar"/>
-        </w:rPr>
-        <w:t xml:space="preserve">        + String currency</w:t>
-      </w:r>
-      <w:r>
-        <w:br/>
-      </w:r>
-      <w:r>
-        <w:rPr>
-          <w:rStyle w:val="VerbatimChar"/>
-        </w:rPr>
-        <w:t xml:space="preserve">        + double exchangeRate</w:t>
-      </w:r>
-      <w:r>
-        <w:br/>
-      </w:r>
-      <w:r>
-        <w:rPr>
-          <w:rStyle w:val="VerbatimChar"/>
-        </w:rPr>
-        <w:t xml:space="preserve">        + copyWith() ExpenseModel</w:t>
-      </w:r>
-      <w:r>
-        <w:br/>
-      </w:r>
-      <w:r>
-        <w:rPr>
-          <w:rStyle w:val="VerbatimChar"/>
-        </w:rPr>
-        <w:t xml:space="preserve">        + fromMap(Map~String, dynamic~ data, String id) ExpenseModel$</w:t>
-      </w:r>
-      <w:r>
-        <w:br/>
-      </w:r>
-      <w:r>
-        <w:rPr>
-          <w:rStyle w:val="VerbatimChar"/>
-        </w:rPr>
-        <w:t xml:space="preserve">        + toMap() Map~String, dynamic~</w:t>
-      </w:r>
-      <w:r>
-        <w:br/>
-      </w:r>
-      <w:r>
-        <w:rPr>
-          <w:rStyle w:val="VerbatimChar"/>
-        </w:rPr>
-        <w:t xml:space="preserve">    }</w:t>
-      </w:r>
-      <w:r>
-        <w:br/>
-      </w:r>
-      <w:r>
-        <w:br/>
-      </w:r>
-      <w:r>
-        <w:rPr>
-          <w:rStyle w:val="VerbatimChar"/>
-        </w:rPr>
-        <w:t xml:space="preserve">    class GroupModel {</w:t>
-      </w:r>
-      <w:r>
-        <w:br/>
-      </w:r>
-      <w:r>
-        <w:rPr>
-          <w:rStyle w:val="VerbatimChar"/>
-        </w:rPr>
-        <w:t xml:space="preserve">        + String id</w:t>
-      </w:r>
-      <w:r>
-        <w:br/>
-      </w:r>
-      <w:r>
-        <w:rPr>
-          <w:rStyle w:val="VerbatimChar"/>
-        </w:rPr>
-        <w:t xml:space="preserve">        + String name</w:t>
-      </w:r>
-      <w:r>
-        <w:br/>
-      </w:r>
-      <w:r>
-        <w:rPr>
-          <w:rStyle w:val="VerbatimChar"/>
-        </w:rPr>
-        <w:t xml:space="preserve">        + double budget</w:t>
-      </w:r>
-      <w:r>
-        <w:br/>
-      </w:r>
-      <w:r>
-        <w:rPr>
-          <w:rStyle w:val="VerbatimChar"/>
-        </w:rPr>
-        <w:t xml:space="preserve">        + DateTime createdAt</w:t>
-      </w:r>
-      <w:r>
-        <w:br/>
-      </w:r>
-      <w:r>
-        <w:rPr>
-          <w:rStyle w:val="VerbatimChar"/>
-        </w:rPr>
-        <w:t xml:space="preserve">        + copyWith() GroupModel</w:t>
-      </w:r>
-      <w:r>
-        <w:br/>
-      </w:r>
-      <w:r>
-        <w:rPr>
-          <w:rStyle w:val="VerbatimChar"/>
-        </w:rPr>
-        <w:t xml:space="preserve">        + fromMap(Map~String, dynamic~ data, String id) GroupModel$</w:t>
-      </w:r>
-      <w:r>
-        <w:br/>
-      </w:r>
-      <w:r>
-        <w:rPr>
-          <w:rStyle w:val="VerbatimChar"/>
-        </w:rPr>
-        <w:t xml:space="preserve">        + toMap() Map~String, dynamic~</w:t>
-      </w:r>
-      <w:r>
-        <w:br/>
-      </w:r>
-      <w:r>
-        <w:rPr>
-          <w:rStyle w:val="VerbatimChar"/>
-        </w:rPr>
-        <w:t xml:space="preserve">    }</w:t>
-      </w:r>
-      <w:r>
-        <w:br/>
-      </w:r>
-      <w:r>
-        <w:rPr>
-          <w:rStyle w:val="VerbatimChar"/>
-        </w:rPr>
-        <w:t xml:space="preserve">    </w:t>
-      </w:r>
-      <w:r>
-        <w:br/>
-      </w:r>
-      <w:r>
-        <w:rPr>
-          <w:rStyle w:val="VerbatimChar"/>
-        </w:rPr>
-        <w:t xml:space="preserve">    class ChatMessageModel {</w:t>
-      </w:r>
-      <w:r>
-        <w:br/>
-      </w:r>
-      <w:r>
-        <w:rPr>
-          <w:rStyle w:val="VerbatimChar"/>
-        </w:rPr>
-        <w:t xml:space="preserve">        + String id</w:t>
-      </w:r>
-      <w:r>
-        <w:br/>
-      </w:r>
-      <w:r>
-        <w:rPr>
-          <w:rStyle w:val="VerbatimChar"/>
-        </w:rPr>
-        <w:t xml:space="preserve">        + String userId</w:t>
-      </w:r>
-      <w:r>
-        <w:br/>
-      </w:r>
-      <w:r>
-        <w:rPr>
-          <w:rStyle w:val="VerbatimChar"/>
-        </w:rPr>
-        <w:t xml:space="preserve">        + String messageText</w:t>
-      </w:r>
-      <w:r>
-        <w:br/>
-      </w:r>
-      <w:r>
-        <w:rPr>
-          <w:rStyle w:val="VerbatimChar"/>
-        </w:rPr>
-        <w:t xml:space="preserve">        + bool isUser</w:t>
-      </w:r>
-      <w:r>
-        <w:br/>
-      </w:r>
-      <w:r>
-        <w:rPr>
-          <w:rStyle w:val="VerbatimChar"/>
-        </w:rPr>
-        <w:t xml:space="preserve">        + DateTime createdAt</w:t>
-      </w:r>
-      <w:r>
-        <w:br/>
-      </w:r>
-      <w:r>
-        <w:rPr>
-          <w:rStyle w:val="VerbatimChar"/>
-        </w:rPr>
-        <w:t xml:space="preserve">        + fromMap(Map~String, dynamic~ data, String id) ChatMessageModel$</w:t>
-      </w:r>
-      <w:r>
-        <w:br/>
-      </w:r>
-      <w:r>
-        <w:rPr>
-          <w:rStyle w:val="VerbatimChar"/>
-        </w:rPr>
-        <w:t xml:space="preserve">        + toMap() Map~String, dynamic~</w:t>
-      </w:r>
-      <w:r>
-        <w:br/>
-      </w:r>
-      <w:r>
-        <w:rPr>
-          <w:rStyle w:val="VerbatimChar"/>
-        </w:rPr>
-        <w:t xml:space="preserve">    }</w:t>
-      </w:r>
-      <w:r>
-        <w:br/>
-      </w:r>
-      <w:r>
-        <w:br/>
-      </w:r>
-      <w:r>
-        <w:rPr>
-          <w:rStyle w:val="VerbatimChar"/>
-        </w:rPr>
-        <w:t xml:space="preserve">    class SqlServerHelper {</w:t>
-      </w:r>
-      <w:r>
-        <w:br/>
-      </w:r>
-      <w:r>
-        <w:rPr>
-          <w:rStyle w:val="VerbatimChar"/>
-        </w:rPr>
-        <w:t xml:space="preserve">        - MssqlConnection _connection</w:t>
-      </w:r>
-      <w:r>
-        <w:br/>
-      </w:r>
-      <w:r>
-        <w:rPr>
-          <w:rStyle w:val="VerbatimChar"/>
-        </w:rPr>
-        <w:t xml:space="preserve">        + connect() Future~void~</w:t>
-      </w:r>
-      <w:r>
-        <w:br/>
-      </w:r>
-      <w:r>
-        <w:rPr>
-          <w:rStyle w:val="VerbatimChar"/>
-        </w:rPr>
-        <w:t xml:space="preserve">        + disconnect() Future~void~</w:t>
-      </w:r>
-      <w:r>
-        <w:br/>
-      </w:r>
-      <w:r>
-        <w:rPr>
-          <w:rStyle w:val="VerbatimChar"/>
-        </w:rPr>
-        <w:t xml:space="preserve">        + executeQuery(String query) Future~String~</w:t>
-      </w:r>
-      <w:r>
-        <w:br/>
-      </w:r>
-      <w:r>
-        <w:rPr>
-          <w:rStyle w:val="VerbatimChar"/>
-        </w:rPr>
-        <w:t xml:space="preserve">        + executeWrite(String query) Future~String~</w:t>
-      </w:r>
-      <w:r>
-        <w:br/>
-      </w:r>
-      <w:r>
-        <w:rPr>
-          <w:rStyle w:val="VerbatimChar"/>
-        </w:rPr>
-        <w:t xml:space="preserve">        + executeWriteWithParams(String query, Map~String, dynamic~ params) Future~String~</w:t>
-      </w:r>
-      <w:r>
-        <w:br/>
-      </w:r>
-      <w:r>
-        <w:rPr>
-          <w:rStyle w:val="VerbatimChar"/>
-        </w:rPr>
-        <w:t xml:space="preserve">    }</w:t>
-      </w:r>
-      <w:r>
-        <w:br/>
-      </w:r>
-      <w:r>
-        <w:br/>
-      </w:r>
-      <w:r>
-        <w:rPr>
-          <w:rStyle w:val="VerbatimChar"/>
-        </w:rPr>
-        <w:t xml:space="preserve">    class AuthService {</w:t>
-      </w:r>
-      <w:r>
-        <w:br/>
-      </w:r>
-      <w:r>
-        <w:rPr>
-          <w:rStyle w:val="VerbatimChar"/>
-        </w:rPr>
-        <w:t xml:space="preserve">        - FirebaseAuth _auth</w:t>
-      </w:r>
-      <w:r>
-        <w:br/>
-      </w:r>
-      <w:r>
-        <w:rPr>
-          <w:rStyle w:val="VerbatimChar"/>
-        </w:rPr>
-        <w:t xml:space="preserve">        + signInWithGoogle() Future~UserCredential?~</w:t>
-      </w:r>
-      <w:r>
-        <w:br/>
-      </w:r>
-      <w:r>
-        <w:rPr>
-          <w:rStyle w:val="VerbatimChar"/>
-        </w:rPr>
-        <w:t xml:space="preserve">        + signOut() Future~void~</w:t>
-      </w:r>
-      <w:r>
-        <w:br/>
-      </w:r>
-      <w:r>
-        <w:rPr>
-          <w:rStyle w:val="VerbatimChar"/>
-        </w:rPr>
-        <w:t xml:space="preserve">        - syncUserToSql(User user) Future~void~</w:t>
-      </w:r>
-      <w:r>
-        <w:br/>
-      </w:r>
-      <w:r>
-        <w:rPr>
-          <w:rStyle w:val="VerbatimChar"/>
-        </w:rPr>
-        <w:t xml:space="preserve">    }</w:t>
-      </w:r>
-      <w:r>
-        <w:br/>
-      </w:r>
-      <w:r>
-        <w:br/>
-      </w:r>
-      <w:r>
-        <w:rPr>
-          <w:rStyle w:val="VerbatimChar"/>
-        </w:rPr>
-        <w:t xml:space="preserve">    UserModel "*" &lt;.. "1" SqlServerHelper : Fetched by</w:t>
-      </w:r>
-      <w:r>
-        <w:br/>
-      </w:r>
-      <w:r>
-        <w:rPr>
-          <w:rStyle w:val="VerbatimChar"/>
-        </w:rPr>
-        <w:t xml:space="preserve">    ExpenseModel "*" &lt;.. "1" SqlServerHelper : Saved by</w:t>
-      </w:r>
-      <w:r>
-        <w:br/>
-      </w:r>
-      <w:r>
-        <w:rPr>
-          <w:rStyle w:val="VerbatimChar"/>
-        </w:rPr>
-        <w:t xml:space="preserve">    GroupModel "*" &lt;.. "1" SqlServerHelper : Managed by</w:t>
-      </w:r>
-      <w:r>
-        <w:br/>
-      </w:r>
-      <w:r>
-        <w:rPr>
-          <w:rStyle w:val="VerbatimChar"/>
-        </w:rPr>
-        <w:t xml:space="preserve">    ChatMessageModel "*" &lt;.. "1" SqlServerHelper : Stored by</w:t>
-      </w:r>
-      <w:r>
-        <w:br/>
-      </w:r>
-      <w:r>
-        <w:rPr>
-          <w:rStyle w:val="VerbatimChar"/>
-        </w:rPr>
-        <w:t xml:space="preserve">    AuthService ..&gt; SqlServerHelper : Uses</w:t>
-      </w:r>
-    </w:p>
-    <w:bookmarkStart w:id="42" w:name="đặc-tả-lớp-thiết-kế"/>
+        <w:pStyle w:val="CaptionedFigure"/>
+      </w:pPr>
+      <w:r>
+        <w:drawing>
+          <wp:inline>
+            <wp:extent cx="5397500" cy="1383797"/>
+            <wp:effectExtent b="0" l="0" r="0" t="0"/>
+            <wp:docPr descr="diagram" title="" id="52" name="Picture"/>
+            <a:graphic>
+              <a:graphicData uri="http://schemas.openxmlformats.org/drawingml/2006/picture">
+                <pic:pic>
+                  <pic:nvPicPr>
+                    <pic:cNvPr descr="./thesis_content_with_images-4.png" id="53" name="Picture"/>
+                    <pic:cNvPicPr>
+                      <a:picLocks noChangeArrowheads="1" noChangeAspect="1"/>
+                    </pic:cNvPicPr>
+                  </pic:nvPicPr>
+                  <pic:blipFill>
+                    <a:blip r:embed="rId51"/>
+                    <a:stretch>
+                      <a:fillRect/>
+                    </a:stretch>
+                  </pic:blipFill>
+                  <pic:spPr bwMode="auto">
+                    <a:xfrm>
+                      <a:off x="0" y="0"/>
+                      <a:ext cx="5397500" cy="1383797"/>
+                    </a:xfrm>
+                    <a:prstGeom prst="rect">
+                      <a:avLst/>
+                    </a:prstGeom>
+                    <a:noFill/>
+                    <a:ln w="9525">
+                      <a:noFill/>
+                      <a:headEnd/>
+                      <a:tailEnd/>
+                    </a:ln>
+                  </pic:spPr>
+                </pic:pic>
+              </a:graphicData>
+            </a:graphic>
+          </wp:inline>
+        </w:drawing>
+      </w:r>
+    </w:p>
+    <w:p>
+      <w:pPr>
+        <w:pStyle w:val="ImageCaption"/>
+      </w:pPr>
+      <w:r>
+        <w:t xml:space="preserve">diagram</w:t>
+      </w:r>
+    </w:p>
+    <w:bookmarkStart w:id="54" w:name="đặc-tả-lớp-thiết-kế"/>
     <w:p>
       <w:pPr>
         <w:pStyle w:val="Heading3"/>
@@ -3224,8 +2654,8 @@
         <w:t xml:space="preserve">để tuần tự hóa và giải tuần tự hóa dữ liệu JSON nhận được từ cơ sở dữ liệu.</w:t>
       </w:r>
     </w:p>
-    <w:bookmarkEnd w:id="42"/>
-    <w:bookmarkStart w:id="43" w:name="ràng-buộc-toàn-vẹn"/>
+    <w:bookmarkEnd w:id="54"/>
+    <w:bookmarkStart w:id="55" w:name="ràng-buộc-toàn-vẹn"/>
     <w:p>
       <w:pPr>
         <w:pStyle w:val="Heading3"/>
@@ -3509,9 +2939,9 @@
         <w:t xml:space="preserve">bắt buộc phải là số dương (&gt; 0).</w:t>
       </w:r>
     </w:p>
-    <w:bookmarkEnd w:id="43"/>
-    <w:bookmarkEnd w:id="44"/>
-    <w:bookmarkStart w:id="45" w:name="mô-hình-dữ-liệu"/>
+    <w:bookmarkEnd w:id="55"/>
+    <w:bookmarkEnd w:id="56"/>
+    <w:bookmarkStart w:id="57" w:name="mô-hình-dữ-liệu"/>
     <w:p>
       <w:pPr>
         <w:pStyle w:val="Heading2"/>
@@ -4071,8 +3501,8 @@
         <w:t xml:space="preserve">(DATETIME): Mốc thời gian gửi.</w:t>
       </w:r>
     </w:p>
-    <w:bookmarkEnd w:id="45"/>
-    <w:bookmarkStart w:id="49" w:name="thiết-kế-mô-hình-3-lớp"/>
+    <w:bookmarkEnd w:id="57"/>
+    <w:bookmarkStart w:id="61" w:name="thiết-kế-mô-hình-3-lớp"/>
     <w:p>
       <w:pPr>
         <w:pStyle w:val="Heading2"/>
@@ -4089,7 +3519,7 @@
         <w:t xml:space="preserve">Ứng dụng Flutter được thiết kế bám sát kiến trúc phần mềm 3 lớp (3-Tier Architecture) giúp tách biệt rõ ràng giữa Giao diện, Xử lý logic và Dữ liệu:</w:t>
       </w:r>
     </w:p>
-    <w:bookmarkStart w:id="46" w:name="tầng-giao-diện-presentation-layer"/>
+    <w:bookmarkStart w:id="58" w:name="tầng-giao-diện-presentation-layer"/>
     <w:p>
       <w:pPr>
         <w:pStyle w:val="Heading3"/>
@@ -4106,8 +3536,8 @@
         <w:t xml:space="preserve">Chứa các thành phần UI (Widgets) như màn hình Đăng nhập, Dashboard biểu đồ, danh sách chi tiêu. Tầng này không chứa logic tính toán mà chỉ lắng nghe (Listen) sự thay đổi trạng thái từ tầng Logic bằng Riverpod. Nó nhận thao tác chạm (Tap), nhập liệu (Input) của người dùng và chuyển yêu cầu xuống dưới.</w:t>
       </w:r>
     </w:p>
-    <w:bookmarkEnd w:id="46"/>
-    <w:bookmarkStart w:id="47" w:name="Xacada823c67fe20eb80c44a8ec023bca920560e"/>
+    <w:bookmarkEnd w:id="58"/>
+    <w:bookmarkStart w:id="59" w:name="Xacada823c67fe20eb80c44a8ec023bca920560e"/>
     <w:p>
       <w:pPr>
         <w:pStyle w:val="Heading3"/>
@@ -4148,8 +3578,8 @@
         <w:t xml:space="preserve">). Tại đây chứa các quy tắc nghiệp vụ như kiểm tra tính hợp lệ của số tiền nhập vào, tính toán tổng số dư ngân sách hiện tại, và ra quyết định gọi phương thức thêm, sửa, xóa dữ liệu. Tầng này sẽ định dạng tham số và truyền xuống tầng Dữ liệu.</w:t>
       </w:r>
     </w:p>
-    <w:bookmarkEnd w:id="47"/>
-    <w:bookmarkStart w:id="48" w:name="tầng-truy-cập-dữ-liệu-data-access-layer"/>
+    <w:bookmarkEnd w:id="59"/>
+    <w:bookmarkStart w:id="60" w:name="tầng-truy-cập-dữ-liệu-data-access-layer"/>
     <w:p>
       <w:pPr>
         <w:pStyle w:val="Heading3"/>
@@ -4181,10 +3611,10 @@
         <w:t xml:space="preserve">hoạt động. Nhiệm vụ duy nhất của nó là nhận các câu lệnh SQL từ tầng Logic, chuyển đổi các tham số (Parameterized Data) thành chuỗi truy vấn an toàn và giao tiếp trực tiếp với Microsoft SQL Server thông qua cổng TCP (Port 1434). Sau khi nhận được kết quả (ResultSet), nó sẽ ánh xạ thành danh sách các đối tượng Model và trả ngược lên trên.</w:t>
       </w:r>
     </w:p>
-    <w:bookmarkEnd w:id="48"/>
-    <w:bookmarkEnd w:id="49"/>
-    <w:bookmarkEnd w:id="50"/>
-    <w:bookmarkStart w:id="62" w:name="chương-4-cài-đặt-hệ-thống"/>
+    <w:bookmarkEnd w:id="60"/>
+    <w:bookmarkEnd w:id="61"/>
+    <w:bookmarkEnd w:id="62"/>
+    <w:bookmarkStart w:id="74" w:name="chương-4-cài-đặt-hệ-thống"/>
     <w:p>
       <w:pPr>
         <w:pStyle w:val="Heading1"/>
@@ -4193,7 +3623,7 @@
         <w:t xml:space="preserve">CHƯƠNG 4: CÀI ĐẶT HỆ THỐNG</w:t>
       </w:r>
     </w:p>
-    <w:bookmarkStart w:id="51" w:name="công-cụ-và-môi-trường-phát-triển"/>
+    <w:bookmarkStart w:id="63" w:name="công-cụ-và-môi-trường-phát-triển"/>
     <w:p>
       <w:pPr>
         <w:pStyle w:val="Heading2"/>
@@ -4342,8 +3772,8 @@
         <w:t xml:space="preserve">Git và GitHub.</w:t>
       </w:r>
     </w:p>
-    <w:bookmarkEnd w:id="51"/>
-    <w:bookmarkStart w:id="52" w:name="tổ-chức-mã-nguồn"/>
+    <w:bookmarkEnd w:id="63"/>
+    <w:bookmarkStart w:id="64" w:name="tổ-chức-mã-nguồn"/>
     <w:p>
       <w:pPr>
         <w:pStyle w:val="Heading2"/>
@@ -4477,8 +3907,8 @@
         <w:t xml:space="preserve">: Quản lý giao diện và logic tương tác với Chatbot AI.</w:t>
       </w:r>
     </w:p>
-    <w:bookmarkEnd w:id="52"/>
-    <w:bookmarkStart w:id="57" w:name="cài-đặt-chức-năng-cốt-lõi"/>
+    <w:bookmarkEnd w:id="64"/>
+    <w:bookmarkStart w:id="69" w:name="cài-đặt-chức-năng-cốt-lõi"/>
     <w:p>
       <w:pPr>
         <w:pStyle w:val="Heading2"/>
@@ -4487,7 +3917,7 @@
         <w:t xml:space="preserve">4.3. Cài đặt chức năng cốt lõi</w:t>
       </w:r>
     </w:p>
-    <w:bookmarkStart w:id="53" w:name="cài-đặt-cơ-chế-hybrid-auth"/>
+    <w:bookmarkStart w:id="65" w:name="cài-đặt-cơ-chế-hybrid-auth"/>
     <w:p>
       <w:pPr>
         <w:pStyle w:val="Heading3"/>
@@ -4585,8 +4015,8 @@
         <w:t xml:space="preserve">lại thông tin phòng trường hợp người dùng đổi tên trên Google.</w:t>
       </w:r>
     </w:p>
-    <w:bookmarkEnd w:id="53"/>
-    <w:bookmarkStart w:id="54" w:name="cài-đặt-tính-năng-thêm-chi-tiêu-crud"/>
+    <w:bookmarkEnd w:id="65"/>
+    <w:bookmarkStart w:id="66" w:name="cài-đặt-tính-năng-thêm-chi-tiêu-crud"/>
     <w:p>
       <w:pPr>
         <w:pStyle w:val="Heading3"/>
@@ -4669,8 +4099,8 @@
         <w:t xml:space="preserve">INSERT INTO Expenses (Id, Amount, Description, Category, Date) VALUES (@id, @amount, @desc, @cat, @date)</w:t>
       </w:r>
     </w:p>
-    <w:bookmarkEnd w:id="54"/>
-    <w:bookmarkStart w:id="55" w:name="cài-đặt-chức-năng-chatbot-ai"/>
+    <w:bookmarkEnd w:id="66"/>
+    <w:bookmarkStart w:id="67" w:name="cài-đặt-chức-năng-chatbot-ai"/>
     <w:p>
       <w:pPr>
         <w:pStyle w:val="Heading3"/>
@@ -4723,8 +4153,8 @@
         <w:t xml:space="preserve">) và hiển thị trên màn hình, giúp người dùng có lịch sử tư vấn tài chính liên tục và liền mạch.</w:t>
       </w:r>
     </w:p>
-    <w:bookmarkEnd w:id="55"/>
-    <w:bookmarkStart w:id="56" w:name="cài-đặt-đồng-bộ-sql-server-docker"/>
+    <w:bookmarkEnd w:id="67"/>
+    <w:bookmarkStart w:id="68" w:name="cài-đặt-đồng-bộ-sql-server-docker"/>
     <w:p>
       <w:pPr>
         <w:pStyle w:val="Heading3"/>
@@ -4768,9 +4198,9 @@
         <w:t xml:space="preserve">. Port nội bộ 1433 được ánh xạ ra port 1434 của máy chủ Linux vật lý (IP: 192.168.100.160) để các thiết bị di động kết nối cùng mạng Wi-Fi có thể dễ dàng truy cập.</w:t>
       </w:r>
     </w:p>
-    <w:bookmarkEnd w:id="56"/>
-    <w:bookmarkEnd w:id="57"/>
-    <w:bookmarkStart w:id="60" w:name="cài-đặt-giao-diện"/>
+    <w:bookmarkEnd w:id="68"/>
+    <w:bookmarkEnd w:id="69"/>
+    <w:bookmarkStart w:id="72" w:name="cài-đặt-giao-diện"/>
     <w:p>
       <w:pPr>
         <w:pStyle w:val="Heading2"/>
@@ -4779,7 +4209,7 @@
         <w:t xml:space="preserve">4.4. Cài đặt giao diện</w:t>
       </w:r>
     </w:p>
-    <w:bookmarkStart w:id="58" w:name="màn-hình-đăng-nhập"/>
+    <w:bookmarkStart w:id="70" w:name="màn-hình-đăng-nhập"/>
     <w:p>
       <w:pPr>
         <w:pStyle w:val="Heading3"/>
@@ -4814,8 +4244,8 @@
         <w:t xml:space="preserve">nằm ở trung tâm. Sau khi bấm, hộp thoại chuẩn của Google hiện lên để người dùng chọn tài khoản. Logo ứng dụng và Slogan được bố trí ở nửa trên màn hình.</w:t>
       </w:r>
     </w:p>
-    <w:bookmarkEnd w:id="58"/>
-    <w:bookmarkStart w:id="59" w:name="màn-hình-dashboard-và-thống-kê"/>
+    <w:bookmarkEnd w:id="70"/>
+    <w:bookmarkStart w:id="71" w:name="màn-hình-dashboard-và-thống-kê"/>
     <w:p>
       <w:pPr>
         <w:pStyle w:val="Heading3"/>
@@ -4856,9 +4286,9 @@
         <w:t xml:space="preserve">. Người dùng có thể vuốt (Swipe to dismiss) để xóa giao dịch.</w:t>
       </w:r>
     </w:p>
-    <w:bookmarkEnd w:id="59"/>
-    <w:bookmarkEnd w:id="60"/>
-    <w:bookmarkStart w:id="61" w:name="kịch-bản-kiểm-thử-test-cases"/>
+    <w:bookmarkEnd w:id="71"/>
+    <w:bookmarkEnd w:id="72"/>
+    <w:bookmarkStart w:id="73" w:name="kịch-bản-kiểm-thử-test-cases"/>
     <w:p>
       <w:pPr>
         <w:pStyle w:val="Heading2"/>
@@ -5307,9 +4737,9 @@
         </w:tc>
       </w:tr>
     </w:tbl>
-    <w:bookmarkEnd w:id="61"/>
-    <w:bookmarkEnd w:id="62"/>
-    <w:bookmarkStart w:id="63" w:name="kết-luận"/>
+    <w:bookmarkEnd w:id="73"/>
+    <w:bookmarkEnd w:id="74"/>
+    <w:bookmarkStart w:id="75" w:name="kết-luận"/>
     <w:p>
       <w:pPr>
         <w:pStyle w:val="Heading1"/>
@@ -5352,8 +4782,8 @@
         <w:t xml:space="preserve">Tuy nhiên, do giới hạn về mặt nguồn lực, hệ thống vẫn còn một số điểm cần cải thiện trong tương lai. Kiến trúc kết nối trực tiếp từ App Mobile đến CSDL chỉ thực sự an toàn trong môi trường mạng nội bộ (LAN). Hướng phát triển ưu tiên trong giai đoạn tới là bổ sung một lớp Backend trung gian (như ASP.NET Core API) nhằm xử lý toàn bộ logic truy vấn, qua đó có thể đưa hệ thống lên các nền tảng Cloud public một cách an toàn nhất. Bên cạnh đó, việc tích hợp Trí tuệ nhân tạo (AI) để quét hóa đơn tự động và phân tích xu hướng chi tiêu cũng là những tính năng đầy hứa hẹn.</w:t>
       </w:r>
     </w:p>
-    <w:bookmarkEnd w:id="63"/>
-    <w:bookmarkStart w:id="64" w:name="tài-liệu-tham-khảo"/>
+    <w:bookmarkEnd w:id="75"/>
+    <w:bookmarkStart w:id="76" w:name="tài-liệu-tham-khảo"/>
     <w:p>
       <w:pPr>
         <w:pStyle w:val="Heading1"/>
@@ -5460,7 +4890,7 @@
         <w:t xml:space="preserve">Đại học Công Thương TP.HCM, 2025.</w:t>
       </w:r>
     </w:p>
-    <w:bookmarkEnd w:id="64"/>
+    <w:bookmarkEnd w:id="76"/>
     <w:sectPr>
       <w:footerReference r:id="rId13" w:type="default"/>
       <w:pgSz w:code="9" w:h="16840" w:w="11907"/>
